--- a/Documentos/Planes/CACIF-PGC.docx
+++ b/Documentos/Planes/CACIF-PGC.docx
@@ -799,7 +799,7 @@
     <w:sdt>
       <w:sdtPr>
         <w:lock w:val="contentLocked"/>
-        <w:id w:val="-1519435070"/>
+        <w:id w:val="1870021184"/>
         <w:tag w:val="goog_rdk_0"/>
       </w:sdtPr>
       <w:sdtContent>
@@ -839,7 +839,7 @@
             </w:trPr>
             <w:tc>
               <w:tcPr>
-                <w:shd w:fill="auto" w:val="clear"/>
+                <w:shd w:fill="cfe2f3" w:val="clear"/>
                 <w:tcMar>
                   <w:top w:w="56.69291338582678" w:type="dxa"/>
                   <w:left w:w="56.69291338582678" w:type="dxa"/>
@@ -870,7 +870,7 @@
             </w:tc>
             <w:tc>
               <w:tcPr>
-                <w:shd w:fill="auto" w:val="clear"/>
+                <w:shd w:fill="cfe2f3" w:val="clear"/>
                 <w:tcMar>
                   <w:top w:w="56.69291338582678" w:type="dxa"/>
                   <w:left w:w="56.69291338582678" w:type="dxa"/>
@@ -901,7 +901,7 @@
             </w:tc>
             <w:tc>
               <w:tcPr>
-                <w:shd w:fill="auto" w:val="clear"/>
+                <w:shd w:fill="cfe2f3" w:val="clear"/>
                 <w:tcMar>
                   <w:top w:w="56.69291338582678" w:type="dxa"/>
                   <w:left w:w="56.69291338582678" w:type="dxa"/>
@@ -960,6 +960,11 @@
                   </w:rPr>
                   <w:t xml:space="preserve">Gestor de la Configuración del Software</w:t>
                 </w:r>
+                <w:r>
+                  <w:rPr>
+                    <w:rtl w:val="0"/>
+                  </w:rPr>
+                </w:r>
               </w:p>
             </w:tc>
             <w:tc>
@@ -1042,7 +1047,7 @@
                   <w:rPr>
                     <w:rtl w:val="0"/>
                   </w:rPr>
-                  <w:t xml:space="preserve">Desarrollador</w:t>
+                  <w:t xml:space="preserve">Bibliotecario</w:t>
                 </w:r>
               </w:p>
             </w:tc>
@@ -1068,7 +1073,7 @@
                   <w:rPr>
                     <w:rtl w:val="0"/>
                   </w:rPr>
-                  <w:t xml:space="preserve">2</w:t>
+                  <w:t xml:space="preserve">1</w:t>
                 </w:r>
               </w:p>
             </w:tc>
@@ -1094,7 +1099,7 @@
                   <w:rPr>
                     <w:rtl w:val="0"/>
                   </w:rPr>
-                  <w:t xml:space="preserve">Modifican el código fuente crean los pull requests y tienen la obligación de resolver los conflictos locales en sus ramas antes de solicitar integraciones al repositorio principal</w:t>
+                  <w:t xml:space="preserve">Evalúa, aprueba o rechaza las solicitudes de cambio (RFC). Supervisa el impacto de los cambios en el proyecto y coordina con el cliente la entrega de versiones finales. </w:t>
                 </w:r>
               </w:p>
             </w:tc>
@@ -1126,7 +1131,7 @@
                   <w:rPr>
                     <w:rtl w:val="0"/>
                   </w:rPr>
-                  <w:t xml:space="preserve">Analista QA</w:t>
+                  <w:t xml:space="preserve">Comité de Control de Cambios</w:t>
                 </w:r>
               </w:p>
             </w:tc>
@@ -1152,7 +1157,7 @@
                   <w:rPr>
                     <w:rtl w:val="0"/>
                   </w:rPr>
-                  <w:t xml:space="preserve">2</w:t>
+                  <w:t xml:space="preserve">1</w:t>
                 </w:r>
               </w:p>
             </w:tc>
@@ -1178,7 +1183,7 @@
                   <w:rPr>
                     <w:rtl w:val="0"/>
                   </w:rPr>
-                  <w:t xml:space="preserve">Ejecutan las pruebas en los entornos aislados de tests y dan el check para que una versión pase de la etapa de desarrollo a la linea de produccion</w:t>
+                  <w:t xml:space="preserve">Modifican el código fuente, crean pull requests y resuelven conflictos locales. El "Bibliotecario" tradicionalmente controla el acceso al repositorio, pero hoy se asimila al rol de desarrollador. </w:t>
                 </w:r>
               </w:p>
             </w:tc>
@@ -1190,12 +1195,7 @@
             </w:trPr>
             <w:tc>
               <w:tcPr>
-                <w:tcBorders>
-                  <w:top w:color="1f1f1f" w:space="0" w:sz="6" w:val="single"/>
-                  <w:left w:color="1f1f1f" w:space="0" w:sz="6" w:val="single"/>
-                  <w:bottom w:color="1f1f1f" w:space="0" w:sz="6" w:val="single"/>
-                  <w:right w:color="1f1f1f" w:space="0" w:sz="6" w:val="single"/>
-                </w:tcBorders>
+                <w:shd w:fill="auto" w:val="clear"/>
                 <w:tcMar>
                   <w:top w:w="56.69291338582678" w:type="dxa"/>
                   <w:left w:w="56.69291338582678" w:type="dxa"/>
@@ -1209,27 +1209,19 @@
                   <w:widowControl w:val="0"/>
                   <w:spacing w:after="200" w:before="200" w:line="240" w:lineRule="auto"/>
                   <w:jc w:val="center"/>
-                  <w:rPr>
-                    <w:color w:val="1f1f1f"/>
-                  </w:rPr>
+                  <w:rPr/>
                 </w:pPr>
                 <w:r>
                   <w:rPr>
-                    <w:color w:val="1f1f1f"/>
                     <w:rtl w:val="0"/>
                   </w:rPr>
-                  <w:t xml:space="preserve">Arquitecto de Software</w:t>
+                  <w:t xml:space="preserve">Auditor de Configuración </w:t>
                 </w:r>
               </w:p>
             </w:tc>
             <w:tc>
               <w:tcPr>
-                <w:tcBorders>
-                  <w:top w:color="1f1f1f" w:space="0" w:sz="6" w:val="single"/>
-                  <w:left w:color="1f1f1f" w:space="0" w:sz="6" w:val="single"/>
-                  <w:bottom w:color="1f1f1f" w:space="0" w:sz="6" w:val="single"/>
-                  <w:right w:color="1f1f1f" w:space="0" w:sz="6" w:val="single"/>
-                </w:tcBorders>
+                <w:shd w:fill="auto" w:val="clear"/>
                 <w:tcMar>
                   <w:top w:w="56.69291338582678" w:type="dxa"/>
                   <w:left w:w="56.69291338582678" w:type="dxa"/>
@@ -1243,13 +1235,10 @@
                   <w:widowControl w:val="0"/>
                   <w:spacing w:after="200" w:before="200" w:line="240" w:lineRule="auto"/>
                   <w:jc w:val="center"/>
-                  <w:rPr>
-                    <w:color w:val="1f1f1f"/>
-                  </w:rPr>
+                  <w:rPr/>
                 </w:pPr>
                 <w:r>
                   <w:rPr>
-                    <w:color w:val="1f1f1f"/>
                     <w:rtl w:val="0"/>
                   </w:rPr>
                   <w:t xml:space="preserve">1</w:t>
@@ -1258,12 +1247,7 @@
             </w:tc>
             <w:tc>
               <w:tcPr>
-                <w:tcBorders>
-                  <w:top w:color="1f1f1f" w:space="0" w:sz="6" w:val="single"/>
-                  <w:left w:color="1f1f1f" w:space="0" w:sz="6" w:val="single"/>
-                  <w:bottom w:color="1f1f1f" w:space="0" w:sz="6" w:val="single"/>
-                  <w:right w:color="1f1f1f" w:space="0" w:sz="6" w:val="single"/>
-                </w:tcBorders>
+                <w:shd w:fill="auto" w:val="clear"/>
                 <w:tcMar>
                   <w:top w:w="56.69291338582678" w:type="dxa"/>
                   <w:left w:w="56.69291338582678" w:type="dxa"/>
@@ -1277,340 +1261,13 @@
                   <w:widowControl w:val="0"/>
                   <w:spacing w:after="200" w:before="200" w:line="240" w:lineRule="auto"/>
                   <w:jc w:val="center"/>
-                  <w:rPr>
-                    <w:color w:val="1f1f1f"/>
-                  </w:rPr>
+                  <w:rPr/>
                 </w:pPr>
                 <w:r>
                   <w:rPr>
-                    <w:color w:val="1f1f1f"/>
                     <w:rtl w:val="0"/>
                   </w:rPr>
-                  <w:t xml:space="preserve">Define la estructura técnica de alto nivel y los patrones de diseño; selecciona el stack tecnológico y asegura que la solución sea escalable, segura y mantenible a largo plazo.</w:t>
-                </w:r>
-              </w:p>
-            </w:tc>
-          </w:tr>
-          <w:tr>
-            <w:trPr>
-              <w:cantSplit w:val="0"/>
-              <w:tblHeader w:val="0"/>
-            </w:trPr>
-            <w:tc>
-              <w:tcPr>
-                <w:tcBorders>
-                  <w:top w:color="1f1f1f" w:space="0" w:sz="6" w:val="single"/>
-                  <w:left w:color="1f1f1f" w:space="0" w:sz="6" w:val="single"/>
-                  <w:bottom w:color="1f1f1f" w:space="0" w:sz="6" w:val="single"/>
-                  <w:right w:color="1f1f1f" w:space="0" w:sz="6" w:val="single"/>
-                </w:tcBorders>
-                <w:tcMar>
-                  <w:top w:w="56.69291338582678" w:type="dxa"/>
-                  <w:left w:w="56.69291338582678" w:type="dxa"/>
-                  <w:bottom w:w="56.69291338582678" w:type="dxa"/>
-                  <w:right w:w="56.69291338582678" w:type="dxa"/>
-                </w:tcMar>
-                <w:vAlign w:val="center"/>
-              </w:tcPr>
-              <w:p>
-                <w:pPr>
-                  <w:widowControl w:val="0"/>
-                  <w:spacing w:after="200" w:before="200" w:line="240" w:lineRule="auto"/>
-                  <w:jc w:val="center"/>
-                  <w:rPr>
-                    <w:color w:val="1f1f1f"/>
-                  </w:rPr>
-                </w:pPr>
-                <w:r>
-                  <w:rPr>
-                    <w:color w:val="1f1f1f"/>
-                    <w:rtl w:val="0"/>
-                  </w:rPr>
-                  <w:t xml:space="preserve">Diseñador UX</w:t>
-                </w:r>
-              </w:p>
-            </w:tc>
-            <w:tc>
-              <w:tcPr>
-                <w:tcBorders>
-                  <w:top w:color="1f1f1f" w:space="0" w:sz="6" w:val="single"/>
-                  <w:left w:color="1f1f1f" w:space="0" w:sz="6" w:val="single"/>
-                  <w:bottom w:color="1f1f1f" w:space="0" w:sz="6" w:val="single"/>
-                  <w:right w:color="1f1f1f" w:space="0" w:sz="6" w:val="single"/>
-                </w:tcBorders>
-                <w:tcMar>
-                  <w:top w:w="56.69291338582678" w:type="dxa"/>
-                  <w:left w:w="56.69291338582678" w:type="dxa"/>
-                  <w:bottom w:w="56.69291338582678" w:type="dxa"/>
-                  <w:right w:w="56.69291338582678" w:type="dxa"/>
-                </w:tcMar>
-                <w:vAlign w:val="center"/>
-              </w:tcPr>
-              <w:p>
-                <w:pPr>
-                  <w:widowControl w:val="0"/>
-                  <w:spacing w:after="200" w:before="200" w:line="240" w:lineRule="auto"/>
-                  <w:jc w:val="center"/>
-                  <w:rPr>
-                    <w:color w:val="1f1f1f"/>
-                  </w:rPr>
-                </w:pPr>
-                <w:r>
-                  <w:rPr>
-                    <w:color w:val="1f1f1f"/>
-                    <w:rtl w:val="0"/>
-                  </w:rPr>
-                  <w:t xml:space="preserve">1</w:t>
-                </w:r>
-              </w:p>
-            </w:tc>
-            <w:tc>
-              <w:tcPr>
-                <w:tcBorders>
-                  <w:top w:color="1f1f1f" w:space="0" w:sz="6" w:val="single"/>
-                  <w:left w:color="1f1f1f" w:space="0" w:sz="6" w:val="single"/>
-                  <w:bottom w:color="1f1f1f" w:space="0" w:sz="6" w:val="single"/>
-                  <w:right w:color="1f1f1f" w:space="0" w:sz="6" w:val="single"/>
-                </w:tcBorders>
-                <w:tcMar>
-                  <w:top w:w="56.69291338582678" w:type="dxa"/>
-                  <w:left w:w="56.69291338582678" w:type="dxa"/>
-                  <w:bottom w:w="56.69291338582678" w:type="dxa"/>
-                  <w:right w:w="56.69291338582678" w:type="dxa"/>
-                </w:tcMar>
-                <w:vAlign w:val="center"/>
-              </w:tcPr>
-              <w:p>
-                <w:pPr>
-                  <w:widowControl w:val="0"/>
-                  <w:spacing w:after="200" w:before="200" w:line="240" w:lineRule="auto"/>
-                  <w:jc w:val="center"/>
-                  <w:rPr>
-                    <w:color w:val="1f1f1f"/>
-                  </w:rPr>
-                </w:pPr>
-                <w:r>
-                  <w:rPr>
-                    <w:color w:val="1f1f1f"/>
-                    <w:rtl w:val="0"/>
-                  </w:rPr>
-                  <w:t xml:space="preserve">Elabora los flujos de usuario, wireframes y prototipos interactivos; su prioridad es garantizar que la interfaz sea intuitiva y reduzca la carga cognitiva del usuario final.</w:t>
-                </w:r>
-              </w:p>
-            </w:tc>
-          </w:tr>
-          <w:tr>
-            <w:trPr>
-              <w:cantSplit w:val="0"/>
-              <w:tblHeader w:val="0"/>
-            </w:trPr>
-            <w:tc>
-              <w:tcPr>
-                <w:tcBorders>
-                  <w:top w:color="1f1f1f" w:space="0" w:sz="6" w:val="single"/>
-                  <w:left w:color="1f1f1f" w:space="0" w:sz="6" w:val="single"/>
-                  <w:bottom w:color="1f1f1f" w:space="0" w:sz="6" w:val="single"/>
-                  <w:right w:color="1f1f1f" w:space="0" w:sz="6" w:val="single"/>
-                </w:tcBorders>
-                <w:tcMar>
-                  <w:top w:w="56.69291338582678" w:type="dxa"/>
-                  <w:left w:w="56.69291338582678" w:type="dxa"/>
-                  <w:bottom w:w="56.69291338582678" w:type="dxa"/>
-                  <w:right w:w="56.69291338582678" w:type="dxa"/>
-                </w:tcMar>
-                <w:vAlign w:val="center"/>
-              </w:tcPr>
-              <w:p>
-                <w:pPr>
-                  <w:widowControl w:val="0"/>
-                  <w:spacing w:after="200" w:before="200" w:line="240" w:lineRule="auto"/>
-                  <w:jc w:val="center"/>
-                  <w:rPr>
-                    <w:color w:val="1f1f1f"/>
-                  </w:rPr>
-                </w:pPr>
-                <w:r>
-                  <w:rPr>
-                    <w:color w:val="1f1f1f"/>
-                    <w:rtl w:val="0"/>
-                  </w:rPr>
-                  <w:t xml:space="preserve">Administrador de Base de Datos (DBA)</w:t>
-                </w:r>
-              </w:p>
-            </w:tc>
-            <w:tc>
-              <w:tcPr>
-                <w:tcBorders>
-                  <w:top w:color="1f1f1f" w:space="0" w:sz="6" w:val="single"/>
-                  <w:left w:color="1f1f1f" w:space="0" w:sz="6" w:val="single"/>
-                  <w:bottom w:color="1f1f1f" w:space="0" w:sz="6" w:val="single"/>
-                  <w:right w:color="1f1f1f" w:space="0" w:sz="6" w:val="single"/>
-                </w:tcBorders>
-                <w:tcMar>
-                  <w:top w:w="56.69291338582678" w:type="dxa"/>
-                  <w:left w:w="56.69291338582678" w:type="dxa"/>
-                  <w:bottom w:w="56.69291338582678" w:type="dxa"/>
-                  <w:right w:w="56.69291338582678" w:type="dxa"/>
-                </w:tcMar>
-                <w:vAlign w:val="center"/>
-              </w:tcPr>
-              <w:p>
-                <w:pPr>
-                  <w:widowControl w:val="0"/>
-                  <w:spacing w:after="200" w:before="200" w:line="240" w:lineRule="auto"/>
-                  <w:jc w:val="center"/>
-                  <w:rPr>
-                    <w:color w:val="1f1f1f"/>
-                  </w:rPr>
-                </w:pPr>
-                <w:r>
-                  <w:rPr>
-                    <w:color w:val="1f1f1f"/>
-                    <w:rtl w:val="0"/>
-                  </w:rPr>
-                  <w:t xml:space="preserve">1</w:t>
-                </w:r>
-              </w:p>
-            </w:tc>
-            <w:tc>
-              <w:tcPr>
-                <w:tcBorders>
-                  <w:top w:color="1f1f1f" w:space="0" w:sz="6" w:val="single"/>
-                  <w:left w:color="1f1f1f" w:space="0" w:sz="6" w:val="single"/>
-                  <w:bottom w:color="1f1f1f" w:space="0" w:sz="6" w:val="single"/>
-                  <w:right w:color="1f1f1f" w:space="0" w:sz="6" w:val="single"/>
-                </w:tcBorders>
-                <w:tcMar>
-                  <w:top w:w="56.69291338582678" w:type="dxa"/>
-                  <w:left w:w="56.69291338582678" w:type="dxa"/>
-                  <w:bottom w:w="56.69291338582678" w:type="dxa"/>
-                  <w:right w:w="56.69291338582678" w:type="dxa"/>
-                </w:tcMar>
-                <w:vAlign w:val="center"/>
-              </w:tcPr>
-              <w:p>
-                <w:pPr>
-                  <w:widowControl w:val="0"/>
-                  <w:spacing w:after="200" w:before="200" w:line="240" w:lineRule="auto"/>
-                  <w:jc w:val="center"/>
-                  <w:rPr>
-                    <w:color w:val="1f1f1f"/>
-                  </w:rPr>
-                </w:pPr>
-                <w:r>
-                  <w:rPr>
-                    <w:color w:val="1f1f1f"/>
-                    <w:rtl w:val="0"/>
-                  </w:rPr>
-                  <w:t xml:space="preserve">Diseña y optimiza los esquemas de datos, garantiza la integridad y seguridad de la información, y gestiona el rendimiento de las consultas y las políticas de respaldo.</w:t>
-                </w:r>
-              </w:p>
-            </w:tc>
-          </w:tr>
-          <w:tr>
-            <w:trPr>
-              <w:cantSplit w:val="0"/>
-              <w:tblHeader w:val="0"/>
-            </w:trPr>
-            <w:tc>
-              <w:tcPr>
-                <w:tcBorders>
-                  <w:top w:color="1f1f1f" w:space="0" w:sz="6" w:val="single"/>
-                  <w:left w:color="1f1f1f" w:space="0" w:sz="6" w:val="single"/>
-                  <w:bottom w:color="1f1f1f" w:space="0" w:sz="6" w:val="single"/>
-                  <w:right w:color="1f1f1f" w:space="0" w:sz="6" w:val="single"/>
-                </w:tcBorders>
-                <w:tcMar>
-                  <w:top w:w="56.69291338582678" w:type="dxa"/>
-                  <w:left w:w="56.69291338582678" w:type="dxa"/>
-                  <w:bottom w:w="56.69291338582678" w:type="dxa"/>
-                  <w:right w:w="56.69291338582678" w:type="dxa"/>
-                </w:tcMar>
-                <w:vAlign w:val="center"/>
-              </w:tcPr>
-              <w:p>
-                <w:pPr>
-                  <w:widowControl w:val="0"/>
-                  <w:spacing w:after="200" w:before="200" w:line="240" w:lineRule="auto"/>
-                  <w:jc w:val="center"/>
-                  <w:rPr>
-                    <w:color w:val="1f1f1f"/>
-                  </w:rPr>
-                </w:pPr>
-                <w:r>
-                  <w:rPr>
-                    <w:color w:val="1f1f1f"/>
-                    <w:rtl w:val="0"/>
-                  </w:rPr>
-                  <w:t xml:space="preserve">Tester</w:t>
-                </w:r>
-              </w:p>
-            </w:tc>
-            <w:tc>
-              <w:tcPr>
-                <w:tcBorders>
-                  <w:top w:color="1f1f1f" w:space="0" w:sz="6" w:val="single"/>
-                  <w:left w:color="1f1f1f" w:space="0" w:sz="6" w:val="single"/>
-                  <w:bottom w:color="1f1f1f" w:space="0" w:sz="6" w:val="single"/>
-                  <w:right w:color="1f1f1f" w:space="0" w:sz="6" w:val="single"/>
-                </w:tcBorders>
-                <w:tcMar>
-                  <w:top w:w="56.69291338582678" w:type="dxa"/>
-                  <w:left w:w="56.69291338582678" w:type="dxa"/>
-                  <w:bottom w:w="56.69291338582678" w:type="dxa"/>
-                  <w:right w:w="56.69291338582678" w:type="dxa"/>
-                </w:tcMar>
-                <w:vAlign w:val="center"/>
-              </w:tcPr>
-              <w:p>
-                <w:pPr>
-                  <w:widowControl w:val="0"/>
-                  <w:spacing w:after="200" w:before="200" w:line="240" w:lineRule="auto"/>
-                  <w:jc w:val="center"/>
-                  <w:rPr>
-                    <w:color w:val="1f1f1f"/>
-                  </w:rPr>
-                </w:pPr>
-                <w:r>
-                  <w:rPr>
-                    <w:color w:val="1f1f1f"/>
-                    <w:rtl w:val="0"/>
-                  </w:rPr>
-                  <w:t xml:space="preserve">1</w:t>
-                </w:r>
-              </w:p>
-            </w:tc>
-            <w:tc>
-              <w:tcPr>
-                <w:tcBorders>
-                  <w:top w:color="1f1f1f" w:space="0" w:sz="6" w:val="single"/>
-                  <w:left w:color="1f1f1f" w:space="0" w:sz="6" w:val="single"/>
-                  <w:bottom w:color="1f1f1f" w:space="0" w:sz="6" w:val="single"/>
-                  <w:right w:color="1f1f1f" w:space="0" w:sz="6" w:val="single"/>
-                </w:tcBorders>
-                <w:tcMar>
-                  <w:top w:w="56.69291338582678" w:type="dxa"/>
-                  <w:left w:w="56.69291338582678" w:type="dxa"/>
-                  <w:bottom w:w="56.69291338582678" w:type="dxa"/>
-                  <w:right w:w="56.69291338582678" w:type="dxa"/>
-                </w:tcMar>
-                <w:vAlign w:val="center"/>
-              </w:tcPr>
-              <w:p>
-                <w:pPr>
-                  <w:widowControl w:val="0"/>
-                  <w:spacing w:after="200" w:before="200" w:line="240" w:lineRule="auto"/>
-                  <w:jc w:val="center"/>
-                  <w:rPr>
-                    <w:color w:val="1f1f1f"/>
-                  </w:rPr>
-                </w:pPr>
-                <w:r>
-                  <w:rPr>
-                    <w:color w:val="1f1f1f"/>
-                    <w:rtl w:val="0"/>
-                  </w:rPr>
-                  <w:t xml:space="preserve">Se enfoca en la detección de errores específicos mediante la ejecución de casos de prueba funcionales y de regresión, documentando fallos detallados para su corrección inmediata.</w:t>
+                  <w:t xml:space="preserve">Verifica el cumplimiento de los procedimientos de gestión de configuración y control de cambios. Revisa la trazabilidad de versiones, auditorías de líneas base, integridad de los repositorios y cumplimiento de políticas y estándares establecidos. Emite informes de conformidad y detecta desviaciones en el proceso. </w:t>
                 </w:r>
               </w:p>
             </w:tc>
@@ -1618,6 +1275,35 @@
         </w:tbl>
       </w:sdtContent>
     </w:sdt>
+    <w:p>
+      <w:pPr>
+        <w:spacing w:after="200" w:before="200" w:line="360" w:lineRule="auto"/>
+        <w:ind w:left="1269.92125984252" w:firstLine="0"/>
+        <w:jc w:val="center"/>
+        <w:rPr>
+          <w:b w:val="1"/>
+          <w:bCs w:val="1"/>
+          <w:i w:val="1"/>
+          <w:iCs w:val="1"/>
+          <w:color w:val="3d3d3a"/>
+          <w:sz w:val="20"/>
+          <w:szCs w:val="20"/>
+        </w:rPr>
+      </w:pPr>
+      <w:r>
+        <w:rPr>
+          <w:b w:val="1"/>
+          <w:bCs w:val="1"/>
+          <w:i w:val="1"/>
+          <w:iCs w:val="1"/>
+          <w:color w:val="3d3d3a"/>
+          <w:sz w:val="20"/>
+          <w:szCs w:val="20"/>
+          <w:rtl w:val="0"/>
+        </w:rPr>
+        <w:t xml:space="preserve">Tabla 1: Roles y Responsabilidades de la GCS</w:t>
+      </w:r>
+    </w:p>
     <w:p>
       <w:pPr>
         <w:numPr>
@@ -1930,19 +1616,20 @@
             <w:pPr>
               <w:spacing w:after="0" w:before="0" w:lineRule="auto"/>
               <w:rPr>
-                <w:i w:val="1"/>
-                <w:iCs w:val="1"/>
                 <w:color w:val="3d3d3a"/>
               </w:rPr>
             </w:pPr>
             <w:r>
               <w:rPr>
-                <w:i w:val="1"/>
-                <w:iCs w:val="1"/>
                 <w:color w:val="3d3d3a"/>
                 <w:rtl w:val="0"/>
               </w:rPr>
-              <w:t xml:space="preserve">GitHub. (2024). GitHub Docs: Understanding GitHub. https://docs.github.com/en/get-started/start-your-journey/about-github-and-git</w:t>
+              <w:t xml:space="preserve">[1]</w:t>
+            </w:r>
+            <w:r>
+              <w:rPr>
+                <w:rtl w:val="0"/>
+              </w:rPr>
             </w:r>
           </w:p>
         </w:tc>
@@ -2055,19 +1742,20 @@
             <w:pPr>
               <w:spacing w:after="0" w:before="0" w:lineRule="auto"/>
               <w:rPr>
-                <w:i w:val="1"/>
-                <w:iCs w:val="1"/>
                 <w:color w:val="3d3d3a"/>
               </w:rPr>
             </w:pPr>
             <w:r>
               <w:rPr>
-                <w:i w:val="1"/>
-                <w:iCs w:val="1"/>
                 <w:color w:val="3d3d3a"/>
                 <w:rtl w:val="0"/>
               </w:rPr>
-              <w:t xml:space="preserve">GitLab. (2024). GitLab Documentation: What is GitLab?. https://docs.gitlab.com/ee/gitlab-basics/</w:t>
+              <w:t xml:space="preserve">[2]</w:t>
+            </w:r>
+            <w:r>
+              <w:rPr>
+                <w:rtl w:val="0"/>
+              </w:rPr>
             </w:r>
           </w:p>
         </w:tc>
@@ -2178,21 +1866,22 @@
           </w:p>
           <w:p>
             <w:pPr>
-              <w:spacing w:after="0" w:before="0" w:lineRule="auto"/>
-              <w:rPr>
-                <w:i w:val="1"/>
-                <w:iCs w:val="1"/>
+              <w:spacing w:after="0" w:lineRule="auto"/>
+              <w:rPr>
                 <w:color w:val="3d3d3a"/>
               </w:rPr>
             </w:pPr>
             <w:r>
               <w:rPr>
-                <w:i w:val="1"/>
-                <w:iCs w:val="1"/>
                 <w:color w:val="3d3d3a"/>
                 <w:rtl w:val="0"/>
               </w:rPr>
-              <w:t xml:space="preserve">Atlassian. (2024). Bitbucket Documentation: Get started with Bitbucket. https://support.atlassian.com/bitbucket-cloud/docs/get-started-with-bitbucket/</w:t>
+              <w:t xml:space="preserve">[3]</w:t>
+            </w:r>
+            <w:r>
+              <w:rPr>
+                <w:rtl w:val="0"/>
+              </w:rPr>
             </w:r>
           </w:p>
         </w:tc>
@@ -2303,21 +1992,22 @@
           </w:p>
           <w:p>
             <w:pPr>
-              <w:spacing w:after="0" w:before="0" w:lineRule="auto"/>
-              <w:rPr>
-                <w:i w:val="1"/>
-                <w:iCs w:val="1"/>
+              <w:spacing w:after="0" w:lineRule="auto"/>
+              <w:rPr>
                 <w:color w:val="3d3d3a"/>
               </w:rPr>
             </w:pPr>
             <w:r>
               <w:rPr>
-                <w:i w:val="1"/>
-                <w:iCs w:val="1"/>
                 <w:color w:val="3d3d3a"/>
                 <w:rtl w:val="0"/>
               </w:rPr>
-              <w:t xml:space="preserve">GitKraken. (2024). GitKraken Documentation: GitKraken Client. https://help.gitkraken.com/gitkraken-client/gitkraken-client-home/</w:t>
+              <w:t xml:space="preserve">[4]</w:t>
+            </w:r>
+            <w:r>
+              <w:rPr>
+                <w:rtl w:val="0"/>
+              </w:rPr>
             </w:r>
           </w:p>
         </w:tc>
@@ -2428,26 +2118,56 @@
           </w:p>
           <w:p>
             <w:pPr>
-              <w:spacing w:after="0" w:before="0" w:lineRule="auto"/>
-              <w:rPr>
-                <w:i w:val="1"/>
-                <w:iCs w:val="1"/>
+              <w:spacing w:after="0" w:lineRule="auto"/>
+              <w:rPr>
                 <w:color w:val="3d3d3a"/>
               </w:rPr>
             </w:pPr>
             <w:r>
               <w:rPr>
-                <w:i w:val="1"/>
-                <w:iCs w:val="1"/>
                 <w:color w:val="3d3d3a"/>
                 <w:rtl w:val="0"/>
               </w:rPr>
-              <w:t xml:space="preserve">Mercurial. (2024). Mercurial SCM: A free, distributed source control management tool. https://www.mercurial-scm.org/</w:t>
+              <w:t xml:space="preserve">[5]</w:t>
+            </w:r>
+            <w:r>
+              <w:rPr>
+                <w:rtl w:val="0"/>
+              </w:rPr>
             </w:r>
           </w:p>
         </w:tc>
       </w:tr>
     </w:tbl>
+    <w:p>
+      <w:pPr>
+        <w:spacing w:after="200" w:before="200" w:line="360" w:lineRule="auto"/>
+        <w:ind w:left="1269.92125984252" w:firstLine="0"/>
+        <w:jc w:val="center"/>
+        <w:rPr>
+          <w:b w:val="1"/>
+          <w:bCs w:val="1"/>
+        </w:rPr>
+      </w:pPr>
+      <w:r>
+        <w:rPr>
+          <w:b w:val="1"/>
+          <w:bCs w:val="1"/>
+          <w:i w:val="1"/>
+          <w:iCs w:val="1"/>
+          <w:color w:val="3d3d3a"/>
+          <w:sz w:val="20"/>
+          <w:szCs w:val="20"/>
+          <w:rtl w:val="0"/>
+        </w:rPr>
+        <w:t xml:space="preserve">Tabla 2: Benchmarking de Herramientas de Control de Versiones</w:t>
+      </w:r>
+      <w:r>
+        <w:rPr>
+          <w:rtl w:val="0"/>
+        </w:rPr>
+      </w:r>
+    </w:p>
     <w:p>
       <w:pPr>
         <w:numPr>
@@ -5214,6 +4934,44 @@
     </w:tbl>
     <w:p>
       <w:pPr>
+        <w:spacing w:after="200" w:before="200" w:line="360" w:lineRule="auto"/>
+        <w:ind w:left="0" w:firstLine="0"/>
+        <w:jc w:val="center"/>
+        <w:rPr>
+          <w:b w:val="1"/>
+          <w:bCs w:val="1"/>
+        </w:rPr>
+      </w:pPr>
+      <w:r>
+        <w:rPr>
+          <w:b w:val="1"/>
+          <w:bCs w:val="1"/>
+          <w:rtl w:val="0"/>
+        </w:rPr>
+        <w:tab/>
+        <w:tab/>
+      </w:r>
+      <w:r>
+        <w:rPr>
+          <w:b w:val="1"/>
+          <w:bCs w:val="1"/>
+          <w:i w:val="1"/>
+          <w:iCs w:val="1"/>
+          <w:color w:val="3d3d3a"/>
+          <w:sz w:val="20"/>
+          <w:szCs w:val="20"/>
+          <w:rtl w:val="0"/>
+        </w:rPr>
+        <w:t xml:space="preserve">Tabla 3: Matriz de Confrontación de Criterios</w:t>
+      </w:r>
+      <w:r>
+        <w:rPr>
+          <w:rtl w:val="0"/>
+        </w:rPr>
+      </w:r>
+    </w:p>
+    <w:p>
+      <w:pPr>
         <w:numPr>
           <w:ilvl w:val="2"/>
           <w:numId w:val="3"/>
@@ -11153,6 +10911,32 @@
     <w:p>
       <w:pPr>
         <w:spacing w:after="200" w:before="200" w:line="360" w:lineRule="auto"/>
+        <w:ind w:left="1269.92125984252" w:firstLine="170.07874015748015"/>
+        <w:jc w:val="center"/>
+        <w:rPr/>
+      </w:pPr>
+      <w:r>
+        <w:rPr>
+          <w:b w:val="1"/>
+          <w:bCs w:val="1"/>
+          <w:i w:val="1"/>
+          <w:iCs w:val="1"/>
+          <w:color w:val="3d3d3a"/>
+          <w:sz w:val="20"/>
+          <w:szCs w:val="20"/>
+          <w:rtl w:val="0"/>
+        </w:rPr>
+        <w:t xml:space="preserve">Tabla 4: Benchmarking Ponderado</w:t>
+      </w:r>
+      <w:r>
+        <w:rPr>
+          <w:rtl w:val="0"/>
+        </w:rPr>
+      </w:r>
+    </w:p>
+    <w:p>
+      <w:pPr>
+        <w:spacing w:after="200" w:before="200" w:line="360" w:lineRule="auto"/>
         <w:ind w:left="1417.3228346456694" w:hanging="22.67716535433067"/>
         <w:rPr/>
       </w:pPr>
@@ -11393,10 +11177,159 @@
         </w:rPr>
         <w:t xml:space="preserve"> del repositorio</w:t>
       </w:r>
+    </w:p>
+    <w:p>
+      <w:pPr>
+        <w:keepNext w:val="0"/>
+        <w:keepLines w:val="0"/>
+        <w:pageBreakBefore w:val="0"/>
+        <w:widowControl w:val="1"/>
+        <w:pBdr>
+          <w:top w:space="0" w:sz="0" w:val="nil"/>
+          <w:left w:space="0" w:sz="0" w:val="nil"/>
+          <w:bottom w:space="0" w:sz="0" w:val="nil"/>
+          <w:right w:space="0" w:sz="0" w:val="nil"/>
+          <w:between w:space="0" w:sz="0" w:val="nil"/>
+        </w:pBdr>
+        <w:shd w:fill="auto" w:val="clear"/>
+        <w:spacing w:after="200" w:before="200" w:line="360" w:lineRule="auto"/>
+        <w:ind w:left="1440" w:right="0" w:firstLine="0"/>
+        <w:jc w:val="left"/>
+        <w:rPr>
+          <w:b w:val="1"/>
+          <w:bCs w:val="1"/>
+        </w:rPr>
+      </w:pPr>
       <w:r>
         <w:rPr>
+          <w:b w:val="1"/>
+          <w:bCs w:val="1"/>
+        </w:rPr>
+        <w:drawing>
+          <wp:inline distB="114300" distT="114300" distL="114300" distR="114300">
+            <wp:extent cx="4755644" cy="2776222"/>
+            <wp:effectExtent b="0" l="0" r="0" t="0"/>
+            <wp:docPr id="2" name="image2.png"/>
+            <a:graphic>
+              <a:graphicData uri="http://schemas.openxmlformats.org/drawingml/2006/picture">
+                <pic:pic>
+                  <pic:nvPicPr>
+                    <pic:cNvPr id="0" name="image2.png"/>
+                    <pic:cNvPicPr preferRelativeResize="0"/>
+                  </pic:nvPicPr>
+                  <pic:blipFill>
+                    <a:blip r:embed="rId9"/>
+                    <a:srcRect b="0" l="0" r="0" t="0"/>
+                    <a:stretch>
+                      <a:fillRect/>
+                    </a:stretch>
+                  </pic:blipFill>
+                  <pic:spPr>
+                    <a:xfrm>
+                      <a:off x="0" y="0"/>
+                      <a:ext cx="4755644" cy="2776222"/>
+                    </a:xfrm>
+                    <a:prstGeom prst="rect"/>
+                    <a:ln/>
+                  </pic:spPr>
+                </pic:pic>
+              </a:graphicData>
+            </a:graphic>
+          </wp:inline>
+        </w:drawing>
+      </w:r>
+      <w:r>
+        <w:rPr>
           <w:rtl w:val="0"/>
         </w:rPr>
+      </w:r>
+    </w:p>
+    <w:p>
+      <w:pPr>
+        <w:spacing w:after="200" w:before="200" w:line="360" w:lineRule="auto"/>
+        <w:ind w:left="1269.92125984252" w:firstLine="0"/>
+        <w:jc w:val="center"/>
+        <w:rPr>
+          <w:b w:val="1"/>
+          <w:bCs w:val="1"/>
+        </w:rPr>
+      </w:pPr>
+      <w:r>
+        <w:rPr>
+          <w:b w:val="1"/>
+          <w:bCs w:val="1"/>
+          <w:i w:val="1"/>
+          <w:iCs w:val="1"/>
+          <w:color w:val="3d3d3a"/>
+          <w:sz w:val="20"/>
+          <w:szCs w:val="20"/>
+          <w:rtl w:val="0"/>
+        </w:rPr>
+        <w:t xml:space="preserve">Figura 1: Estructura de Librerías del Repositorio de Choclicode </w:t>
+      </w:r>
+      <w:r>
+        <w:rPr>
+          <w:rtl w:val="0"/>
+        </w:rPr>
+      </w:r>
+    </w:p>
+    <w:p>
+      <w:pPr>
+        <w:keepNext w:val="0"/>
+        <w:keepLines w:val="0"/>
+        <w:pageBreakBefore w:val="0"/>
+        <w:widowControl w:val="1"/>
+        <w:pBdr>
+          <w:top w:space="0" w:sz="0" w:val="nil"/>
+          <w:left w:space="0" w:sz="0" w:val="nil"/>
+          <w:bottom w:space="0" w:sz="0" w:val="nil"/>
+          <w:right w:space="0" w:sz="0" w:val="nil"/>
+          <w:between w:space="0" w:sz="0" w:val="nil"/>
+        </w:pBdr>
+        <w:shd w:fill="auto" w:val="clear"/>
+        <w:spacing w:after="200" w:before="200" w:line="360" w:lineRule="auto"/>
+        <w:ind w:left="1440" w:right="0" w:firstLine="0"/>
+        <w:jc w:val="left"/>
+        <w:rPr>
+          <w:b w:val="1"/>
+          <w:bCs w:val="1"/>
+        </w:rPr>
+      </w:pPr>
+      <w:r>
+        <w:rPr>
+          <w:rtl w:val="0"/>
+        </w:rPr>
+      </w:r>
+    </w:p>
+    <w:p>
+      <w:pPr>
+        <w:keepNext w:val="0"/>
+        <w:keepLines w:val="0"/>
+        <w:pageBreakBefore w:val="0"/>
+        <w:widowControl w:val="1"/>
+        <w:pBdr>
+          <w:top w:space="0" w:sz="0" w:val="nil"/>
+          <w:left w:space="0" w:sz="0" w:val="nil"/>
+          <w:bottom w:space="0" w:sz="0" w:val="nil"/>
+          <w:right w:space="0" w:sz="0" w:val="nil"/>
+          <w:between w:space="0" w:sz="0" w:val="nil"/>
+        </w:pBdr>
+        <w:shd w:fill="auto" w:val="clear"/>
+        <w:spacing w:after="200" w:before="200" w:line="360" w:lineRule="auto"/>
+        <w:ind w:left="1440" w:right="0" w:firstLine="0"/>
+        <w:jc w:val="left"/>
+        <w:rPr>
+          <w:i w:val="1"/>
+          <w:iCs w:val="1"/>
+        </w:rPr>
+      </w:pPr>
+      <w:r>
+        <w:rPr>
+          <w:i w:val="1"/>
+          <w:iCs w:val="1"/>
+          <w:rtl w:val="0"/>
+        </w:rPr>
+        <w:t xml:space="preserve">El diagrama ilustra la estructura del repositorio de "Choclicode", dividida en cuatro áreas funcionales: Clientes, Desarrollo (artefactos técnicos y de gestión del ciclo de vida), Documentos (normativas y políticas) y Línea Base (almacenamiento de las versiones estabilizadas y aprobadas). </w:t>
       </w:r>
     </w:p>
     <w:p>
@@ -11454,877 +11387,1299 @@
         </w:rPr>
         <w:t xml:space="preserve"> de Nomenclatura</w:t>
       </w:r>
+    </w:p>
+    <w:p>
+      <w:pPr>
+        <w:keepNext w:val="0"/>
+        <w:keepLines w:val="0"/>
+        <w:pageBreakBefore w:val="0"/>
+        <w:widowControl w:val="1"/>
+        <w:pBdr>
+          <w:top w:space="0" w:sz="0" w:val="nil"/>
+          <w:left w:space="0" w:sz="0" w:val="nil"/>
+          <w:bottom w:space="0" w:sz="0" w:val="nil"/>
+          <w:right w:space="0" w:sz="0" w:val="nil"/>
+          <w:between w:space="0" w:sz="0" w:val="nil"/>
+        </w:pBdr>
+        <w:shd w:fill="auto" w:val="clear"/>
+        <w:spacing w:after="200" w:before="200" w:line="360" w:lineRule="auto"/>
+        <w:ind w:left="1440" w:right="0" w:firstLine="0"/>
+        <w:jc w:val="left"/>
+        <w:rPr>
+          <w:b w:val="1"/>
+          <w:bCs w:val="1"/>
+        </w:rPr>
+      </w:pPr>
       <w:r>
         <w:rPr>
+          <w:b w:val="1"/>
+          <w:bCs w:val="1"/>
           <w:rtl w:val="0"/>
         </w:rPr>
+        <w:t xml:space="preserve">Caso 1: Para ítems que no pertenecen a un proyecto específico</w:t>
       </w:r>
     </w:p>
-    <w:tbl>
-      <w:tblPr>
-        <w:tblStyle w:val="Table5"/>
-        <w:tblW w:w="7695.0" w:type="dxa"/>
+    <w:p>
+      <w:pPr>
+        <w:keepNext w:val="0"/>
+        <w:keepLines w:val="0"/>
+        <w:pageBreakBefore w:val="0"/>
+        <w:widowControl w:val="1"/>
+        <w:pBdr>
+          <w:top w:space="0" w:sz="0" w:val="nil"/>
+          <w:left w:space="0" w:sz="0" w:val="nil"/>
+          <w:bottom w:space="0" w:sz="0" w:val="nil"/>
+          <w:right w:space="0" w:sz="0" w:val="nil"/>
+          <w:between w:space="0" w:sz="0" w:val="nil"/>
+        </w:pBdr>
+        <w:shd w:fill="auto" w:val="clear"/>
+        <w:spacing w:after="200" w:before="200" w:line="360" w:lineRule="auto"/>
+        <w:ind w:left="1440" w:right="0" w:firstLine="0"/>
         <w:jc w:val="left"/>
-        <w:tblInd w:w="1455.0" w:type="dxa"/>
-        <w:tblBorders>
-          <w:top w:color="000000" w:space="0" w:sz="0" w:val="nil"/>
-          <w:left w:color="000000" w:space="0" w:sz="0" w:val="nil"/>
-          <w:bottom w:color="000000" w:space="0" w:sz="0" w:val="nil"/>
-          <w:right w:color="000000" w:space="0" w:sz="0" w:val="nil"/>
-          <w:insideH w:color="000000" w:space="0" w:sz="0" w:val="nil"/>
-          <w:insideV w:color="000000" w:space="0" w:sz="0" w:val="nil"/>
-        </w:tblBorders>
-        <w:tblLayout w:type="fixed"/>
-        <w:tblLook w:val="0600"/>
-      </w:tblPr>
-      <w:tblGrid>
-        <w:gridCol w:w="1455"/>
-        <w:gridCol w:w="2085"/>
-        <w:gridCol w:w="2385"/>
-        <w:gridCol w:w="1770"/>
-        <w:tblGridChange w:id="0">
+        <w:rPr/>
+      </w:pPr>
+      <w:r>
+        <w:rPr>
+          <w:rtl w:val="0"/>
+        </w:rPr>
+        <w:t xml:space="preserve">Fórmula:</w:t>
+      </w:r>
+    </w:p>
+    <w:sdt>
+      <w:sdtPr>
+        <w:lock w:val="contentLocked"/>
+        <w:id w:val="584098712"/>
+        <w:tag w:val="goog_rdk_1"/>
+      </w:sdtPr>
+      <w:sdtContent>
+        <w:tbl>
+          <w:tblPr>
+            <w:tblStyle w:val="Table5"/>
+            <w:tblW w:w="7064.0" w:type="dxa"/>
+            <w:jc w:val="left"/>
+            <w:tblInd w:w="1440.0" w:type="dxa"/>
+            <w:tblBorders>
+              <w:top w:color="000000" w:space="0" w:sz="8" w:val="single"/>
+              <w:left w:color="000000" w:space="0" w:sz="8" w:val="single"/>
+              <w:bottom w:color="000000" w:space="0" w:sz="8" w:val="single"/>
+              <w:right w:color="000000" w:space="0" w:sz="8" w:val="single"/>
+              <w:insideH w:color="000000" w:space="0" w:sz="8" w:val="single"/>
+              <w:insideV w:color="000000" w:space="0" w:sz="8" w:val="single"/>
+            </w:tblBorders>
+            <w:tblLayout w:type="fixed"/>
+            <w:tblLook w:val="0600"/>
+          </w:tblPr>
           <w:tblGrid>
-            <w:gridCol w:w="1455"/>
-            <w:gridCol w:w="2085"/>
-            <w:gridCol w:w="2385"/>
-            <w:gridCol w:w="1770"/>
+            <w:gridCol w:w="7064"/>
+            <w:tblGridChange w:id="0">
+              <w:tblGrid>
+                <w:gridCol w:w="7064"/>
+              </w:tblGrid>
+            </w:tblGridChange>
           </w:tblGrid>
-        </w:tblGridChange>
-      </w:tblGrid>
-      <w:tr>
-        <w:trPr>
-          <w:cantSplit w:val="0"/>
-          <w:trHeight w:val="660" w:hRule="atLeast"/>
-          <w:tblHeader w:val="0"/>
-        </w:trPr>
-        <w:tc>
-          <w:tcPr>
-            <w:tcBorders>
-              <w:top w:color="1f1f1f" w:space="0" w:sz="6" w:val="single"/>
-              <w:left w:color="1f1f1f" w:space="0" w:sz="6" w:val="single"/>
-              <w:bottom w:color="1f1f1f" w:space="0" w:sz="6" w:val="single"/>
-              <w:right w:color="1f1f1f" w:space="0" w:sz="6" w:val="single"/>
-            </w:tcBorders>
-            <w:shd w:fill="f5f4ed" w:val="clear"/>
-            <w:tcMar>
-              <w:top w:w="56.69291338582678" w:type="dxa"/>
-              <w:left w:w="56.69291338582678" w:type="dxa"/>
-              <w:bottom w:w="56.69291338582678" w:type="dxa"/>
-              <w:right w:w="56.69291338582678" w:type="dxa"/>
-            </w:tcMar>
-            <w:vAlign w:val="center"/>
-          </w:tcPr>
-          <w:p>
-            <w:pPr>
-              <w:spacing w:after="0" w:line="276" w:lineRule="auto"/>
-              <w:jc w:val="center"/>
-              <w:rPr/>
-            </w:pPr>
-            <w:r>
-              <w:rPr>
-                <w:b w:val="1"/>
-                <w:bCs w:val="1"/>
-                <w:rtl w:val="0"/>
-              </w:rPr>
-              <w:t xml:space="preserve">Clasificación del Ítem</w:t>
-            </w:r>
-            <w:r>
-              <w:rPr>
-                <w:rtl w:val="0"/>
-              </w:rPr>
-            </w:r>
-          </w:p>
-        </w:tc>
-        <w:tc>
-          <w:tcPr>
-            <w:tcBorders>
-              <w:top w:color="1f1f1f" w:space="0" w:sz="6" w:val="single"/>
-              <w:left w:color="1f1f1f" w:space="0" w:sz="6" w:val="single"/>
-              <w:bottom w:color="1f1f1f" w:space="0" w:sz="6" w:val="single"/>
-              <w:right w:color="1f1f1f" w:space="0" w:sz="6" w:val="single"/>
-            </w:tcBorders>
-            <w:shd w:fill="f5f4ed" w:val="clear"/>
-            <w:tcMar>
-              <w:top w:w="56.69291338582678" w:type="dxa"/>
-              <w:left w:w="56.69291338582678" w:type="dxa"/>
-              <w:bottom w:w="56.69291338582678" w:type="dxa"/>
-              <w:right w:w="56.69291338582678" w:type="dxa"/>
-            </w:tcMar>
-            <w:vAlign w:val="center"/>
-          </w:tcPr>
-          <w:p>
-            <w:pPr>
-              <w:spacing w:after="0" w:line="276" w:lineRule="auto"/>
-              <w:jc w:val="center"/>
-              <w:rPr/>
-            </w:pPr>
-            <w:r>
-              <w:rPr>
-                <w:b w:val="1"/>
-                <w:bCs w:val="1"/>
-                <w:rtl w:val="0"/>
-              </w:rPr>
-              <w:t xml:space="preserve">Descripción de Uso</w:t>
-            </w:r>
-            <w:r>
-              <w:rPr>
-                <w:rtl w:val="0"/>
-              </w:rPr>
-            </w:r>
-          </w:p>
-        </w:tc>
-        <w:tc>
-          <w:tcPr>
-            <w:tcBorders>
-              <w:top w:color="1f1f1f" w:space="0" w:sz="6" w:val="single"/>
-              <w:left w:color="1f1f1f" w:space="0" w:sz="6" w:val="single"/>
-              <w:bottom w:color="1f1f1f" w:space="0" w:sz="6" w:val="single"/>
-              <w:right w:color="1f1f1f" w:space="0" w:sz="6" w:val="single"/>
-            </w:tcBorders>
-            <w:shd w:fill="f5f4ed" w:val="clear"/>
-            <w:tcMar>
-              <w:top w:w="56.69291338582678" w:type="dxa"/>
-              <w:left w:w="56.69291338582678" w:type="dxa"/>
-              <w:bottom w:w="56.69291338582678" w:type="dxa"/>
-              <w:right w:w="56.69291338582678" w:type="dxa"/>
-            </w:tcMar>
-            <w:vAlign w:val="center"/>
-          </w:tcPr>
-          <w:p>
-            <w:pPr>
-              <w:spacing w:after="0" w:line="276" w:lineRule="auto"/>
-              <w:jc w:val="center"/>
-              <w:rPr/>
-            </w:pPr>
-            <w:r>
-              <w:rPr>
-                <w:b w:val="1"/>
-                <w:bCs w:val="1"/>
-                <w:rtl w:val="0"/>
-              </w:rPr>
-              <w:t xml:space="preserve">Fórmula de Nomenclatura</w:t>
-            </w:r>
-            <w:r>
-              <w:rPr>
-                <w:rtl w:val="0"/>
-              </w:rPr>
-            </w:r>
-          </w:p>
-        </w:tc>
-        <w:tc>
-          <w:tcPr>
-            <w:tcBorders>
-              <w:top w:color="1f1f1f" w:space="0" w:sz="6" w:val="single"/>
-              <w:left w:color="1f1f1f" w:space="0" w:sz="6" w:val="single"/>
-              <w:bottom w:color="1f1f1f" w:space="0" w:sz="6" w:val="single"/>
-              <w:right w:color="1f1f1f" w:space="0" w:sz="6" w:val="single"/>
-            </w:tcBorders>
-            <w:shd w:fill="f5f4ed" w:val="clear"/>
-            <w:tcMar>
-              <w:top w:w="56.69291338582678" w:type="dxa"/>
-              <w:left w:w="56.69291338582678" w:type="dxa"/>
-              <w:bottom w:w="56.69291338582678" w:type="dxa"/>
-              <w:right w:w="56.69291338582678" w:type="dxa"/>
-            </w:tcMar>
-            <w:vAlign w:val="center"/>
-          </w:tcPr>
-          <w:p>
-            <w:pPr>
-              <w:spacing w:after="0" w:line="276" w:lineRule="auto"/>
-              <w:jc w:val="center"/>
-              <w:rPr/>
-            </w:pPr>
-            <w:r>
-              <w:rPr>
-                <w:b w:val="1"/>
-                <w:bCs w:val="1"/>
-                <w:rtl w:val="0"/>
-              </w:rPr>
-              <w:t xml:space="preserve">Ejemplos de Aplicación</w:t>
-            </w:r>
-            <w:r>
-              <w:rPr>
-                <w:rtl w:val="0"/>
-              </w:rPr>
-            </w:r>
-          </w:p>
-        </w:tc>
-      </w:tr>
-      <w:tr>
-        <w:trPr>
-          <w:cantSplit w:val="0"/>
-          <w:trHeight w:val="1125" w:hRule="atLeast"/>
-          <w:tblHeader w:val="0"/>
-        </w:trPr>
-        <w:tc>
-          <w:tcPr>
-            <w:tcBorders>
-              <w:top w:color="1f1f1f" w:space="0" w:sz="6" w:val="single"/>
-              <w:left w:color="1f1f1f" w:space="0" w:sz="6" w:val="single"/>
-              <w:bottom w:color="1f1f1f" w:space="0" w:sz="6" w:val="single"/>
-              <w:right w:color="1f1f1f" w:space="0" w:sz="6" w:val="single"/>
-            </w:tcBorders>
-            <w:tcMar>
-              <w:top w:w="56.69291338582678" w:type="dxa"/>
-              <w:left w:w="56.69291338582678" w:type="dxa"/>
-              <w:bottom w:w="56.69291338582678" w:type="dxa"/>
-              <w:right w:w="56.69291338582678" w:type="dxa"/>
-            </w:tcMar>
-            <w:vAlign w:val="center"/>
-          </w:tcPr>
-          <w:p>
-            <w:pPr>
-              <w:spacing w:after="0" w:line="276" w:lineRule="auto"/>
-              <w:jc w:val="center"/>
-              <w:rPr/>
-            </w:pPr>
-            <w:r>
-              <w:rPr>
-                <w:b w:val="1"/>
-                <w:bCs w:val="1"/>
-                <w:rtl w:val="0"/>
-              </w:rPr>
-              <w:t xml:space="preserve">Caso 1</w:t>
-            </w:r>
-            <w:r>
-              <w:rPr>
-                <w:rtl w:val="0"/>
-              </w:rPr>
-            </w:r>
-          </w:p>
-        </w:tc>
-        <w:tc>
-          <w:tcPr>
-            <w:tcBorders>
-              <w:top w:color="1f1f1f" w:space="0" w:sz="6" w:val="single"/>
-              <w:left w:color="1f1f1f" w:space="0" w:sz="6" w:val="single"/>
-              <w:bottom w:color="1f1f1f" w:space="0" w:sz="6" w:val="single"/>
-              <w:right w:color="1f1f1f" w:space="0" w:sz="6" w:val="single"/>
-            </w:tcBorders>
-            <w:tcMar>
-              <w:top w:w="56.69291338582678" w:type="dxa"/>
-              <w:left w:w="56.69291338582678" w:type="dxa"/>
-              <w:bottom w:w="56.69291338582678" w:type="dxa"/>
-              <w:right w:w="56.69291338582678" w:type="dxa"/>
-            </w:tcMar>
-            <w:vAlign w:val="center"/>
-          </w:tcPr>
-          <w:p>
-            <w:pPr>
-              <w:spacing w:after="0" w:line="276" w:lineRule="auto"/>
-              <w:jc w:val="center"/>
-              <w:rPr/>
-            </w:pPr>
-            <w:r>
-              <w:rPr>
-                <w:rtl w:val="0"/>
-              </w:rPr>
-              <w:t xml:space="preserve">Cuando el ítem pertenece a la empresa</w:t>
-            </w:r>
-          </w:p>
-        </w:tc>
-        <w:tc>
-          <w:tcPr>
-            <w:tcBorders>
-              <w:top w:color="1f1f1f" w:space="0" w:sz="6" w:val="single"/>
-              <w:left w:color="1f1f1f" w:space="0" w:sz="6" w:val="single"/>
-              <w:bottom w:color="1f1f1f" w:space="0" w:sz="6" w:val="single"/>
-              <w:right w:color="1f1f1f" w:space="0" w:sz="6" w:val="single"/>
-            </w:tcBorders>
-            <w:tcMar>
-              <w:top w:w="56.69291338582678" w:type="dxa"/>
-              <w:left w:w="56.69291338582678" w:type="dxa"/>
-              <w:bottom w:w="56.69291338582678" w:type="dxa"/>
-              <w:right w:w="56.69291338582678" w:type="dxa"/>
-            </w:tcMar>
-            <w:vAlign w:val="center"/>
-          </w:tcPr>
-          <w:p>
-            <w:pPr>
-              <w:spacing w:after="0" w:line="276" w:lineRule="auto"/>
-              <w:jc w:val="center"/>
-              <w:rPr/>
-            </w:pPr>
-            <w:r>
-              <w:rPr>
-                <w:rtl w:val="0"/>
-              </w:rPr>
-              <w:t xml:space="preserve">[Acrónimo Proyecto].[Extensión]</w:t>
-            </w:r>
-            <w:r>
-              <w:rPr>
-                <w:rtl w:val="0"/>
-              </w:rPr>
-            </w:r>
-          </w:p>
-        </w:tc>
-        <w:tc>
-          <w:tcPr>
-            <w:tcBorders>
-              <w:top w:color="1f1f1f" w:space="0" w:sz="6" w:val="single"/>
-              <w:left w:color="1f1f1f" w:space="0" w:sz="6" w:val="single"/>
-              <w:bottom w:color="1f1f1f" w:space="0" w:sz="6" w:val="single"/>
-              <w:right w:color="1f1f1f" w:space="0" w:sz="6" w:val="single"/>
-            </w:tcBorders>
-            <w:tcMar>
-              <w:top w:w="56.69291338582678" w:type="dxa"/>
-              <w:left w:w="56.69291338582678" w:type="dxa"/>
-              <w:bottom w:w="56.69291338582678" w:type="dxa"/>
-              <w:right w:w="56.69291338582678" w:type="dxa"/>
-            </w:tcMar>
-            <w:vAlign w:val="center"/>
-          </w:tcPr>
-          <w:p>
-            <w:pPr>
-              <w:pBdr>
-                <w:top w:color="auto" w:space="0" w:sz="0" w:val="none"/>
-                <w:left w:color="auto" w:space="0" w:sz="0" w:val="none"/>
-                <w:bottom w:color="auto" w:space="0" w:sz="0" w:val="none"/>
-                <w:right w:color="auto" w:space="0" w:sz="0" w:val="none"/>
-                <w:between w:color="auto" w:space="0" w:sz="0" w:val="none"/>
-              </w:pBdr>
-              <w:spacing w:after="0" w:line="276" w:lineRule="auto"/>
-              <w:jc w:val="center"/>
-              <w:rPr/>
-            </w:pPr>
-            <w:r>
-              <w:rPr>
-                <w:rtl w:val="0"/>
-              </w:rPr>
-              <w:t xml:space="preserve">PGC.docx</w:t>
-            </w:r>
-            <w:r>
-              <w:rPr>
-                <w:rtl w:val="0"/>
-              </w:rPr>
-            </w:r>
-          </w:p>
-        </w:tc>
-      </w:tr>
-      <w:tr>
-        <w:trPr>
-          <w:cantSplit w:val="0"/>
-          <w:trHeight w:val="1275" w:hRule="atLeast"/>
-          <w:tblHeader w:val="0"/>
-        </w:trPr>
-        <w:tc>
-          <w:tcPr>
-            <w:tcBorders>
-              <w:top w:color="1f1f1f" w:space="0" w:sz="6" w:val="single"/>
-              <w:left w:color="1f1f1f" w:space="0" w:sz="6" w:val="single"/>
-              <w:bottom w:color="1f1f1f" w:space="0" w:sz="6" w:val="single"/>
-              <w:right w:color="1f1f1f" w:space="0" w:sz="6" w:val="single"/>
-            </w:tcBorders>
-            <w:tcMar>
-              <w:top w:w="56.69291338582678" w:type="dxa"/>
-              <w:left w:w="56.69291338582678" w:type="dxa"/>
-              <w:bottom w:w="56.69291338582678" w:type="dxa"/>
-              <w:right w:w="56.69291338582678" w:type="dxa"/>
-            </w:tcMar>
-            <w:vAlign w:val="center"/>
-          </w:tcPr>
-          <w:p>
-            <w:pPr>
-              <w:spacing w:after="0" w:line="276" w:lineRule="auto"/>
-              <w:jc w:val="center"/>
-              <w:rPr/>
-            </w:pPr>
-            <w:r>
-              <w:rPr>
-                <w:b w:val="1"/>
-                <w:bCs w:val="1"/>
-                <w:rtl w:val="0"/>
-              </w:rPr>
-              <w:t xml:space="preserve">Caso 2</w:t>
-            </w:r>
-            <w:r>
-              <w:rPr>
-                <w:rtl w:val="0"/>
-              </w:rPr>
-            </w:r>
-          </w:p>
-        </w:tc>
-        <w:tc>
-          <w:tcPr>
-            <w:tcBorders>
-              <w:top w:color="1f1f1f" w:space="0" w:sz="6" w:val="single"/>
-              <w:left w:color="1f1f1f" w:space="0" w:sz="6" w:val="single"/>
-              <w:bottom w:color="1f1f1f" w:space="0" w:sz="6" w:val="single"/>
-              <w:right w:color="1f1f1f" w:space="0" w:sz="6" w:val="single"/>
-            </w:tcBorders>
-            <w:tcMar>
-              <w:top w:w="56.69291338582678" w:type="dxa"/>
-              <w:left w:w="56.69291338582678" w:type="dxa"/>
-              <w:bottom w:w="56.69291338582678" w:type="dxa"/>
-              <w:right w:w="56.69291338582678" w:type="dxa"/>
-            </w:tcMar>
-            <w:vAlign w:val="center"/>
-          </w:tcPr>
-          <w:p>
-            <w:pPr>
-              <w:spacing w:after="0" w:line="276" w:lineRule="auto"/>
-              <w:jc w:val="center"/>
-              <w:rPr/>
-            </w:pPr>
-            <w:r>
-              <w:rPr>
-                <w:rtl w:val="0"/>
-              </w:rPr>
-              <w:t xml:space="preserve">Cuando el ítem pertenece a un proyecto</w:t>
-            </w:r>
-          </w:p>
-        </w:tc>
-        <w:tc>
-          <w:tcPr>
-            <w:tcBorders>
-              <w:top w:color="1f1f1f" w:space="0" w:sz="6" w:val="single"/>
-              <w:left w:color="1f1f1f" w:space="0" w:sz="6" w:val="single"/>
-              <w:bottom w:color="1f1f1f" w:space="0" w:sz="6" w:val="single"/>
-              <w:right w:color="1f1f1f" w:space="0" w:sz="6" w:val="single"/>
-            </w:tcBorders>
-            <w:tcMar>
-              <w:top w:w="56.69291338582678" w:type="dxa"/>
-              <w:left w:w="56.69291338582678" w:type="dxa"/>
-              <w:bottom w:w="56.69291338582678" w:type="dxa"/>
-              <w:right w:w="56.69291338582678" w:type="dxa"/>
-            </w:tcMar>
-            <w:vAlign w:val="center"/>
-          </w:tcPr>
-          <w:p>
-            <w:pPr>
-              <w:spacing w:after="0" w:line="276" w:lineRule="auto"/>
-              <w:jc w:val="center"/>
-              <w:rPr/>
-            </w:pPr>
-            <w:r>
-              <w:rPr>
-                <w:rtl w:val="0"/>
-              </w:rPr>
-              <w:t xml:space="preserve">[Acrónimo Proyecto]-[Acrónimo Ítem].[Extensión]</w:t>
-            </w:r>
-            <w:r>
-              <w:rPr>
-                <w:rtl w:val="0"/>
-              </w:rPr>
-            </w:r>
-          </w:p>
-        </w:tc>
-        <w:tc>
-          <w:tcPr>
-            <w:tcBorders>
-              <w:top w:color="1f1f1f" w:space="0" w:sz="6" w:val="single"/>
-              <w:left w:color="1f1f1f" w:space="0" w:sz="6" w:val="single"/>
-              <w:bottom w:color="1f1f1f" w:space="0" w:sz="6" w:val="single"/>
-              <w:right w:color="1f1f1f" w:space="0" w:sz="6" w:val="single"/>
-            </w:tcBorders>
-            <w:tcMar>
-              <w:top w:w="56.69291338582678" w:type="dxa"/>
-              <w:left w:w="56.69291338582678" w:type="dxa"/>
-              <w:bottom w:w="56.69291338582678" w:type="dxa"/>
-              <w:right w:w="56.69291338582678" w:type="dxa"/>
-            </w:tcMar>
-            <w:vAlign w:val="center"/>
-          </w:tcPr>
-          <w:p>
-            <w:pPr>
-              <w:pBdr>
-                <w:top w:color="auto" w:space="0" w:sz="0" w:val="none"/>
-                <w:left w:color="auto" w:space="0" w:sz="0" w:val="none"/>
-                <w:bottom w:color="auto" w:space="0" w:sz="0" w:val="none"/>
-                <w:right w:color="auto" w:space="0" w:sz="0" w:val="none"/>
-                <w:between w:color="auto" w:space="0" w:sz="0" w:val="none"/>
-              </w:pBdr>
-              <w:spacing w:after="0" w:line="276" w:lineRule="auto"/>
-              <w:jc w:val="center"/>
-              <w:rPr/>
-            </w:pPr>
-            <w:r>
-              <w:rPr>
-                <w:rtl w:val="0"/>
-              </w:rPr>
-              <w:t xml:space="preserve">CACIF-REQ.xlsx</w:t>
-            </w:r>
-          </w:p>
-          <w:p>
-            <w:pPr>
-              <w:spacing w:after="0" w:line="276" w:lineRule="auto"/>
-              <w:jc w:val="center"/>
-              <w:rPr/>
-            </w:pPr>
-            <w:r>
-              <w:rPr>
-                <w:rtl w:val="0"/>
-              </w:rPr>
-            </w:r>
-          </w:p>
-          <w:p>
-            <w:pPr>
-              <w:pBdr>
-                <w:top w:color="auto" w:space="0" w:sz="0" w:val="none"/>
-                <w:left w:color="auto" w:space="0" w:sz="0" w:val="none"/>
-                <w:bottom w:color="auto" w:space="0" w:sz="0" w:val="none"/>
-                <w:right w:color="auto" w:space="0" w:sz="0" w:val="none"/>
-                <w:between w:color="auto" w:space="0" w:sz="0" w:val="none"/>
-              </w:pBdr>
-              <w:spacing w:after="0" w:line="276" w:lineRule="auto"/>
-              <w:jc w:val="center"/>
-              <w:rPr/>
-            </w:pPr>
-            <w:r>
-              <w:rPr>
-                <w:rtl w:val="0"/>
-              </w:rPr>
-              <w:t xml:space="preserve">CACIF-DA.docx</w:t>
-            </w:r>
-            <w:r>
-              <w:rPr>
-                <w:rtl w:val="0"/>
-              </w:rPr>
-            </w:r>
-          </w:p>
-        </w:tc>
-      </w:tr>
-      <w:tr>
-        <w:trPr>
-          <w:cantSplit w:val="0"/>
-          <w:trHeight w:val="1575" w:hRule="atLeast"/>
-          <w:tblHeader w:val="0"/>
-        </w:trPr>
-        <w:tc>
-          <w:tcPr>
-            <w:tcBorders>
-              <w:top w:color="1f1f1f" w:space="0" w:sz="6" w:val="single"/>
-              <w:left w:color="1f1f1f" w:space="0" w:sz="6" w:val="single"/>
-              <w:bottom w:color="1f1f1f" w:space="0" w:sz="6" w:val="single"/>
-              <w:right w:color="1f1f1f" w:space="0" w:sz="6" w:val="single"/>
-            </w:tcBorders>
-            <w:tcMar>
-              <w:top w:w="56.69291338582678" w:type="dxa"/>
-              <w:left w:w="56.69291338582678" w:type="dxa"/>
-              <w:bottom w:w="56.69291338582678" w:type="dxa"/>
-              <w:right w:w="56.69291338582678" w:type="dxa"/>
-            </w:tcMar>
-            <w:vAlign w:val="center"/>
-          </w:tcPr>
-          <w:p>
-            <w:pPr>
-              <w:spacing w:after="0" w:line="276" w:lineRule="auto"/>
-              <w:jc w:val="center"/>
-              <w:rPr>
-                <w:b w:val="1"/>
-                <w:bCs w:val="1"/>
-              </w:rPr>
-            </w:pPr>
-            <w:r>
-              <w:rPr>
-                <w:b w:val="1"/>
-                <w:bCs w:val="1"/>
-                <w:rtl w:val="0"/>
-              </w:rPr>
-              <w:t xml:space="preserve">Caso 3</w:t>
-            </w:r>
-          </w:p>
-        </w:tc>
-        <w:tc>
-          <w:tcPr>
-            <w:tcBorders>
-              <w:top w:color="1f1f1f" w:space="0" w:sz="6" w:val="single"/>
-              <w:left w:color="1f1f1f" w:space="0" w:sz="6" w:val="single"/>
-              <w:bottom w:color="1f1f1f" w:space="0" w:sz="6" w:val="single"/>
-              <w:right w:color="1f1f1f" w:space="0" w:sz="6" w:val="single"/>
-            </w:tcBorders>
-            <w:tcMar>
-              <w:top w:w="56.69291338582678" w:type="dxa"/>
-              <w:left w:w="56.69291338582678" w:type="dxa"/>
-              <w:bottom w:w="56.69291338582678" w:type="dxa"/>
-              <w:right w:w="56.69291338582678" w:type="dxa"/>
-            </w:tcMar>
-            <w:vAlign w:val="center"/>
-          </w:tcPr>
-          <w:p>
-            <w:pPr>
-              <w:spacing w:after="0" w:line="276" w:lineRule="auto"/>
-              <w:jc w:val="center"/>
-              <w:rPr/>
-            </w:pPr>
-            <w:r>
-              <w:rPr>
-                <w:rtl w:val="0"/>
-              </w:rPr>
-              <w:t xml:space="preserve">Cuando el nombre de un ítem se repite y deben diferenciarse</w:t>
-            </w:r>
-          </w:p>
-        </w:tc>
-        <w:tc>
-          <w:tcPr>
-            <w:tcBorders>
-              <w:top w:color="1f1f1f" w:space="0" w:sz="6" w:val="single"/>
-              <w:left w:color="1f1f1f" w:space="0" w:sz="6" w:val="single"/>
-              <w:bottom w:color="1f1f1f" w:space="0" w:sz="6" w:val="single"/>
-              <w:right w:color="1f1f1f" w:space="0" w:sz="6" w:val="single"/>
-            </w:tcBorders>
-            <w:tcMar>
-              <w:top w:w="56.69291338582678" w:type="dxa"/>
-              <w:left w:w="56.69291338582678" w:type="dxa"/>
-              <w:bottom w:w="56.69291338582678" w:type="dxa"/>
-              <w:right w:w="56.69291338582678" w:type="dxa"/>
-            </w:tcMar>
-            <w:vAlign w:val="center"/>
-          </w:tcPr>
-          <w:p>
-            <w:pPr>
-              <w:spacing w:after="0" w:line="276" w:lineRule="auto"/>
-              <w:jc w:val="center"/>
-              <w:rPr/>
-            </w:pPr>
-            <w:r>
-              <w:rPr>
-                <w:rtl w:val="0"/>
-              </w:rPr>
-              <w:t xml:space="preserve">[Acrónimo Proyecto]-[Acrónimo Ítem][3 últimas letras].[Extensión]</w:t>
-            </w:r>
-          </w:p>
-        </w:tc>
-        <w:tc>
-          <w:tcPr>
-            <w:tcBorders>
-              <w:top w:color="1f1f1f" w:space="0" w:sz="6" w:val="single"/>
-              <w:left w:color="1f1f1f" w:space="0" w:sz="6" w:val="single"/>
-              <w:bottom w:color="1f1f1f" w:space="0" w:sz="6" w:val="single"/>
-              <w:right w:color="1f1f1f" w:space="0" w:sz="6" w:val="single"/>
-            </w:tcBorders>
-            <w:tcMar>
-              <w:top w:w="56.69291338582678" w:type="dxa"/>
-              <w:left w:w="56.69291338582678" w:type="dxa"/>
-              <w:bottom w:w="56.69291338582678" w:type="dxa"/>
-              <w:right w:w="56.69291338582678" w:type="dxa"/>
-            </w:tcMar>
-            <w:vAlign w:val="center"/>
-          </w:tcPr>
-          <w:p>
-            <w:pPr>
-              <w:pBdr>
-                <w:top w:color="auto" w:space="0" w:sz="0" w:val="none"/>
-                <w:left w:color="auto" w:space="0" w:sz="0" w:val="none"/>
-                <w:bottom w:color="auto" w:space="0" w:sz="0" w:val="none"/>
-                <w:right w:color="auto" w:space="0" w:sz="0" w:val="none"/>
-                <w:between w:color="auto" w:space="0" w:sz="0" w:val="none"/>
-              </w:pBdr>
-              <w:spacing w:after="0" w:line="276" w:lineRule="auto"/>
-              <w:jc w:val="center"/>
-              <w:rPr/>
-            </w:pPr>
-            <w:r>
-              <w:rPr>
-                <w:rtl w:val="0"/>
-              </w:rPr>
-              <w:t xml:space="preserve">CACIF-DArqu.docx</w:t>
-            </w:r>
-          </w:p>
-          <w:p>
-            <w:pPr>
-              <w:pBdr>
-                <w:top w:color="auto" w:space="0" w:sz="0" w:val="none"/>
-                <w:left w:color="auto" w:space="0" w:sz="0" w:val="none"/>
-                <w:bottom w:color="auto" w:space="0" w:sz="0" w:val="none"/>
-                <w:right w:color="auto" w:space="0" w:sz="0" w:val="none"/>
-                <w:between w:color="auto" w:space="0" w:sz="0" w:val="none"/>
-              </w:pBdr>
-              <w:spacing w:after="0" w:line="276" w:lineRule="auto"/>
-              <w:jc w:val="center"/>
-              <w:rPr/>
-            </w:pPr>
-            <w:r>
-              <w:rPr>
-                <w:rtl w:val="0"/>
-              </w:rPr>
-              <w:t xml:space="preserve">CACIF-DAnal.docx</w:t>
-            </w:r>
-          </w:p>
-        </w:tc>
-      </w:tr>
-      <w:tr>
-        <w:trPr>
-          <w:cantSplit w:val="0"/>
-          <w:trHeight w:val="1575" w:hRule="atLeast"/>
-          <w:tblHeader w:val="0"/>
-        </w:trPr>
-        <w:tc>
-          <w:tcPr>
-            <w:tcBorders>
-              <w:top w:color="1f1f1f" w:space="0" w:sz="6" w:val="single"/>
-              <w:left w:color="1f1f1f" w:space="0" w:sz="6" w:val="single"/>
-              <w:bottom w:color="1f1f1f" w:space="0" w:sz="6" w:val="single"/>
-              <w:right w:color="1f1f1f" w:space="0" w:sz="6" w:val="single"/>
-            </w:tcBorders>
-            <w:tcMar>
-              <w:top w:w="56.69291338582678" w:type="dxa"/>
-              <w:left w:w="56.69291338582678" w:type="dxa"/>
-              <w:bottom w:w="56.69291338582678" w:type="dxa"/>
-              <w:right w:w="56.69291338582678" w:type="dxa"/>
-            </w:tcMar>
-            <w:vAlign w:val="center"/>
-          </w:tcPr>
-          <w:p>
-            <w:pPr>
-              <w:spacing w:after="0" w:line="276" w:lineRule="auto"/>
-              <w:jc w:val="center"/>
-              <w:rPr>
-                <w:b w:val="1"/>
-                <w:bCs w:val="1"/>
-              </w:rPr>
-            </w:pPr>
-            <w:r>
-              <w:rPr>
-                <w:b w:val="1"/>
-                <w:bCs w:val="1"/>
-                <w:rtl w:val="0"/>
-              </w:rPr>
-              <w:t xml:space="preserve">Caso 4</w:t>
-            </w:r>
-          </w:p>
-        </w:tc>
-        <w:tc>
-          <w:tcPr>
-            <w:tcBorders>
-              <w:top w:color="1f1f1f" w:space="0" w:sz="6" w:val="single"/>
-              <w:left w:color="1f1f1f" w:space="0" w:sz="6" w:val="single"/>
-              <w:bottom w:color="1f1f1f" w:space="0" w:sz="6" w:val="single"/>
-              <w:right w:color="1f1f1f" w:space="0" w:sz="6" w:val="single"/>
-            </w:tcBorders>
-            <w:tcMar>
-              <w:top w:w="56.69291338582678" w:type="dxa"/>
-              <w:left w:w="56.69291338582678" w:type="dxa"/>
-              <w:bottom w:w="56.69291338582678" w:type="dxa"/>
-              <w:right w:w="56.69291338582678" w:type="dxa"/>
-            </w:tcMar>
-            <w:vAlign w:val="center"/>
-          </w:tcPr>
-          <w:p>
-            <w:pPr>
-              <w:spacing w:after="0" w:line="276" w:lineRule="auto"/>
-              <w:jc w:val="center"/>
-              <w:rPr/>
-            </w:pPr>
-            <w:r>
-              <w:rPr>
-                <w:rtl w:val="0"/>
-              </w:rPr>
-              <w:t xml:space="preserve">Cuando un artefacto responde a una plantilla común pero se genera una instancia por cada elemento.</w:t>
-            </w:r>
-          </w:p>
-        </w:tc>
-        <w:tc>
-          <w:tcPr>
-            <w:tcBorders>
-              <w:top w:color="1f1f1f" w:space="0" w:sz="6" w:val="single"/>
-              <w:left w:color="1f1f1f" w:space="0" w:sz="6" w:val="single"/>
-              <w:bottom w:color="1f1f1f" w:space="0" w:sz="6" w:val="single"/>
-              <w:right w:color="1f1f1f" w:space="0" w:sz="6" w:val="single"/>
-            </w:tcBorders>
-            <w:tcMar>
-              <w:top w:w="56.69291338582678" w:type="dxa"/>
-              <w:left w:w="56.69291338582678" w:type="dxa"/>
-              <w:bottom w:w="56.69291338582678" w:type="dxa"/>
-              <w:right w:w="56.69291338582678" w:type="dxa"/>
-            </w:tcMar>
-            <w:vAlign w:val="center"/>
-          </w:tcPr>
-          <w:p>
-            <w:pPr>
-              <w:spacing w:after="240" w:before="240" w:line="276" w:lineRule="auto"/>
-              <w:jc w:val="center"/>
-              <w:rPr/>
-            </w:pPr>
-            <w:r>
-              <w:rPr>
-                <w:rtl w:val="0"/>
-              </w:rPr>
-              <w:t xml:space="preserve">[Acrónimo Proyecto]-[Acrónimo Ítem][NN].[Extensión]</w:t>
-            </w:r>
-          </w:p>
-          <w:p>
-            <w:pPr>
-              <w:spacing w:after="0" w:line="276" w:lineRule="auto"/>
-              <w:jc w:val="center"/>
-              <w:rPr/>
-            </w:pPr>
-            <w:r>
-              <w:rPr>
-                <w:rtl w:val="0"/>
-              </w:rPr>
-            </w:r>
-          </w:p>
-        </w:tc>
-        <w:tc>
-          <w:tcPr>
-            <w:tcBorders>
-              <w:top w:color="1f1f1f" w:space="0" w:sz="6" w:val="single"/>
-              <w:left w:color="1f1f1f" w:space="0" w:sz="6" w:val="single"/>
-              <w:bottom w:color="1f1f1f" w:space="0" w:sz="6" w:val="single"/>
-              <w:right w:color="1f1f1f" w:space="0" w:sz="6" w:val="single"/>
-            </w:tcBorders>
-            <w:tcMar>
-              <w:top w:w="56.69291338582678" w:type="dxa"/>
-              <w:left w:w="56.69291338582678" w:type="dxa"/>
-              <w:bottom w:w="56.69291338582678" w:type="dxa"/>
-              <w:right w:w="56.69291338582678" w:type="dxa"/>
-            </w:tcMar>
-            <w:vAlign w:val="center"/>
-          </w:tcPr>
-          <w:p>
-            <w:pPr>
-              <w:pBdr>
-                <w:top w:color="auto" w:space="0" w:sz="0" w:val="none"/>
-                <w:left w:color="auto" w:space="0" w:sz="0" w:val="none"/>
-                <w:bottom w:color="auto" w:space="0" w:sz="0" w:val="none"/>
-                <w:right w:color="auto" w:space="0" w:sz="0" w:val="none"/>
-                <w:between w:color="auto" w:space="0" w:sz="0" w:val="none"/>
-              </w:pBdr>
-              <w:spacing w:after="240" w:before="240" w:line="276" w:lineRule="auto"/>
-              <w:jc w:val="center"/>
-              <w:rPr/>
-            </w:pPr>
-            <w:r>
-              <w:rPr>
-                <w:rtl w:val="0"/>
-              </w:rPr>
-              <w:t xml:space="preserve">CACIF-CU01.docx</w:t>
-            </w:r>
-            <w:r>
-              <w:rPr>
-                <w:rtl w:val="0"/>
-              </w:rPr>
-              <w:t xml:space="preserve">, CACIF-CU02.docx,</w:t>
-            </w:r>
-            <w:r>
-              <w:rPr>
-                <w:rtl w:val="0"/>
-              </w:rPr>
-            </w:r>
-          </w:p>
-          <w:p>
-            <w:pPr>
-              <w:pBdr>
-                <w:top w:color="auto" w:space="0" w:sz="0" w:val="none"/>
-                <w:left w:color="auto" w:space="0" w:sz="0" w:val="none"/>
-                <w:bottom w:color="auto" w:space="0" w:sz="0" w:val="none"/>
-                <w:right w:color="auto" w:space="0" w:sz="0" w:val="none"/>
-                <w:between w:color="auto" w:space="0" w:sz="0" w:val="none"/>
-              </w:pBdr>
-              <w:spacing w:after="0" w:line="276" w:lineRule="auto"/>
-              <w:jc w:val="center"/>
-              <w:rPr/>
-            </w:pPr>
-            <w:r>
-              <w:rPr>
-                <w:rtl w:val="0"/>
-              </w:rPr>
-            </w:r>
-          </w:p>
-        </w:tc>
-      </w:tr>
-    </w:tbl>
+          <w:tr>
+            <w:trPr>
+              <w:cantSplit w:val="0"/>
+              <w:tblHeader w:val="0"/>
+            </w:trPr>
+            <w:tc>
+              <w:tcPr>
+                <w:tcBorders>
+                  <w:top w:color="1f1f1f" w:space="0" w:sz="6" w:val="single"/>
+                  <w:left w:color="1f1f1f" w:space="0" w:sz="6" w:val="single"/>
+                  <w:bottom w:color="1f1f1f" w:space="0" w:sz="6" w:val="single"/>
+                  <w:right w:color="1f1f1f" w:space="0" w:sz="6" w:val="single"/>
+                </w:tcBorders>
+                <w:tcMar>
+                  <w:top w:w="56.69291338582678" w:type="dxa"/>
+                  <w:left w:w="56.69291338582678" w:type="dxa"/>
+                  <w:bottom w:w="56.69291338582678" w:type="dxa"/>
+                  <w:right w:w="56.69291338582678" w:type="dxa"/>
+                </w:tcMar>
+                <w:vAlign w:val="center"/>
+              </w:tcPr>
+              <w:p>
+                <w:pPr>
+                  <w:spacing w:after="0" w:line="240" w:lineRule="auto"/>
+                  <w:jc w:val="center"/>
+                  <w:rPr/>
+                </w:pPr>
+                <w:r>
+                  <w:rPr>
+                    <w:rtl w:val="0"/>
+                  </w:rPr>
+                  <w:t xml:space="preserve">Acrónimo_Proyecto + Extensión</w:t>
+                </w:r>
+              </w:p>
+            </w:tc>
+          </w:tr>
+        </w:tbl>
+      </w:sdtContent>
+    </w:sdt>
+    <w:p>
+      <w:pPr>
+        <w:keepNext w:val="0"/>
+        <w:keepLines w:val="0"/>
+        <w:pageBreakBefore w:val="0"/>
+        <w:widowControl w:val="1"/>
+        <w:pBdr>
+          <w:top w:space="0" w:sz="0" w:val="nil"/>
+          <w:left w:space="0" w:sz="0" w:val="nil"/>
+          <w:bottom w:space="0" w:sz="0" w:val="nil"/>
+          <w:right w:space="0" w:sz="0" w:val="nil"/>
+          <w:between w:space="0" w:sz="0" w:val="nil"/>
+        </w:pBdr>
+        <w:shd w:fill="auto" w:val="clear"/>
+        <w:spacing w:after="200" w:before="200" w:line="360" w:lineRule="auto"/>
+        <w:ind w:left="1440" w:right="0" w:firstLine="0"/>
+        <w:jc w:val="left"/>
+        <w:rPr/>
+      </w:pPr>
+      <w:r>
+        <w:rPr>
+          <w:rtl w:val="0"/>
+        </w:rPr>
+        <w:t xml:space="preserve">Ejemplos:</w:t>
+      </w:r>
+    </w:p>
+    <w:sdt>
+      <w:sdtPr>
+        <w:lock w:val="contentLocked"/>
+        <w:id w:val="1548069654"/>
+        <w:tag w:val="goog_rdk_2"/>
+      </w:sdtPr>
+      <w:sdtContent>
+        <w:tbl>
+          <w:tblPr>
+            <w:tblStyle w:val="Table6"/>
+            <w:tblW w:w="7064.0" w:type="dxa"/>
+            <w:jc w:val="left"/>
+            <w:tblInd w:w="1440.0" w:type="dxa"/>
+            <w:tblBorders>
+              <w:top w:color="000000" w:space="0" w:sz="8" w:val="single"/>
+              <w:left w:color="000000" w:space="0" w:sz="8" w:val="single"/>
+              <w:bottom w:color="000000" w:space="0" w:sz="8" w:val="single"/>
+              <w:right w:color="000000" w:space="0" w:sz="8" w:val="single"/>
+              <w:insideH w:color="000000" w:space="0" w:sz="8" w:val="single"/>
+              <w:insideV w:color="000000" w:space="0" w:sz="8" w:val="single"/>
+            </w:tblBorders>
+            <w:tblLayout w:type="fixed"/>
+            <w:tblLook w:val="0600"/>
+          </w:tblPr>
+          <w:tblGrid>
+            <w:gridCol w:w="3532"/>
+            <w:gridCol w:w="3532"/>
+            <w:tblGridChange w:id="0">
+              <w:tblGrid>
+                <w:gridCol w:w="3532"/>
+                <w:gridCol w:w="3532"/>
+              </w:tblGrid>
+            </w:tblGridChange>
+          </w:tblGrid>
+          <w:tr>
+            <w:trPr>
+              <w:cantSplit w:val="0"/>
+              <w:tblHeader w:val="0"/>
+            </w:trPr>
+            <w:tc>
+              <w:tcPr>
+                <w:shd w:fill="auto" w:val="clear"/>
+                <w:tcMar>
+                  <w:top w:w="100.0" w:type="dxa"/>
+                  <w:left w:w="100.0" w:type="dxa"/>
+                  <w:bottom w:w="100.0" w:type="dxa"/>
+                  <w:right w:w="100.0" w:type="dxa"/>
+                </w:tcMar>
+                <w:vAlign w:val="top"/>
+              </w:tcPr>
+              <w:p>
+                <w:pPr>
+                  <w:widowControl w:val="0"/>
+                  <w:spacing w:after="0" w:line="240" w:lineRule="auto"/>
+                  <w:rPr/>
+                </w:pPr>
+                <w:r>
+                  <w:rPr>
+                    <w:rtl w:val="0"/>
+                  </w:rPr>
+                  <w:t xml:space="preserve">Ítem</w:t>
+                </w:r>
+              </w:p>
+            </w:tc>
+            <w:tc>
+              <w:tcPr>
+                <w:shd w:fill="auto" w:val="clear"/>
+                <w:tcMar>
+                  <w:top w:w="100.0" w:type="dxa"/>
+                  <w:left w:w="100.0" w:type="dxa"/>
+                  <w:bottom w:w="100.0" w:type="dxa"/>
+                  <w:right w:w="100.0" w:type="dxa"/>
+                </w:tcMar>
+                <w:vAlign w:val="top"/>
+              </w:tcPr>
+              <w:p>
+                <w:pPr>
+                  <w:pBdr>
+                    <w:top w:color="auto" w:space="0" w:sz="0" w:val="none"/>
+                    <w:left w:color="auto" w:space="0" w:sz="0" w:val="none"/>
+                    <w:bottom w:color="auto" w:space="0" w:sz="0" w:val="none"/>
+                    <w:right w:color="auto" w:space="0" w:sz="0" w:val="none"/>
+                    <w:between w:color="auto" w:space="0" w:sz="0" w:val="none"/>
+                  </w:pBdr>
+                  <w:spacing w:after="0" w:line="276" w:lineRule="auto"/>
+                  <w:rPr/>
+                </w:pPr>
+                <w:r>
+                  <w:rPr>
+                    <w:rtl w:val="0"/>
+                  </w:rPr>
+                  <w:t xml:space="preserve">Nomenclatura</w:t>
+                </w:r>
+              </w:p>
+            </w:tc>
+          </w:tr>
+          <w:tr>
+            <w:trPr>
+              <w:cantSplit w:val="0"/>
+              <w:tblHeader w:val="0"/>
+            </w:trPr>
+            <w:tc>
+              <w:tcPr>
+                <w:shd w:fill="auto" w:val="clear"/>
+                <w:tcMar>
+                  <w:top w:w="100.0" w:type="dxa"/>
+                  <w:left w:w="100.0" w:type="dxa"/>
+                  <w:bottom w:w="100.0" w:type="dxa"/>
+                  <w:right w:w="100.0" w:type="dxa"/>
+                </w:tcMar>
+                <w:vAlign w:val="top"/>
+              </w:tcPr>
+              <w:p>
+                <w:pPr>
+                  <w:widowControl w:val="0"/>
+                  <w:spacing w:after="0" w:line="240" w:lineRule="auto"/>
+                  <w:rPr/>
+                </w:pPr>
+                <w:r>
+                  <w:rPr>
+                    <w:rtl w:val="0"/>
+                  </w:rPr>
+                  <w:t xml:space="preserve">Plan de Gestión de Cambio</w:t>
+                </w:r>
+              </w:p>
+            </w:tc>
+            <w:tc>
+              <w:tcPr>
+                <w:shd w:fill="auto" w:val="clear"/>
+                <w:tcMar>
+                  <w:top w:w="100.0" w:type="dxa"/>
+                  <w:left w:w="100.0" w:type="dxa"/>
+                  <w:bottom w:w="100.0" w:type="dxa"/>
+                  <w:right w:w="100.0" w:type="dxa"/>
+                </w:tcMar>
+                <w:vAlign w:val="top"/>
+              </w:tcPr>
+              <w:p>
+                <w:pPr>
+                  <w:pBdr>
+                    <w:top w:color="auto" w:space="0" w:sz="0" w:val="none"/>
+                    <w:left w:color="auto" w:space="0" w:sz="0" w:val="none"/>
+                    <w:bottom w:color="auto" w:space="0" w:sz="0" w:val="none"/>
+                    <w:right w:color="auto" w:space="0" w:sz="0" w:val="none"/>
+                    <w:between w:color="auto" w:space="0" w:sz="0" w:val="none"/>
+                  </w:pBdr>
+                  <w:spacing w:after="0" w:line="276" w:lineRule="auto"/>
+                  <w:jc w:val="center"/>
+                  <w:rPr/>
+                </w:pPr>
+                <w:r>
+                  <w:rPr>
+                    <w:rtl w:val="0"/>
+                  </w:rPr>
+                  <w:t xml:space="preserve">PGC.docx</w:t>
+                </w:r>
+              </w:p>
+            </w:tc>
+          </w:tr>
+        </w:tbl>
+      </w:sdtContent>
+    </w:sdt>
+    <w:p>
+      <w:pPr>
+        <w:keepNext w:val="0"/>
+        <w:keepLines w:val="0"/>
+        <w:pageBreakBefore w:val="0"/>
+        <w:widowControl w:val="1"/>
+        <w:pBdr>
+          <w:top w:space="0" w:sz="0" w:val="nil"/>
+          <w:left w:space="0" w:sz="0" w:val="nil"/>
+          <w:bottom w:space="0" w:sz="0" w:val="nil"/>
+          <w:right w:space="0" w:sz="0" w:val="nil"/>
+          <w:between w:space="0" w:sz="0" w:val="nil"/>
+        </w:pBdr>
+        <w:shd w:fill="auto" w:val="clear"/>
+        <w:spacing w:after="200" w:before="200" w:line="360" w:lineRule="auto"/>
+        <w:ind w:left="1440" w:right="0" w:firstLine="0"/>
+        <w:jc w:val="left"/>
+        <w:rPr>
+          <w:b w:val="1"/>
+          <w:bCs w:val="1"/>
+        </w:rPr>
+      </w:pPr>
+      <w:r>
+        <w:rPr>
+          <w:b w:val="1"/>
+          <w:bCs w:val="1"/>
+          <w:rtl w:val="0"/>
+        </w:rPr>
+        <w:t xml:space="preserve">Caso 2: Para ítems específicos que pertenecen a un proyecto</w:t>
+      </w:r>
+    </w:p>
+    <w:p>
+      <w:pPr>
+        <w:spacing w:after="200" w:before="200" w:line="360" w:lineRule="auto"/>
+        <w:ind w:left="1440" w:firstLine="0"/>
+        <w:rPr/>
+      </w:pPr>
+      <w:r>
+        <w:rPr>
+          <w:rtl w:val="0"/>
+        </w:rPr>
+        <w:t xml:space="preserve">Fórmula:</w:t>
+      </w:r>
+    </w:p>
+    <w:sdt>
+      <w:sdtPr>
+        <w:lock w:val="contentLocked"/>
+        <w:id w:val="-1549892334"/>
+        <w:tag w:val="goog_rdk_3"/>
+      </w:sdtPr>
+      <w:sdtContent>
+        <w:tbl>
+          <w:tblPr>
+            <w:tblStyle w:val="Table7"/>
+            <w:tblW w:w="7064.0" w:type="dxa"/>
+            <w:jc w:val="left"/>
+            <w:tblInd w:w="1440.0" w:type="dxa"/>
+            <w:tblBorders>
+              <w:top w:color="000000" w:space="0" w:sz="8" w:val="single"/>
+              <w:left w:color="000000" w:space="0" w:sz="8" w:val="single"/>
+              <w:bottom w:color="000000" w:space="0" w:sz="8" w:val="single"/>
+              <w:right w:color="000000" w:space="0" w:sz="8" w:val="single"/>
+              <w:insideH w:color="000000" w:space="0" w:sz="8" w:val="single"/>
+              <w:insideV w:color="000000" w:space="0" w:sz="8" w:val="single"/>
+            </w:tblBorders>
+            <w:tblLayout w:type="fixed"/>
+            <w:tblLook w:val="0600"/>
+          </w:tblPr>
+          <w:tblGrid>
+            <w:gridCol w:w="7064"/>
+            <w:tblGridChange w:id="0">
+              <w:tblGrid>
+                <w:gridCol w:w="7064"/>
+              </w:tblGrid>
+            </w:tblGridChange>
+          </w:tblGrid>
+          <w:tr>
+            <w:trPr>
+              <w:cantSplit w:val="0"/>
+              <w:tblHeader w:val="0"/>
+            </w:trPr>
+            <w:tc>
+              <w:tcPr>
+                <w:tcBorders>
+                  <w:top w:color="1f1f1f" w:space="0" w:sz="6" w:val="single"/>
+                  <w:left w:color="1f1f1f" w:space="0" w:sz="6" w:val="single"/>
+                  <w:bottom w:color="1f1f1f" w:space="0" w:sz="6" w:val="single"/>
+                  <w:right w:color="1f1f1f" w:space="0" w:sz="6" w:val="single"/>
+                </w:tcBorders>
+                <w:tcMar>
+                  <w:top w:w="56.69291338582678" w:type="dxa"/>
+                  <w:left w:w="56.69291338582678" w:type="dxa"/>
+                  <w:bottom w:w="56.69291338582678" w:type="dxa"/>
+                  <w:right w:w="56.69291338582678" w:type="dxa"/>
+                </w:tcMar>
+                <w:vAlign w:val="center"/>
+              </w:tcPr>
+              <w:p>
+                <w:pPr>
+                  <w:spacing w:after="0" w:line="240" w:lineRule="auto"/>
+                  <w:jc w:val="center"/>
+                  <w:rPr/>
+                </w:pPr>
+                <w:r>
+                  <w:rPr>
+                    <w:rtl w:val="0"/>
+                  </w:rPr>
+                  <w:t xml:space="preserve">Acrónimo_Proyecto + Acrónimo_Ítem + Extensión</w:t>
+                </w:r>
+              </w:p>
+            </w:tc>
+          </w:tr>
+        </w:tbl>
+      </w:sdtContent>
+    </w:sdt>
+    <w:p>
+      <w:pPr>
+        <w:spacing w:after="200" w:before="200" w:line="360" w:lineRule="auto"/>
+        <w:ind w:left="1440" w:firstLine="0"/>
+        <w:rPr/>
+      </w:pPr>
+      <w:r>
+        <w:rPr>
+          <w:rtl w:val="0"/>
+        </w:rPr>
+        <w:t xml:space="preserve">Ejemplos:</w:t>
+      </w:r>
+    </w:p>
+    <w:sdt>
+      <w:sdtPr>
+        <w:lock w:val="contentLocked"/>
+        <w:id w:val="1386699080"/>
+        <w:tag w:val="goog_rdk_4"/>
+      </w:sdtPr>
+      <w:sdtContent>
+        <w:tbl>
+          <w:tblPr>
+            <w:tblStyle w:val="Table8"/>
+            <w:tblW w:w="7064.0" w:type="dxa"/>
+            <w:jc w:val="left"/>
+            <w:tblInd w:w="1440.0" w:type="dxa"/>
+            <w:tblBorders>
+              <w:top w:color="000000" w:space="0" w:sz="8" w:val="single"/>
+              <w:left w:color="000000" w:space="0" w:sz="8" w:val="single"/>
+              <w:bottom w:color="000000" w:space="0" w:sz="8" w:val="single"/>
+              <w:right w:color="000000" w:space="0" w:sz="8" w:val="single"/>
+              <w:insideH w:color="000000" w:space="0" w:sz="8" w:val="single"/>
+              <w:insideV w:color="000000" w:space="0" w:sz="8" w:val="single"/>
+            </w:tblBorders>
+            <w:tblLayout w:type="fixed"/>
+            <w:tblLook w:val="0600"/>
+          </w:tblPr>
+          <w:tblGrid>
+            <w:gridCol w:w="3532"/>
+            <w:gridCol w:w="3532"/>
+            <w:tblGridChange w:id="0">
+              <w:tblGrid>
+                <w:gridCol w:w="3532"/>
+                <w:gridCol w:w="3532"/>
+              </w:tblGrid>
+            </w:tblGridChange>
+          </w:tblGrid>
+          <w:tr>
+            <w:trPr>
+              <w:cantSplit w:val="0"/>
+              <w:tblHeader w:val="0"/>
+            </w:trPr>
+            <w:tc>
+              <w:tcPr>
+                <w:shd w:fill="auto" w:val="clear"/>
+                <w:tcMar>
+                  <w:top w:w="100.0" w:type="dxa"/>
+                  <w:left w:w="100.0" w:type="dxa"/>
+                  <w:bottom w:w="100.0" w:type="dxa"/>
+                  <w:right w:w="100.0" w:type="dxa"/>
+                </w:tcMar>
+                <w:vAlign w:val="top"/>
+              </w:tcPr>
+              <w:p>
+                <w:pPr>
+                  <w:widowControl w:val="0"/>
+                  <w:spacing w:after="0" w:line="240" w:lineRule="auto"/>
+                  <w:rPr/>
+                </w:pPr>
+                <w:r>
+                  <w:rPr>
+                    <w:rtl w:val="0"/>
+                  </w:rPr>
+                  <w:t xml:space="preserve">Ítem</w:t>
+                </w:r>
+              </w:p>
+            </w:tc>
+            <w:tc>
+              <w:tcPr>
+                <w:shd w:fill="auto" w:val="clear"/>
+                <w:tcMar>
+                  <w:top w:w="100.0" w:type="dxa"/>
+                  <w:left w:w="100.0" w:type="dxa"/>
+                  <w:bottom w:w="100.0" w:type="dxa"/>
+                  <w:right w:w="100.0" w:type="dxa"/>
+                </w:tcMar>
+                <w:vAlign w:val="top"/>
+              </w:tcPr>
+              <w:p>
+                <w:pPr>
+                  <w:pBdr>
+                    <w:top w:color="auto" w:space="0" w:sz="0" w:val="none"/>
+                    <w:left w:color="auto" w:space="0" w:sz="0" w:val="none"/>
+                    <w:bottom w:color="auto" w:space="0" w:sz="0" w:val="none"/>
+                    <w:right w:color="auto" w:space="0" w:sz="0" w:val="none"/>
+                    <w:between w:color="auto" w:space="0" w:sz="0" w:val="none"/>
+                  </w:pBdr>
+                  <w:spacing w:after="0" w:line="276" w:lineRule="auto"/>
+                  <w:rPr/>
+                </w:pPr>
+                <w:r>
+                  <w:rPr>
+                    <w:rtl w:val="0"/>
+                  </w:rPr>
+                  <w:t xml:space="preserve">Nomenclatura</w:t>
+                </w:r>
+              </w:p>
+            </w:tc>
+          </w:tr>
+          <w:tr>
+            <w:trPr>
+              <w:cantSplit w:val="0"/>
+              <w:tblHeader w:val="0"/>
+            </w:trPr>
+            <w:tc>
+              <w:tcPr>
+                <w:shd w:fill="auto" w:val="clear"/>
+                <w:tcMar>
+                  <w:top w:w="100.0" w:type="dxa"/>
+                  <w:left w:w="100.0" w:type="dxa"/>
+                  <w:bottom w:w="100.0" w:type="dxa"/>
+                  <w:right w:w="100.0" w:type="dxa"/>
+                </w:tcMar>
+                <w:vAlign w:val="top"/>
+              </w:tcPr>
+              <w:p>
+                <w:pPr>
+                  <w:widowControl w:val="0"/>
+                  <w:spacing w:after="0" w:line="240" w:lineRule="auto"/>
+                  <w:rPr/>
+                </w:pPr>
+                <w:r>
+                  <w:rPr>
+                    <w:rtl w:val="0"/>
+                  </w:rPr>
+                  <w:t xml:space="preserve">Documento de Arquitectura</w:t>
+                </w:r>
+              </w:p>
+            </w:tc>
+            <w:tc>
+              <w:tcPr>
+                <w:shd w:fill="auto" w:val="clear"/>
+                <w:tcMar>
+                  <w:top w:w="100.0" w:type="dxa"/>
+                  <w:left w:w="100.0" w:type="dxa"/>
+                  <w:bottom w:w="100.0" w:type="dxa"/>
+                  <w:right w:w="100.0" w:type="dxa"/>
+                </w:tcMar>
+                <w:vAlign w:val="top"/>
+              </w:tcPr>
+              <w:p>
+                <w:pPr>
+                  <w:pBdr>
+                    <w:top w:color="auto" w:space="0" w:sz="0" w:val="none"/>
+                    <w:left w:color="auto" w:space="0" w:sz="0" w:val="none"/>
+                    <w:bottom w:color="auto" w:space="0" w:sz="0" w:val="none"/>
+                    <w:right w:color="auto" w:space="0" w:sz="0" w:val="none"/>
+                    <w:between w:color="auto" w:space="0" w:sz="0" w:val="none"/>
+                  </w:pBdr>
+                  <w:spacing w:after="0" w:line="276" w:lineRule="auto"/>
+                  <w:jc w:val="center"/>
+                  <w:rPr/>
+                </w:pPr>
+                <w:r>
+                  <w:rPr>
+                    <w:rtl w:val="0"/>
+                  </w:rPr>
+                  <w:t xml:space="preserve">CACIF-DA.docx</w:t>
+                </w:r>
+              </w:p>
+            </w:tc>
+          </w:tr>
+        </w:tbl>
+      </w:sdtContent>
+    </w:sdt>
+    <w:p>
+      <w:pPr>
+        <w:spacing w:after="200" w:before="200" w:line="360" w:lineRule="auto"/>
+        <w:ind w:left="1440" w:firstLine="0"/>
+        <w:rPr>
+          <w:b w:val="1"/>
+          <w:bCs w:val="1"/>
+        </w:rPr>
+      </w:pPr>
+      <w:r>
+        <w:rPr>
+          <w:b w:val="1"/>
+          <w:bCs w:val="1"/>
+          <w:rtl w:val="0"/>
+        </w:rPr>
+        <w:t xml:space="preserve">Caso 3: Para ítems cuyo nombre de ítem se repite y deben diferenciarse</w:t>
+      </w:r>
+    </w:p>
+    <w:p>
+      <w:pPr>
+        <w:spacing w:after="200" w:before="200" w:line="360" w:lineRule="auto"/>
+        <w:ind w:left="1440" w:firstLine="0"/>
+        <w:rPr/>
+      </w:pPr>
+      <w:r>
+        <w:rPr>
+          <w:rtl w:val="0"/>
+        </w:rPr>
+        <w:t xml:space="preserve">Fórmula:</w:t>
+      </w:r>
+    </w:p>
+    <w:sdt>
+      <w:sdtPr>
+        <w:lock w:val="contentLocked"/>
+        <w:id w:val="-669232915"/>
+        <w:tag w:val="goog_rdk_5"/>
+      </w:sdtPr>
+      <w:sdtContent>
+        <w:tbl>
+          <w:tblPr>
+            <w:tblStyle w:val="Table9"/>
+            <w:tblW w:w="7064.0" w:type="dxa"/>
+            <w:jc w:val="left"/>
+            <w:tblInd w:w="1440.0" w:type="dxa"/>
+            <w:tblBorders>
+              <w:top w:color="000000" w:space="0" w:sz="8" w:val="single"/>
+              <w:left w:color="000000" w:space="0" w:sz="8" w:val="single"/>
+              <w:bottom w:color="000000" w:space="0" w:sz="8" w:val="single"/>
+              <w:right w:color="000000" w:space="0" w:sz="8" w:val="single"/>
+              <w:insideH w:color="000000" w:space="0" w:sz="8" w:val="single"/>
+              <w:insideV w:color="000000" w:space="0" w:sz="8" w:val="single"/>
+            </w:tblBorders>
+            <w:tblLayout w:type="fixed"/>
+            <w:tblLook w:val="0600"/>
+          </w:tblPr>
+          <w:tblGrid>
+            <w:gridCol w:w="7064"/>
+            <w:tblGridChange w:id="0">
+              <w:tblGrid>
+                <w:gridCol w:w="7064"/>
+              </w:tblGrid>
+            </w:tblGridChange>
+          </w:tblGrid>
+          <w:tr>
+            <w:trPr>
+              <w:cantSplit w:val="0"/>
+              <w:tblHeader w:val="0"/>
+            </w:trPr>
+            <w:tc>
+              <w:tcPr>
+                <w:shd w:fill="auto" w:val="clear"/>
+                <w:tcMar>
+                  <w:top w:w="100.0" w:type="dxa"/>
+                  <w:left w:w="100.0" w:type="dxa"/>
+                  <w:bottom w:w="100.0" w:type="dxa"/>
+                  <w:right w:w="100.0" w:type="dxa"/>
+                </w:tcMar>
+                <w:vAlign w:val="top"/>
+              </w:tcPr>
+              <w:p>
+                <w:pPr>
+                  <w:spacing w:after="0" w:line="240" w:lineRule="auto"/>
+                  <w:jc w:val="center"/>
+                  <w:rPr>
+                    <w:b w:val="1"/>
+                    <w:bCs w:val="1"/>
+                  </w:rPr>
+                </w:pPr>
+                <w:r>
+                  <w:rPr>
+                    <w:rtl w:val="0"/>
+                  </w:rPr>
+                  <w:t xml:space="preserve">Acrónimo_Proyecto + Acrónimo_Ítem + Tres_Últimas_Letras + Extensión</w:t>
+                </w:r>
+                <w:r>
+                  <w:rPr>
+                    <w:rtl w:val="0"/>
+                  </w:rPr>
+                </w:r>
+              </w:p>
+            </w:tc>
+          </w:tr>
+        </w:tbl>
+      </w:sdtContent>
+    </w:sdt>
+    <w:p>
+      <w:pPr>
+        <w:spacing w:after="200" w:before="200" w:line="360" w:lineRule="auto"/>
+        <w:ind w:left="1440" w:firstLine="0"/>
+        <w:rPr/>
+      </w:pPr>
+      <w:r>
+        <w:rPr>
+          <w:rtl w:val="0"/>
+        </w:rPr>
+        <w:t xml:space="preserve">Ejemplos:</w:t>
+      </w:r>
+    </w:p>
+    <w:sdt>
+      <w:sdtPr>
+        <w:lock w:val="contentLocked"/>
+        <w:id w:val="638383161"/>
+        <w:tag w:val="goog_rdk_6"/>
+      </w:sdtPr>
+      <w:sdtContent>
+        <w:tbl>
+          <w:tblPr>
+            <w:tblStyle w:val="Table10"/>
+            <w:tblW w:w="7064.0" w:type="dxa"/>
+            <w:jc w:val="left"/>
+            <w:tblInd w:w="1440.0" w:type="dxa"/>
+            <w:tblBorders>
+              <w:top w:color="000000" w:space="0" w:sz="8" w:val="single"/>
+              <w:left w:color="000000" w:space="0" w:sz="8" w:val="single"/>
+              <w:bottom w:color="000000" w:space="0" w:sz="8" w:val="single"/>
+              <w:right w:color="000000" w:space="0" w:sz="8" w:val="single"/>
+              <w:insideH w:color="000000" w:space="0" w:sz="8" w:val="single"/>
+              <w:insideV w:color="000000" w:space="0" w:sz="8" w:val="single"/>
+            </w:tblBorders>
+            <w:tblLayout w:type="fixed"/>
+            <w:tblLook w:val="0600"/>
+          </w:tblPr>
+          <w:tblGrid>
+            <w:gridCol w:w="3532"/>
+            <w:gridCol w:w="3532"/>
+            <w:tblGridChange w:id="0">
+              <w:tblGrid>
+                <w:gridCol w:w="3532"/>
+                <w:gridCol w:w="3532"/>
+              </w:tblGrid>
+            </w:tblGridChange>
+          </w:tblGrid>
+          <w:tr>
+            <w:trPr>
+              <w:cantSplit w:val="0"/>
+              <w:tblHeader w:val="0"/>
+            </w:trPr>
+            <w:tc>
+              <w:tcPr>
+                <w:shd w:fill="auto" w:val="clear"/>
+                <w:tcMar>
+                  <w:top w:w="100.0" w:type="dxa"/>
+                  <w:left w:w="100.0" w:type="dxa"/>
+                  <w:bottom w:w="100.0" w:type="dxa"/>
+                  <w:right w:w="100.0" w:type="dxa"/>
+                </w:tcMar>
+                <w:vAlign w:val="top"/>
+              </w:tcPr>
+              <w:p>
+                <w:pPr>
+                  <w:widowControl w:val="0"/>
+                  <w:spacing w:after="0" w:line="240" w:lineRule="auto"/>
+                  <w:rPr/>
+                </w:pPr>
+                <w:r>
+                  <w:rPr>
+                    <w:rtl w:val="0"/>
+                  </w:rPr>
+                  <w:t xml:space="preserve">Ítem</w:t>
+                </w:r>
+              </w:p>
+            </w:tc>
+            <w:tc>
+              <w:tcPr>
+                <w:shd w:fill="auto" w:val="clear"/>
+                <w:tcMar>
+                  <w:top w:w="100.0" w:type="dxa"/>
+                  <w:left w:w="100.0" w:type="dxa"/>
+                  <w:bottom w:w="100.0" w:type="dxa"/>
+                  <w:right w:w="100.0" w:type="dxa"/>
+                </w:tcMar>
+                <w:vAlign w:val="top"/>
+              </w:tcPr>
+              <w:p>
+                <w:pPr>
+                  <w:pBdr>
+                    <w:top w:color="auto" w:space="0" w:sz="0" w:val="none"/>
+                    <w:left w:color="auto" w:space="0" w:sz="0" w:val="none"/>
+                    <w:bottom w:color="auto" w:space="0" w:sz="0" w:val="none"/>
+                    <w:right w:color="auto" w:space="0" w:sz="0" w:val="none"/>
+                    <w:between w:color="auto" w:space="0" w:sz="0" w:val="none"/>
+                  </w:pBdr>
+                  <w:spacing w:after="0" w:line="276" w:lineRule="auto"/>
+                  <w:rPr/>
+                </w:pPr>
+                <w:r>
+                  <w:rPr>
+                    <w:rtl w:val="0"/>
+                  </w:rPr>
+                  <w:t xml:space="preserve">Nomenclatura</w:t>
+                </w:r>
+              </w:p>
+            </w:tc>
+          </w:tr>
+          <w:tr>
+            <w:trPr>
+              <w:cantSplit w:val="0"/>
+              <w:tblHeader w:val="0"/>
+            </w:trPr>
+            <w:tc>
+              <w:tcPr>
+                <w:shd w:fill="auto" w:val="clear"/>
+                <w:tcMar>
+                  <w:top w:w="100.0" w:type="dxa"/>
+                  <w:left w:w="100.0" w:type="dxa"/>
+                  <w:bottom w:w="100.0" w:type="dxa"/>
+                  <w:right w:w="100.0" w:type="dxa"/>
+                </w:tcMar>
+                <w:vAlign w:val="top"/>
+              </w:tcPr>
+              <w:p>
+                <w:pPr>
+                  <w:widowControl w:val="0"/>
+                  <w:spacing w:after="0" w:line="240" w:lineRule="auto"/>
+                  <w:rPr/>
+                </w:pPr>
+                <w:r>
+                  <w:rPr>
+                    <w:rtl w:val="0"/>
+                  </w:rPr>
+                  <w:t xml:space="preserve">Documento de Arquictura</w:t>
+                </w:r>
+              </w:p>
+            </w:tc>
+            <w:tc>
+              <w:tcPr>
+                <w:shd w:fill="auto" w:val="clear"/>
+                <w:tcMar>
+                  <w:top w:w="100.0" w:type="dxa"/>
+                  <w:left w:w="100.0" w:type="dxa"/>
+                  <w:bottom w:w="100.0" w:type="dxa"/>
+                  <w:right w:w="100.0" w:type="dxa"/>
+                </w:tcMar>
+                <w:vAlign w:val="top"/>
+              </w:tcPr>
+              <w:p>
+                <w:pPr>
+                  <w:pBdr>
+                    <w:top w:color="auto" w:space="0" w:sz="0" w:val="none"/>
+                    <w:left w:color="auto" w:space="0" w:sz="0" w:val="none"/>
+                    <w:bottom w:color="auto" w:space="0" w:sz="0" w:val="none"/>
+                    <w:right w:color="auto" w:space="0" w:sz="0" w:val="none"/>
+                    <w:between w:color="auto" w:space="0" w:sz="0" w:val="none"/>
+                  </w:pBdr>
+                  <w:spacing w:after="0" w:line="276" w:lineRule="auto"/>
+                  <w:jc w:val="center"/>
+                  <w:rPr/>
+                </w:pPr>
+                <w:r>
+                  <w:rPr>
+                    <w:rtl w:val="0"/>
+                  </w:rPr>
+                  <w:t xml:space="preserve">CACIF-DArqu.docx</w:t>
+                </w:r>
+              </w:p>
+            </w:tc>
+          </w:tr>
+          <w:tr>
+            <w:trPr>
+              <w:cantSplit w:val="0"/>
+              <w:tblHeader w:val="0"/>
+            </w:trPr>
+            <w:tc>
+              <w:tcPr>
+                <w:shd w:fill="auto" w:val="clear"/>
+                <w:tcMar>
+                  <w:top w:w="100.0" w:type="dxa"/>
+                  <w:left w:w="100.0" w:type="dxa"/>
+                  <w:bottom w:w="100.0" w:type="dxa"/>
+                  <w:right w:w="100.0" w:type="dxa"/>
+                </w:tcMar>
+                <w:vAlign w:val="top"/>
+              </w:tcPr>
+              <w:p>
+                <w:pPr>
+                  <w:widowControl w:val="0"/>
+                  <w:spacing w:after="0" w:line="240" w:lineRule="auto"/>
+                  <w:rPr/>
+                </w:pPr>
+                <w:r>
+                  <w:rPr>
+                    <w:rtl w:val="0"/>
+                  </w:rPr>
+                  <w:t xml:space="preserve">Documento de Análisis</w:t>
+                </w:r>
+              </w:p>
+            </w:tc>
+            <w:tc>
+              <w:tcPr>
+                <w:shd w:fill="auto" w:val="clear"/>
+                <w:tcMar>
+                  <w:top w:w="100.0" w:type="dxa"/>
+                  <w:left w:w="100.0" w:type="dxa"/>
+                  <w:bottom w:w="100.0" w:type="dxa"/>
+                  <w:right w:w="100.0" w:type="dxa"/>
+                </w:tcMar>
+                <w:vAlign w:val="top"/>
+              </w:tcPr>
+              <w:p>
+                <w:pPr>
+                  <w:pBdr>
+                    <w:top w:color="auto" w:space="0" w:sz="0" w:val="none"/>
+                    <w:left w:color="auto" w:space="0" w:sz="0" w:val="none"/>
+                    <w:bottom w:color="auto" w:space="0" w:sz="0" w:val="none"/>
+                    <w:right w:color="auto" w:space="0" w:sz="0" w:val="none"/>
+                    <w:between w:color="auto" w:space="0" w:sz="0" w:val="none"/>
+                  </w:pBdr>
+                  <w:spacing w:after="0" w:line="276" w:lineRule="auto"/>
+                  <w:jc w:val="center"/>
+                  <w:rPr/>
+                </w:pPr>
+                <w:r>
+                  <w:rPr>
+                    <w:rtl w:val="0"/>
+                  </w:rPr>
+                  <w:t xml:space="preserve">CACIF-DAnal.docx</w:t>
+                </w:r>
+              </w:p>
+            </w:tc>
+          </w:tr>
+        </w:tbl>
+      </w:sdtContent>
+    </w:sdt>
+    <w:p>
+      <w:pPr>
+        <w:spacing w:after="200" w:before="200" w:line="360" w:lineRule="auto"/>
+        <w:ind w:left="1440" w:firstLine="0"/>
+        <w:rPr>
+          <w:b w:val="1"/>
+          <w:bCs w:val="1"/>
+        </w:rPr>
+      </w:pPr>
+      <w:r>
+        <w:rPr>
+          <w:b w:val="1"/>
+          <w:bCs w:val="1"/>
+          <w:rtl w:val="0"/>
+        </w:rPr>
+        <w:t xml:space="preserve">Caso 4: Para ítems que responden a una plantilla común pero se genera una instancia por cada elemento</w:t>
+      </w:r>
+    </w:p>
+    <w:p>
+      <w:pPr>
+        <w:spacing w:after="200" w:before="200" w:line="360" w:lineRule="auto"/>
+        <w:ind w:left="1440" w:firstLine="0"/>
+        <w:rPr/>
+      </w:pPr>
+      <w:r>
+        <w:rPr>
+          <w:rtl w:val="0"/>
+        </w:rPr>
+        <w:t xml:space="preserve">Fórmula:</w:t>
+      </w:r>
+    </w:p>
+    <w:sdt>
+      <w:sdtPr>
+        <w:lock w:val="contentLocked"/>
+        <w:id w:val="-1851219545"/>
+        <w:tag w:val="goog_rdk_7"/>
+      </w:sdtPr>
+      <w:sdtContent>
+        <w:tbl>
+          <w:tblPr>
+            <w:tblStyle w:val="Table11"/>
+            <w:tblW w:w="7064.0" w:type="dxa"/>
+            <w:jc w:val="left"/>
+            <w:tblInd w:w="1440.0" w:type="dxa"/>
+            <w:tblBorders>
+              <w:top w:color="000000" w:space="0" w:sz="8" w:val="single"/>
+              <w:left w:color="000000" w:space="0" w:sz="8" w:val="single"/>
+              <w:bottom w:color="000000" w:space="0" w:sz="8" w:val="single"/>
+              <w:right w:color="000000" w:space="0" w:sz="8" w:val="single"/>
+              <w:insideH w:color="000000" w:space="0" w:sz="8" w:val="single"/>
+              <w:insideV w:color="000000" w:space="0" w:sz="8" w:val="single"/>
+            </w:tblBorders>
+            <w:tblLayout w:type="fixed"/>
+            <w:tblLook w:val="0600"/>
+          </w:tblPr>
+          <w:tblGrid>
+            <w:gridCol w:w="7064"/>
+            <w:tblGridChange w:id="0">
+              <w:tblGrid>
+                <w:gridCol w:w="7064"/>
+              </w:tblGrid>
+            </w:tblGridChange>
+          </w:tblGrid>
+          <w:tr>
+            <w:trPr>
+              <w:cantSplit w:val="0"/>
+              <w:tblHeader w:val="0"/>
+            </w:trPr>
+            <w:tc>
+              <w:tcPr>
+                <w:shd w:fill="auto" w:val="clear"/>
+                <w:tcMar>
+                  <w:top w:w="100.0" w:type="dxa"/>
+                  <w:left w:w="100.0" w:type="dxa"/>
+                  <w:bottom w:w="100.0" w:type="dxa"/>
+                  <w:right w:w="100.0" w:type="dxa"/>
+                </w:tcMar>
+                <w:vAlign w:val="top"/>
+              </w:tcPr>
+              <w:p>
+                <w:pPr>
+                  <w:spacing w:after="0" w:line="240" w:lineRule="auto"/>
+                  <w:jc w:val="center"/>
+                  <w:rPr>
+                    <w:b w:val="1"/>
+                    <w:bCs w:val="1"/>
+                  </w:rPr>
+                </w:pPr>
+                <w:r>
+                  <w:rPr>
+                    <w:rtl w:val="0"/>
+                  </w:rPr>
+                  <w:t xml:space="preserve">Acrónimo_Proyecto + Acrónimo_Ítem + Correlativo + Extensión</w:t>
+                </w:r>
+                <w:r>
+                  <w:rPr>
+                    <w:rtl w:val="0"/>
+                  </w:rPr>
+                </w:r>
+              </w:p>
+            </w:tc>
+          </w:tr>
+        </w:tbl>
+      </w:sdtContent>
+    </w:sdt>
+    <w:p>
+      <w:pPr>
+        <w:spacing w:after="200" w:before="200" w:line="360" w:lineRule="auto"/>
+        <w:ind w:left="1440" w:firstLine="0"/>
+        <w:rPr/>
+      </w:pPr>
+      <w:r>
+        <w:rPr>
+          <w:rtl w:val="0"/>
+        </w:rPr>
+        <w:t xml:space="preserve">Ejemplos:</w:t>
+      </w:r>
+    </w:p>
+    <w:sdt>
+      <w:sdtPr>
+        <w:lock w:val="contentLocked"/>
+        <w:id w:val="1736697442"/>
+        <w:tag w:val="goog_rdk_8"/>
+      </w:sdtPr>
+      <w:sdtContent>
+        <w:tbl>
+          <w:tblPr>
+            <w:tblStyle w:val="Table12"/>
+            <w:tblW w:w="7064.0" w:type="dxa"/>
+            <w:jc w:val="left"/>
+            <w:tblInd w:w="1440.0" w:type="dxa"/>
+            <w:tblBorders>
+              <w:top w:color="000000" w:space="0" w:sz="8" w:val="single"/>
+              <w:left w:color="000000" w:space="0" w:sz="8" w:val="single"/>
+              <w:bottom w:color="000000" w:space="0" w:sz="8" w:val="single"/>
+              <w:right w:color="000000" w:space="0" w:sz="8" w:val="single"/>
+              <w:insideH w:color="000000" w:space="0" w:sz="8" w:val="single"/>
+              <w:insideV w:color="000000" w:space="0" w:sz="8" w:val="single"/>
+            </w:tblBorders>
+            <w:tblLayout w:type="fixed"/>
+            <w:tblLook w:val="0600"/>
+          </w:tblPr>
+          <w:tblGrid>
+            <w:gridCol w:w="3532"/>
+            <w:gridCol w:w="3532"/>
+            <w:tblGridChange w:id="0">
+              <w:tblGrid>
+                <w:gridCol w:w="3532"/>
+                <w:gridCol w:w="3532"/>
+              </w:tblGrid>
+            </w:tblGridChange>
+          </w:tblGrid>
+          <w:tr>
+            <w:trPr>
+              <w:cantSplit w:val="0"/>
+              <w:tblHeader w:val="0"/>
+            </w:trPr>
+            <w:tc>
+              <w:tcPr>
+                <w:shd w:fill="auto" w:val="clear"/>
+                <w:tcMar>
+                  <w:top w:w="100.0" w:type="dxa"/>
+                  <w:left w:w="100.0" w:type="dxa"/>
+                  <w:bottom w:w="100.0" w:type="dxa"/>
+                  <w:right w:w="100.0" w:type="dxa"/>
+                </w:tcMar>
+                <w:vAlign w:val="top"/>
+              </w:tcPr>
+              <w:p>
+                <w:pPr>
+                  <w:widowControl w:val="0"/>
+                  <w:spacing w:after="0" w:line="240" w:lineRule="auto"/>
+                  <w:rPr/>
+                </w:pPr>
+                <w:r>
+                  <w:rPr>
+                    <w:rtl w:val="0"/>
+                  </w:rPr>
+                  <w:t xml:space="preserve">Ítem</w:t>
+                </w:r>
+              </w:p>
+            </w:tc>
+            <w:tc>
+              <w:tcPr>
+                <w:shd w:fill="auto" w:val="clear"/>
+                <w:tcMar>
+                  <w:top w:w="100.0" w:type="dxa"/>
+                  <w:left w:w="100.0" w:type="dxa"/>
+                  <w:bottom w:w="100.0" w:type="dxa"/>
+                  <w:right w:w="100.0" w:type="dxa"/>
+                </w:tcMar>
+                <w:vAlign w:val="top"/>
+              </w:tcPr>
+              <w:p>
+                <w:pPr>
+                  <w:pBdr>
+                    <w:top w:color="auto" w:space="0" w:sz="0" w:val="none"/>
+                    <w:left w:color="auto" w:space="0" w:sz="0" w:val="none"/>
+                    <w:bottom w:color="auto" w:space="0" w:sz="0" w:val="none"/>
+                    <w:right w:color="auto" w:space="0" w:sz="0" w:val="none"/>
+                    <w:between w:color="auto" w:space="0" w:sz="0" w:val="none"/>
+                  </w:pBdr>
+                  <w:spacing w:after="0" w:line="276" w:lineRule="auto"/>
+                  <w:rPr/>
+                </w:pPr>
+                <w:r>
+                  <w:rPr>
+                    <w:rtl w:val="0"/>
+                  </w:rPr>
+                  <w:t xml:space="preserve">Nomenclatura</w:t>
+                </w:r>
+              </w:p>
+            </w:tc>
+          </w:tr>
+          <w:tr>
+            <w:trPr>
+              <w:cantSplit w:val="0"/>
+              <w:tblHeader w:val="0"/>
+            </w:trPr>
+            <w:tc>
+              <w:tcPr>
+                <w:shd w:fill="auto" w:val="clear"/>
+                <w:tcMar>
+                  <w:top w:w="100.0" w:type="dxa"/>
+                  <w:left w:w="100.0" w:type="dxa"/>
+                  <w:bottom w:w="100.0" w:type="dxa"/>
+                  <w:right w:w="100.0" w:type="dxa"/>
+                </w:tcMar>
+                <w:vAlign w:val="top"/>
+              </w:tcPr>
+              <w:p>
+                <w:pPr>
+                  <w:widowControl w:val="0"/>
+                  <w:spacing w:after="0" w:line="240" w:lineRule="auto"/>
+                  <w:rPr/>
+                </w:pPr>
+                <w:r>
+                  <w:rPr>
+                    <w:rtl w:val="0"/>
+                  </w:rPr>
+                  <w:t xml:space="preserve">Caso de Uso 01</w:t>
+                </w:r>
+              </w:p>
+            </w:tc>
+            <w:tc>
+              <w:tcPr>
+                <w:shd w:fill="auto" w:val="clear"/>
+                <w:tcMar>
+                  <w:top w:w="100.0" w:type="dxa"/>
+                  <w:left w:w="100.0" w:type="dxa"/>
+                  <w:bottom w:w="100.0" w:type="dxa"/>
+                  <w:right w:w="100.0" w:type="dxa"/>
+                </w:tcMar>
+                <w:vAlign w:val="top"/>
+              </w:tcPr>
+              <w:p>
+                <w:pPr>
+                  <w:pBdr>
+                    <w:top w:color="auto" w:space="0" w:sz="0" w:val="none"/>
+                    <w:left w:color="auto" w:space="0" w:sz="0" w:val="none"/>
+                    <w:bottom w:color="auto" w:space="0" w:sz="0" w:val="none"/>
+                    <w:right w:color="auto" w:space="0" w:sz="0" w:val="none"/>
+                    <w:between w:color="auto" w:space="0" w:sz="0" w:val="none"/>
+                  </w:pBdr>
+                  <w:spacing w:after="240" w:before="240" w:line="276" w:lineRule="auto"/>
+                  <w:jc w:val="center"/>
+                  <w:rPr/>
+                </w:pPr>
+                <w:r>
+                  <w:rPr>
+                    <w:rtl w:val="0"/>
+                  </w:rPr>
+                  <w:t xml:space="preserve">CACIF-CU01.docx</w:t>
+                </w:r>
+              </w:p>
+            </w:tc>
+          </w:tr>
+          <w:tr>
+            <w:trPr>
+              <w:cantSplit w:val="0"/>
+              <w:tblHeader w:val="0"/>
+            </w:trPr>
+            <w:tc>
+              <w:tcPr>
+                <w:shd w:fill="auto" w:val="clear"/>
+                <w:tcMar>
+                  <w:top w:w="100.0" w:type="dxa"/>
+                  <w:left w:w="100.0" w:type="dxa"/>
+                  <w:bottom w:w="100.0" w:type="dxa"/>
+                  <w:right w:w="100.0" w:type="dxa"/>
+                </w:tcMar>
+                <w:vAlign w:val="top"/>
+              </w:tcPr>
+              <w:p>
+                <w:pPr>
+                  <w:widowControl w:val="0"/>
+                  <w:spacing w:after="0" w:line="240" w:lineRule="auto"/>
+                  <w:rPr/>
+                </w:pPr>
+                <w:r>
+                  <w:rPr>
+                    <w:rtl w:val="0"/>
+                  </w:rPr>
+                  <w:t xml:space="preserve">Caso de Uso 02</w:t>
+                </w:r>
+              </w:p>
+            </w:tc>
+            <w:tc>
+              <w:tcPr>
+                <w:shd w:fill="auto" w:val="clear"/>
+                <w:tcMar>
+                  <w:top w:w="100.0" w:type="dxa"/>
+                  <w:left w:w="100.0" w:type="dxa"/>
+                  <w:bottom w:w="100.0" w:type="dxa"/>
+                  <w:right w:w="100.0" w:type="dxa"/>
+                </w:tcMar>
+                <w:vAlign w:val="top"/>
+              </w:tcPr>
+              <w:p>
+                <w:pPr>
+                  <w:pBdr>
+                    <w:top w:color="auto" w:space="0" w:sz="0" w:val="none"/>
+                    <w:left w:color="auto" w:space="0" w:sz="0" w:val="none"/>
+                    <w:bottom w:color="auto" w:space="0" w:sz="0" w:val="none"/>
+                    <w:right w:color="auto" w:space="0" w:sz="0" w:val="none"/>
+                    <w:between w:color="auto" w:space="0" w:sz="0" w:val="none"/>
+                  </w:pBdr>
+                  <w:spacing w:after="240" w:before="240" w:line="276" w:lineRule="auto"/>
+                  <w:jc w:val="center"/>
+                  <w:rPr/>
+                </w:pPr>
+                <w:r>
+                  <w:rPr>
+                    <w:rtl w:val="0"/>
+                  </w:rPr>
+                  <w:t xml:space="preserve">CACIF-CU02.docx</w:t>
+                </w:r>
+              </w:p>
+            </w:tc>
+          </w:tr>
+        </w:tbl>
+      </w:sdtContent>
+    </w:sdt>
     <w:p>
       <w:pPr>
         <w:keepNext w:val="0"/>
@@ -12411,14 +12766,14 @@
     <w:sdt>
       <w:sdtPr>
         <w:lock w:val="contentLocked"/>
-        <w:id w:val="1926439738"/>
-        <w:tag w:val="goog_rdk_1"/>
+        <w:id w:val="-1030976794"/>
+        <w:tag w:val="goog_rdk_9"/>
       </w:sdtPr>
       <w:sdtContent>
         <w:tbl>
           <w:tblPr>
-            <w:tblStyle w:val="Table6"/>
-            <w:tblW w:w="7650.0" w:type="dxa"/>
+            <w:tblStyle w:val="Table13"/>
+            <w:tblW w:w="6990.0" w:type="dxa"/>
             <w:jc w:val="left"/>
             <w:tblInd w:w="1500.0" w:type="dxa"/>
             <w:tblBorders>
@@ -12433,16 +12788,14 @@
             <w:tblLook w:val="0600"/>
           </w:tblPr>
           <w:tblGrid>
-            <w:gridCol w:w="1200"/>
             <w:gridCol w:w="1875"/>
             <w:gridCol w:w="2370"/>
-            <w:gridCol w:w="2205"/>
+            <w:gridCol w:w="2745"/>
             <w:tblGridChange w:id="0">
               <w:tblGrid>
-                <w:gridCol w:w="1200"/>
                 <w:gridCol w:w="1875"/>
                 <w:gridCol w:w="2370"/>
-                <w:gridCol w:w="2205"/>
+                <w:gridCol w:w="2745"/>
               </w:tblGrid>
             </w:tblGridChange>
           </w:tblGrid>
@@ -12486,45 +12839,6 @@
                     <w:color w:val="1f1f1f"/>
                     <w:rtl w:val="0"/>
                   </w:rPr>
-                  <w:t xml:space="preserve">Fase / Hito</w:t>
-                </w:r>
-              </w:p>
-            </w:tc>
-            <w:tc>
-              <w:tcPr>
-                <w:tcBorders>
-                  <w:top w:color="000000" w:space="0" w:sz="8" w:val="single"/>
-                  <w:left w:color="000000" w:space="0" w:sz="8" w:val="single"/>
-                  <w:bottom w:color="000000" w:space="0" w:sz="8" w:val="single"/>
-                  <w:right w:color="000000" w:space="0" w:sz="8" w:val="single"/>
-                </w:tcBorders>
-                <w:shd w:fill="f5f4ed" w:val="clear"/>
-                <w:tcMar>
-                  <w:top w:w="56.69291338582678" w:type="dxa"/>
-                  <w:left w:w="56.69291338582678" w:type="dxa"/>
-                  <w:bottom w:w="56.69291338582678" w:type="dxa"/>
-                  <w:right w:w="56.69291338582678" w:type="dxa"/>
-                </w:tcMar>
-                <w:vAlign w:val="center"/>
-              </w:tcPr>
-              <w:p>
-                <w:pPr>
-                  <w:widowControl w:val="0"/>
-                  <w:spacing w:after="0" w:line="276" w:lineRule="auto"/>
-                  <w:jc w:val="center"/>
-                  <w:rPr>
-                    <w:b w:val="1"/>
-                    <w:bCs w:val="1"/>
-                    <w:color w:val="1f1f1f"/>
-                  </w:rPr>
-                </w:pPr>
-                <w:r>
-                  <w:rPr>
-                    <w:b w:val="1"/>
-                    <w:bCs w:val="1"/>
-                    <w:color w:val="1f1f1f"/>
-                    <w:rtl w:val="0"/>
-                  </w:rPr>
                   <w:t xml:space="preserve">Tipo (Naturaleza)</w:t>
                 </w:r>
               </w:p>
@@ -12616,48 +12930,6 @@
             </w:trPr>
             <w:tc>
               <w:tcPr>
-                <w:vMerge w:val="restart"/>
-                <w:tcBorders>
-                  <w:top w:color="000000" w:space="0" w:sz="8" w:val="single"/>
-                  <w:left w:color="000000" w:space="0" w:sz="8" w:val="single"/>
-                  <w:bottom w:color="000000" w:space="0" w:sz="8" w:val="single"/>
-                  <w:right w:color="000000" w:space="0" w:sz="8" w:val="single"/>
-                </w:tcBorders>
-                <w:tcMar>
-                  <w:top w:w="56.69291338582678" w:type="dxa"/>
-                  <w:left w:w="56.69291338582678" w:type="dxa"/>
-                  <w:bottom w:w="56.69291338582678" w:type="dxa"/>
-                  <w:right w:w="56.69291338582678" w:type="dxa"/>
-                </w:tcMar>
-                <w:vAlign w:val="center"/>
-              </w:tcPr>
-              <w:p>
-                <w:pPr>
-                  <w:widowControl w:val="0"/>
-                  <w:spacing w:after="0" w:line="276" w:lineRule="auto"/>
-                  <w:jc w:val="center"/>
-                  <w:rPr>
-                    <w:color w:val="1f1f1f"/>
-                  </w:rPr>
-                </w:pPr>
-                <w:r>
-                  <w:rPr>
-                    <w:b w:val="1"/>
-                    <w:bCs w:val="1"/>
-                    <w:color w:val="1f1f1f"/>
-                    <w:rtl w:val="0"/>
-                  </w:rPr>
-                  <w:t xml:space="preserve">Análisis</w:t>
-                </w:r>
-                <w:r>
-                  <w:rPr>
-                    <w:rtl w:val="0"/>
-                  </w:rPr>
-                </w:r>
-              </w:p>
-            </w:tc>
-            <w:tc>
-              <w:tcPr>
                 <w:tcBorders>
                   <w:top w:color="000000" w:space="0" w:sz="8" w:val="single"/>
                   <w:left w:color="000000" w:space="0" w:sz="8" w:val="single"/>
@@ -12767,41 +13039,6 @@
             </w:trPr>
             <w:tc>
               <w:tcPr>
-                <w:vMerge w:val="continue"/>
-                <w:tcBorders>
-                  <w:top w:color="000000" w:space="0" w:sz="8" w:val="single"/>
-                  <w:left w:color="000000" w:space="0" w:sz="8" w:val="single"/>
-                  <w:bottom w:color="000000" w:space="0" w:sz="8" w:val="single"/>
-                  <w:right w:color="000000" w:space="0" w:sz="8" w:val="single"/>
-                </w:tcBorders>
-                <w:tcMar>
-                  <w:top w:w="56.69291338582678" w:type="dxa"/>
-                  <w:left w:w="56.69291338582678" w:type="dxa"/>
-                  <w:bottom w:w="56.69291338582678" w:type="dxa"/>
-                  <w:right w:w="56.69291338582678" w:type="dxa"/>
-                </w:tcMar>
-                <w:vAlign w:val="center"/>
-              </w:tcPr>
-              <w:p>
-                <w:pPr>
-                  <w:widowControl w:val="0"/>
-                  <w:spacing w:after="0" w:before="0" w:line="240" w:lineRule="auto"/>
-                  <w:ind w:left="0" w:firstLine="0"/>
-                  <w:jc w:val="center"/>
-                  <w:rPr>
-                    <w:rFonts w:ascii="Arial" w:cs="Arial" w:eastAsia="Arial" w:hAnsi="Arial"/>
-                    <w:color w:val="1f1f1f"/>
-                  </w:rPr>
-                </w:pPr>
-                <w:r>
-                  <w:rPr>
-                    <w:rtl w:val="0"/>
-                  </w:rPr>
-                </w:r>
-              </w:p>
-            </w:tc>
-            <w:tc>
-              <w:tcPr>
                 <w:tcBorders>
                   <w:top w:color="000000" w:space="0" w:sz="8" w:val="single"/>
                   <w:left w:color="000000" w:space="0" w:sz="8" w:val="single"/>
@@ -12911,41 +13148,6 @@
             </w:trPr>
             <w:tc>
               <w:tcPr>
-                <w:vMerge w:val="continue"/>
-                <w:tcBorders>
-                  <w:top w:color="000000" w:space="0" w:sz="8" w:val="single"/>
-                  <w:left w:color="000000" w:space="0" w:sz="8" w:val="single"/>
-                  <w:bottom w:color="000000" w:space="0" w:sz="8" w:val="single"/>
-                  <w:right w:color="000000" w:space="0" w:sz="8" w:val="single"/>
-                </w:tcBorders>
-                <w:tcMar>
-                  <w:top w:w="56.69291338582678" w:type="dxa"/>
-                  <w:left w:w="56.69291338582678" w:type="dxa"/>
-                  <w:bottom w:w="56.69291338582678" w:type="dxa"/>
-                  <w:right w:w="56.69291338582678" w:type="dxa"/>
-                </w:tcMar>
-                <w:vAlign w:val="center"/>
-              </w:tcPr>
-              <w:p>
-                <w:pPr>
-                  <w:widowControl w:val="0"/>
-                  <w:spacing w:after="0" w:before="0" w:line="240" w:lineRule="auto"/>
-                  <w:ind w:left="0" w:firstLine="0"/>
-                  <w:jc w:val="center"/>
-                  <w:rPr>
-                    <w:rFonts w:ascii="Arial" w:cs="Arial" w:eastAsia="Arial" w:hAnsi="Arial"/>
-                    <w:color w:val="1f1f1f"/>
-                  </w:rPr>
-                </w:pPr>
-                <w:r>
-                  <w:rPr>
-                    <w:rtl w:val="0"/>
-                  </w:rPr>
-                </w:r>
-              </w:p>
-            </w:tc>
-            <w:tc>
-              <w:tcPr>
                 <w:tcBorders>
                   <w:top w:color="000000" w:space="0" w:sz="8" w:val="single"/>
                   <w:left w:color="000000" w:space="0" w:sz="8" w:val="single"/>
@@ -13055,41 +13257,6 @@
             </w:trPr>
             <w:tc>
               <w:tcPr>
-                <w:vMerge w:val="continue"/>
-                <w:tcBorders>
-                  <w:top w:color="000000" w:space="0" w:sz="8" w:val="single"/>
-                  <w:left w:color="000000" w:space="0" w:sz="8" w:val="single"/>
-                  <w:bottom w:color="000000" w:space="0" w:sz="8" w:val="single"/>
-                  <w:right w:color="000000" w:space="0" w:sz="8" w:val="single"/>
-                </w:tcBorders>
-                <w:tcMar>
-                  <w:top w:w="56.69291338582678" w:type="dxa"/>
-                  <w:left w:w="56.69291338582678" w:type="dxa"/>
-                  <w:bottom w:w="56.69291338582678" w:type="dxa"/>
-                  <w:right w:w="56.69291338582678" w:type="dxa"/>
-                </w:tcMar>
-                <w:vAlign w:val="center"/>
-              </w:tcPr>
-              <w:p>
-                <w:pPr>
-                  <w:widowControl w:val="0"/>
-                  <w:spacing w:after="0" w:before="0" w:line="240" w:lineRule="auto"/>
-                  <w:ind w:left="0" w:firstLine="0"/>
-                  <w:jc w:val="center"/>
-                  <w:rPr>
-                    <w:rFonts w:ascii="Arial" w:cs="Arial" w:eastAsia="Arial" w:hAnsi="Arial"/>
-                    <w:color w:val="1f1f1f"/>
-                  </w:rPr>
-                </w:pPr>
-                <w:r>
-                  <w:rPr>
-                    <w:rtl w:val="0"/>
-                  </w:rPr>
-                </w:r>
-              </w:p>
-            </w:tc>
-            <w:tc>
-              <w:tcPr>
                 <w:tcBorders>
                   <w:top w:color="000000" w:space="0" w:sz="8" w:val="single"/>
                   <w:left w:color="000000" w:space="0" w:sz="8" w:val="single"/>
@@ -13199,41 +13366,6 @@
             </w:trPr>
             <w:tc>
               <w:tcPr>
-                <w:vMerge w:val="continue"/>
-                <w:tcBorders>
-                  <w:top w:color="000000" w:space="0" w:sz="8" w:val="single"/>
-                  <w:left w:color="000000" w:space="0" w:sz="8" w:val="single"/>
-                  <w:bottom w:color="000000" w:space="0" w:sz="8" w:val="single"/>
-                  <w:right w:color="000000" w:space="0" w:sz="8" w:val="single"/>
-                </w:tcBorders>
-                <w:tcMar>
-                  <w:top w:w="56.69291338582678" w:type="dxa"/>
-                  <w:left w:w="56.69291338582678" w:type="dxa"/>
-                  <w:bottom w:w="56.69291338582678" w:type="dxa"/>
-                  <w:right w:w="56.69291338582678" w:type="dxa"/>
-                </w:tcMar>
-                <w:vAlign w:val="center"/>
-              </w:tcPr>
-              <w:p>
-                <w:pPr>
-                  <w:widowControl w:val="0"/>
-                  <w:spacing w:after="0" w:before="0" w:line="240" w:lineRule="auto"/>
-                  <w:ind w:left="0" w:firstLine="0"/>
-                  <w:jc w:val="center"/>
-                  <w:rPr>
-                    <w:rFonts w:ascii="Arial" w:cs="Arial" w:eastAsia="Arial" w:hAnsi="Arial"/>
-                    <w:color w:val="1f1f1f"/>
-                  </w:rPr>
-                </w:pPr>
-                <w:r>
-                  <w:rPr>
-                    <w:rtl w:val="0"/>
-                  </w:rPr>
-                </w:r>
-              </w:p>
-            </w:tc>
-            <w:tc>
-              <w:tcPr>
                 <w:tcBorders>
                   <w:top w:color="000000" w:space="0" w:sz="8" w:val="single"/>
                   <w:left w:color="000000" w:space="0" w:sz="8" w:val="single"/>
@@ -13343,48 +13475,6 @@
             </w:trPr>
             <w:tc>
               <w:tcPr>
-                <w:vMerge w:val="restart"/>
-                <w:tcBorders>
-                  <w:top w:color="000000" w:space="0" w:sz="8" w:val="single"/>
-                  <w:left w:color="000000" w:space="0" w:sz="8" w:val="single"/>
-                  <w:bottom w:color="000000" w:space="0" w:sz="8" w:val="single"/>
-                  <w:right w:color="000000" w:space="0" w:sz="8" w:val="single"/>
-                </w:tcBorders>
-                <w:tcMar>
-                  <w:top w:w="56.69291338582678" w:type="dxa"/>
-                  <w:left w:w="56.69291338582678" w:type="dxa"/>
-                  <w:bottom w:w="56.69291338582678" w:type="dxa"/>
-                  <w:right w:w="56.69291338582678" w:type="dxa"/>
-                </w:tcMar>
-                <w:vAlign w:val="center"/>
-              </w:tcPr>
-              <w:p>
-                <w:pPr>
-                  <w:widowControl w:val="0"/>
-                  <w:spacing w:after="0" w:line="276" w:lineRule="auto"/>
-                  <w:jc w:val="center"/>
-                  <w:rPr>
-                    <w:color w:val="1f1f1f"/>
-                  </w:rPr>
-                </w:pPr>
-                <w:r>
-                  <w:rPr>
-                    <w:b w:val="1"/>
-                    <w:bCs w:val="1"/>
-                    <w:color w:val="1f1f1f"/>
-                    <w:rtl w:val="0"/>
-                  </w:rPr>
-                  <w:t xml:space="preserve">Diseño</w:t>
-                </w:r>
-                <w:r>
-                  <w:rPr>
-                    <w:rtl w:val="0"/>
-                  </w:rPr>
-                </w:r>
-              </w:p>
-            </w:tc>
-            <w:tc>
-              <w:tcPr>
                 <w:tcBorders>
                   <w:top w:color="000000" w:space="0" w:sz="8" w:val="single"/>
                   <w:left w:color="000000" w:space="0" w:sz="8" w:val="single"/>
@@ -13494,41 +13584,6 @@
             </w:trPr>
             <w:tc>
               <w:tcPr>
-                <w:vMerge w:val="continue"/>
-                <w:tcBorders>
-                  <w:top w:color="000000" w:space="0" w:sz="8" w:val="single"/>
-                  <w:left w:color="000000" w:space="0" w:sz="8" w:val="single"/>
-                  <w:bottom w:color="000000" w:space="0" w:sz="8" w:val="single"/>
-                  <w:right w:color="000000" w:space="0" w:sz="8" w:val="single"/>
-                </w:tcBorders>
-                <w:tcMar>
-                  <w:top w:w="56.69291338582678" w:type="dxa"/>
-                  <w:left w:w="56.69291338582678" w:type="dxa"/>
-                  <w:bottom w:w="56.69291338582678" w:type="dxa"/>
-                  <w:right w:w="56.69291338582678" w:type="dxa"/>
-                </w:tcMar>
-                <w:vAlign w:val="center"/>
-              </w:tcPr>
-              <w:p>
-                <w:pPr>
-                  <w:widowControl w:val="0"/>
-                  <w:spacing w:after="0" w:before="0" w:line="240" w:lineRule="auto"/>
-                  <w:ind w:left="0" w:firstLine="0"/>
-                  <w:jc w:val="center"/>
-                  <w:rPr>
-                    <w:rFonts w:ascii="Arial" w:cs="Arial" w:eastAsia="Arial" w:hAnsi="Arial"/>
-                    <w:color w:val="1f1f1f"/>
-                  </w:rPr>
-                </w:pPr>
-                <w:r>
-                  <w:rPr>
-                    <w:rtl w:val="0"/>
-                  </w:rPr>
-                </w:r>
-              </w:p>
-            </w:tc>
-            <w:tc>
-              <w:tcPr>
                 <w:tcBorders>
                   <w:top w:color="000000" w:space="0" w:sz="8" w:val="single"/>
                   <w:left w:color="000000" w:space="0" w:sz="8" w:val="single"/>
@@ -13638,41 +13693,6 @@
             </w:trPr>
             <w:tc>
               <w:tcPr>
-                <w:vMerge w:val="continue"/>
-                <w:tcBorders>
-                  <w:top w:color="000000" w:space="0" w:sz="8" w:val="single"/>
-                  <w:left w:color="000000" w:space="0" w:sz="8" w:val="single"/>
-                  <w:bottom w:color="000000" w:space="0" w:sz="8" w:val="single"/>
-                  <w:right w:color="000000" w:space="0" w:sz="8" w:val="single"/>
-                </w:tcBorders>
-                <w:tcMar>
-                  <w:top w:w="56.69291338582678" w:type="dxa"/>
-                  <w:left w:w="56.69291338582678" w:type="dxa"/>
-                  <w:bottom w:w="56.69291338582678" w:type="dxa"/>
-                  <w:right w:w="56.69291338582678" w:type="dxa"/>
-                </w:tcMar>
-                <w:vAlign w:val="center"/>
-              </w:tcPr>
-              <w:p>
-                <w:pPr>
-                  <w:widowControl w:val="0"/>
-                  <w:spacing w:after="0" w:before="0" w:line="240" w:lineRule="auto"/>
-                  <w:ind w:left="0" w:firstLine="0"/>
-                  <w:jc w:val="center"/>
-                  <w:rPr>
-                    <w:rFonts w:ascii="Arial" w:cs="Arial" w:eastAsia="Arial" w:hAnsi="Arial"/>
-                    <w:color w:val="1f1f1f"/>
-                  </w:rPr>
-                </w:pPr>
-                <w:r>
-                  <w:rPr>
-                    <w:rtl w:val="0"/>
-                  </w:rPr>
-                </w:r>
-              </w:p>
-            </w:tc>
-            <w:tc>
-              <w:tcPr>
                 <w:tcBorders>
                   <w:top w:color="000000" w:space="0" w:sz="8" w:val="single"/>
                   <w:left w:color="000000" w:space="0" w:sz="8" w:val="single"/>
@@ -13782,41 +13802,6 @@
             </w:trPr>
             <w:tc>
               <w:tcPr>
-                <w:vMerge w:val="continue"/>
-                <w:tcBorders>
-                  <w:top w:color="000000" w:space="0" w:sz="8" w:val="single"/>
-                  <w:left w:color="000000" w:space="0" w:sz="8" w:val="single"/>
-                  <w:bottom w:color="000000" w:space="0" w:sz="8" w:val="single"/>
-                  <w:right w:color="000000" w:space="0" w:sz="8" w:val="single"/>
-                </w:tcBorders>
-                <w:tcMar>
-                  <w:top w:w="56.69291338582678" w:type="dxa"/>
-                  <w:left w:w="56.69291338582678" w:type="dxa"/>
-                  <w:bottom w:w="56.69291338582678" w:type="dxa"/>
-                  <w:right w:w="56.69291338582678" w:type="dxa"/>
-                </w:tcMar>
-                <w:vAlign w:val="center"/>
-              </w:tcPr>
-              <w:p>
-                <w:pPr>
-                  <w:widowControl w:val="0"/>
-                  <w:spacing w:after="0" w:before="0" w:line="240" w:lineRule="auto"/>
-                  <w:ind w:left="0" w:firstLine="0"/>
-                  <w:jc w:val="center"/>
-                  <w:rPr>
-                    <w:rFonts w:ascii="Arial" w:cs="Arial" w:eastAsia="Arial" w:hAnsi="Arial"/>
-                    <w:color w:val="1f1f1f"/>
-                  </w:rPr>
-                </w:pPr>
-                <w:r>
-                  <w:rPr>
-                    <w:rtl w:val="0"/>
-                  </w:rPr>
-                </w:r>
-              </w:p>
-            </w:tc>
-            <w:tc>
-              <w:tcPr>
                 <w:tcBorders>
                   <w:top w:color="000000" w:space="0" w:sz="8" w:val="single"/>
                   <w:left w:color="000000" w:space="0" w:sz="8" w:val="single"/>
@@ -13926,41 +13911,6 @@
             </w:trPr>
             <w:tc>
               <w:tcPr>
-                <w:vMerge w:val="continue"/>
-                <w:tcBorders>
-                  <w:top w:color="000000" w:space="0" w:sz="8" w:val="single"/>
-                  <w:left w:color="000000" w:space="0" w:sz="8" w:val="single"/>
-                  <w:bottom w:color="000000" w:space="0" w:sz="8" w:val="single"/>
-                  <w:right w:color="000000" w:space="0" w:sz="8" w:val="single"/>
-                </w:tcBorders>
-                <w:tcMar>
-                  <w:top w:w="56.69291338582678" w:type="dxa"/>
-                  <w:left w:w="56.69291338582678" w:type="dxa"/>
-                  <w:bottom w:w="56.69291338582678" w:type="dxa"/>
-                  <w:right w:w="56.69291338582678" w:type="dxa"/>
-                </w:tcMar>
-                <w:vAlign w:val="center"/>
-              </w:tcPr>
-              <w:p>
-                <w:pPr>
-                  <w:widowControl w:val="0"/>
-                  <w:spacing w:after="0" w:before="0" w:line="240" w:lineRule="auto"/>
-                  <w:ind w:left="0" w:firstLine="0"/>
-                  <w:jc w:val="center"/>
-                  <w:rPr>
-                    <w:rFonts w:ascii="Arial" w:cs="Arial" w:eastAsia="Arial" w:hAnsi="Arial"/>
-                    <w:color w:val="1f1f1f"/>
-                  </w:rPr>
-                </w:pPr>
-                <w:r>
-                  <w:rPr>
-                    <w:rtl w:val="0"/>
-                  </w:rPr>
-                </w:r>
-              </w:p>
-            </w:tc>
-            <w:tc>
-              <w:tcPr>
                 <w:tcBorders>
                   <w:top w:color="000000" w:space="0" w:sz="8" w:val="single"/>
                   <w:left w:color="000000" w:space="0" w:sz="8" w:val="single"/>
@@ -14070,41 +14020,6 @@
             </w:trPr>
             <w:tc>
               <w:tcPr>
-                <w:vMerge w:val="continue"/>
-                <w:tcBorders>
-                  <w:top w:color="000000" w:space="0" w:sz="8" w:val="single"/>
-                  <w:left w:color="000000" w:space="0" w:sz="8" w:val="single"/>
-                  <w:bottom w:color="000000" w:space="0" w:sz="8" w:val="single"/>
-                  <w:right w:color="000000" w:space="0" w:sz="8" w:val="single"/>
-                </w:tcBorders>
-                <w:tcMar>
-                  <w:top w:w="56.69291338582678" w:type="dxa"/>
-                  <w:left w:w="56.69291338582678" w:type="dxa"/>
-                  <w:bottom w:w="56.69291338582678" w:type="dxa"/>
-                  <w:right w:w="56.69291338582678" w:type="dxa"/>
-                </w:tcMar>
-                <w:vAlign w:val="center"/>
-              </w:tcPr>
-              <w:p>
-                <w:pPr>
-                  <w:widowControl w:val="0"/>
-                  <w:spacing w:after="0" w:before="0" w:line="240" w:lineRule="auto"/>
-                  <w:ind w:left="0" w:firstLine="0"/>
-                  <w:jc w:val="center"/>
-                  <w:rPr>
-                    <w:rFonts w:ascii="Arial" w:cs="Arial" w:eastAsia="Arial" w:hAnsi="Arial"/>
-                    <w:color w:val="1f1f1f"/>
-                  </w:rPr>
-                </w:pPr>
-                <w:r>
-                  <w:rPr>
-                    <w:rtl w:val="0"/>
-                  </w:rPr>
-                </w:r>
-              </w:p>
-            </w:tc>
-            <w:tc>
-              <w:tcPr>
                 <w:tcBorders>
                   <w:top w:color="000000" w:space="0" w:sz="8" w:val="single"/>
                   <w:left w:color="000000" w:space="0" w:sz="8" w:val="single"/>
@@ -14212,41 +14127,6 @@
               <w:trHeight w:val="333.38582677165357" w:hRule="atLeast"/>
               <w:tblHeader w:val="0"/>
             </w:trPr>
-            <w:tc>
-              <w:tcPr>
-                <w:vMerge w:val="continue"/>
-                <w:tcBorders>
-                  <w:top w:color="000000" w:space="0" w:sz="8" w:val="single"/>
-                  <w:left w:color="000000" w:space="0" w:sz="8" w:val="single"/>
-                  <w:bottom w:color="000000" w:space="0" w:sz="8" w:val="single"/>
-                  <w:right w:color="000000" w:space="0" w:sz="8" w:val="single"/>
-                </w:tcBorders>
-                <w:tcMar>
-                  <w:top w:w="56.69291338582678" w:type="dxa"/>
-                  <w:left w:w="56.69291338582678" w:type="dxa"/>
-                  <w:bottom w:w="56.69291338582678" w:type="dxa"/>
-                  <w:right w:w="56.69291338582678" w:type="dxa"/>
-                </w:tcMar>
-                <w:vAlign w:val="center"/>
-              </w:tcPr>
-              <w:p>
-                <w:pPr>
-                  <w:widowControl w:val="0"/>
-                  <w:spacing w:after="0" w:before="0" w:line="240" w:lineRule="auto"/>
-                  <w:ind w:left="0" w:firstLine="0"/>
-                  <w:jc w:val="center"/>
-                  <w:rPr>
-                    <w:rFonts w:ascii="Arial" w:cs="Arial" w:eastAsia="Arial" w:hAnsi="Arial"/>
-                    <w:color w:val="1f1f1f"/>
-                  </w:rPr>
-                </w:pPr>
-                <w:r>
-                  <w:rPr>
-                    <w:rtl w:val="0"/>
-                  </w:rPr>
-                </w:r>
-              </w:p>
-            </w:tc>
             <w:tc>
               <w:tcPr>
                 <w:tcBorders>
@@ -14383,47 +14263,6 @@
                 </w:pPr>
                 <w:r>
                   <w:rPr>
-                    <w:b w:val="1"/>
-                    <w:bCs w:val="1"/>
-                    <w:color w:val="1f1f1f"/>
-                    <w:rtl w:val="0"/>
-                  </w:rPr>
-                  <w:t xml:space="preserve">Desarrollo</w:t>
-                </w:r>
-                <w:r>
-                  <w:rPr>
-                    <w:rtl w:val="0"/>
-                  </w:rPr>
-                </w:r>
-              </w:p>
-            </w:tc>
-            <w:tc>
-              <w:tcPr>
-                <w:tcBorders>
-                  <w:top w:color="000000" w:space="0" w:sz="8" w:val="single"/>
-                  <w:left w:color="000000" w:space="0" w:sz="8" w:val="single"/>
-                  <w:bottom w:color="000000" w:space="0" w:sz="8" w:val="single"/>
-                  <w:right w:color="000000" w:space="0" w:sz="8" w:val="single"/>
-                </w:tcBorders>
-                <w:tcMar>
-                  <w:top w:w="56.69291338582678" w:type="dxa"/>
-                  <w:left w:w="56.69291338582678" w:type="dxa"/>
-                  <w:bottom w:w="56.69291338582678" w:type="dxa"/>
-                  <w:right w:w="56.69291338582678" w:type="dxa"/>
-                </w:tcMar>
-                <w:vAlign w:val="center"/>
-              </w:tcPr>
-              <w:p>
-                <w:pPr>
-                  <w:widowControl w:val="0"/>
-                  <w:spacing w:after="0" w:line="276" w:lineRule="auto"/>
-                  <w:jc w:val="center"/>
-                  <w:rPr>
-                    <w:color w:val="1f1f1f"/>
-                  </w:rPr>
-                </w:pPr>
-                <w:r>
-                  <w:rPr>
                     <w:color w:val="1f1f1f"/>
                     <w:rtl w:val="0"/>
                   </w:rPr>
@@ -14508,48 +14347,6 @@
             </w:trPr>
             <w:tc>
               <w:tcPr>
-                <w:vMerge w:val="restart"/>
-                <w:tcBorders>
-                  <w:top w:color="000000" w:space="0" w:sz="8" w:val="single"/>
-                  <w:left w:color="000000" w:space="0" w:sz="8" w:val="single"/>
-                  <w:bottom w:color="000000" w:space="0" w:sz="8" w:val="single"/>
-                  <w:right w:color="000000" w:space="0" w:sz="8" w:val="single"/>
-                </w:tcBorders>
-                <w:tcMar>
-                  <w:top w:w="56.69291338582678" w:type="dxa"/>
-                  <w:left w:w="56.69291338582678" w:type="dxa"/>
-                  <w:bottom w:w="56.69291338582678" w:type="dxa"/>
-                  <w:right w:w="56.69291338582678" w:type="dxa"/>
-                </w:tcMar>
-                <w:vAlign w:val="center"/>
-              </w:tcPr>
-              <w:p>
-                <w:pPr>
-                  <w:widowControl w:val="0"/>
-                  <w:spacing w:after="0" w:line="276" w:lineRule="auto"/>
-                  <w:jc w:val="center"/>
-                  <w:rPr>
-                    <w:color w:val="1f1f1f"/>
-                  </w:rPr>
-                </w:pPr>
-                <w:r>
-                  <w:rPr>
-                    <w:b w:val="1"/>
-                    <w:bCs w:val="1"/>
-                    <w:color w:val="1f1f1f"/>
-                    <w:rtl w:val="0"/>
-                  </w:rPr>
-                  <w:t xml:space="preserve">QA y Calidad</w:t>
-                </w:r>
-                <w:r>
-                  <w:rPr>
-                    <w:rtl w:val="0"/>
-                  </w:rPr>
-                </w:r>
-              </w:p>
-            </w:tc>
-            <w:tc>
-              <w:tcPr>
                 <w:tcBorders>
                   <w:top w:color="000000" w:space="0" w:sz="8" w:val="single"/>
                   <w:left w:color="000000" w:space="0" w:sz="8" w:val="single"/>
@@ -14659,41 +14456,6 @@
             </w:trPr>
             <w:tc>
               <w:tcPr>
-                <w:vMerge w:val="continue"/>
-                <w:tcBorders>
-                  <w:top w:color="000000" w:space="0" w:sz="8" w:val="single"/>
-                  <w:left w:color="000000" w:space="0" w:sz="8" w:val="single"/>
-                  <w:bottom w:color="000000" w:space="0" w:sz="8" w:val="single"/>
-                  <w:right w:color="000000" w:space="0" w:sz="8" w:val="single"/>
-                </w:tcBorders>
-                <w:tcMar>
-                  <w:top w:w="56.69291338582678" w:type="dxa"/>
-                  <w:left w:w="56.69291338582678" w:type="dxa"/>
-                  <w:bottom w:w="56.69291338582678" w:type="dxa"/>
-                  <w:right w:w="56.69291338582678" w:type="dxa"/>
-                </w:tcMar>
-                <w:vAlign w:val="center"/>
-              </w:tcPr>
-              <w:p>
-                <w:pPr>
-                  <w:widowControl w:val="0"/>
-                  <w:spacing w:after="0" w:before="0" w:line="240" w:lineRule="auto"/>
-                  <w:ind w:left="0" w:firstLine="0"/>
-                  <w:jc w:val="center"/>
-                  <w:rPr>
-                    <w:rFonts w:ascii="Arial" w:cs="Arial" w:eastAsia="Arial" w:hAnsi="Arial"/>
-                    <w:color w:val="1f1f1f"/>
-                  </w:rPr>
-                </w:pPr>
-                <w:r>
-                  <w:rPr>
-                    <w:rtl w:val="0"/>
-                  </w:rPr>
-                </w:r>
-              </w:p>
-            </w:tc>
-            <w:tc>
-              <w:tcPr>
                 <w:tcBorders>
                   <w:top w:color="000000" w:space="0" w:sz="8" w:val="single"/>
                   <w:left w:color="000000" w:space="0" w:sz="8" w:val="single"/>
@@ -14803,41 +14565,6 @@
             </w:trPr>
             <w:tc>
               <w:tcPr>
-                <w:vMerge w:val="continue"/>
-                <w:tcBorders>
-                  <w:top w:color="000000" w:space="0" w:sz="8" w:val="single"/>
-                  <w:left w:color="000000" w:space="0" w:sz="8" w:val="single"/>
-                  <w:bottom w:color="000000" w:space="0" w:sz="8" w:val="single"/>
-                  <w:right w:color="000000" w:space="0" w:sz="8" w:val="single"/>
-                </w:tcBorders>
-                <w:tcMar>
-                  <w:top w:w="56.69291338582678" w:type="dxa"/>
-                  <w:left w:w="56.69291338582678" w:type="dxa"/>
-                  <w:bottom w:w="56.69291338582678" w:type="dxa"/>
-                  <w:right w:w="56.69291338582678" w:type="dxa"/>
-                </w:tcMar>
-                <w:vAlign w:val="center"/>
-              </w:tcPr>
-              <w:p>
-                <w:pPr>
-                  <w:widowControl w:val="0"/>
-                  <w:spacing w:after="0" w:before="0" w:line="240" w:lineRule="auto"/>
-                  <w:ind w:left="0" w:firstLine="0"/>
-                  <w:jc w:val="center"/>
-                  <w:rPr>
-                    <w:rFonts w:ascii="Arial" w:cs="Arial" w:eastAsia="Arial" w:hAnsi="Arial"/>
-                    <w:color w:val="1f1f1f"/>
-                  </w:rPr>
-                </w:pPr>
-                <w:r>
-                  <w:rPr>
-                    <w:rtl w:val="0"/>
-                  </w:rPr>
-                </w:r>
-              </w:p>
-            </w:tc>
-            <w:tc>
-              <w:tcPr>
                 <w:tcBorders>
                   <w:top w:color="000000" w:space="0" w:sz="8" w:val="single"/>
                   <w:left w:color="000000" w:space="0" w:sz="8" w:val="single"/>
@@ -14947,41 +14674,6 @@
             </w:trPr>
             <w:tc>
               <w:tcPr>
-                <w:vMerge w:val="continue"/>
-                <w:tcBorders>
-                  <w:top w:color="000000" w:space="0" w:sz="8" w:val="single"/>
-                  <w:left w:color="000000" w:space="0" w:sz="8" w:val="single"/>
-                  <w:bottom w:color="000000" w:space="0" w:sz="8" w:val="single"/>
-                  <w:right w:color="000000" w:space="0" w:sz="8" w:val="single"/>
-                </w:tcBorders>
-                <w:tcMar>
-                  <w:top w:w="56.69291338582678" w:type="dxa"/>
-                  <w:left w:w="56.69291338582678" w:type="dxa"/>
-                  <w:bottom w:w="56.69291338582678" w:type="dxa"/>
-                  <w:right w:w="56.69291338582678" w:type="dxa"/>
-                </w:tcMar>
-                <w:vAlign w:val="center"/>
-              </w:tcPr>
-              <w:p>
-                <w:pPr>
-                  <w:widowControl w:val="0"/>
-                  <w:spacing w:after="0" w:before="0" w:line="240" w:lineRule="auto"/>
-                  <w:ind w:left="0" w:firstLine="0"/>
-                  <w:jc w:val="center"/>
-                  <w:rPr>
-                    <w:rFonts w:ascii="Arial" w:cs="Arial" w:eastAsia="Arial" w:hAnsi="Arial"/>
-                    <w:color w:val="1f1f1f"/>
-                  </w:rPr>
-                </w:pPr>
-                <w:r>
-                  <w:rPr>
-                    <w:rtl w:val="0"/>
-                  </w:rPr>
-                </w:r>
-              </w:p>
-            </w:tc>
-            <w:tc>
-              <w:tcPr>
                 <w:tcBorders>
                   <w:top w:color="000000" w:space="0" w:sz="8" w:val="single"/>
                   <w:left w:color="000000" w:space="0" w:sz="8" w:val="single"/>
@@ -15091,48 +14783,6 @@
             </w:trPr>
             <w:tc>
               <w:tcPr>
-                <w:vMerge w:val="restart"/>
-                <w:tcBorders>
-                  <w:top w:color="000000" w:space="0" w:sz="8" w:val="single"/>
-                  <w:left w:color="000000" w:space="0" w:sz="8" w:val="single"/>
-                  <w:bottom w:color="000000" w:space="0" w:sz="8" w:val="single"/>
-                  <w:right w:color="000000" w:space="0" w:sz="8" w:val="single"/>
-                </w:tcBorders>
-                <w:tcMar>
-                  <w:top w:w="56.69291338582678" w:type="dxa"/>
-                  <w:left w:w="56.69291338582678" w:type="dxa"/>
-                  <w:bottom w:w="56.69291338582678" w:type="dxa"/>
-                  <w:right w:w="56.69291338582678" w:type="dxa"/>
-                </w:tcMar>
-                <w:vAlign w:val="center"/>
-              </w:tcPr>
-              <w:p>
-                <w:pPr>
-                  <w:widowControl w:val="0"/>
-                  <w:spacing w:after="0" w:line="276" w:lineRule="auto"/>
-                  <w:jc w:val="center"/>
-                  <w:rPr>
-                    <w:color w:val="1f1f1f"/>
-                  </w:rPr>
-                </w:pPr>
-                <w:r>
-                  <w:rPr>
-                    <w:b w:val="1"/>
-                    <w:bCs w:val="1"/>
-                    <w:color w:val="1f1f1f"/>
-                    <w:rtl w:val="0"/>
-                  </w:rPr>
-                  <w:t xml:space="preserve">Despliegue</w:t>
-                </w:r>
-                <w:r>
-                  <w:rPr>
-                    <w:rtl w:val="0"/>
-                  </w:rPr>
-                </w:r>
-              </w:p>
-            </w:tc>
-            <w:tc>
-              <w:tcPr>
                 <w:tcBorders>
                   <w:top w:color="000000" w:space="0" w:sz="8" w:val="single"/>
                   <w:left w:color="000000" w:space="0" w:sz="8" w:val="single"/>
@@ -15242,41 +14892,6 @@
             </w:trPr>
             <w:tc>
               <w:tcPr>
-                <w:vMerge w:val="continue"/>
-                <w:tcBorders>
-                  <w:top w:color="000000" w:space="0" w:sz="8" w:val="single"/>
-                  <w:left w:color="000000" w:space="0" w:sz="8" w:val="single"/>
-                  <w:bottom w:color="000000" w:space="0" w:sz="8" w:val="single"/>
-                  <w:right w:color="000000" w:space="0" w:sz="8" w:val="single"/>
-                </w:tcBorders>
-                <w:tcMar>
-                  <w:top w:w="56.69291338582678" w:type="dxa"/>
-                  <w:left w:w="56.69291338582678" w:type="dxa"/>
-                  <w:bottom w:w="56.69291338582678" w:type="dxa"/>
-                  <w:right w:w="56.69291338582678" w:type="dxa"/>
-                </w:tcMar>
-                <w:vAlign w:val="center"/>
-              </w:tcPr>
-              <w:p>
-                <w:pPr>
-                  <w:widowControl w:val="0"/>
-                  <w:spacing w:after="0" w:before="0" w:line="240" w:lineRule="auto"/>
-                  <w:ind w:left="0" w:firstLine="0"/>
-                  <w:jc w:val="center"/>
-                  <w:rPr>
-                    <w:rFonts w:ascii="Arial" w:cs="Arial" w:eastAsia="Arial" w:hAnsi="Arial"/>
-                    <w:color w:val="1f1f1f"/>
-                  </w:rPr>
-                </w:pPr>
-                <w:r>
-                  <w:rPr>
-                    <w:rtl w:val="0"/>
-                  </w:rPr>
-                </w:r>
-              </w:p>
-            </w:tc>
-            <w:tc>
-              <w:tcPr>
                 <w:tcBorders>
                   <w:top w:color="000000" w:space="0" w:sz="8" w:val="single"/>
                   <w:left w:color="000000" w:space="0" w:sz="8" w:val="single"/>
@@ -15384,41 +14999,6 @@
               <w:trHeight w:val="333.38582677165357" w:hRule="atLeast"/>
               <w:tblHeader w:val="0"/>
             </w:trPr>
-            <w:tc>
-              <w:tcPr>
-                <w:vMerge w:val="continue"/>
-                <w:tcBorders>
-                  <w:top w:color="000000" w:space="0" w:sz="8" w:val="single"/>
-                  <w:left w:color="000000" w:space="0" w:sz="8" w:val="single"/>
-                  <w:bottom w:color="000000" w:space="0" w:sz="8" w:val="single"/>
-                  <w:right w:color="000000" w:space="0" w:sz="8" w:val="single"/>
-                </w:tcBorders>
-                <w:tcMar>
-                  <w:top w:w="56.69291338582678" w:type="dxa"/>
-                  <w:left w:w="56.69291338582678" w:type="dxa"/>
-                  <w:bottom w:w="56.69291338582678" w:type="dxa"/>
-                  <w:right w:w="56.69291338582678" w:type="dxa"/>
-                </w:tcMar>
-                <w:vAlign w:val="center"/>
-              </w:tcPr>
-              <w:p>
-                <w:pPr>
-                  <w:widowControl w:val="0"/>
-                  <w:spacing w:after="0" w:before="0" w:line="240" w:lineRule="auto"/>
-                  <w:ind w:left="0" w:firstLine="0"/>
-                  <w:jc w:val="center"/>
-                  <w:rPr>
-                    <w:rFonts w:ascii="Arial" w:cs="Arial" w:eastAsia="Arial" w:hAnsi="Arial"/>
-                    <w:color w:val="1f1f1f"/>
-                  </w:rPr>
-                </w:pPr>
-                <w:r>
-                  <w:rPr>
-                    <w:rtl w:val="0"/>
-                  </w:rPr>
-                </w:r>
-              </w:p>
-            </w:tc>
             <w:tc>
               <w:tcPr>
                 <w:tcBorders>
@@ -15686,7 +15266,7 @@
           <w:vertAlign w:val="baseline"/>
           <w:rtl w:val="0"/>
         </w:rPr>
-        <w:t xml:space="preserve">Ejemplos de Solicitudes de cambio (1 por alumno)</w:t>
+        <w:t xml:space="preserve">Ejemplos de Solicitudes de cambio </w:t>
       </w:r>
       <w:r>
         <w:rPr>
@@ -15694,6 +15274,2326 @@
         </w:rPr>
       </w:r>
     </w:p>
+    <w:p>
+      <w:pPr>
+        <w:keepNext w:val="0"/>
+        <w:keepLines w:val="0"/>
+        <w:pageBreakBefore w:val="0"/>
+        <w:widowControl w:val="1"/>
+        <w:pBdr>
+          <w:top w:space="0" w:sz="0" w:val="nil"/>
+          <w:left w:space="0" w:sz="0" w:val="nil"/>
+          <w:bottom w:space="0" w:sz="0" w:val="nil"/>
+          <w:right w:space="0" w:sz="0" w:val="nil"/>
+          <w:between w:space="0" w:sz="0" w:val="nil"/>
+        </w:pBdr>
+        <w:shd w:fill="auto" w:val="clear"/>
+        <w:spacing w:after="200" w:before="200" w:line="360" w:lineRule="auto"/>
+        <w:ind w:left="1440" w:right="0" w:firstLine="0"/>
+        <w:jc w:val="left"/>
+        <w:rPr/>
+      </w:pPr>
+      <w:r>
+        <w:rPr>
+          <w:rtl w:val="0"/>
+        </w:rPr>
+        <w:t xml:space="preserve">A continuación, se presentan 4 ejemplos de solicitudes de cambio para el sistema CACIF.</w:t>
+      </w:r>
+    </w:p>
+    <w:p>
+      <w:pPr>
+        <w:keepNext w:val="0"/>
+        <w:keepLines w:val="0"/>
+        <w:pageBreakBefore w:val="0"/>
+        <w:widowControl w:val="1"/>
+        <w:numPr>
+          <w:ilvl w:val="0"/>
+          <w:numId w:val="6"/>
+        </w:numPr>
+        <w:pBdr>
+          <w:top w:space="0" w:sz="0" w:val="nil"/>
+          <w:left w:space="0" w:sz="0" w:val="nil"/>
+          <w:bottom w:space="0" w:sz="0" w:val="nil"/>
+          <w:right w:space="0" w:sz="0" w:val="nil"/>
+          <w:between w:space="0" w:sz="0" w:val="nil"/>
+        </w:pBdr>
+        <w:shd w:fill="auto" w:val="clear"/>
+        <w:spacing w:after="200" w:before="200" w:line="360" w:lineRule="auto"/>
+        <w:ind w:left="1440" w:right="0" w:hanging="360"/>
+        <w:jc w:val="left"/>
+        <w:rPr>
+          <w:u w:val="none"/>
+        </w:rPr>
+      </w:pPr>
+      <w:r>
+        <w:rPr>
+          <w:b w:val="1"/>
+          <w:bCs w:val="1"/>
+          <w:rtl w:val="0"/>
+        </w:rPr>
+        <w:t xml:space="preserve">Alumno</w:t>
+      </w:r>
+      <w:r>
+        <w:rPr>
+          <w:rtl w:val="0"/>
+        </w:rPr>
+        <w:t xml:space="preserve">: </w:t>
+      </w:r>
+      <w:r>
+        <w:rPr>
+          <w:b w:val="1"/>
+          <w:bCs w:val="1"/>
+          <w:rtl w:val="0"/>
+        </w:rPr>
+        <w:t xml:space="preserve">Andre Ivan Melendez Cava</w:t>
+      </w:r>
+    </w:p>
+    <w:sdt>
+      <w:sdtPr>
+        <w:lock w:val="contentLocked"/>
+        <w:id w:val="-1692314189"/>
+        <w:tag w:val="goog_rdk_10"/>
+      </w:sdtPr>
+      <w:sdtContent>
+        <w:tbl>
+          <w:tblPr>
+            <w:tblStyle w:val="Table14"/>
+            <w:tblW w:w="7050.0" w:type="dxa"/>
+            <w:jc w:val="left"/>
+            <w:tblInd w:w="1440.0" w:type="dxa"/>
+            <w:tblBorders>
+              <w:top w:color="000000" w:space="0" w:sz="8" w:val="single"/>
+              <w:left w:color="000000" w:space="0" w:sz="8" w:val="single"/>
+              <w:bottom w:color="000000" w:space="0" w:sz="8" w:val="single"/>
+              <w:right w:color="000000" w:space="0" w:sz="8" w:val="single"/>
+              <w:insideH w:color="000000" w:space="0" w:sz="8" w:val="single"/>
+              <w:insideV w:color="000000" w:space="0" w:sz="8" w:val="single"/>
+            </w:tblBorders>
+            <w:tblLayout w:type="fixed"/>
+            <w:tblLook w:val="0600"/>
+          </w:tblPr>
+          <w:tblGrid>
+            <w:gridCol w:w="2595"/>
+            <w:gridCol w:w="4455"/>
+            <w:tblGridChange w:id="0">
+              <w:tblGrid>
+                <w:gridCol w:w="2595"/>
+                <w:gridCol w:w="4455"/>
+              </w:tblGrid>
+            </w:tblGridChange>
+          </w:tblGrid>
+          <w:tr>
+            <w:trPr>
+              <w:cantSplit w:val="0"/>
+              <w:tblHeader w:val="0"/>
+            </w:trPr>
+            <w:tc>
+              <w:tcPr>
+                <w:shd w:fill="f5f4ed" w:val="clear"/>
+                <w:tcMar>
+                  <w:top w:w="100.0" w:type="dxa"/>
+                  <w:left w:w="100.0" w:type="dxa"/>
+                  <w:bottom w:w="100.0" w:type="dxa"/>
+                  <w:right w:w="100.0" w:type="dxa"/>
+                </w:tcMar>
+                <w:vAlign w:val="top"/>
+              </w:tcPr>
+              <w:p>
+                <w:pPr>
+                  <w:widowControl w:val="0"/>
+                  <w:spacing w:after="0" w:line="240" w:lineRule="auto"/>
+                  <w:rPr>
+                    <w:b w:val="1"/>
+                    <w:bCs w:val="1"/>
+                  </w:rPr>
+                </w:pPr>
+                <w:r>
+                  <w:rPr>
+                    <w:b w:val="1"/>
+                    <w:bCs w:val="1"/>
+                    <w:rtl w:val="0"/>
+                  </w:rPr>
+                  <w:t xml:space="preserve">Sistema</w:t>
+                </w:r>
+              </w:p>
+            </w:tc>
+            <w:tc>
+              <w:tcPr>
+                <w:shd w:fill="auto" w:val="clear"/>
+                <w:tcMar>
+                  <w:top w:w="100.0" w:type="dxa"/>
+                  <w:left w:w="100.0" w:type="dxa"/>
+                  <w:bottom w:w="100.0" w:type="dxa"/>
+                  <w:right w:w="100.0" w:type="dxa"/>
+                </w:tcMar>
+                <w:vAlign w:val="top"/>
+              </w:tcPr>
+              <w:p>
+                <w:pPr>
+                  <w:widowControl w:val="0"/>
+                  <w:spacing w:after="0" w:line="240" w:lineRule="auto"/>
+                  <w:rPr/>
+                </w:pPr>
+                <w:r>
+                  <w:rPr>
+                    <w:rtl w:val="0"/>
+                  </w:rPr>
+                  <w:t xml:space="preserve">CACIF</w:t>
+                </w:r>
+              </w:p>
+            </w:tc>
+          </w:tr>
+          <w:tr>
+            <w:trPr>
+              <w:cantSplit w:val="0"/>
+              <w:tblHeader w:val="0"/>
+            </w:trPr>
+            <w:tc>
+              <w:tcPr>
+                <w:shd w:fill="f5f4ed" w:val="clear"/>
+                <w:tcMar>
+                  <w:top w:w="100.0" w:type="dxa"/>
+                  <w:left w:w="100.0" w:type="dxa"/>
+                  <w:bottom w:w="100.0" w:type="dxa"/>
+                  <w:right w:w="100.0" w:type="dxa"/>
+                </w:tcMar>
+                <w:vAlign w:val="top"/>
+              </w:tcPr>
+              <w:p>
+                <w:pPr>
+                  <w:widowControl w:val="0"/>
+                  <w:spacing w:after="0" w:line="240" w:lineRule="auto"/>
+                  <w:rPr>
+                    <w:b w:val="1"/>
+                    <w:bCs w:val="1"/>
+                  </w:rPr>
+                </w:pPr>
+                <w:r>
+                  <w:rPr>
+                    <w:b w:val="1"/>
+                    <w:bCs w:val="1"/>
+                    <w:rtl w:val="0"/>
+                  </w:rPr>
+                  <w:t xml:space="preserve">ID</w:t>
+                </w:r>
+              </w:p>
+            </w:tc>
+            <w:tc>
+              <w:tcPr>
+                <w:shd w:fill="auto" w:val="clear"/>
+                <w:tcMar>
+                  <w:top w:w="100.0" w:type="dxa"/>
+                  <w:left w:w="100.0" w:type="dxa"/>
+                  <w:bottom w:w="100.0" w:type="dxa"/>
+                  <w:right w:w="100.0" w:type="dxa"/>
+                </w:tcMar>
+                <w:vAlign w:val="top"/>
+              </w:tcPr>
+              <w:p>
+                <w:pPr>
+                  <w:widowControl w:val="0"/>
+                  <w:spacing w:after="0" w:line="240" w:lineRule="auto"/>
+                  <w:rPr/>
+                </w:pPr>
+                <w:r>
+                  <w:rPr>
+                    <w:rtl w:val="0"/>
+                  </w:rPr>
+                  <w:t xml:space="preserve">SC001</w:t>
+                </w:r>
+              </w:p>
+            </w:tc>
+          </w:tr>
+          <w:tr>
+            <w:trPr>
+              <w:cantSplit w:val="0"/>
+              <w:tblHeader w:val="0"/>
+            </w:trPr>
+            <w:tc>
+              <w:tcPr>
+                <w:shd w:fill="f5f4ed" w:val="clear"/>
+                <w:tcMar>
+                  <w:top w:w="100.0" w:type="dxa"/>
+                  <w:left w:w="100.0" w:type="dxa"/>
+                  <w:bottom w:w="100.0" w:type="dxa"/>
+                  <w:right w:w="100.0" w:type="dxa"/>
+                </w:tcMar>
+                <w:vAlign w:val="top"/>
+              </w:tcPr>
+              <w:p>
+                <w:pPr>
+                  <w:widowControl w:val="0"/>
+                  <w:spacing w:after="0" w:line="240" w:lineRule="auto"/>
+                  <w:rPr>
+                    <w:b w:val="1"/>
+                    <w:bCs w:val="1"/>
+                  </w:rPr>
+                </w:pPr>
+                <w:r>
+                  <w:rPr>
+                    <w:b w:val="1"/>
+                    <w:bCs w:val="1"/>
+                    <w:rtl w:val="0"/>
+                  </w:rPr>
+                  <w:t xml:space="preserve">Fecha</w:t>
+                </w:r>
+              </w:p>
+            </w:tc>
+            <w:tc>
+              <w:tcPr>
+                <w:shd w:fill="auto" w:val="clear"/>
+                <w:tcMar>
+                  <w:top w:w="100.0" w:type="dxa"/>
+                  <w:left w:w="100.0" w:type="dxa"/>
+                  <w:bottom w:w="100.0" w:type="dxa"/>
+                  <w:right w:w="100.0" w:type="dxa"/>
+                </w:tcMar>
+                <w:vAlign w:val="top"/>
+              </w:tcPr>
+              <w:p>
+                <w:pPr>
+                  <w:widowControl w:val="0"/>
+                  <w:spacing w:after="0" w:line="240" w:lineRule="auto"/>
+                  <w:rPr/>
+                </w:pPr>
+                <w:r>
+                  <w:rPr>
+                    <w:rtl w:val="0"/>
+                  </w:rPr>
+                  <w:t xml:space="preserve">13/05/2026</w:t>
+                </w:r>
+              </w:p>
+            </w:tc>
+          </w:tr>
+          <w:tr>
+            <w:trPr>
+              <w:cantSplit w:val="0"/>
+              <w:tblHeader w:val="0"/>
+            </w:trPr>
+            <w:tc>
+              <w:tcPr>
+                <w:shd w:fill="f5f4ed" w:val="clear"/>
+                <w:tcMar>
+                  <w:top w:w="100.0" w:type="dxa"/>
+                  <w:left w:w="100.0" w:type="dxa"/>
+                  <w:bottom w:w="100.0" w:type="dxa"/>
+                  <w:right w:w="100.0" w:type="dxa"/>
+                </w:tcMar>
+                <w:vAlign w:val="top"/>
+              </w:tcPr>
+              <w:p>
+                <w:pPr>
+                  <w:widowControl w:val="0"/>
+                  <w:spacing w:after="0" w:line="240" w:lineRule="auto"/>
+                  <w:rPr>
+                    <w:b w:val="1"/>
+                    <w:bCs w:val="1"/>
+                  </w:rPr>
+                </w:pPr>
+                <w:r>
+                  <w:rPr>
+                    <w:b w:val="1"/>
+                    <w:bCs w:val="1"/>
+                    <w:rtl w:val="0"/>
+                  </w:rPr>
+                  <w:t xml:space="preserve">Stakeholder (Fuente) </w:t>
+                </w:r>
+              </w:p>
+              <w:p>
+                <w:pPr>
+                  <w:widowControl w:val="0"/>
+                  <w:spacing w:after="0" w:line="240" w:lineRule="auto"/>
+                  <w:rPr>
+                    <w:b w:val="1"/>
+                    <w:bCs w:val="1"/>
+                  </w:rPr>
+                </w:pPr>
+                <w:r>
+                  <w:rPr>
+                    <w:b w:val="1"/>
+                    <w:bCs w:val="1"/>
+                    <w:rtl w:val="0"/>
+                  </w:rPr>
+                  <w:t xml:space="preserve">Identifica el cambio</w:t>
+                </w:r>
+              </w:p>
+            </w:tc>
+            <w:tc>
+              <w:tcPr>
+                <w:shd w:fill="auto" w:val="clear"/>
+                <w:tcMar>
+                  <w:top w:w="100.0" w:type="dxa"/>
+                  <w:left w:w="100.0" w:type="dxa"/>
+                  <w:bottom w:w="100.0" w:type="dxa"/>
+                  <w:right w:w="100.0" w:type="dxa"/>
+                </w:tcMar>
+                <w:vAlign w:val="top"/>
+              </w:tcPr>
+              <w:p>
+                <w:pPr>
+                  <w:widowControl w:val="0"/>
+                  <w:spacing w:after="0" w:line="240" w:lineRule="auto"/>
+                  <w:rPr/>
+                </w:pPr>
+                <w:r>
+                  <w:rPr>
+                    <w:rtl w:val="0"/>
+                  </w:rPr>
+                  <w:t xml:space="preserve">Estudiante</w:t>
+                </w:r>
+              </w:p>
+            </w:tc>
+          </w:tr>
+          <w:tr>
+            <w:trPr>
+              <w:cantSplit w:val="0"/>
+              <w:tblHeader w:val="0"/>
+            </w:trPr>
+            <w:tc>
+              <w:tcPr>
+                <w:shd w:fill="f5f4ed" w:val="clear"/>
+                <w:tcMar>
+                  <w:top w:w="100.0" w:type="dxa"/>
+                  <w:left w:w="100.0" w:type="dxa"/>
+                  <w:bottom w:w="100.0" w:type="dxa"/>
+                  <w:right w:w="100.0" w:type="dxa"/>
+                </w:tcMar>
+                <w:vAlign w:val="top"/>
+              </w:tcPr>
+              <w:p>
+                <w:pPr>
+                  <w:widowControl w:val="0"/>
+                  <w:spacing w:after="0" w:line="240" w:lineRule="auto"/>
+                  <w:rPr>
+                    <w:b w:val="1"/>
+                    <w:bCs w:val="1"/>
+                  </w:rPr>
+                </w:pPr>
+                <w:r>
+                  <w:rPr>
+                    <w:b w:val="1"/>
+                    <w:bCs w:val="1"/>
+                    <w:rtl w:val="0"/>
+                  </w:rPr>
+                  <w:t xml:space="preserve">Dueño del proceso (Autor) </w:t>
+                </w:r>
+              </w:p>
+              <w:p>
+                <w:pPr>
+                  <w:widowControl w:val="0"/>
+                  <w:spacing w:after="0" w:line="240" w:lineRule="auto"/>
+                  <w:rPr>
+                    <w:b w:val="1"/>
+                    <w:bCs w:val="1"/>
+                  </w:rPr>
+                </w:pPr>
+                <w:r>
+                  <w:rPr>
+                    <w:b w:val="1"/>
+                    <w:bCs w:val="1"/>
+                    <w:rtl w:val="0"/>
+                  </w:rPr>
+                  <w:t xml:space="preserve">Autoriza el cambio</w:t>
+                </w:r>
+              </w:p>
+            </w:tc>
+            <w:tc>
+              <w:tcPr>
+                <w:shd w:fill="auto" w:val="clear"/>
+                <w:tcMar>
+                  <w:top w:w="100.0" w:type="dxa"/>
+                  <w:left w:w="100.0" w:type="dxa"/>
+                  <w:bottom w:w="100.0" w:type="dxa"/>
+                  <w:right w:w="100.0" w:type="dxa"/>
+                </w:tcMar>
+                <w:vAlign w:val="top"/>
+              </w:tcPr>
+              <w:p>
+                <w:pPr>
+                  <w:widowControl w:val="0"/>
+                  <w:spacing w:after="0" w:line="240" w:lineRule="auto"/>
+                  <w:rPr/>
+                </w:pPr>
+                <w:r>
+                  <w:rPr>
+                    <w:rtl w:val="0"/>
+                  </w:rPr>
+                  <w:t xml:space="preserve">Secretaria de la Unidad de Investigación</w:t>
+                </w:r>
+              </w:p>
+            </w:tc>
+          </w:tr>
+          <w:tr>
+            <w:trPr>
+              <w:cantSplit w:val="0"/>
+              <w:tblHeader w:val="0"/>
+            </w:trPr>
+            <w:tc>
+              <w:tcPr>
+                <w:shd w:fill="f5f4ed" w:val="clear"/>
+                <w:tcMar>
+                  <w:top w:w="100.0" w:type="dxa"/>
+                  <w:left w:w="100.0" w:type="dxa"/>
+                  <w:bottom w:w="100.0" w:type="dxa"/>
+                  <w:right w:w="100.0" w:type="dxa"/>
+                </w:tcMar>
+                <w:vAlign w:val="top"/>
+              </w:tcPr>
+              <w:p>
+                <w:pPr>
+                  <w:widowControl w:val="0"/>
+                  <w:spacing w:after="0" w:line="240" w:lineRule="auto"/>
+                  <w:rPr>
+                    <w:b w:val="1"/>
+                    <w:bCs w:val="1"/>
+                  </w:rPr>
+                </w:pPr>
+                <w:r>
+                  <w:rPr>
+                    <w:b w:val="1"/>
+                    <w:bCs w:val="1"/>
+                    <w:rtl w:val="0"/>
+                  </w:rPr>
+                  <w:t xml:space="preserve">Descripción del cambio </w:t>
+                </w:r>
+              </w:p>
+            </w:tc>
+            <w:tc>
+              <w:tcPr>
+                <w:shd w:fill="auto" w:val="clear"/>
+                <w:tcMar>
+                  <w:top w:w="100.0" w:type="dxa"/>
+                  <w:left w:w="100.0" w:type="dxa"/>
+                  <w:bottom w:w="100.0" w:type="dxa"/>
+                  <w:right w:w="100.0" w:type="dxa"/>
+                </w:tcMar>
+                <w:vAlign w:val="top"/>
+              </w:tcPr>
+              <w:p>
+                <w:pPr>
+                  <w:widowControl w:val="0"/>
+                  <w:spacing w:after="0" w:line="240" w:lineRule="auto"/>
+                  <w:rPr/>
+                </w:pPr>
+                <w:r>
+                  <w:rPr>
+                    <w:rtl w:val="0"/>
+                  </w:rPr>
+                  <w:t xml:space="preserve">Agregar un botón de "Útil" o "No útil" debajo de cada respuesta del chatbot, para que el estudiante pueda indicar rápidamente si la información recibida le ayudó a resolver su consulta. </w:t>
+                </w:r>
+              </w:p>
+            </w:tc>
+          </w:tr>
+          <w:tr>
+            <w:trPr>
+              <w:cantSplit w:val="0"/>
+              <w:tblHeader w:val="0"/>
+            </w:trPr>
+            <w:tc>
+              <w:tcPr>
+                <w:shd w:fill="f5f4ed" w:val="clear"/>
+                <w:tcMar>
+                  <w:top w:w="100.0" w:type="dxa"/>
+                  <w:left w:w="100.0" w:type="dxa"/>
+                  <w:bottom w:w="100.0" w:type="dxa"/>
+                  <w:right w:w="100.0" w:type="dxa"/>
+                </w:tcMar>
+                <w:vAlign w:val="top"/>
+              </w:tcPr>
+              <w:p>
+                <w:pPr>
+                  <w:widowControl w:val="0"/>
+                  <w:spacing w:after="0" w:line="240" w:lineRule="auto"/>
+                  <w:rPr>
+                    <w:b w:val="1"/>
+                    <w:bCs w:val="1"/>
+                  </w:rPr>
+                </w:pPr>
+                <w:r>
+                  <w:rPr>
+                    <w:b w:val="1"/>
+                    <w:bCs w:val="1"/>
+                    <w:rtl w:val="0"/>
+                  </w:rPr>
+                  <w:t xml:space="preserve">Justificación </w:t>
+                </w:r>
+              </w:p>
+              <w:p>
+                <w:pPr>
+                  <w:widowControl w:val="0"/>
+                  <w:spacing w:after="0" w:line="240" w:lineRule="auto"/>
+                  <w:rPr>
+                    <w:b w:val="1"/>
+                    <w:bCs w:val="1"/>
+                  </w:rPr>
+                </w:pPr>
+                <w:r>
+                  <w:rPr>
+                    <w:rtl w:val="0"/>
+                  </w:rPr>
+                </w:r>
+              </w:p>
+            </w:tc>
+            <w:tc>
+              <w:tcPr>
+                <w:shd w:fill="auto" w:val="clear"/>
+                <w:tcMar>
+                  <w:top w:w="100.0" w:type="dxa"/>
+                  <w:left w:w="100.0" w:type="dxa"/>
+                  <w:bottom w:w="100.0" w:type="dxa"/>
+                  <w:right w:w="100.0" w:type="dxa"/>
+                </w:tcMar>
+                <w:vAlign w:val="top"/>
+              </w:tcPr>
+              <w:p>
+                <w:pPr>
+                  <w:widowControl w:val="0"/>
+                  <w:spacing w:after="0" w:line="240" w:lineRule="auto"/>
+                  <w:rPr/>
+                </w:pPr>
+                <w:r>
+                  <w:rPr>
+                    <w:rtl w:val="0"/>
+                  </w:rPr>
+                  <w:t xml:space="preserve">En ocasiones el chatbot brinda respuestas que no responden con exactitud a lo que se preguntó o que resultan insuficientes para resolver la duda. Actualmente no existe ninguna forma de reportar esto dentro del sistema. Contar con esta opción permitiría al estudiante expresar su opinión de manera simple, sin necesidad de escribir, mejorando así su experiencia de uso. </w:t>
+                </w:r>
+              </w:p>
+            </w:tc>
+          </w:tr>
+        </w:tbl>
+      </w:sdtContent>
+    </w:sdt>
+    <w:p>
+      <w:pPr>
+        <w:numPr>
+          <w:ilvl w:val="0"/>
+          <w:numId w:val="7"/>
+        </w:numPr>
+        <w:spacing w:after="200" w:before="200" w:line="360" w:lineRule="auto"/>
+        <w:ind w:left="1440" w:hanging="360"/>
+        <w:rPr>
+          <w:b w:val="1"/>
+          <w:bCs w:val="1"/>
+        </w:rPr>
+      </w:pPr>
+      <w:r>
+        <w:rPr>
+          <w:b w:val="1"/>
+          <w:bCs w:val="1"/>
+          <w:rtl w:val="0"/>
+        </w:rPr>
+        <w:t xml:space="preserve">Alumno: Fabrizio Armando Mantari Flores</w:t>
+      </w:r>
+      <w:r>
+        <w:rPr>
+          <w:rtl w:val="0"/>
+        </w:rPr>
+      </w:r>
+    </w:p>
+    <w:sdt>
+      <w:sdtPr>
+        <w:lock w:val="contentLocked"/>
+        <w:id w:val="-1403954499"/>
+        <w:tag w:val="goog_rdk_11"/>
+      </w:sdtPr>
+      <w:sdtContent>
+        <w:tbl>
+          <w:tblPr>
+            <w:tblStyle w:val="Table15"/>
+            <w:tblW w:w="7050.0" w:type="dxa"/>
+            <w:jc w:val="left"/>
+            <w:tblInd w:w="1440.0" w:type="dxa"/>
+            <w:tblBorders>
+              <w:top w:color="000000" w:space="0" w:sz="8" w:val="single"/>
+              <w:left w:color="000000" w:space="0" w:sz="8" w:val="single"/>
+              <w:bottom w:color="000000" w:space="0" w:sz="8" w:val="single"/>
+              <w:right w:color="000000" w:space="0" w:sz="8" w:val="single"/>
+              <w:insideH w:color="000000" w:space="0" w:sz="8" w:val="single"/>
+              <w:insideV w:color="000000" w:space="0" w:sz="8" w:val="single"/>
+            </w:tblBorders>
+            <w:tblLayout w:type="fixed"/>
+            <w:tblLook w:val="0600"/>
+          </w:tblPr>
+          <w:tblGrid>
+            <w:gridCol w:w="2595"/>
+            <w:gridCol w:w="4455"/>
+            <w:tblGridChange w:id="0">
+              <w:tblGrid>
+                <w:gridCol w:w="2595"/>
+                <w:gridCol w:w="4455"/>
+              </w:tblGrid>
+            </w:tblGridChange>
+          </w:tblGrid>
+          <w:tr>
+            <w:trPr>
+              <w:cantSplit w:val="0"/>
+              <w:tblHeader w:val="0"/>
+            </w:trPr>
+            <w:tc>
+              <w:tcPr>
+                <w:shd w:fill="f5f4ed" w:val="clear"/>
+                <w:tcMar>
+                  <w:top w:w="100.0" w:type="dxa"/>
+                  <w:left w:w="100.0" w:type="dxa"/>
+                  <w:bottom w:w="100.0" w:type="dxa"/>
+                  <w:right w:w="100.0" w:type="dxa"/>
+                </w:tcMar>
+                <w:vAlign w:val="top"/>
+              </w:tcPr>
+              <w:p>
+                <w:pPr>
+                  <w:widowControl w:val="0"/>
+                  <w:spacing w:after="0" w:line="240" w:lineRule="auto"/>
+                  <w:rPr>
+                    <w:b w:val="1"/>
+                    <w:bCs w:val="1"/>
+                  </w:rPr>
+                </w:pPr>
+                <w:r>
+                  <w:rPr>
+                    <w:b w:val="1"/>
+                    <w:bCs w:val="1"/>
+                    <w:rtl w:val="0"/>
+                  </w:rPr>
+                  <w:t xml:space="preserve">Sistema</w:t>
+                </w:r>
+              </w:p>
+            </w:tc>
+            <w:tc>
+              <w:tcPr>
+                <w:shd w:fill="auto" w:val="clear"/>
+                <w:tcMar>
+                  <w:top w:w="100.0" w:type="dxa"/>
+                  <w:left w:w="100.0" w:type="dxa"/>
+                  <w:bottom w:w="100.0" w:type="dxa"/>
+                  <w:right w:w="100.0" w:type="dxa"/>
+                </w:tcMar>
+                <w:vAlign w:val="top"/>
+              </w:tcPr>
+              <w:p>
+                <w:pPr>
+                  <w:widowControl w:val="0"/>
+                  <w:spacing w:after="0" w:line="240" w:lineRule="auto"/>
+                  <w:rPr/>
+                </w:pPr>
+                <w:r>
+                  <w:rPr>
+                    <w:rtl w:val="0"/>
+                  </w:rPr>
+                  <w:t xml:space="preserve">CACIF</w:t>
+                </w:r>
+              </w:p>
+            </w:tc>
+          </w:tr>
+          <w:tr>
+            <w:trPr>
+              <w:cantSplit w:val="0"/>
+              <w:tblHeader w:val="0"/>
+            </w:trPr>
+            <w:tc>
+              <w:tcPr>
+                <w:shd w:fill="f5f4ed" w:val="clear"/>
+                <w:tcMar>
+                  <w:top w:w="100.0" w:type="dxa"/>
+                  <w:left w:w="100.0" w:type="dxa"/>
+                  <w:bottom w:w="100.0" w:type="dxa"/>
+                  <w:right w:w="100.0" w:type="dxa"/>
+                </w:tcMar>
+                <w:vAlign w:val="top"/>
+              </w:tcPr>
+              <w:p>
+                <w:pPr>
+                  <w:widowControl w:val="0"/>
+                  <w:spacing w:after="0" w:line="240" w:lineRule="auto"/>
+                  <w:rPr>
+                    <w:b w:val="1"/>
+                    <w:bCs w:val="1"/>
+                  </w:rPr>
+                </w:pPr>
+                <w:r>
+                  <w:rPr>
+                    <w:b w:val="1"/>
+                    <w:bCs w:val="1"/>
+                    <w:rtl w:val="0"/>
+                  </w:rPr>
+                  <w:t xml:space="preserve">ID</w:t>
+                </w:r>
+              </w:p>
+            </w:tc>
+            <w:tc>
+              <w:tcPr>
+                <w:shd w:fill="auto" w:val="clear"/>
+                <w:tcMar>
+                  <w:top w:w="100.0" w:type="dxa"/>
+                  <w:left w:w="100.0" w:type="dxa"/>
+                  <w:bottom w:w="100.0" w:type="dxa"/>
+                  <w:right w:w="100.0" w:type="dxa"/>
+                </w:tcMar>
+                <w:vAlign w:val="top"/>
+              </w:tcPr>
+              <w:p>
+                <w:pPr>
+                  <w:widowControl w:val="0"/>
+                  <w:spacing w:after="0" w:line="240" w:lineRule="auto"/>
+                  <w:rPr/>
+                </w:pPr>
+                <w:r>
+                  <w:rPr>
+                    <w:rtl w:val="0"/>
+                  </w:rPr>
+                  <w:t xml:space="preserve">SC002</w:t>
+                </w:r>
+              </w:p>
+            </w:tc>
+          </w:tr>
+          <w:tr>
+            <w:trPr>
+              <w:cantSplit w:val="0"/>
+              <w:tblHeader w:val="0"/>
+            </w:trPr>
+            <w:tc>
+              <w:tcPr>
+                <w:shd w:fill="f5f4ed" w:val="clear"/>
+                <w:tcMar>
+                  <w:top w:w="100.0" w:type="dxa"/>
+                  <w:left w:w="100.0" w:type="dxa"/>
+                  <w:bottom w:w="100.0" w:type="dxa"/>
+                  <w:right w:w="100.0" w:type="dxa"/>
+                </w:tcMar>
+                <w:vAlign w:val="top"/>
+              </w:tcPr>
+              <w:p>
+                <w:pPr>
+                  <w:widowControl w:val="0"/>
+                  <w:spacing w:after="0" w:line="240" w:lineRule="auto"/>
+                  <w:rPr>
+                    <w:b w:val="1"/>
+                    <w:bCs w:val="1"/>
+                  </w:rPr>
+                </w:pPr>
+                <w:r>
+                  <w:rPr>
+                    <w:b w:val="1"/>
+                    <w:bCs w:val="1"/>
+                    <w:rtl w:val="0"/>
+                  </w:rPr>
+                  <w:t xml:space="preserve">Fecha</w:t>
+                </w:r>
+              </w:p>
+            </w:tc>
+            <w:tc>
+              <w:tcPr>
+                <w:shd w:fill="auto" w:val="clear"/>
+                <w:tcMar>
+                  <w:top w:w="100.0" w:type="dxa"/>
+                  <w:left w:w="100.0" w:type="dxa"/>
+                  <w:bottom w:w="100.0" w:type="dxa"/>
+                  <w:right w:w="100.0" w:type="dxa"/>
+                </w:tcMar>
+                <w:vAlign w:val="top"/>
+              </w:tcPr>
+              <w:p>
+                <w:pPr>
+                  <w:widowControl w:val="0"/>
+                  <w:spacing w:after="0" w:line="240" w:lineRule="auto"/>
+                  <w:rPr/>
+                </w:pPr>
+                <w:r>
+                  <w:rPr>
+                    <w:rtl w:val="0"/>
+                  </w:rPr>
+                  <w:t xml:space="preserve">13/05/2026</w:t>
+                </w:r>
+              </w:p>
+            </w:tc>
+          </w:tr>
+          <w:tr>
+            <w:trPr>
+              <w:cantSplit w:val="0"/>
+              <w:tblHeader w:val="0"/>
+            </w:trPr>
+            <w:tc>
+              <w:tcPr>
+                <w:shd w:fill="f5f4ed" w:val="clear"/>
+                <w:tcMar>
+                  <w:top w:w="100.0" w:type="dxa"/>
+                  <w:left w:w="100.0" w:type="dxa"/>
+                  <w:bottom w:w="100.0" w:type="dxa"/>
+                  <w:right w:w="100.0" w:type="dxa"/>
+                </w:tcMar>
+                <w:vAlign w:val="top"/>
+              </w:tcPr>
+              <w:p>
+                <w:pPr>
+                  <w:widowControl w:val="0"/>
+                  <w:spacing w:after="0" w:line="240" w:lineRule="auto"/>
+                  <w:rPr>
+                    <w:b w:val="1"/>
+                    <w:bCs w:val="1"/>
+                  </w:rPr>
+                </w:pPr>
+                <w:r>
+                  <w:rPr>
+                    <w:b w:val="1"/>
+                    <w:bCs w:val="1"/>
+                    <w:rtl w:val="0"/>
+                  </w:rPr>
+                  <w:t xml:space="preserve">Stakeholder( Fuente) </w:t>
+                </w:r>
+              </w:p>
+              <w:p>
+                <w:pPr>
+                  <w:widowControl w:val="0"/>
+                  <w:spacing w:after="0" w:line="240" w:lineRule="auto"/>
+                  <w:rPr>
+                    <w:b w:val="1"/>
+                    <w:bCs w:val="1"/>
+                  </w:rPr>
+                </w:pPr>
+                <w:r>
+                  <w:rPr>
+                    <w:b w:val="1"/>
+                    <w:bCs w:val="1"/>
+                    <w:rtl w:val="0"/>
+                  </w:rPr>
+                  <w:t xml:space="preserve">Identifica el cambio</w:t>
+                </w:r>
+              </w:p>
+            </w:tc>
+            <w:tc>
+              <w:tcPr>
+                <w:shd w:fill="auto" w:val="clear"/>
+                <w:tcMar>
+                  <w:top w:w="100.0" w:type="dxa"/>
+                  <w:left w:w="100.0" w:type="dxa"/>
+                  <w:bottom w:w="100.0" w:type="dxa"/>
+                  <w:right w:w="100.0" w:type="dxa"/>
+                </w:tcMar>
+                <w:vAlign w:val="top"/>
+              </w:tcPr>
+              <w:p>
+                <w:pPr>
+                  <w:widowControl w:val="0"/>
+                  <w:spacing w:after="0" w:line="240" w:lineRule="auto"/>
+                  <w:rPr/>
+                </w:pPr>
+                <w:r>
+                  <w:rPr>
+                    <w:rtl w:val="0"/>
+                  </w:rPr>
+                  <w:t xml:space="preserve">Estudiante</w:t>
+                </w:r>
+              </w:p>
+            </w:tc>
+          </w:tr>
+          <w:tr>
+            <w:trPr>
+              <w:cantSplit w:val="0"/>
+              <w:tblHeader w:val="0"/>
+            </w:trPr>
+            <w:tc>
+              <w:tcPr>
+                <w:shd w:fill="f5f4ed" w:val="clear"/>
+                <w:tcMar>
+                  <w:top w:w="100.0" w:type="dxa"/>
+                  <w:left w:w="100.0" w:type="dxa"/>
+                  <w:bottom w:w="100.0" w:type="dxa"/>
+                  <w:right w:w="100.0" w:type="dxa"/>
+                </w:tcMar>
+                <w:vAlign w:val="top"/>
+              </w:tcPr>
+              <w:p>
+                <w:pPr>
+                  <w:widowControl w:val="0"/>
+                  <w:spacing w:after="0" w:line="240" w:lineRule="auto"/>
+                  <w:rPr>
+                    <w:b w:val="1"/>
+                    <w:bCs w:val="1"/>
+                  </w:rPr>
+                </w:pPr>
+                <w:r>
+                  <w:rPr>
+                    <w:b w:val="1"/>
+                    <w:bCs w:val="1"/>
+                    <w:rtl w:val="0"/>
+                  </w:rPr>
+                  <w:t xml:space="preserve">Dueño del proceso (Autor) </w:t>
+                </w:r>
+              </w:p>
+              <w:p>
+                <w:pPr>
+                  <w:widowControl w:val="0"/>
+                  <w:spacing w:after="0" w:line="240" w:lineRule="auto"/>
+                  <w:rPr>
+                    <w:b w:val="1"/>
+                    <w:bCs w:val="1"/>
+                  </w:rPr>
+                </w:pPr>
+                <w:r>
+                  <w:rPr>
+                    <w:b w:val="1"/>
+                    <w:bCs w:val="1"/>
+                    <w:rtl w:val="0"/>
+                  </w:rPr>
+                  <w:t xml:space="preserve">Autoriza el cambio</w:t>
+                </w:r>
+              </w:p>
+            </w:tc>
+            <w:tc>
+              <w:tcPr>
+                <w:shd w:fill="auto" w:val="clear"/>
+                <w:tcMar>
+                  <w:top w:w="100.0" w:type="dxa"/>
+                  <w:left w:w="100.0" w:type="dxa"/>
+                  <w:bottom w:w="100.0" w:type="dxa"/>
+                  <w:right w:w="100.0" w:type="dxa"/>
+                </w:tcMar>
+                <w:vAlign w:val="top"/>
+              </w:tcPr>
+              <w:p>
+                <w:pPr>
+                  <w:widowControl w:val="0"/>
+                  <w:spacing w:after="0" w:line="240" w:lineRule="auto"/>
+                  <w:rPr/>
+                </w:pPr>
+                <w:r>
+                  <w:rPr>
+                    <w:rtl w:val="0"/>
+                  </w:rPr>
+                  <w:t xml:space="preserve">Secretaria de la Unidad de Investigación</w:t>
+                </w:r>
+              </w:p>
+            </w:tc>
+          </w:tr>
+          <w:tr>
+            <w:trPr>
+              <w:cantSplit w:val="0"/>
+              <w:tblHeader w:val="0"/>
+            </w:trPr>
+            <w:tc>
+              <w:tcPr>
+                <w:shd w:fill="f5f4ed" w:val="clear"/>
+                <w:tcMar>
+                  <w:top w:w="100.0" w:type="dxa"/>
+                  <w:left w:w="100.0" w:type="dxa"/>
+                  <w:bottom w:w="100.0" w:type="dxa"/>
+                  <w:right w:w="100.0" w:type="dxa"/>
+                </w:tcMar>
+                <w:vAlign w:val="top"/>
+              </w:tcPr>
+              <w:p>
+                <w:pPr>
+                  <w:widowControl w:val="0"/>
+                  <w:spacing w:after="0" w:line="240" w:lineRule="auto"/>
+                  <w:rPr>
+                    <w:b w:val="1"/>
+                    <w:bCs w:val="1"/>
+                  </w:rPr>
+                </w:pPr>
+                <w:r>
+                  <w:rPr>
+                    <w:b w:val="1"/>
+                    <w:bCs w:val="1"/>
+                    <w:rtl w:val="0"/>
+                  </w:rPr>
+                  <w:t xml:space="preserve">Descripción del cambio </w:t>
+                </w:r>
+              </w:p>
+            </w:tc>
+            <w:tc>
+              <w:tcPr>
+                <w:shd w:fill="auto" w:val="clear"/>
+                <w:tcMar>
+                  <w:top w:w="100.0" w:type="dxa"/>
+                  <w:left w:w="100.0" w:type="dxa"/>
+                  <w:bottom w:w="100.0" w:type="dxa"/>
+                  <w:right w:w="100.0" w:type="dxa"/>
+                </w:tcMar>
+                <w:vAlign w:val="top"/>
+              </w:tcPr>
+              <w:p>
+                <w:pPr>
+                  <w:widowControl w:val="0"/>
+                  <w:spacing w:after="0" w:line="240" w:lineRule="auto"/>
+                  <w:rPr/>
+                </w:pPr>
+                <w:r>
+                  <w:rPr>
+                    <w:rtl w:val="0"/>
+                  </w:rPr>
+                  <w:t xml:space="preserve">Agregar un menú de categorías al inicio del chat (ej.: "Titulación", "Convocatorias", "Prácticas pre-profesionales", "Grupos de investigación") para que el estudiante seleccione el tema antes de escribir su consulta. </w:t>
+                </w:r>
+              </w:p>
+            </w:tc>
+          </w:tr>
+          <w:tr>
+            <w:trPr>
+              <w:cantSplit w:val="0"/>
+              <w:tblHeader w:val="0"/>
+            </w:trPr>
+            <w:tc>
+              <w:tcPr>
+                <w:shd w:fill="f5f4ed" w:val="clear"/>
+                <w:tcMar>
+                  <w:top w:w="100.0" w:type="dxa"/>
+                  <w:left w:w="100.0" w:type="dxa"/>
+                  <w:bottom w:w="100.0" w:type="dxa"/>
+                  <w:right w:w="100.0" w:type="dxa"/>
+                </w:tcMar>
+                <w:vAlign w:val="top"/>
+              </w:tcPr>
+              <w:p>
+                <w:pPr>
+                  <w:widowControl w:val="0"/>
+                  <w:spacing w:after="0" w:line="240" w:lineRule="auto"/>
+                  <w:rPr>
+                    <w:b w:val="1"/>
+                    <w:bCs w:val="1"/>
+                  </w:rPr>
+                </w:pPr>
+                <w:r>
+                  <w:rPr>
+                    <w:b w:val="1"/>
+                    <w:bCs w:val="1"/>
+                    <w:rtl w:val="0"/>
+                  </w:rPr>
+                  <w:t xml:space="preserve">Justificación </w:t>
+                </w:r>
+              </w:p>
+              <w:p>
+                <w:pPr>
+                  <w:widowControl w:val="0"/>
+                  <w:spacing w:after="0" w:line="240" w:lineRule="auto"/>
+                  <w:rPr>
+                    <w:b w:val="1"/>
+                    <w:bCs w:val="1"/>
+                  </w:rPr>
+                </w:pPr>
+                <w:r>
+                  <w:rPr>
+                    <w:rtl w:val="0"/>
+                  </w:rPr>
+                </w:r>
+              </w:p>
+            </w:tc>
+            <w:tc>
+              <w:tcPr>
+                <w:shd w:fill="auto" w:val="clear"/>
+                <w:tcMar>
+                  <w:top w:w="100.0" w:type="dxa"/>
+                  <w:left w:w="100.0" w:type="dxa"/>
+                  <w:bottom w:w="100.0" w:type="dxa"/>
+                  <w:right w:w="100.0" w:type="dxa"/>
+                </w:tcMar>
+                <w:vAlign w:val="top"/>
+              </w:tcPr>
+              <w:p>
+                <w:pPr>
+                  <w:widowControl w:val="0"/>
+                  <w:spacing w:after="0" w:line="240" w:lineRule="auto"/>
+                  <w:rPr/>
+                </w:pPr>
+                <w:r>
+                  <w:rPr>
+                    <w:rtl w:val="0"/>
+                  </w:rPr>
+                  <w:t xml:space="preserve">Actualmente el chatbot recibe consultas en lenguaje libre, lo que en ocasiones genera respuestas poco precisas cuando la pregunta es ambigua. Permitir que el estudiante pre-clasifique su consulta ayudaría al sistema a enfocar mejor la búsqueda en la base de conocimientos RAG, reduciendo respuestas irrelevantes y mejorando la experiencia general. </w:t>
+                </w:r>
+              </w:p>
+            </w:tc>
+          </w:tr>
+        </w:tbl>
+      </w:sdtContent>
+    </w:sdt>
+    <w:p>
+      <w:pPr>
+        <w:numPr>
+          <w:ilvl w:val="0"/>
+          <w:numId w:val="7"/>
+        </w:numPr>
+        <w:spacing w:after="200" w:before="200" w:line="360" w:lineRule="auto"/>
+        <w:ind w:left="1440" w:hanging="360"/>
+        <w:rPr>
+          <w:b w:val="1"/>
+          <w:bCs w:val="1"/>
+        </w:rPr>
+      </w:pPr>
+      <w:r>
+        <w:rPr>
+          <w:b w:val="1"/>
+          <w:bCs w:val="1"/>
+          <w:rtl w:val="0"/>
+        </w:rPr>
+        <w:t xml:space="preserve">Alumno: Miguel Alonso Solis Cunza</w:t>
+      </w:r>
+      <w:r>
+        <w:rPr>
+          <w:rtl w:val="0"/>
+        </w:rPr>
+      </w:r>
+    </w:p>
+    <w:sdt>
+      <w:sdtPr>
+        <w:lock w:val="contentLocked"/>
+        <w:id w:val="1092388544"/>
+        <w:tag w:val="goog_rdk_13"/>
+      </w:sdtPr>
+      <w:sdtContent>
+        <w:tbl>
+          <w:tblPr>
+            <w:tblStyle w:val="Table16"/>
+            <w:tblW w:w="7050.0" w:type="dxa"/>
+            <w:jc w:val="left"/>
+            <w:tblInd w:w="1440.0" w:type="dxa"/>
+            <w:tblBorders>
+              <w:top w:color="000000" w:space="0" w:sz="8" w:val="single"/>
+              <w:left w:color="000000" w:space="0" w:sz="8" w:val="single"/>
+              <w:bottom w:color="000000" w:space="0" w:sz="8" w:val="single"/>
+              <w:right w:color="000000" w:space="0" w:sz="8" w:val="single"/>
+              <w:insideH w:color="000000" w:space="0" w:sz="8" w:val="single"/>
+              <w:insideV w:color="000000" w:space="0" w:sz="8" w:val="single"/>
+            </w:tblBorders>
+            <w:tblLayout w:type="fixed"/>
+            <w:tblLook w:val="0600"/>
+          </w:tblPr>
+          <w:tblGrid>
+            <w:gridCol w:w="2595"/>
+            <w:gridCol w:w="4455"/>
+            <w:tblGridChange w:id="0">
+              <w:tblGrid>
+                <w:gridCol w:w="2595"/>
+                <w:gridCol w:w="4455"/>
+              </w:tblGrid>
+            </w:tblGridChange>
+          </w:tblGrid>
+          <w:tr>
+            <w:trPr>
+              <w:cantSplit w:val="0"/>
+              <w:tblHeader w:val="0"/>
+            </w:trPr>
+            <w:tc>
+              <w:tcPr>
+                <w:shd w:fill="f5f4ed" w:val="clear"/>
+                <w:tcMar>
+                  <w:top w:w="100.0" w:type="dxa"/>
+                  <w:left w:w="100.0" w:type="dxa"/>
+                  <w:bottom w:w="100.0" w:type="dxa"/>
+                  <w:right w:w="100.0" w:type="dxa"/>
+                </w:tcMar>
+                <w:vAlign w:val="top"/>
+              </w:tcPr>
+              <w:p>
+                <w:pPr>
+                  <w:widowControl w:val="0"/>
+                  <w:spacing w:after="0" w:line="240" w:lineRule="auto"/>
+                  <w:rPr>
+                    <w:b w:val="1"/>
+                    <w:bCs w:val="1"/>
+                  </w:rPr>
+                </w:pPr>
+                <w:r>
+                  <w:rPr>
+                    <w:b w:val="1"/>
+                    <w:bCs w:val="1"/>
+                    <w:rtl w:val="0"/>
+                  </w:rPr>
+                  <w:t xml:space="preserve">Sistema</w:t>
+                </w:r>
+              </w:p>
+            </w:tc>
+            <w:tc>
+              <w:tcPr>
+                <w:shd w:fill="auto" w:val="clear"/>
+                <w:tcMar>
+                  <w:top w:w="100.0" w:type="dxa"/>
+                  <w:left w:w="100.0" w:type="dxa"/>
+                  <w:bottom w:w="100.0" w:type="dxa"/>
+                  <w:right w:w="100.0" w:type="dxa"/>
+                </w:tcMar>
+                <w:vAlign w:val="top"/>
+              </w:tcPr>
+              <w:p>
+                <w:pPr>
+                  <w:widowControl w:val="0"/>
+                  <w:spacing w:after="0" w:line="240" w:lineRule="auto"/>
+                  <w:rPr/>
+                </w:pPr>
+                <w:r>
+                  <w:rPr>
+                    <w:rtl w:val="0"/>
+                  </w:rPr>
+                  <w:t xml:space="preserve">CACIF</w:t>
+                </w:r>
+              </w:p>
+            </w:tc>
+          </w:tr>
+          <w:tr>
+            <w:trPr>
+              <w:cantSplit w:val="0"/>
+              <w:tblHeader w:val="0"/>
+            </w:trPr>
+            <w:tc>
+              <w:tcPr>
+                <w:shd w:fill="f5f4ed" w:val="clear"/>
+                <w:tcMar>
+                  <w:top w:w="100.0" w:type="dxa"/>
+                  <w:left w:w="100.0" w:type="dxa"/>
+                  <w:bottom w:w="100.0" w:type="dxa"/>
+                  <w:right w:w="100.0" w:type="dxa"/>
+                </w:tcMar>
+                <w:vAlign w:val="top"/>
+              </w:tcPr>
+              <w:p>
+                <w:pPr>
+                  <w:widowControl w:val="0"/>
+                  <w:spacing w:after="0" w:line="240" w:lineRule="auto"/>
+                  <w:rPr>
+                    <w:b w:val="1"/>
+                    <w:bCs w:val="1"/>
+                  </w:rPr>
+                </w:pPr>
+                <w:r>
+                  <w:rPr>
+                    <w:b w:val="1"/>
+                    <w:bCs w:val="1"/>
+                    <w:rtl w:val="0"/>
+                  </w:rPr>
+                  <w:t xml:space="preserve">ID</w:t>
+                </w:r>
+              </w:p>
+            </w:tc>
+            <w:tc>
+              <w:tcPr>
+                <w:shd w:fill="auto" w:val="clear"/>
+                <w:tcMar>
+                  <w:top w:w="100.0" w:type="dxa"/>
+                  <w:left w:w="100.0" w:type="dxa"/>
+                  <w:bottom w:w="100.0" w:type="dxa"/>
+                  <w:right w:w="100.0" w:type="dxa"/>
+                </w:tcMar>
+                <w:vAlign w:val="top"/>
+              </w:tcPr>
+              <w:p>
+                <w:pPr>
+                  <w:widowControl w:val="0"/>
+                  <w:spacing w:after="0" w:line="240" w:lineRule="auto"/>
+                  <w:rPr/>
+                </w:pPr>
+                <w:r>
+                  <w:rPr>
+                    <w:rtl w:val="0"/>
+                  </w:rPr>
+                  <w:t xml:space="preserve">SC003</w:t>
+                </w:r>
+              </w:p>
+            </w:tc>
+          </w:tr>
+          <w:tr>
+            <w:trPr>
+              <w:cantSplit w:val="0"/>
+              <w:tblHeader w:val="0"/>
+            </w:trPr>
+            <w:tc>
+              <w:tcPr>
+                <w:shd w:fill="f5f4ed" w:val="clear"/>
+                <w:tcMar>
+                  <w:top w:w="100.0" w:type="dxa"/>
+                  <w:left w:w="100.0" w:type="dxa"/>
+                  <w:bottom w:w="100.0" w:type="dxa"/>
+                  <w:right w:w="100.0" w:type="dxa"/>
+                </w:tcMar>
+                <w:vAlign w:val="top"/>
+              </w:tcPr>
+              <w:p>
+                <w:pPr>
+                  <w:widowControl w:val="0"/>
+                  <w:spacing w:after="0" w:line="240" w:lineRule="auto"/>
+                  <w:rPr>
+                    <w:b w:val="1"/>
+                    <w:bCs w:val="1"/>
+                  </w:rPr>
+                </w:pPr>
+                <w:r>
+                  <w:rPr>
+                    <w:b w:val="1"/>
+                    <w:bCs w:val="1"/>
+                    <w:rtl w:val="0"/>
+                  </w:rPr>
+                  <w:t xml:space="preserve">Fecha</w:t>
+                </w:r>
+              </w:p>
+            </w:tc>
+            <w:tc>
+              <w:tcPr>
+                <w:shd w:fill="auto" w:val="clear"/>
+                <w:tcMar>
+                  <w:top w:w="100.0" w:type="dxa"/>
+                  <w:left w:w="100.0" w:type="dxa"/>
+                  <w:bottom w:w="100.0" w:type="dxa"/>
+                  <w:right w:w="100.0" w:type="dxa"/>
+                </w:tcMar>
+                <w:vAlign w:val="top"/>
+              </w:tcPr>
+              <w:p>
+                <w:pPr>
+                  <w:widowControl w:val="0"/>
+                  <w:spacing w:after="0" w:line="240" w:lineRule="auto"/>
+                  <w:rPr/>
+                </w:pPr>
+                <w:r>
+                  <w:rPr>
+                    <w:rtl w:val="0"/>
+                  </w:rPr>
+                  <w:t xml:space="preserve">14/05/2026</w:t>
+                </w:r>
+              </w:p>
+            </w:tc>
+          </w:tr>
+          <w:tr>
+            <w:trPr>
+              <w:cantSplit w:val="0"/>
+              <w:tblHeader w:val="0"/>
+            </w:trPr>
+            <w:tc>
+              <w:tcPr>
+                <w:shd w:fill="f5f4ed" w:val="clear"/>
+                <w:tcMar>
+                  <w:top w:w="100.0" w:type="dxa"/>
+                  <w:left w:w="100.0" w:type="dxa"/>
+                  <w:bottom w:w="100.0" w:type="dxa"/>
+                  <w:right w:w="100.0" w:type="dxa"/>
+                </w:tcMar>
+                <w:vAlign w:val="top"/>
+              </w:tcPr>
+              <w:p>
+                <w:pPr>
+                  <w:widowControl w:val="0"/>
+                  <w:spacing w:after="0" w:line="240" w:lineRule="auto"/>
+                  <w:rPr>
+                    <w:b w:val="1"/>
+                    <w:bCs w:val="1"/>
+                  </w:rPr>
+                </w:pPr>
+                <w:r>
+                  <w:rPr>
+                    <w:b w:val="1"/>
+                    <w:bCs w:val="1"/>
+                    <w:rtl w:val="0"/>
+                  </w:rPr>
+                  <w:t xml:space="preserve">Stakeholder( Fuente) </w:t>
+                </w:r>
+              </w:p>
+              <w:p>
+                <w:pPr>
+                  <w:widowControl w:val="0"/>
+                  <w:spacing w:after="0" w:line="240" w:lineRule="auto"/>
+                  <w:rPr>
+                    <w:b w:val="1"/>
+                    <w:bCs w:val="1"/>
+                  </w:rPr>
+                </w:pPr>
+                <w:r>
+                  <w:rPr>
+                    <w:b w:val="1"/>
+                    <w:bCs w:val="1"/>
+                    <w:rtl w:val="0"/>
+                  </w:rPr>
+                  <w:t xml:space="preserve">Identifica el cambio</w:t>
+                </w:r>
+              </w:p>
+            </w:tc>
+            <w:tc>
+              <w:tcPr>
+                <w:shd w:fill="auto" w:val="clear"/>
+                <w:tcMar>
+                  <w:top w:w="100.0" w:type="dxa"/>
+                  <w:left w:w="100.0" w:type="dxa"/>
+                  <w:bottom w:w="100.0" w:type="dxa"/>
+                  <w:right w:w="100.0" w:type="dxa"/>
+                </w:tcMar>
+                <w:vAlign w:val="top"/>
+              </w:tcPr>
+              <w:p>
+                <w:pPr>
+                  <w:widowControl w:val="0"/>
+                  <w:spacing w:after="0" w:line="240" w:lineRule="auto"/>
+                  <w:rPr/>
+                </w:pPr>
+                <w:r>
+                  <w:rPr>
+                    <w:rtl w:val="0"/>
+                  </w:rPr>
+                  <w:t xml:space="preserve">Estudiante</w:t>
+                </w:r>
+              </w:p>
+            </w:tc>
+          </w:tr>
+          <w:tr>
+            <w:trPr>
+              <w:cantSplit w:val="0"/>
+              <w:tblHeader w:val="0"/>
+            </w:trPr>
+            <w:tc>
+              <w:tcPr>
+                <w:shd w:fill="f5f4ed" w:val="clear"/>
+                <w:tcMar>
+                  <w:top w:w="100.0" w:type="dxa"/>
+                  <w:left w:w="100.0" w:type="dxa"/>
+                  <w:bottom w:w="100.0" w:type="dxa"/>
+                  <w:right w:w="100.0" w:type="dxa"/>
+                </w:tcMar>
+                <w:vAlign w:val="top"/>
+              </w:tcPr>
+              <w:p>
+                <w:pPr>
+                  <w:widowControl w:val="0"/>
+                  <w:spacing w:after="0" w:line="240" w:lineRule="auto"/>
+                  <w:rPr>
+                    <w:b w:val="1"/>
+                    <w:bCs w:val="1"/>
+                  </w:rPr>
+                </w:pPr>
+                <w:sdt>
+                  <w:sdtPr>
+                    <w:id w:val="472267282"/>
+                    <w:tag w:val="goog_rdk_12"/>
+                  </w:sdtPr>
+                  <w:sdtContent>
+                    <w:commentRangeStart w:id="0"/>
+                  </w:sdtContent>
+                </w:sdt>
+                <w:r>
+                  <w:rPr>
+                    <w:b w:val="1"/>
+                    <w:bCs w:val="1"/>
+                    <w:rtl w:val="0"/>
+                  </w:rPr>
+                  <w:t xml:space="preserve">Dueño del proceso (Autor) </w:t>
+                </w:r>
+                <w:commentRangeEnd w:id="0"/>
+                <w:r>
+                  <w:commentReference w:id="0"/>
+                </w:r>
+                <w:r>
+                  <w:rPr>
+                    <w:rtl w:val="0"/>
+                  </w:rPr>
+                </w:r>
+              </w:p>
+              <w:p>
+                <w:pPr>
+                  <w:widowControl w:val="0"/>
+                  <w:spacing w:after="0" w:line="240" w:lineRule="auto"/>
+                  <w:rPr>
+                    <w:b w:val="1"/>
+                    <w:bCs w:val="1"/>
+                  </w:rPr>
+                </w:pPr>
+                <w:r>
+                  <w:rPr>
+                    <w:b w:val="1"/>
+                    <w:bCs w:val="1"/>
+                    <w:rtl w:val="0"/>
+                  </w:rPr>
+                  <w:t xml:space="preserve">Autoriza el cambio</w:t>
+                </w:r>
+              </w:p>
+            </w:tc>
+            <w:tc>
+              <w:tcPr>
+                <w:shd w:fill="auto" w:val="clear"/>
+                <w:tcMar>
+                  <w:top w:w="100.0" w:type="dxa"/>
+                  <w:left w:w="100.0" w:type="dxa"/>
+                  <w:bottom w:w="100.0" w:type="dxa"/>
+                  <w:right w:w="100.0" w:type="dxa"/>
+                </w:tcMar>
+                <w:vAlign w:val="top"/>
+              </w:tcPr>
+              <w:p>
+                <w:pPr>
+                  <w:widowControl w:val="0"/>
+                  <w:spacing w:after="0" w:line="240" w:lineRule="auto"/>
+                  <w:rPr/>
+                </w:pPr>
+                <w:r>
+                  <w:rPr>
+                    <w:rtl w:val="0"/>
+                  </w:rPr>
+                  <w:t xml:space="preserve">Secretaria de la Unidad de Investigación</w:t>
+                </w:r>
+              </w:p>
+            </w:tc>
+          </w:tr>
+          <w:tr>
+            <w:trPr>
+              <w:cantSplit w:val="0"/>
+              <w:tblHeader w:val="0"/>
+            </w:trPr>
+            <w:tc>
+              <w:tcPr>
+                <w:shd w:fill="f5f4ed" w:val="clear"/>
+                <w:tcMar>
+                  <w:top w:w="100.0" w:type="dxa"/>
+                  <w:left w:w="100.0" w:type="dxa"/>
+                  <w:bottom w:w="100.0" w:type="dxa"/>
+                  <w:right w:w="100.0" w:type="dxa"/>
+                </w:tcMar>
+                <w:vAlign w:val="top"/>
+              </w:tcPr>
+              <w:p>
+                <w:pPr>
+                  <w:widowControl w:val="0"/>
+                  <w:spacing w:after="0" w:line="240" w:lineRule="auto"/>
+                  <w:rPr>
+                    <w:b w:val="1"/>
+                    <w:bCs w:val="1"/>
+                  </w:rPr>
+                </w:pPr>
+                <w:r>
+                  <w:rPr>
+                    <w:b w:val="1"/>
+                    <w:bCs w:val="1"/>
+                    <w:rtl w:val="0"/>
+                  </w:rPr>
+                  <w:t xml:space="preserve">Descripción del cambio </w:t>
+                </w:r>
+              </w:p>
+            </w:tc>
+            <w:tc>
+              <w:tcPr>
+                <w:shd w:fill="auto" w:val="clear"/>
+                <w:tcMar>
+                  <w:top w:w="100.0" w:type="dxa"/>
+                  <w:left w:w="100.0" w:type="dxa"/>
+                  <w:bottom w:w="100.0" w:type="dxa"/>
+                  <w:right w:w="100.0" w:type="dxa"/>
+                </w:tcMar>
+                <w:vAlign w:val="top"/>
+              </w:tcPr>
+              <w:p>
+                <w:pPr>
+                  <w:widowControl w:val="0"/>
+                  <w:spacing w:after="0" w:line="240" w:lineRule="auto"/>
+                  <w:rPr/>
+                </w:pPr>
+                <w:r>
+                  <w:rPr>
+                    <w:rtl w:val="0"/>
+                  </w:rPr>
+                  <w:t xml:space="preserve">Agregar un botón de 'Descargar respuesta' al final de cada respuesta del chatbot, que permita al estudiante exportar el contenido de la conversación en formato PDF, incluyendo las fuentes normativas citadas.</w:t>
+                </w:r>
+              </w:p>
+            </w:tc>
+          </w:tr>
+          <w:tr>
+            <w:trPr>
+              <w:cantSplit w:val="0"/>
+              <w:tblHeader w:val="0"/>
+            </w:trPr>
+            <w:tc>
+              <w:tcPr>
+                <w:shd w:fill="f5f4ed" w:val="clear"/>
+                <w:tcMar>
+                  <w:top w:w="100.0" w:type="dxa"/>
+                  <w:left w:w="100.0" w:type="dxa"/>
+                  <w:bottom w:w="100.0" w:type="dxa"/>
+                  <w:right w:w="100.0" w:type="dxa"/>
+                </w:tcMar>
+                <w:vAlign w:val="top"/>
+              </w:tcPr>
+              <w:p>
+                <w:pPr>
+                  <w:widowControl w:val="0"/>
+                  <w:spacing w:after="0" w:line="240" w:lineRule="auto"/>
+                  <w:rPr>
+                    <w:b w:val="1"/>
+                    <w:bCs w:val="1"/>
+                  </w:rPr>
+                </w:pPr>
+                <w:r>
+                  <w:rPr>
+                    <w:b w:val="1"/>
+                    <w:bCs w:val="1"/>
+                    <w:rtl w:val="0"/>
+                  </w:rPr>
+                  <w:t xml:space="preserve">Justificación </w:t>
+                </w:r>
+              </w:p>
+              <w:p>
+                <w:pPr>
+                  <w:widowControl w:val="0"/>
+                  <w:spacing w:after="0" w:line="240" w:lineRule="auto"/>
+                  <w:rPr>
+                    <w:b w:val="1"/>
+                    <w:bCs w:val="1"/>
+                  </w:rPr>
+                </w:pPr>
+                <w:r>
+                  <w:rPr>
+                    <w:rtl w:val="0"/>
+                  </w:rPr>
+                </w:r>
+              </w:p>
+            </w:tc>
+            <w:tc>
+              <w:tcPr>
+                <w:shd w:fill="auto" w:val="clear"/>
+                <w:tcMar>
+                  <w:top w:w="100.0" w:type="dxa"/>
+                  <w:left w:w="100.0" w:type="dxa"/>
+                  <w:bottom w:w="100.0" w:type="dxa"/>
+                  <w:right w:w="100.0" w:type="dxa"/>
+                </w:tcMar>
+                <w:vAlign w:val="top"/>
+              </w:tcPr>
+              <w:p>
+                <w:pPr>
+                  <w:widowControl w:val="0"/>
+                  <w:spacing w:after="0" w:line="240" w:lineRule="auto"/>
+                  <w:rPr/>
+                </w:pPr>
+                <w:r>
+                  <w:rPr>
+                    <w:rtl w:val="0"/>
+                  </w:rPr>
+                  <w:t xml:space="preserve">En muchos casos el chatbot brinda orientación detallada sobre trámites de tesis, reglamentos o convocatorias que el estudiante necesita consultar posteriormente fuera del sistema. Actualmente no existe forma de conservar esa información de manera ordenada sin copiar el texto manualmente. Contar con esta opción permitiría al estudiante guardar un documento formal con los pasos y las referencias normativas recibidas, facilitando su gestión administrativa. </w:t>
+                </w:r>
+              </w:p>
+            </w:tc>
+          </w:tr>
+        </w:tbl>
+      </w:sdtContent>
+    </w:sdt>
+    <w:p>
+      <w:pPr>
+        <w:numPr>
+          <w:ilvl w:val="0"/>
+          <w:numId w:val="7"/>
+        </w:numPr>
+        <w:spacing w:after="200" w:before="200" w:line="360" w:lineRule="auto"/>
+        <w:ind w:left="1440" w:hanging="360"/>
+        <w:rPr>
+          <w:b w:val="1"/>
+          <w:bCs w:val="1"/>
+        </w:rPr>
+      </w:pPr>
+      <w:r>
+        <w:rPr>
+          <w:b w:val="1"/>
+          <w:bCs w:val="1"/>
+          <w:rtl w:val="0"/>
+        </w:rPr>
+        <w:t xml:space="preserve">Alumno: Mihael Jhire Cristobal Rojas</w:t>
+      </w:r>
+      <w:r>
+        <w:rPr>
+          <w:rtl w:val="0"/>
+        </w:rPr>
+      </w:r>
+    </w:p>
+    <w:sdt>
+      <w:sdtPr>
+        <w:lock w:val="contentLocked"/>
+        <w:id w:val="1614478934"/>
+        <w:tag w:val="goog_rdk_21"/>
+      </w:sdtPr>
+      <w:sdtContent>
+        <w:tbl>
+          <w:tblPr>
+            <w:tblStyle w:val="Table17"/>
+            <w:tblW w:w="7050.0" w:type="dxa"/>
+            <w:jc w:val="left"/>
+            <w:tblInd w:w="1440.0" w:type="dxa"/>
+            <w:tblBorders>
+              <w:top w:color="000000" w:space="0" w:sz="8" w:val="single"/>
+              <w:left w:color="000000" w:space="0" w:sz="8" w:val="single"/>
+              <w:bottom w:color="000000" w:space="0" w:sz="8" w:val="single"/>
+              <w:right w:color="000000" w:space="0" w:sz="8" w:val="single"/>
+              <w:insideH w:color="000000" w:space="0" w:sz="8" w:val="single"/>
+              <w:insideV w:color="000000" w:space="0" w:sz="8" w:val="single"/>
+            </w:tblBorders>
+            <w:tblLayout w:type="fixed"/>
+            <w:tblLook w:val="0600"/>
+          </w:tblPr>
+          <w:tblGrid>
+            <w:gridCol w:w="2595"/>
+            <w:gridCol w:w="4455"/>
+            <w:tblGridChange w:id="0">
+              <w:tblGrid>
+                <w:gridCol w:w="2595"/>
+                <w:gridCol w:w="4455"/>
+              </w:tblGrid>
+            </w:tblGridChange>
+          </w:tblGrid>
+          <w:tr>
+            <w:trPr>
+              <w:cantSplit w:val="0"/>
+              <w:tblHeader w:val="0"/>
+            </w:trPr>
+            <w:tc>
+              <w:tcPr>
+                <w:shd w:fill="f5f4ed" w:val="clear"/>
+                <w:tcMar>
+                  <w:top w:w="100.0" w:type="dxa"/>
+                  <w:left w:w="100.0" w:type="dxa"/>
+                  <w:bottom w:w="100.0" w:type="dxa"/>
+                  <w:right w:w="100.0" w:type="dxa"/>
+                </w:tcMar>
+                <w:vAlign w:val="top"/>
+              </w:tcPr>
+              <w:p>
+                <w:pPr>
+                  <w:widowControl w:val="0"/>
+                  <w:spacing w:after="0" w:line="240" w:lineRule="auto"/>
+                  <w:rPr>
+                    <w:b w:val="1"/>
+                    <w:bCs w:val="1"/>
+                  </w:rPr>
+                </w:pPr>
+                <w:sdt>
+                  <w:sdtPr>
+                    <w:id w:val="1150273194"/>
+                    <w:tag w:val="goog_rdk_14"/>
+                  </w:sdtPr>
+                  <w:sdtContent>
+                    <w:commentRangeStart w:id="1"/>
+                  </w:sdtContent>
+                </w:sdt>
+                <w:r>
+                  <w:rPr>
+                    <w:b w:val="1"/>
+                    <w:bCs w:val="1"/>
+                    <w:rtl w:val="0"/>
+                  </w:rPr>
+                  <w:t xml:space="preserve">Sistema</w:t>
+                </w:r>
+              </w:p>
+            </w:tc>
+            <w:tc>
+              <w:tcPr>
+                <w:shd w:fill="auto" w:val="clear"/>
+                <w:tcMar>
+                  <w:top w:w="100.0" w:type="dxa"/>
+                  <w:left w:w="100.0" w:type="dxa"/>
+                  <w:bottom w:w="100.0" w:type="dxa"/>
+                  <w:right w:w="100.0" w:type="dxa"/>
+                </w:tcMar>
+                <w:vAlign w:val="top"/>
+              </w:tcPr>
+              <w:p>
+                <w:pPr>
+                  <w:widowControl w:val="0"/>
+                  <w:spacing w:after="0" w:line="240" w:lineRule="auto"/>
+                  <w:rPr/>
+                </w:pPr>
+                <w:r>
+                  <w:rPr>
+                    <w:rtl w:val="0"/>
+                  </w:rPr>
+                  <w:t xml:space="preserve">CACIF</w:t>
+                </w:r>
+              </w:p>
+            </w:tc>
+          </w:tr>
+          <w:tr>
+            <w:trPr>
+              <w:cantSplit w:val="0"/>
+              <w:tblHeader w:val="0"/>
+            </w:trPr>
+            <w:tc>
+              <w:tcPr>
+                <w:shd w:fill="f5f4ed" w:val="clear"/>
+                <w:tcMar>
+                  <w:top w:w="100.0" w:type="dxa"/>
+                  <w:left w:w="100.0" w:type="dxa"/>
+                  <w:bottom w:w="100.0" w:type="dxa"/>
+                  <w:right w:w="100.0" w:type="dxa"/>
+                </w:tcMar>
+                <w:vAlign w:val="top"/>
+              </w:tcPr>
+              <w:p>
+                <w:pPr>
+                  <w:widowControl w:val="0"/>
+                  <w:spacing w:after="0" w:line="240" w:lineRule="auto"/>
+                  <w:rPr>
+                    <w:b w:val="1"/>
+                    <w:bCs w:val="1"/>
+                  </w:rPr>
+                </w:pPr>
+                <w:commentRangeEnd w:id="1"/>
+                <w:r>
+                  <w:commentReference w:id="1"/>
+                </w:r>
+                <w:sdt>
+                  <w:sdtPr>
+                    <w:id w:val="1063031437"/>
+                    <w:tag w:val="goog_rdk_15"/>
+                  </w:sdtPr>
+                  <w:sdtContent>
+                    <w:commentRangeStart w:id="2"/>
+                  </w:sdtContent>
+                </w:sdt>
+                <w:r>
+                  <w:rPr>
+                    <w:b w:val="1"/>
+                    <w:bCs w:val="1"/>
+                    <w:rtl w:val="0"/>
+                  </w:rPr>
+                  <w:t xml:space="preserve">ID</w:t>
+                </w:r>
+              </w:p>
+            </w:tc>
+            <w:tc>
+              <w:tcPr>
+                <w:shd w:fill="auto" w:val="clear"/>
+                <w:tcMar>
+                  <w:top w:w="100.0" w:type="dxa"/>
+                  <w:left w:w="100.0" w:type="dxa"/>
+                  <w:bottom w:w="100.0" w:type="dxa"/>
+                  <w:right w:w="100.0" w:type="dxa"/>
+                </w:tcMar>
+                <w:vAlign w:val="top"/>
+              </w:tcPr>
+              <w:p>
+                <w:pPr>
+                  <w:widowControl w:val="0"/>
+                  <w:spacing w:after="0" w:line="240" w:lineRule="auto"/>
+                  <w:rPr/>
+                </w:pPr>
+                <w:r>
+                  <w:rPr>
+                    <w:rtl w:val="0"/>
+                  </w:rPr>
+                  <w:t xml:space="preserve">SC004</w:t>
+                </w:r>
+              </w:p>
+            </w:tc>
+          </w:tr>
+          <w:tr>
+            <w:trPr>
+              <w:cantSplit w:val="0"/>
+              <w:tblHeader w:val="0"/>
+            </w:trPr>
+            <w:tc>
+              <w:tcPr>
+                <w:shd w:fill="f5f4ed" w:val="clear"/>
+                <w:tcMar>
+                  <w:top w:w="100.0" w:type="dxa"/>
+                  <w:left w:w="100.0" w:type="dxa"/>
+                  <w:bottom w:w="100.0" w:type="dxa"/>
+                  <w:right w:w="100.0" w:type="dxa"/>
+                </w:tcMar>
+                <w:vAlign w:val="top"/>
+              </w:tcPr>
+              <w:p>
+                <w:pPr>
+                  <w:widowControl w:val="0"/>
+                  <w:spacing w:after="0" w:line="240" w:lineRule="auto"/>
+                  <w:rPr>
+                    <w:b w:val="1"/>
+                    <w:bCs w:val="1"/>
+                  </w:rPr>
+                </w:pPr>
+                <w:commentRangeEnd w:id="2"/>
+                <w:r>
+                  <w:commentReference w:id="2"/>
+                </w:r>
+                <w:sdt>
+                  <w:sdtPr>
+                    <w:id w:val="-1050248640"/>
+                    <w:tag w:val="goog_rdk_16"/>
+                  </w:sdtPr>
+                  <w:sdtContent>
+                    <w:commentRangeStart w:id="3"/>
+                  </w:sdtContent>
+                </w:sdt>
+                <w:r>
+                  <w:rPr>
+                    <w:b w:val="1"/>
+                    <w:bCs w:val="1"/>
+                    <w:rtl w:val="0"/>
+                  </w:rPr>
+                  <w:t xml:space="preserve">Fecha</w:t>
+                </w:r>
+              </w:p>
+            </w:tc>
+            <w:tc>
+              <w:tcPr>
+                <w:shd w:fill="auto" w:val="clear"/>
+                <w:tcMar>
+                  <w:top w:w="100.0" w:type="dxa"/>
+                  <w:left w:w="100.0" w:type="dxa"/>
+                  <w:bottom w:w="100.0" w:type="dxa"/>
+                  <w:right w:w="100.0" w:type="dxa"/>
+                </w:tcMar>
+                <w:vAlign w:val="top"/>
+              </w:tcPr>
+              <w:p>
+                <w:pPr>
+                  <w:widowControl w:val="0"/>
+                  <w:spacing w:after="0" w:line="240" w:lineRule="auto"/>
+                  <w:rPr/>
+                </w:pPr>
+                <w:r>
+                  <w:rPr>
+                    <w:rtl w:val="0"/>
+                  </w:rPr>
+                  <w:t xml:space="preserve">14/05/2026</w:t>
+                </w:r>
+              </w:p>
+            </w:tc>
+          </w:tr>
+          <w:tr>
+            <w:trPr>
+              <w:cantSplit w:val="0"/>
+              <w:tblHeader w:val="0"/>
+            </w:trPr>
+            <w:tc>
+              <w:tcPr>
+                <w:shd w:fill="f5f4ed" w:val="clear"/>
+                <w:tcMar>
+                  <w:top w:w="100.0" w:type="dxa"/>
+                  <w:left w:w="100.0" w:type="dxa"/>
+                  <w:bottom w:w="100.0" w:type="dxa"/>
+                  <w:right w:w="100.0" w:type="dxa"/>
+                </w:tcMar>
+                <w:vAlign w:val="top"/>
+              </w:tcPr>
+              <w:p>
+                <w:pPr>
+                  <w:widowControl w:val="0"/>
+                  <w:spacing w:after="0" w:line="240" w:lineRule="auto"/>
+                  <w:rPr>
+                    <w:b w:val="1"/>
+                    <w:bCs w:val="1"/>
+                  </w:rPr>
+                </w:pPr>
+                <w:commentRangeEnd w:id="3"/>
+                <w:r>
+                  <w:commentReference w:id="3"/>
+                </w:r>
+                <w:sdt>
+                  <w:sdtPr>
+                    <w:id w:val="1920592048"/>
+                    <w:tag w:val="goog_rdk_17"/>
+                  </w:sdtPr>
+                  <w:sdtContent>
+                    <w:commentRangeStart w:id="4"/>
+                  </w:sdtContent>
+                </w:sdt>
+                <w:r>
+                  <w:rPr>
+                    <w:b w:val="1"/>
+                    <w:bCs w:val="1"/>
+                    <w:rtl w:val="0"/>
+                  </w:rPr>
+                  <w:t xml:space="preserve">Stakeholder( Fuente) </w:t>
+                </w:r>
+              </w:p>
+              <w:p>
+                <w:pPr>
+                  <w:widowControl w:val="0"/>
+                  <w:spacing w:after="0" w:line="240" w:lineRule="auto"/>
+                  <w:rPr>
+                    <w:b w:val="1"/>
+                    <w:bCs w:val="1"/>
+                  </w:rPr>
+                </w:pPr>
+                <w:r>
+                  <w:rPr>
+                    <w:b w:val="1"/>
+                    <w:bCs w:val="1"/>
+                    <w:rtl w:val="0"/>
+                  </w:rPr>
+                  <w:t xml:space="preserve">Identifica el cambio</w:t>
+                </w:r>
+              </w:p>
+            </w:tc>
+            <w:tc>
+              <w:tcPr>
+                <w:shd w:fill="auto" w:val="clear"/>
+                <w:tcMar>
+                  <w:top w:w="100.0" w:type="dxa"/>
+                  <w:left w:w="100.0" w:type="dxa"/>
+                  <w:bottom w:w="100.0" w:type="dxa"/>
+                  <w:right w:w="100.0" w:type="dxa"/>
+                </w:tcMar>
+                <w:vAlign w:val="top"/>
+              </w:tcPr>
+              <w:p>
+                <w:pPr>
+                  <w:widowControl w:val="0"/>
+                  <w:spacing w:after="0" w:line="240" w:lineRule="auto"/>
+                  <w:rPr/>
+                </w:pPr>
+                <w:r>
+                  <w:rPr>
+                    <w:rtl w:val="0"/>
+                  </w:rPr>
+                  <w:t xml:space="preserve">Estudiante</w:t>
+                </w:r>
+              </w:p>
+            </w:tc>
+          </w:tr>
+          <w:tr>
+            <w:trPr>
+              <w:cantSplit w:val="0"/>
+              <w:tblHeader w:val="0"/>
+            </w:trPr>
+            <w:tc>
+              <w:tcPr>
+                <w:shd w:fill="f5f4ed" w:val="clear"/>
+                <w:tcMar>
+                  <w:top w:w="100.0" w:type="dxa"/>
+                  <w:left w:w="100.0" w:type="dxa"/>
+                  <w:bottom w:w="100.0" w:type="dxa"/>
+                  <w:right w:w="100.0" w:type="dxa"/>
+                </w:tcMar>
+                <w:vAlign w:val="top"/>
+              </w:tcPr>
+              <w:p>
+                <w:pPr>
+                  <w:widowControl w:val="0"/>
+                  <w:spacing w:after="0" w:line="240" w:lineRule="auto"/>
+                  <w:rPr>
+                    <w:b w:val="1"/>
+                    <w:bCs w:val="1"/>
+                  </w:rPr>
+                </w:pPr>
+                <w:commentRangeEnd w:id="4"/>
+                <w:r>
+                  <w:commentReference w:id="4"/>
+                </w:r>
+                <w:sdt>
+                  <w:sdtPr>
+                    <w:id w:val="1432389154"/>
+                    <w:tag w:val="goog_rdk_18"/>
+                  </w:sdtPr>
+                  <w:sdtContent>
+                    <w:commentRangeStart w:id="5"/>
+                  </w:sdtContent>
+                </w:sdt>
+                <w:r>
+                  <w:rPr>
+                    <w:b w:val="1"/>
+                    <w:bCs w:val="1"/>
+                    <w:rtl w:val="0"/>
+                  </w:rPr>
+                  <w:t xml:space="preserve">Dueño del proceso (Autor) </w:t>
+                </w:r>
+              </w:p>
+              <w:p>
+                <w:pPr>
+                  <w:widowControl w:val="0"/>
+                  <w:spacing w:after="0" w:line="240" w:lineRule="auto"/>
+                  <w:rPr>
+                    <w:b w:val="1"/>
+                    <w:bCs w:val="1"/>
+                  </w:rPr>
+                </w:pPr>
+                <w:r>
+                  <w:rPr>
+                    <w:b w:val="1"/>
+                    <w:bCs w:val="1"/>
+                    <w:rtl w:val="0"/>
+                  </w:rPr>
+                  <w:t xml:space="preserve">Autoriza el cambio</w:t>
+                </w:r>
+              </w:p>
+            </w:tc>
+            <w:tc>
+              <w:tcPr>
+                <w:shd w:fill="auto" w:val="clear"/>
+                <w:tcMar>
+                  <w:top w:w="100.0" w:type="dxa"/>
+                  <w:left w:w="100.0" w:type="dxa"/>
+                  <w:bottom w:w="100.0" w:type="dxa"/>
+                  <w:right w:w="100.0" w:type="dxa"/>
+                </w:tcMar>
+                <w:vAlign w:val="top"/>
+              </w:tcPr>
+              <w:p>
+                <w:pPr>
+                  <w:widowControl w:val="0"/>
+                  <w:spacing w:after="0" w:line="240" w:lineRule="auto"/>
+                  <w:rPr/>
+                </w:pPr>
+                <w:r>
+                  <w:rPr>
+                    <w:rtl w:val="0"/>
+                  </w:rPr>
+                  <w:t xml:space="preserve">Director del Instituto de Investigación</w:t>
+                </w:r>
+              </w:p>
+            </w:tc>
+          </w:tr>
+          <w:tr>
+            <w:trPr>
+              <w:cantSplit w:val="0"/>
+              <w:tblHeader w:val="0"/>
+            </w:trPr>
+            <w:tc>
+              <w:tcPr>
+                <w:shd w:fill="f5f4ed" w:val="clear"/>
+                <w:tcMar>
+                  <w:top w:w="100.0" w:type="dxa"/>
+                  <w:left w:w="100.0" w:type="dxa"/>
+                  <w:bottom w:w="100.0" w:type="dxa"/>
+                  <w:right w:w="100.0" w:type="dxa"/>
+                </w:tcMar>
+                <w:vAlign w:val="top"/>
+              </w:tcPr>
+              <w:p>
+                <w:pPr>
+                  <w:widowControl w:val="0"/>
+                  <w:spacing w:after="0" w:line="240" w:lineRule="auto"/>
+                  <w:rPr>
+                    <w:b w:val="1"/>
+                    <w:bCs w:val="1"/>
+                  </w:rPr>
+                </w:pPr>
+                <w:commentRangeEnd w:id="5"/>
+                <w:r>
+                  <w:commentReference w:id="5"/>
+                </w:r>
+                <w:sdt>
+                  <w:sdtPr>
+                    <w:id w:val="1290466735"/>
+                    <w:tag w:val="goog_rdk_19"/>
+                  </w:sdtPr>
+                  <w:sdtContent>
+                    <w:commentRangeStart w:id="6"/>
+                  </w:sdtContent>
+                </w:sdt>
+                <w:r>
+                  <w:rPr>
+                    <w:b w:val="1"/>
+                    <w:bCs w:val="1"/>
+                    <w:rtl w:val="0"/>
+                  </w:rPr>
+                  <w:t xml:space="preserve">Descripción del cambio </w:t>
+                </w:r>
+              </w:p>
+            </w:tc>
+            <w:tc>
+              <w:tcPr>
+                <w:shd w:fill="auto" w:val="clear"/>
+                <w:tcMar>
+                  <w:top w:w="100.0" w:type="dxa"/>
+                  <w:left w:w="100.0" w:type="dxa"/>
+                  <w:bottom w:w="100.0" w:type="dxa"/>
+                  <w:right w:w="100.0" w:type="dxa"/>
+                </w:tcMar>
+                <w:vAlign w:val="top"/>
+              </w:tcPr>
+              <w:p>
+                <w:pPr>
+                  <w:widowControl w:val="0"/>
+                  <w:spacing w:after="0" w:line="240" w:lineRule="auto"/>
+                  <w:rPr/>
+                </w:pPr>
+                <w:r>
+                  <w:rPr>
+                    <w:rtl w:val="0"/>
+                  </w:rPr>
+                  <w:t xml:space="preserve">Agregar un panel lateral de "Historial de Consultas" que permita al estudiante (previa autenticación con correo institucional) visualizar, acceder y retomar conversaciones pasadas que haya tenido con el chatbot en días anteriores</w:t>
+                </w:r>
+              </w:p>
+            </w:tc>
+          </w:tr>
+          <w:tr>
+            <w:trPr>
+              <w:cantSplit w:val="0"/>
+              <w:tblHeader w:val="0"/>
+            </w:trPr>
+            <w:tc>
+              <w:tcPr>
+                <w:shd w:fill="f5f4ed" w:val="clear"/>
+                <w:tcMar>
+                  <w:top w:w="100.0" w:type="dxa"/>
+                  <w:left w:w="100.0" w:type="dxa"/>
+                  <w:bottom w:w="100.0" w:type="dxa"/>
+                  <w:right w:w="100.0" w:type="dxa"/>
+                </w:tcMar>
+                <w:vAlign w:val="top"/>
+              </w:tcPr>
+              <w:p>
+                <w:pPr>
+                  <w:widowControl w:val="0"/>
+                  <w:spacing w:after="0" w:line="240" w:lineRule="auto"/>
+                  <w:rPr>
+                    <w:b w:val="1"/>
+                    <w:bCs w:val="1"/>
+                  </w:rPr>
+                </w:pPr>
+                <w:commentRangeEnd w:id="6"/>
+                <w:r>
+                  <w:commentReference w:id="6"/>
+                </w:r>
+                <w:sdt>
+                  <w:sdtPr>
+                    <w:id w:val="-1114477998"/>
+                    <w:tag w:val="goog_rdk_20"/>
+                  </w:sdtPr>
+                  <w:sdtContent>
+                    <w:commentRangeStart w:id="7"/>
+                  </w:sdtContent>
+                </w:sdt>
+                <w:r>
+                  <w:rPr>
+                    <w:b w:val="1"/>
+                    <w:bCs w:val="1"/>
+                    <w:rtl w:val="0"/>
+                  </w:rPr>
+                  <w:t xml:space="preserve">Justificación </w:t>
+                </w:r>
+              </w:p>
+              <w:p>
+                <w:pPr>
+                  <w:widowControl w:val="0"/>
+                  <w:spacing w:after="0" w:line="240" w:lineRule="auto"/>
+                  <w:rPr>
+                    <w:b w:val="1"/>
+                    <w:bCs w:val="1"/>
+                  </w:rPr>
+                </w:pPr>
+                <w:r>
+                  <w:rPr>
+                    <w:rtl w:val="0"/>
+                  </w:rPr>
+                </w:r>
+              </w:p>
+            </w:tc>
+            <w:tc>
+              <w:tcPr>
+                <w:shd w:fill="auto" w:val="clear"/>
+                <w:tcMar>
+                  <w:top w:w="100.0" w:type="dxa"/>
+                  <w:left w:w="100.0" w:type="dxa"/>
+                  <w:bottom w:w="100.0" w:type="dxa"/>
+                  <w:right w:w="100.0" w:type="dxa"/>
+                </w:tcMar>
+                <w:vAlign w:val="top"/>
+              </w:tcPr>
+              <w:p>
+                <w:pPr>
+                  <w:widowControl w:val="0"/>
+                  <w:spacing w:after="0" w:line="240" w:lineRule="auto"/>
+                  <w:rPr/>
+                </w:pPr>
+                <w:r>
+                  <w:rPr>
+                    <w:rtl w:val="0"/>
+                  </w:rPr>
+                  <w:t xml:space="preserve">Los temas relacionados a la investigación suelen ser complejos y requieren que el estudiante analice la información progresivamente a lo largo de varios días. Actualmente, al cerrar la ventana, la interacción se pierde. Habilitar un historial permite al estudiante retomar su investigación sin tener que formular las mismas preguntas desde cero, mejorando la usabilidad de la herramienta y evitando peticiones redundantes al motor de IA</w:t>
+                </w:r>
+              </w:p>
+            </w:tc>
+          </w:tr>
+        </w:tbl>
+      </w:sdtContent>
+    </w:sdt>
     <w:p>
       <w:pPr>
         <w:keepNext w:val="0"/>
@@ -15725,6 +17625,10 @@
           <w:vertAlign w:val="baseline"/>
         </w:rPr>
       </w:pPr>
+      <w:commentRangeEnd w:id="7"/>
+      <w:r>
+        <w:commentReference w:id="7"/>
+      </w:r>
       <w:r>
         <w:rPr>
           <w:b w:val="1"/>
@@ -16351,7 +18255,7 @@
     </w:p>
     <w:tbl>
       <w:tblPr>
-        <w:tblStyle w:val="Table7"/>
+        <w:tblStyle w:val="Table18"/>
         <w:tblW w:w="7095.0" w:type="dxa"/>
         <w:jc w:val="left"/>
         <w:tblInd w:w="1440.0" w:type="dxa"/>
@@ -17777,7 +19681,7 @@
                     <pic:cNvPicPr preferRelativeResize="0"/>
                   </pic:nvPicPr>
                   <pic:blipFill>
-                    <a:blip r:embed="rId7"/>
+                    <a:blip r:embed="rId10"/>
                     <a:srcRect b="0" l="0" r="0" t="0"/>
                     <a:stretch>
                       <a:fillRect/>
@@ -17826,19 +19730,301 @@
       <w:pPr>
         <w:spacing w:before="200" w:line="360" w:lineRule="auto"/>
         <w:ind w:left="1440" w:firstLine="0"/>
+        <w:rPr/>
+      </w:pPr>
+      <w:r>
+        <w:rPr>
+          <w:rtl w:val="0"/>
+        </w:rPr>
+        <w:t xml:space="preserve">Proponer el proceso de pase a producción, actividades, herramientas, etc</w:t>
+      </w:r>
+    </w:p>
+    <w:p>
+      <w:pPr>
+        <w:spacing w:before="200" w:line="360" w:lineRule="auto"/>
+        <w:ind w:left="1440" w:firstLine="0"/>
+        <w:rPr/>
+      </w:pPr>
+      <w:r>
+        <w:rPr>
+          <w:rtl w:val="0"/>
+        </w:rPr>
+      </w:r>
+    </w:p>
+    <w:p>
+      <w:pPr>
+        <w:spacing w:before="200" w:line="360" w:lineRule="auto"/>
+        <w:ind w:left="0" w:firstLine="0"/>
+        <w:rPr/>
+      </w:pPr>
+      <w:r>
+        <w:rPr>
+          <w:rtl w:val="0"/>
+        </w:rPr>
+      </w:r>
+    </w:p>
+    <w:p>
+      <w:pPr>
+        <w:spacing w:before="200" w:line="360" w:lineRule="auto"/>
+        <w:ind w:left="0" w:firstLine="0"/>
         <w:rPr>
           <w:b w:val="1"/>
           <w:bCs w:val="1"/>
-          <w:i w:val="1"/>
-          <w:iCs w:val="1"/>
         </w:rPr>
       </w:pPr>
       <w:r>
         <w:rPr>
+          <w:b w:val="1"/>
+          <w:bCs w:val="1"/>
           <w:rtl w:val="0"/>
         </w:rPr>
-        <w:t xml:space="preserve">Proponer el proceso de pase a producción, actividades, herramientas, etc</w:t>
+        <w:t xml:space="preserve">Referencias Bibliográficas</w:t>
       </w:r>
+    </w:p>
+    <w:p>
+      <w:pPr>
+        <w:spacing w:after="240" w:before="240" w:lineRule="auto"/>
+        <w:rPr>
+          <w:b w:val="1"/>
+          <w:bCs w:val="1"/>
+          <w:color w:val="1155cc"/>
+          <w:u w:val="single"/>
+        </w:rPr>
+      </w:pPr>
+      <w:r>
+        <w:rPr>
+          <w:b w:val="1"/>
+          <w:bCs w:val="1"/>
+          <w:rtl w:val="0"/>
+        </w:rPr>
+        <w:t xml:space="preserve">[1] GitHub. (2024). </w:t>
+      </w:r>
+      <w:r>
+        <w:rPr>
+          <w:rtl w:val="0"/>
+        </w:rPr>
+        <w:t xml:space="preserve">GitHub Docs: Understanding GitHub.</w:t>
+      </w:r>
+      <w:hyperlink r:id="rId11">
+        <w:r>
+          <w:rPr>
+            <w:rtl w:val="0"/>
+          </w:rPr>
+          <w:t xml:space="preserve"> </w:t>
+        </w:r>
+      </w:hyperlink>
+      <w:hyperlink r:id="rId12">
+        <w:r>
+          <w:rPr>
+            <w:b w:val="1"/>
+            <w:bCs w:val="1"/>
+            <w:color w:val="1155cc"/>
+            <w:u w:val="single"/>
+            <w:rtl w:val="0"/>
+          </w:rPr>
+          <w:t xml:space="preserve">https://docs.github.com/en/get-started/start-your-journey/about-github-and-git</w:t>
+        </w:r>
+      </w:hyperlink>
+      <w:r>
+        <w:rPr>
+          <w:rtl w:val="0"/>
+        </w:rPr>
+      </w:r>
+    </w:p>
+    <w:p>
+      <w:pPr>
+        <w:spacing w:after="240" w:before="240" w:lineRule="auto"/>
+        <w:rPr>
+          <w:b w:val="1"/>
+          <w:bCs w:val="1"/>
+          <w:color w:val="1155cc"/>
+          <w:u w:val="single"/>
+        </w:rPr>
+      </w:pPr>
+      <w:r>
+        <w:rPr>
+          <w:b w:val="1"/>
+          <w:bCs w:val="1"/>
+          <w:rtl w:val="0"/>
+        </w:rPr>
+        <w:t xml:space="preserve">[2] GitLab. (2024). </w:t>
+      </w:r>
+      <w:r>
+        <w:rPr>
+          <w:rtl w:val="0"/>
+        </w:rPr>
+        <w:t xml:space="preserve">GitLab Documentation: What is GitLab?.</w:t>
+      </w:r>
+      <w:hyperlink r:id="rId13">
+        <w:r>
+          <w:rPr>
+            <w:rtl w:val="0"/>
+          </w:rPr>
+          <w:t xml:space="preserve"> </w:t>
+        </w:r>
+      </w:hyperlink>
+      <w:hyperlink r:id="rId14">
+        <w:r>
+          <w:rPr>
+            <w:b w:val="1"/>
+            <w:bCs w:val="1"/>
+            <w:color w:val="1155cc"/>
+            <w:u w:val="single"/>
+            <w:rtl w:val="0"/>
+          </w:rPr>
+          <w:t xml:space="preserve">https://docs.gitlab.com/ee/gitlab-basics/</w:t>
+        </w:r>
+      </w:hyperlink>
+      <w:r>
+        <w:rPr>
+          <w:rtl w:val="0"/>
+        </w:rPr>
+      </w:r>
+    </w:p>
+    <w:p>
+      <w:pPr>
+        <w:spacing w:after="240" w:before="240" w:lineRule="auto"/>
+        <w:rPr>
+          <w:b w:val="1"/>
+          <w:bCs w:val="1"/>
+          <w:color w:val="1155cc"/>
+          <w:u w:val="single"/>
+        </w:rPr>
+      </w:pPr>
+      <w:r>
+        <w:rPr>
+          <w:b w:val="1"/>
+          <w:bCs w:val="1"/>
+          <w:rtl w:val="0"/>
+        </w:rPr>
+        <w:t xml:space="preserve">[3] Atlassian. (2024). </w:t>
+      </w:r>
+      <w:r>
+        <w:rPr>
+          <w:rtl w:val="0"/>
+        </w:rPr>
+        <w:t xml:space="preserve">Bitbucket Documentation: Get started with Bitbucket.</w:t>
+      </w:r>
+      <w:hyperlink r:id="rId15">
+        <w:r>
+          <w:rPr>
+            <w:rtl w:val="0"/>
+          </w:rPr>
+          <w:t xml:space="preserve"> </w:t>
+        </w:r>
+      </w:hyperlink>
+      <w:hyperlink r:id="rId16">
+        <w:r>
+          <w:rPr>
+            <w:b w:val="1"/>
+            <w:bCs w:val="1"/>
+            <w:color w:val="1155cc"/>
+            <w:u w:val="single"/>
+            <w:rtl w:val="0"/>
+          </w:rPr>
+          <w:t xml:space="preserve">https://support.atlassian.com/bitbucket-cloud/docs/get-started-with-bitbucket/</w:t>
+        </w:r>
+      </w:hyperlink>
+      <w:r>
+        <w:rPr>
+          <w:rtl w:val="0"/>
+        </w:rPr>
+      </w:r>
+    </w:p>
+    <w:p>
+      <w:pPr>
+        <w:spacing w:after="240" w:before="240" w:lineRule="auto"/>
+        <w:rPr>
+          <w:b w:val="1"/>
+          <w:bCs w:val="1"/>
+          <w:color w:val="1155cc"/>
+          <w:u w:val="single"/>
+        </w:rPr>
+      </w:pPr>
+      <w:r>
+        <w:rPr>
+          <w:b w:val="1"/>
+          <w:bCs w:val="1"/>
+          <w:rtl w:val="0"/>
+        </w:rPr>
+        <w:t xml:space="preserve">[4] GitKraken. (2024). </w:t>
+      </w:r>
+      <w:r>
+        <w:rPr>
+          <w:rtl w:val="0"/>
+        </w:rPr>
+        <w:t xml:space="preserve">GitKraken Documentation: GitKraken Client.</w:t>
+      </w:r>
+      <w:hyperlink r:id="rId17">
+        <w:r>
+          <w:rPr>
+            <w:rtl w:val="0"/>
+          </w:rPr>
+          <w:t xml:space="preserve"> </w:t>
+        </w:r>
+      </w:hyperlink>
+      <w:hyperlink r:id="rId18">
+        <w:r>
+          <w:rPr>
+            <w:b w:val="1"/>
+            <w:bCs w:val="1"/>
+            <w:color w:val="1155cc"/>
+            <w:u w:val="single"/>
+            <w:rtl w:val="0"/>
+          </w:rPr>
+          <w:t xml:space="preserve">https://help.gitkraken.com/gitkraken-client/gitkraken-client-home/</w:t>
+        </w:r>
+      </w:hyperlink>
+      <w:r>
+        <w:rPr>
+          <w:rtl w:val="0"/>
+        </w:rPr>
+      </w:r>
+    </w:p>
+    <w:p>
+      <w:pPr>
+        <w:spacing w:after="240" w:before="240" w:lineRule="auto"/>
+        <w:rPr>
+          <w:b w:val="1"/>
+          <w:bCs w:val="1"/>
+          <w:color w:val="1155cc"/>
+          <w:u w:val="single"/>
+        </w:rPr>
+      </w:pPr>
+      <w:r>
+        <w:rPr>
+          <w:b w:val="1"/>
+          <w:bCs w:val="1"/>
+          <w:rtl w:val="0"/>
+        </w:rPr>
+        <w:t xml:space="preserve">[5] Mercurial. (2024). </w:t>
+      </w:r>
+      <w:r>
+        <w:rPr>
+          <w:rtl w:val="0"/>
+        </w:rPr>
+        <w:t xml:space="preserve">Mercurial SCM: A free, distributed source control management tool.</w:t>
+      </w:r>
+      <w:hyperlink r:id="rId19">
+        <w:r>
+          <w:rPr>
+            <w:rtl w:val="0"/>
+          </w:rPr>
+          <w:t xml:space="preserve"> </w:t>
+        </w:r>
+      </w:hyperlink>
+      <w:hyperlink r:id="rId20">
+        <w:r>
+          <w:rPr>
+            <w:b w:val="1"/>
+            <w:bCs w:val="1"/>
+            <w:color w:val="1155cc"/>
+            <w:u w:val="single"/>
+            <w:rtl w:val="0"/>
+          </w:rPr>
+          <w:t xml:space="preserve">https://www.mercurial-scm.org/</w:t>
+        </w:r>
+      </w:hyperlink>
       <w:r>
         <w:rPr>
           <w:rtl w:val="0"/>
@@ -17877,6 +20063,464 @@
     </w:sectPr>
   </w:body>
 </w:document>
+</file>
+
+<file path=word/comments.xml><?xml version="1.0" encoding="utf-8"?>
+<w:comments xmlns:mc="http://schemas.openxmlformats.org/markup-compatibility/2006" xmlns:o="urn:schemas-microsoft-com:office:office" xmlns:r="http://schemas.openxmlformats.org/officeDocument/2006/relationships" xmlns:m="http://schemas.openxmlformats.org/officeDocument/2006/math" xmlns:v="urn:schemas-microsoft-com:vml" xmlns:wp="http://schemas.openxmlformats.org/drawingml/2006/wordprocessingDrawing" xmlns:w10="urn:schemas-microsoft-com:office:word" xmlns:w="http://schemas.openxmlformats.org/wordprocessingml/2006/main" xmlns:wne="http://schemas.microsoft.com/office/word/2006/wordml" xmlns:sl="http://schemas.openxmlformats.org/schemaLibrary/2006/main" xmlns:a="http://schemas.openxmlformats.org/drawingml/2006/main" xmlns:pic="http://schemas.openxmlformats.org/drawingml/2006/picture" xmlns:c="http://schemas.openxmlformats.org/drawingml/2006/chart" xmlns:lc="http://schemas.openxmlformats.org/drawingml/2006/lockedCanvas" xmlns:dgm="http://schemas.openxmlformats.org/drawingml/2006/diagram" xmlns:wps="http://schemas.microsoft.com/office/word/2010/wordprocessingShape" xmlns:wpg="http://schemas.microsoft.com/office/word/2010/wordprocessingGroup" xmlns:w14="http://schemas.microsoft.com/office/word/2010/wordml" xmlns:w15="http://schemas.microsoft.com/office/word/2012/wordml" xmlns:w16="http://schemas.microsoft.com/office/word/2018/wordml" xmlns:w16cex="http://schemas.microsoft.com/office/word/2018/wordml/cex" xmlns:w16cid="http://schemas.microsoft.com/office/word/2016/wordml/cid" xmlns="http://schemas.microsoft.com/office/tasks/2019/documenttasks" xmlns:cr="http://schemas.microsoft.com/office/comments/2020/reactions">
+  <w:comment w:author="MIHAEL JHIRE CRISTOBAL ROJAS" w:id="1" w:date="2026-05-14T21:21:02Z">
+    <w:p>
+      <w:pPr>
+        <w:keepNext w:val="0"/>
+        <w:keepLines w:val="0"/>
+        <w:pageBreakBefore w:val="0"/>
+        <w:widowControl w:val="0"/>
+        <w:pBdr>
+          <w:top w:space="0" w:sz="0" w:val="nil"/>
+          <w:left w:space="0" w:sz="0" w:val="nil"/>
+          <w:bottom w:space="0" w:sz="0" w:val="nil"/>
+          <w:right w:space="0" w:sz="0" w:val="nil"/>
+          <w:between w:space="0" w:sz="0" w:val="nil"/>
+        </w:pBdr>
+        <w:shd w:fill="auto" w:val="clear"/>
+        <w:spacing w:after="0" w:before="0" w:line="240" w:lineRule="auto"/>
+        <w:ind w:left="0" w:right="0" w:firstLine="0"/>
+        <w:jc w:val="left"/>
+        <w:rPr>
+          <w:rFonts w:ascii="Arial" w:cs="Arial" w:eastAsia="Arial" w:hAnsi="Arial"/>
+          <w:b w:val="0"/>
+          <w:bCs w:val="0"/>
+          <w:i w:val="0"/>
+          <w:iCs w:val="0"/>
+          <w:smallCaps w:val="0"/>
+          <w:strike w:val="0"/>
+          <w:color w:val="000000"/>
+          <w:sz w:val="22"/>
+          <w:szCs w:val="22"/>
+          <w:u w:val="none"/>
+          <w:shd w:fill="auto" w:val="clear"/>
+          <w:vertAlign w:val="baseline"/>
+        </w:rPr>
+      </w:pPr>
+      <w:r>
+        <w:rPr>
+          <w:rFonts w:ascii="Arial" w:cs="Arial" w:eastAsia="Arial" w:hAnsi="Arial"/>
+          <w:b w:val="0"/>
+          <w:bCs w:val="0"/>
+          <w:i w:val="0"/>
+          <w:iCs w:val="0"/>
+          <w:smallCaps w:val="0"/>
+          <w:strike w:val="0"/>
+          <w:color w:val="000000"/>
+          <w:sz w:val="22"/>
+          <w:szCs w:val="22"/>
+          <w:u w:val="none"/>
+          <w:shd w:fill="auto" w:val="clear"/>
+          <w:vertAlign w:val="baseline"/>
+          <w:rtl w:val="0"/>
+        </w:rPr>
+        <w:t xml:space="preserve">Implementarlo directo</w:t>
+      </w:r>
+    </w:p>
+  </w:comment>
+  <w:comment w:author="MIHAEL JHIRE CRISTOBAL ROJAS" w:id="2" w:date="2026-05-14T21:21:02Z">
+    <w:p>
+      <w:pPr>
+        <w:keepNext w:val="0"/>
+        <w:keepLines w:val="0"/>
+        <w:pageBreakBefore w:val="0"/>
+        <w:widowControl w:val="0"/>
+        <w:pBdr>
+          <w:top w:space="0" w:sz="0" w:val="nil"/>
+          <w:left w:space="0" w:sz="0" w:val="nil"/>
+          <w:bottom w:space="0" w:sz="0" w:val="nil"/>
+          <w:right w:space="0" w:sz="0" w:val="nil"/>
+          <w:between w:space="0" w:sz="0" w:val="nil"/>
+        </w:pBdr>
+        <w:shd w:fill="auto" w:val="clear"/>
+        <w:spacing w:after="0" w:before="0" w:line="240" w:lineRule="auto"/>
+        <w:ind w:left="0" w:right="0" w:firstLine="0"/>
+        <w:jc w:val="left"/>
+        <w:rPr>
+          <w:rFonts w:ascii="Arial" w:cs="Arial" w:eastAsia="Arial" w:hAnsi="Arial"/>
+          <w:b w:val="0"/>
+          <w:bCs w:val="0"/>
+          <w:i w:val="0"/>
+          <w:iCs w:val="0"/>
+          <w:smallCaps w:val="0"/>
+          <w:strike w:val="0"/>
+          <w:color w:val="000000"/>
+          <w:sz w:val="22"/>
+          <w:szCs w:val="22"/>
+          <w:u w:val="none"/>
+          <w:shd w:fill="auto" w:val="clear"/>
+          <w:vertAlign w:val="baseline"/>
+        </w:rPr>
+      </w:pPr>
+      <w:r>
+        <w:rPr>
+          <w:rFonts w:ascii="Arial" w:cs="Arial" w:eastAsia="Arial" w:hAnsi="Arial"/>
+          <w:b w:val="0"/>
+          <w:bCs w:val="0"/>
+          <w:i w:val="0"/>
+          <w:iCs w:val="0"/>
+          <w:smallCaps w:val="0"/>
+          <w:strike w:val="0"/>
+          <w:color w:val="000000"/>
+          <w:sz w:val="22"/>
+          <w:szCs w:val="22"/>
+          <w:u w:val="none"/>
+          <w:shd w:fill="auto" w:val="clear"/>
+          <w:vertAlign w:val="baseline"/>
+          <w:rtl w:val="0"/>
+        </w:rPr>
+        <w:t xml:space="preserve">Implementarlo directo</w:t>
+      </w:r>
+    </w:p>
+  </w:comment>
+  <w:comment w:author="MIHAEL JHIRE CRISTOBAL ROJAS" w:id="3" w:date="2026-05-14T21:21:02Z">
+    <w:p>
+      <w:pPr>
+        <w:keepNext w:val="0"/>
+        <w:keepLines w:val="0"/>
+        <w:pageBreakBefore w:val="0"/>
+        <w:widowControl w:val="0"/>
+        <w:pBdr>
+          <w:top w:space="0" w:sz="0" w:val="nil"/>
+          <w:left w:space="0" w:sz="0" w:val="nil"/>
+          <w:bottom w:space="0" w:sz="0" w:val="nil"/>
+          <w:right w:space="0" w:sz="0" w:val="nil"/>
+          <w:between w:space="0" w:sz="0" w:val="nil"/>
+        </w:pBdr>
+        <w:shd w:fill="auto" w:val="clear"/>
+        <w:spacing w:after="0" w:before="0" w:line="240" w:lineRule="auto"/>
+        <w:ind w:left="0" w:right="0" w:firstLine="0"/>
+        <w:jc w:val="left"/>
+        <w:rPr>
+          <w:rFonts w:ascii="Arial" w:cs="Arial" w:eastAsia="Arial" w:hAnsi="Arial"/>
+          <w:b w:val="0"/>
+          <w:bCs w:val="0"/>
+          <w:i w:val="0"/>
+          <w:iCs w:val="0"/>
+          <w:smallCaps w:val="0"/>
+          <w:strike w:val="0"/>
+          <w:color w:val="000000"/>
+          <w:sz w:val="22"/>
+          <w:szCs w:val="22"/>
+          <w:u w:val="none"/>
+          <w:shd w:fill="auto" w:val="clear"/>
+          <w:vertAlign w:val="baseline"/>
+        </w:rPr>
+      </w:pPr>
+      <w:r>
+        <w:rPr>
+          <w:rFonts w:ascii="Arial" w:cs="Arial" w:eastAsia="Arial" w:hAnsi="Arial"/>
+          <w:b w:val="0"/>
+          <w:bCs w:val="0"/>
+          <w:i w:val="0"/>
+          <w:iCs w:val="0"/>
+          <w:smallCaps w:val="0"/>
+          <w:strike w:val="0"/>
+          <w:color w:val="000000"/>
+          <w:sz w:val="22"/>
+          <w:szCs w:val="22"/>
+          <w:u w:val="none"/>
+          <w:shd w:fill="auto" w:val="clear"/>
+          <w:vertAlign w:val="baseline"/>
+          <w:rtl w:val="0"/>
+        </w:rPr>
+        <w:t xml:space="preserve">Implementarlo directo</w:t>
+      </w:r>
+    </w:p>
+  </w:comment>
+  <w:comment w:author="MIHAEL JHIRE CRISTOBAL ROJAS" w:id="4" w:date="2026-05-14T21:21:02Z">
+    <w:p>
+      <w:pPr>
+        <w:keepNext w:val="0"/>
+        <w:keepLines w:val="0"/>
+        <w:pageBreakBefore w:val="0"/>
+        <w:widowControl w:val="0"/>
+        <w:pBdr>
+          <w:top w:space="0" w:sz="0" w:val="nil"/>
+          <w:left w:space="0" w:sz="0" w:val="nil"/>
+          <w:bottom w:space="0" w:sz="0" w:val="nil"/>
+          <w:right w:space="0" w:sz="0" w:val="nil"/>
+          <w:between w:space="0" w:sz="0" w:val="nil"/>
+        </w:pBdr>
+        <w:shd w:fill="auto" w:val="clear"/>
+        <w:spacing w:after="0" w:before="0" w:line="240" w:lineRule="auto"/>
+        <w:ind w:left="0" w:right="0" w:firstLine="0"/>
+        <w:jc w:val="left"/>
+        <w:rPr>
+          <w:rFonts w:ascii="Arial" w:cs="Arial" w:eastAsia="Arial" w:hAnsi="Arial"/>
+          <w:b w:val="0"/>
+          <w:bCs w:val="0"/>
+          <w:i w:val="0"/>
+          <w:iCs w:val="0"/>
+          <w:smallCaps w:val="0"/>
+          <w:strike w:val="0"/>
+          <w:color w:val="000000"/>
+          <w:sz w:val="22"/>
+          <w:szCs w:val="22"/>
+          <w:u w:val="none"/>
+          <w:shd w:fill="auto" w:val="clear"/>
+          <w:vertAlign w:val="baseline"/>
+        </w:rPr>
+      </w:pPr>
+      <w:r>
+        <w:rPr>
+          <w:rFonts w:ascii="Arial" w:cs="Arial" w:eastAsia="Arial" w:hAnsi="Arial"/>
+          <w:b w:val="0"/>
+          <w:bCs w:val="0"/>
+          <w:i w:val="0"/>
+          <w:iCs w:val="0"/>
+          <w:smallCaps w:val="0"/>
+          <w:strike w:val="0"/>
+          <w:color w:val="000000"/>
+          <w:sz w:val="22"/>
+          <w:szCs w:val="22"/>
+          <w:u w:val="none"/>
+          <w:shd w:fill="auto" w:val="clear"/>
+          <w:vertAlign w:val="baseline"/>
+          <w:rtl w:val="0"/>
+        </w:rPr>
+        <w:t xml:space="preserve">Implementarlo directo</w:t>
+      </w:r>
+    </w:p>
+  </w:comment>
+  <w:comment w:author="MIHAEL JHIRE CRISTOBAL ROJAS" w:id="5" w:date="2026-05-14T21:21:02Z">
+    <w:p>
+      <w:pPr>
+        <w:keepNext w:val="0"/>
+        <w:keepLines w:val="0"/>
+        <w:pageBreakBefore w:val="0"/>
+        <w:widowControl w:val="0"/>
+        <w:pBdr>
+          <w:top w:space="0" w:sz="0" w:val="nil"/>
+          <w:left w:space="0" w:sz="0" w:val="nil"/>
+          <w:bottom w:space="0" w:sz="0" w:val="nil"/>
+          <w:right w:space="0" w:sz="0" w:val="nil"/>
+          <w:between w:space="0" w:sz="0" w:val="nil"/>
+        </w:pBdr>
+        <w:shd w:fill="auto" w:val="clear"/>
+        <w:spacing w:after="0" w:before="0" w:line="240" w:lineRule="auto"/>
+        <w:ind w:left="0" w:right="0" w:firstLine="0"/>
+        <w:jc w:val="left"/>
+        <w:rPr>
+          <w:rFonts w:ascii="Arial" w:cs="Arial" w:eastAsia="Arial" w:hAnsi="Arial"/>
+          <w:b w:val="0"/>
+          <w:bCs w:val="0"/>
+          <w:i w:val="0"/>
+          <w:iCs w:val="0"/>
+          <w:smallCaps w:val="0"/>
+          <w:strike w:val="0"/>
+          <w:color w:val="000000"/>
+          <w:sz w:val="22"/>
+          <w:szCs w:val="22"/>
+          <w:u w:val="none"/>
+          <w:shd w:fill="auto" w:val="clear"/>
+          <w:vertAlign w:val="baseline"/>
+        </w:rPr>
+      </w:pPr>
+      <w:r>
+        <w:rPr>
+          <w:rFonts w:ascii="Arial" w:cs="Arial" w:eastAsia="Arial" w:hAnsi="Arial"/>
+          <w:b w:val="0"/>
+          <w:bCs w:val="0"/>
+          <w:i w:val="0"/>
+          <w:iCs w:val="0"/>
+          <w:smallCaps w:val="0"/>
+          <w:strike w:val="0"/>
+          <w:color w:val="000000"/>
+          <w:sz w:val="22"/>
+          <w:szCs w:val="22"/>
+          <w:u w:val="none"/>
+          <w:shd w:fill="auto" w:val="clear"/>
+          <w:vertAlign w:val="baseline"/>
+          <w:rtl w:val="0"/>
+        </w:rPr>
+        <w:t xml:space="preserve">Implementarlo directo</w:t>
+      </w:r>
+    </w:p>
+  </w:comment>
+  <w:comment w:author="MIHAEL JHIRE CRISTOBAL ROJAS" w:id="6" w:date="2026-05-14T21:21:02Z">
+    <w:p>
+      <w:pPr>
+        <w:keepNext w:val="0"/>
+        <w:keepLines w:val="0"/>
+        <w:pageBreakBefore w:val="0"/>
+        <w:widowControl w:val="0"/>
+        <w:pBdr>
+          <w:top w:space="0" w:sz="0" w:val="nil"/>
+          <w:left w:space="0" w:sz="0" w:val="nil"/>
+          <w:bottom w:space="0" w:sz="0" w:val="nil"/>
+          <w:right w:space="0" w:sz="0" w:val="nil"/>
+          <w:between w:space="0" w:sz="0" w:val="nil"/>
+        </w:pBdr>
+        <w:shd w:fill="auto" w:val="clear"/>
+        <w:spacing w:after="0" w:before="0" w:line="240" w:lineRule="auto"/>
+        <w:ind w:left="0" w:right="0" w:firstLine="0"/>
+        <w:jc w:val="left"/>
+        <w:rPr>
+          <w:rFonts w:ascii="Arial" w:cs="Arial" w:eastAsia="Arial" w:hAnsi="Arial"/>
+          <w:b w:val="0"/>
+          <w:bCs w:val="0"/>
+          <w:i w:val="0"/>
+          <w:iCs w:val="0"/>
+          <w:smallCaps w:val="0"/>
+          <w:strike w:val="0"/>
+          <w:color w:val="000000"/>
+          <w:sz w:val="22"/>
+          <w:szCs w:val="22"/>
+          <w:u w:val="none"/>
+          <w:shd w:fill="auto" w:val="clear"/>
+          <w:vertAlign w:val="baseline"/>
+        </w:rPr>
+      </w:pPr>
+      <w:r>
+        <w:rPr>
+          <w:rFonts w:ascii="Arial" w:cs="Arial" w:eastAsia="Arial" w:hAnsi="Arial"/>
+          <w:b w:val="0"/>
+          <w:bCs w:val="0"/>
+          <w:i w:val="0"/>
+          <w:iCs w:val="0"/>
+          <w:smallCaps w:val="0"/>
+          <w:strike w:val="0"/>
+          <w:color w:val="000000"/>
+          <w:sz w:val="22"/>
+          <w:szCs w:val="22"/>
+          <w:u w:val="none"/>
+          <w:shd w:fill="auto" w:val="clear"/>
+          <w:vertAlign w:val="baseline"/>
+          <w:rtl w:val="0"/>
+        </w:rPr>
+        <w:t xml:space="preserve">Implementarlo directo</w:t>
+      </w:r>
+    </w:p>
+  </w:comment>
+  <w:comment w:author="MIHAEL JHIRE CRISTOBAL ROJAS" w:id="7" w:date="2026-05-14T21:21:02Z">
+    <w:p>
+      <w:pPr>
+        <w:keepNext w:val="0"/>
+        <w:keepLines w:val="0"/>
+        <w:pageBreakBefore w:val="0"/>
+        <w:widowControl w:val="0"/>
+        <w:pBdr>
+          <w:top w:space="0" w:sz="0" w:val="nil"/>
+          <w:left w:space="0" w:sz="0" w:val="nil"/>
+          <w:bottom w:space="0" w:sz="0" w:val="nil"/>
+          <w:right w:space="0" w:sz="0" w:val="nil"/>
+          <w:between w:space="0" w:sz="0" w:val="nil"/>
+        </w:pBdr>
+        <w:shd w:fill="auto" w:val="clear"/>
+        <w:spacing w:after="0" w:before="0" w:line="240" w:lineRule="auto"/>
+        <w:ind w:left="0" w:right="0" w:firstLine="0"/>
+        <w:jc w:val="left"/>
+        <w:rPr>
+          <w:rFonts w:ascii="Arial" w:cs="Arial" w:eastAsia="Arial" w:hAnsi="Arial"/>
+          <w:b w:val="0"/>
+          <w:bCs w:val="0"/>
+          <w:i w:val="0"/>
+          <w:iCs w:val="0"/>
+          <w:smallCaps w:val="0"/>
+          <w:strike w:val="0"/>
+          <w:color w:val="000000"/>
+          <w:sz w:val="22"/>
+          <w:szCs w:val="22"/>
+          <w:u w:val="none"/>
+          <w:shd w:fill="auto" w:val="clear"/>
+          <w:vertAlign w:val="baseline"/>
+        </w:rPr>
+      </w:pPr>
+      <w:r>
+        <w:rPr>
+          <w:rFonts w:ascii="Arial" w:cs="Arial" w:eastAsia="Arial" w:hAnsi="Arial"/>
+          <w:b w:val="0"/>
+          <w:bCs w:val="0"/>
+          <w:i w:val="0"/>
+          <w:iCs w:val="0"/>
+          <w:smallCaps w:val="0"/>
+          <w:strike w:val="0"/>
+          <w:color w:val="000000"/>
+          <w:sz w:val="22"/>
+          <w:szCs w:val="22"/>
+          <w:u w:val="none"/>
+          <w:shd w:fill="auto" w:val="clear"/>
+          <w:vertAlign w:val="baseline"/>
+          <w:rtl w:val="0"/>
+        </w:rPr>
+        <w:t xml:space="preserve">Implementarlo directo</w:t>
+      </w:r>
+    </w:p>
+  </w:comment>
+  <w:comment w:author="ANDRE IVAN MELENDEZ CAVA" w:id="0" w:date="2026-05-14T21:17:52Z">
+    <w:p>
+      <w:pPr>
+        <w:keepNext w:val="0"/>
+        <w:keepLines w:val="0"/>
+        <w:pageBreakBefore w:val="0"/>
+        <w:widowControl w:val="0"/>
+        <w:pBdr>
+          <w:top w:space="0" w:sz="0" w:val="nil"/>
+          <w:left w:space="0" w:sz="0" w:val="nil"/>
+          <w:bottom w:space="0" w:sz="0" w:val="nil"/>
+          <w:right w:space="0" w:sz="0" w:val="nil"/>
+          <w:between w:space="0" w:sz="0" w:val="nil"/>
+        </w:pBdr>
+        <w:shd w:fill="auto" w:val="clear"/>
+        <w:spacing w:after="0" w:before="0" w:line="240" w:lineRule="auto"/>
+        <w:ind w:left="0" w:right="0" w:firstLine="0"/>
+        <w:jc w:val="left"/>
+        <w:rPr>
+          <w:rFonts w:ascii="Arial" w:cs="Arial" w:eastAsia="Arial" w:hAnsi="Arial"/>
+          <w:b w:val="0"/>
+          <w:bCs w:val="0"/>
+          <w:i w:val="0"/>
+          <w:iCs w:val="0"/>
+          <w:smallCaps w:val="0"/>
+          <w:strike w:val="0"/>
+          <w:color w:val="000000"/>
+          <w:sz w:val="22"/>
+          <w:szCs w:val="22"/>
+          <w:u w:val="none"/>
+          <w:shd w:fill="auto" w:val="clear"/>
+          <w:vertAlign w:val="baseline"/>
+        </w:rPr>
+      </w:pPr>
+      <w:r>
+        <w:rPr>
+          <w:rFonts w:ascii="Arial" w:cs="Arial" w:eastAsia="Arial" w:hAnsi="Arial"/>
+          <w:b w:val="0"/>
+          <w:bCs w:val="0"/>
+          <w:i w:val="0"/>
+          <w:iCs w:val="0"/>
+          <w:smallCaps w:val="0"/>
+          <w:strike w:val="0"/>
+          <w:color w:val="000000"/>
+          <w:sz w:val="22"/>
+          <w:szCs w:val="22"/>
+          <w:u w:val="none"/>
+          <w:shd w:fill="auto" w:val="clear"/>
+          <w:vertAlign w:val="baseline"/>
+          <w:rtl w:val="0"/>
+        </w:rPr>
+        <w:t xml:space="preserve">directora de la unidad de investigación</w:t>
+      </w:r>
+    </w:p>
+  </w:comment>
+</w:comments>
+</file>
+
+<file path=word/commentsExtended.xml><?xml version="1.0" encoding="utf-8"?>
+<w15:commentsEx xmlns:mc="http://schemas.openxmlformats.org/markup-compatibility/2006" xmlns:o="urn:schemas-microsoft-com:office:office" xmlns:r="http://schemas.openxmlformats.org/officeDocument/2006/relationships" xmlns:m="http://schemas.openxmlformats.org/officeDocument/2006/math" xmlns:v="urn:schemas-microsoft-com:vml" xmlns:wp="http://schemas.openxmlformats.org/drawingml/2006/wordprocessingDrawing" xmlns:w10="urn:schemas-microsoft-com:office:word" xmlns:w="http://schemas.openxmlformats.org/wordprocessingml/2006/main" xmlns:wne="http://schemas.microsoft.com/office/word/2006/wordml" xmlns:sl="http://schemas.openxmlformats.org/schemaLibrary/2006/main" xmlns:a="http://schemas.openxmlformats.org/drawingml/2006/main" xmlns:pic="http://schemas.openxmlformats.org/drawingml/2006/picture" xmlns:c="http://schemas.openxmlformats.org/drawingml/2006/chart" xmlns:lc="http://schemas.openxmlformats.org/drawingml/2006/lockedCanvas" xmlns:dgm="http://schemas.openxmlformats.org/drawingml/2006/diagram" xmlns:wps="http://schemas.microsoft.com/office/word/2010/wordprocessingShape" xmlns:wpg="http://schemas.microsoft.com/office/word/2010/wordprocessingGroup" xmlns:w14="http://schemas.microsoft.com/office/word/2010/wordml" xmlns:w15="http://schemas.microsoft.com/office/word/2012/wordml" xmlns:w16="http://schemas.microsoft.com/office/word/2018/wordml" xmlns:w16cex="http://schemas.microsoft.com/office/word/2018/wordml/cex" xmlns:w16cid="http://schemas.microsoft.com/office/word/2016/wordml/cid" xmlns="http://schemas.microsoft.com/office/tasks/2019/documenttasks" xmlns:cr="http://schemas.microsoft.com/office/comments/2020/reactions">
+  <w15:commentEx w15:paraId="00000238" w15:done="0"/>
+  <w15:commentEx w15:paraId="00000239" w15:done="0"/>
+  <w15:commentEx w15:paraId="0000023A" w15:done="0"/>
+  <w15:commentEx w15:paraId="0000023B" w15:done="0"/>
+  <w15:commentEx w15:paraId="0000023C" w15:done="0"/>
+  <w15:commentEx w15:paraId="0000023D" w15:done="0"/>
+  <w15:commentEx w15:paraId="0000023E" w15:done="0"/>
+  <w15:commentEx w15:paraId="0000023F" w15:done="0"/>
+</w15:commentsEx>
 </file>
 
 <file path=word/numbering.xml><?xml version="1.0" encoding="utf-8"?>
@@ -18383,6 +21027,226 @@
       <w:rPr/>
     </w:lvl>
   </w:abstractNum>
+  <w:abstractNum w:abstractNumId="6">
+    <w:lvl w:ilvl="0">
+      <w:start w:val="1"/>
+      <w:numFmt w:val="bullet"/>
+      <w:lvlText w:val="●"/>
+      <w:lvlJc w:val="left"/>
+      <w:pPr>
+        <w:ind w:left="1440" w:hanging="360"/>
+      </w:pPr>
+      <w:rPr>
+        <w:u w:val="none"/>
+      </w:rPr>
+    </w:lvl>
+    <w:lvl w:ilvl="1">
+      <w:start w:val="1"/>
+      <w:numFmt w:val="bullet"/>
+      <w:lvlText w:val="○"/>
+      <w:lvlJc w:val="left"/>
+      <w:pPr>
+        <w:ind w:left="2160" w:hanging="360"/>
+      </w:pPr>
+      <w:rPr>
+        <w:u w:val="none"/>
+      </w:rPr>
+    </w:lvl>
+    <w:lvl w:ilvl="2">
+      <w:start w:val="1"/>
+      <w:numFmt w:val="bullet"/>
+      <w:lvlText w:val="■"/>
+      <w:lvlJc w:val="left"/>
+      <w:pPr>
+        <w:ind w:left="2880" w:hanging="360"/>
+      </w:pPr>
+      <w:rPr>
+        <w:u w:val="none"/>
+      </w:rPr>
+    </w:lvl>
+    <w:lvl w:ilvl="3">
+      <w:start w:val="1"/>
+      <w:numFmt w:val="bullet"/>
+      <w:lvlText w:val="●"/>
+      <w:lvlJc w:val="left"/>
+      <w:pPr>
+        <w:ind w:left="3600" w:hanging="360"/>
+      </w:pPr>
+      <w:rPr>
+        <w:u w:val="none"/>
+      </w:rPr>
+    </w:lvl>
+    <w:lvl w:ilvl="4">
+      <w:start w:val="1"/>
+      <w:numFmt w:val="bullet"/>
+      <w:lvlText w:val="○"/>
+      <w:lvlJc w:val="left"/>
+      <w:pPr>
+        <w:ind w:left="4320" w:hanging="360"/>
+      </w:pPr>
+      <w:rPr>
+        <w:u w:val="none"/>
+      </w:rPr>
+    </w:lvl>
+    <w:lvl w:ilvl="5">
+      <w:start w:val="1"/>
+      <w:numFmt w:val="bullet"/>
+      <w:lvlText w:val="■"/>
+      <w:lvlJc w:val="left"/>
+      <w:pPr>
+        <w:ind w:left="5040" w:hanging="360"/>
+      </w:pPr>
+      <w:rPr>
+        <w:u w:val="none"/>
+      </w:rPr>
+    </w:lvl>
+    <w:lvl w:ilvl="6">
+      <w:start w:val="1"/>
+      <w:numFmt w:val="bullet"/>
+      <w:lvlText w:val="●"/>
+      <w:lvlJc w:val="left"/>
+      <w:pPr>
+        <w:ind w:left="5760" w:hanging="360"/>
+      </w:pPr>
+      <w:rPr>
+        <w:u w:val="none"/>
+      </w:rPr>
+    </w:lvl>
+    <w:lvl w:ilvl="7">
+      <w:start w:val="1"/>
+      <w:numFmt w:val="bullet"/>
+      <w:lvlText w:val="○"/>
+      <w:lvlJc w:val="left"/>
+      <w:pPr>
+        <w:ind w:left="6480" w:hanging="360"/>
+      </w:pPr>
+      <w:rPr>
+        <w:u w:val="none"/>
+      </w:rPr>
+    </w:lvl>
+    <w:lvl w:ilvl="8">
+      <w:start w:val="1"/>
+      <w:numFmt w:val="bullet"/>
+      <w:lvlText w:val="■"/>
+      <w:lvlJc w:val="left"/>
+      <w:pPr>
+        <w:ind w:left="7200" w:hanging="360"/>
+      </w:pPr>
+      <w:rPr>
+        <w:u w:val="none"/>
+      </w:rPr>
+    </w:lvl>
+  </w:abstractNum>
+  <w:abstractNum w:abstractNumId="7">
+    <w:lvl w:ilvl="0">
+      <w:start w:val="1"/>
+      <w:numFmt w:val="bullet"/>
+      <w:lvlText w:val="●"/>
+      <w:lvlJc w:val="left"/>
+      <w:pPr>
+        <w:ind w:left="1440" w:hanging="360"/>
+      </w:pPr>
+      <w:rPr>
+        <w:u w:val="none"/>
+      </w:rPr>
+    </w:lvl>
+    <w:lvl w:ilvl="1">
+      <w:start w:val="1"/>
+      <w:numFmt w:val="bullet"/>
+      <w:lvlText w:val="○"/>
+      <w:lvlJc w:val="left"/>
+      <w:pPr>
+        <w:ind w:left="2160" w:hanging="360"/>
+      </w:pPr>
+      <w:rPr>
+        <w:u w:val="none"/>
+      </w:rPr>
+    </w:lvl>
+    <w:lvl w:ilvl="2">
+      <w:start w:val="1"/>
+      <w:numFmt w:val="bullet"/>
+      <w:lvlText w:val="■"/>
+      <w:lvlJc w:val="left"/>
+      <w:pPr>
+        <w:ind w:left="2880" w:hanging="360"/>
+      </w:pPr>
+      <w:rPr>
+        <w:u w:val="none"/>
+      </w:rPr>
+    </w:lvl>
+    <w:lvl w:ilvl="3">
+      <w:start w:val="1"/>
+      <w:numFmt w:val="bullet"/>
+      <w:lvlText w:val="●"/>
+      <w:lvlJc w:val="left"/>
+      <w:pPr>
+        <w:ind w:left="3600" w:hanging="360"/>
+      </w:pPr>
+      <w:rPr>
+        <w:u w:val="none"/>
+      </w:rPr>
+    </w:lvl>
+    <w:lvl w:ilvl="4">
+      <w:start w:val="1"/>
+      <w:numFmt w:val="bullet"/>
+      <w:lvlText w:val="○"/>
+      <w:lvlJc w:val="left"/>
+      <w:pPr>
+        <w:ind w:left="4320" w:hanging="360"/>
+      </w:pPr>
+      <w:rPr>
+        <w:u w:val="none"/>
+      </w:rPr>
+    </w:lvl>
+    <w:lvl w:ilvl="5">
+      <w:start w:val="1"/>
+      <w:numFmt w:val="bullet"/>
+      <w:lvlText w:val="■"/>
+      <w:lvlJc w:val="left"/>
+      <w:pPr>
+        <w:ind w:left="5040" w:hanging="360"/>
+      </w:pPr>
+      <w:rPr>
+        <w:u w:val="none"/>
+      </w:rPr>
+    </w:lvl>
+    <w:lvl w:ilvl="6">
+      <w:start w:val="1"/>
+      <w:numFmt w:val="bullet"/>
+      <w:lvlText w:val="●"/>
+      <w:lvlJc w:val="left"/>
+      <w:pPr>
+        <w:ind w:left="5760" w:hanging="360"/>
+      </w:pPr>
+      <w:rPr>
+        <w:u w:val="none"/>
+      </w:rPr>
+    </w:lvl>
+    <w:lvl w:ilvl="7">
+      <w:start w:val="1"/>
+      <w:numFmt w:val="bullet"/>
+      <w:lvlText w:val="○"/>
+      <w:lvlJc w:val="left"/>
+      <w:pPr>
+        <w:ind w:left="6480" w:hanging="360"/>
+      </w:pPr>
+      <w:rPr>
+        <w:u w:val="none"/>
+      </w:rPr>
+    </w:lvl>
+    <w:lvl w:ilvl="8">
+      <w:start w:val="1"/>
+      <w:numFmt w:val="bullet"/>
+      <w:lvlText w:val="■"/>
+      <w:lvlJc w:val="left"/>
+      <w:pPr>
+        <w:ind w:left="7200" w:hanging="360"/>
+      </w:pPr>
+      <w:rPr>
+        <w:u w:val="none"/>
+      </w:rPr>
+    </w:lvl>
+  </w:abstractNum>
   <w:num w:numId="1">
     <w:abstractNumId w:val="1"/>
   </w:num>
@@ -18397,6 +21261,12 @@
   </w:num>
   <w:num w:numId="5">
     <w:abstractNumId w:val="5"/>
+  </w:num>
+  <w:num w:numId="6">
+    <w:abstractNumId w:val="6"/>
+  </w:num>
+  <w:num w:numId="7">
+    <w:abstractNumId w:val="7"/>
   </w:num>
 </w:numbering>
 </file>
@@ -18579,10 +21449,58 @@
     <w:tblPr>
       <w:tblStyleRowBandSize w:val="1"/>
       <w:tblStyleColBandSize w:val="1"/>
-      <w:tblCellMar/>
     </w:tblPr>
   </w:style>
   <w:style w:type="table" w:styleId="Table6">
+    <w:basedOn w:val="TableNormal"/>
+    <w:tblPr>
+      <w:tblStyleRowBandSize w:val="1"/>
+      <w:tblStyleColBandSize w:val="1"/>
+    </w:tblPr>
+  </w:style>
+  <w:style w:type="table" w:styleId="Table7">
+    <w:basedOn w:val="TableNormal"/>
+    <w:tblPr>
+      <w:tblStyleRowBandSize w:val="1"/>
+      <w:tblStyleColBandSize w:val="1"/>
+    </w:tblPr>
+  </w:style>
+  <w:style w:type="table" w:styleId="Table8">
+    <w:basedOn w:val="TableNormal"/>
+    <w:tblPr>
+      <w:tblStyleRowBandSize w:val="1"/>
+      <w:tblStyleColBandSize w:val="1"/>
+    </w:tblPr>
+  </w:style>
+  <w:style w:type="table" w:styleId="Table9">
+    <w:basedOn w:val="TableNormal"/>
+    <w:tblPr>
+      <w:tblStyleRowBandSize w:val="1"/>
+      <w:tblStyleColBandSize w:val="1"/>
+    </w:tblPr>
+  </w:style>
+  <w:style w:type="table" w:styleId="Table10">
+    <w:basedOn w:val="TableNormal"/>
+    <w:tblPr>
+      <w:tblStyleRowBandSize w:val="1"/>
+      <w:tblStyleColBandSize w:val="1"/>
+    </w:tblPr>
+  </w:style>
+  <w:style w:type="table" w:styleId="Table11">
+    <w:basedOn w:val="TableNormal"/>
+    <w:tblPr>
+      <w:tblStyleRowBandSize w:val="1"/>
+      <w:tblStyleColBandSize w:val="1"/>
+    </w:tblPr>
+  </w:style>
+  <w:style w:type="table" w:styleId="Table12">
+    <w:basedOn w:val="TableNormal"/>
+    <w:tblPr>
+      <w:tblStyleRowBandSize w:val="1"/>
+      <w:tblStyleColBandSize w:val="1"/>
+    </w:tblPr>
+  </w:style>
+  <w:style w:type="table" w:styleId="Table13">
     <w:basedOn w:val="TableNormal"/>
     <w:tblPr>
       <w:tblStyleRowBandSize w:val="1"/>
@@ -18595,7 +21513,35 @@
       </w:tblCellMar>
     </w:tblPr>
   </w:style>
-  <w:style w:type="table" w:styleId="Table7">
+  <w:style w:type="table" w:styleId="Table14">
+    <w:basedOn w:val="TableNormal"/>
+    <w:tblPr>
+      <w:tblStyleRowBandSize w:val="1"/>
+      <w:tblStyleColBandSize w:val="1"/>
+    </w:tblPr>
+  </w:style>
+  <w:style w:type="table" w:styleId="Table15">
+    <w:basedOn w:val="TableNormal"/>
+    <w:tblPr>
+      <w:tblStyleRowBandSize w:val="1"/>
+      <w:tblStyleColBandSize w:val="1"/>
+    </w:tblPr>
+  </w:style>
+  <w:style w:type="table" w:styleId="Table16">
+    <w:basedOn w:val="TableNormal"/>
+    <w:tblPr>
+      <w:tblStyleRowBandSize w:val="1"/>
+      <w:tblStyleColBandSize w:val="1"/>
+    </w:tblPr>
+  </w:style>
+  <w:style w:type="table" w:styleId="Table17">
+    <w:basedOn w:val="TableNormal"/>
+    <w:tblPr>
+      <w:tblStyleRowBandSize w:val="1"/>
+      <w:tblStyleColBandSize w:val="1"/>
+    </w:tblPr>
+  </w:style>
+  <w:style w:type="table" w:styleId="Table18">
     <w:basedOn w:val="TableNormal"/>
     <w:pPr>
       <w:spacing w:after="0" w:line="240" w:lineRule="auto"/>
@@ -18936,7 +21882,7 @@
 
 <file path=customXML/item1.xml><?xml version="1.0" encoding="utf-8"?>
 <go:gDocsCustomXmlDataStorage xmlns:go="http://customooxmlschemas.google.com/" xmlns:r="http://schemas.openxmlformats.org/officeDocument/2006/relationships" uri="GoogleDocsCustomDataVersion2">
-  <go:docsCustomData xmlns:go="http://customooxmlschemas.google.com/" roundtripDataSignature="AMtx7mhUlq5RU+AjTAjOtwdDGlXi+v3bLQ==">CgMxLjAaHwoBMBIaChgICVIUChJ0YWJsZS55N2txOWQ1cHk5ZGwaHwoBMRIaChgICVIUChJ0YWJsZS4zNWoyN3ZodjRzMDc4AHIhMWdBSmRTbWRiR0JIN2NONExSUzdFYXAtdjE5eTFUT2VL</go:docsCustomData>
+  <go:docsCustomData xmlns:go="http://customooxmlschemas.google.com/" roundtripDataSignature="AMtx7mgc8oRiqPrEIFtIOz3v/kiLdHeqdw==">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</go:docsCustomData>
 </go:gDocsCustomXmlDataStorage>
 </file>
 

--- a/Documentos/Planes/CACIF-PGC.docx
+++ b/Documentos/Planes/CACIF-PGC.docx
@@ -905,7 +905,7 @@
     <w:sdt>
       <w:sdtPr>
         <w:lock w:val="contentLocked"/>
-        <w:id w:val="652636944"/>
+        <w:id w:val="-1144026075"/>
         <w:tag w:val="goog_rdk_0"/>
       </w:sdtPr>
       <w:sdtContent>
@@ -2453,9 +2453,9 @@
         <w:gridCol w:w="510"/>
         <w:gridCol w:w="510"/>
         <w:gridCol w:w="510"/>
-        <w:gridCol w:w="465"/>
         <w:gridCol w:w="510"/>
-        <w:gridCol w:w="720"/>
+        <w:gridCol w:w="480"/>
+        <w:gridCol w:w="705"/>
         <w:gridCol w:w="960"/>
         <w:tblGridChange w:id="0">
           <w:tblGrid>
@@ -2464,9 +2464,9 @@
             <w:gridCol w:w="510"/>
             <w:gridCol w:w="510"/>
             <w:gridCol w:w="510"/>
-            <w:gridCol w:w="465"/>
             <w:gridCol w:w="510"/>
-            <w:gridCol w:w="720"/>
+            <w:gridCol w:w="480"/>
+            <w:gridCol w:w="705"/>
             <w:gridCol w:w="960"/>
           </w:tblGrid>
         </w:tblGridChange>
@@ -12234,16 +12234,16 @@
           <wp:inline distB="114300" distT="114300" distL="114300" distR="114300">
             <wp:extent cx="4755644" cy="2776222"/>
             <wp:effectExtent b="0" l="0" r="0" t="0"/>
-            <wp:docPr id="2" name="image2.png"/>
+            <wp:docPr id="2" name="image1.png"/>
             <a:graphic>
               <a:graphicData uri="http://schemas.openxmlformats.org/drawingml/2006/picture">
                 <pic:pic>
                   <pic:nvPicPr>
-                    <pic:cNvPr id="0" name="image2.png"/>
+                    <pic:cNvPr id="0" name="image1.png"/>
                     <pic:cNvPicPr preferRelativeResize="0"/>
                   </pic:nvPicPr>
                   <pic:blipFill>
-                    <a:blip r:embed="rId9"/>
+                    <a:blip r:embed="rId7"/>
                     <a:srcRect b="0" l="0" r="0" t="0"/>
                     <a:stretch>
                       <a:fillRect/>
@@ -12615,7 +12615,7 @@
     <w:sdt>
       <w:sdtPr>
         <w:lock w:val="contentLocked"/>
-        <w:id w:val="-633988937"/>
+        <w:id w:val="-1114943465"/>
         <w:tag w:val="goog_rdk_1"/>
       </w:sdtPr>
       <w:sdtContent>
@@ -12724,7 +12724,7 @@
     <w:sdt>
       <w:sdtPr>
         <w:lock w:val="contentLocked"/>
-        <w:id w:val="-33423401"/>
+        <w:id w:val="1757190365"/>
         <w:tag w:val="goog_rdk_2"/>
       </w:sdtPr>
       <w:sdtContent>
@@ -12974,7 +12974,7 @@
     <w:sdt>
       <w:sdtPr>
         <w:lock w:val="contentLocked"/>
-        <w:id w:val="2021608579"/>
+        <w:id w:val="1697315692"/>
         <w:tag w:val="goog_rdk_3"/>
       </w:sdtPr>
       <w:sdtContent>
@@ -13069,7 +13069,7 @@
     <w:sdt>
       <w:sdtPr>
         <w:lock w:val="contentLocked"/>
-        <w:id w:val="-1088206903"/>
+        <w:id w:val="667158093"/>
         <w:tag w:val="goog_rdk_4"/>
       </w:sdtPr>
       <w:sdtContent>
@@ -13306,7 +13306,7 @@
     <w:sdt>
       <w:sdtPr>
         <w:lock w:val="contentLocked"/>
-        <w:id w:val="1811630280"/>
+        <w:id w:val="697413269"/>
         <w:tag w:val="goog_rdk_5"/>
       </w:sdtPr>
       <w:sdtContent>
@@ -13403,7 +13403,7 @@
     <w:sdt>
       <w:sdtPr>
         <w:lock w:val="contentLocked"/>
-        <w:id w:val="-1337462148"/>
+        <w:id w:val="680711839"/>
         <w:tag w:val="goog_rdk_6"/>
       </w:sdtPr>
       <w:sdtContent>
@@ -13706,7 +13706,7 @@
     <w:sdt>
       <w:sdtPr>
         <w:lock w:val="contentLocked"/>
-        <w:id w:val="57212086"/>
+        <w:id w:val="719737711"/>
         <w:tag w:val="goog_rdk_7"/>
       </w:sdtPr>
       <w:sdtContent>
@@ -13803,7 +13803,7 @@
     <w:sdt>
       <w:sdtPr>
         <w:lock w:val="contentLocked"/>
-        <w:id w:val="96401162"/>
+        <w:id w:val="-856518133"/>
         <w:tag w:val="goog_rdk_8"/>
       </w:sdtPr>
       <w:sdtContent>
@@ -14159,7 +14159,7 @@
     <w:sdt>
       <w:sdtPr>
         <w:lock w:val="contentLocked"/>
-        <w:id w:val="1868684482"/>
+        <w:id w:val="-1528606618"/>
         <w:tag w:val="goog_rdk_9"/>
       </w:sdtPr>
       <w:sdtContent>
@@ -17323,6 +17323,9 @@
           <w:rFonts w:ascii="Arial" w:cs="Arial" w:eastAsia="Arial" w:hAnsi="Arial"/>
           <w:b w:val="1"/>
           <w:bCs w:val="1"/>
+          <w:i w:val="1"/>
+          <w:iCs w:val="1"/>
+          <w:color w:val="3d3d3a"/>
           <w:sz w:val="20"/>
           <w:szCs w:val="20"/>
         </w:rPr>
@@ -17341,6 +17344,221 @@
         </w:rPr>
         <w:t xml:space="preserve">Tabla 5: Clasificación de Ítems de Configuración </w:t>
       </w:r>
+    </w:p>
+    <w:p>
+      <w:pPr>
+        <w:spacing w:after="200" w:before="200" w:line="360" w:lineRule="auto"/>
+        <w:ind w:left="0" w:firstLine="0"/>
+        <w:jc w:val="left"/>
+        <w:rPr>
+          <w:rFonts w:ascii="Arial" w:cs="Arial" w:eastAsia="Arial" w:hAnsi="Arial"/>
+          <w:b w:val="1"/>
+          <w:bCs w:val="1"/>
+          <w:i w:val="1"/>
+          <w:iCs w:val="1"/>
+          <w:color w:val="3d3d3a"/>
+          <w:sz w:val="20"/>
+          <w:szCs w:val="20"/>
+        </w:rPr>
+      </w:pPr>
+      <w:r>
+        <w:rPr>
+          <w:rtl w:val="0"/>
+        </w:rPr>
+      </w:r>
+    </w:p>
+    <w:p>
+      <w:pPr>
+        <w:spacing w:after="200" w:before="200" w:line="360" w:lineRule="auto"/>
+        <w:ind w:left="0" w:firstLine="0"/>
+        <w:jc w:val="left"/>
+        <w:rPr>
+          <w:rFonts w:ascii="Arial" w:cs="Arial" w:eastAsia="Arial" w:hAnsi="Arial"/>
+          <w:b w:val="1"/>
+          <w:bCs w:val="1"/>
+          <w:i w:val="1"/>
+          <w:iCs w:val="1"/>
+          <w:color w:val="3d3d3a"/>
+          <w:sz w:val="20"/>
+          <w:szCs w:val="20"/>
+        </w:rPr>
+      </w:pPr>
+      <w:r>
+        <w:rPr>
+          <w:rtl w:val="0"/>
+        </w:rPr>
+      </w:r>
+    </w:p>
+    <w:p>
+      <w:pPr>
+        <w:spacing w:after="200" w:before="200" w:line="360" w:lineRule="auto"/>
+        <w:ind w:left="0" w:firstLine="0"/>
+        <w:jc w:val="left"/>
+        <w:rPr>
+          <w:rFonts w:ascii="Arial" w:cs="Arial" w:eastAsia="Arial" w:hAnsi="Arial"/>
+          <w:b w:val="1"/>
+          <w:bCs w:val="1"/>
+          <w:i w:val="1"/>
+          <w:iCs w:val="1"/>
+          <w:color w:val="3d3d3a"/>
+          <w:sz w:val="20"/>
+          <w:szCs w:val="20"/>
+        </w:rPr>
+      </w:pPr>
+      <w:r>
+        <w:rPr>
+          <w:rtl w:val="0"/>
+        </w:rPr>
+      </w:r>
+    </w:p>
+    <w:p>
+      <w:pPr>
+        <w:spacing w:after="200" w:before="200" w:line="360" w:lineRule="auto"/>
+        <w:ind w:left="0" w:firstLine="0"/>
+        <w:jc w:val="left"/>
+        <w:rPr>
+          <w:rFonts w:ascii="Arial" w:cs="Arial" w:eastAsia="Arial" w:hAnsi="Arial"/>
+          <w:b w:val="1"/>
+          <w:bCs w:val="1"/>
+          <w:i w:val="1"/>
+          <w:iCs w:val="1"/>
+          <w:color w:val="3d3d3a"/>
+          <w:sz w:val="20"/>
+          <w:szCs w:val="20"/>
+        </w:rPr>
+      </w:pPr>
+      <w:r>
+        <w:rPr>
+          <w:rtl w:val="0"/>
+        </w:rPr>
+      </w:r>
+    </w:p>
+    <w:p>
+      <w:pPr>
+        <w:spacing w:after="200" w:before="200" w:line="360" w:lineRule="auto"/>
+        <w:ind w:left="0" w:firstLine="0"/>
+        <w:jc w:val="left"/>
+        <w:rPr>
+          <w:rFonts w:ascii="Arial" w:cs="Arial" w:eastAsia="Arial" w:hAnsi="Arial"/>
+          <w:b w:val="1"/>
+          <w:bCs w:val="1"/>
+          <w:i w:val="1"/>
+          <w:iCs w:val="1"/>
+          <w:color w:val="3d3d3a"/>
+          <w:sz w:val="20"/>
+          <w:szCs w:val="20"/>
+        </w:rPr>
+      </w:pPr>
+      <w:r>
+        <w:rPr>
+          <w:rtl w:val="0"/>
+        </w:rPr>
+      </w:r>
+    </w:p>
+    <w:p>
+      <w:pPr>
+        <w:spacing w:after="200" w:before="200" w:line="360" w:lineRule="auto"/>
+        <w:ind w:left="0" w:firstLine="0"/>
+        <w:jc w:val="left"/>
+        <w:rPr>
+          <w:rFonts w:ascii="Arial" w:cs="Arial" w:eastAsia="Arial" w:hAnsi="Arial"/>
+          <w:b w:val="1"/>
+          <w:bCs w:val="1"/>
+          <w:i w:val="1"/>
+          <w:iCs w:val="1"/>
+          <w:color w:val="3d3d3a"/>
+          <w:sz w:val="20"/>
+          <w:szCs w:val="20"/>
+        </w:rPr>
+      </w:pPr>
+      <w:r>
+        <w:rPr>
+          <w:rtl w:val="0"/>
+        </w:rPr>
+      </w:r>
+    </w:p>
+    <w:p>
+      <w:pPr>
+        <w:spacing w:after="200" w:before="200" w:line="360" w:lineRule="auto"/>
+        <w:ind w:left="0" w:firstLine="0"/>
+        <w:jc w:val="left"/>
+        <w:rPr>
+          <w:rFonts w:ascii="Arial" w:cs="Arial" w:eastAsia="Arial" w:hAnsi="Arial"/>
+          <w:b w:val="1"/>
+          <w:bCs w:val="1"/>
+          <w:i w:val="1"/>
+          <w:iCs w:val="1"/>
+          <w:color w:val="3d3d3a"/>
+          <w:sz w:val="20"/>
+          <w:szCs w:val="20"/>
+        </w:rPr>
+      </w:pPr>
+      <w:r>
+        <w:rPr>
+          <w:rtl w:val="0"/>
+        </w:rPr>
+      </w:r>
+    </w:p>
+    <w:p>
+      <w:pPr>
+        <w:spacing w:after="200" w:before="200" w:line="360" w:lineRule="auto"/>
+        <w:ind w:left="0" w:firstLine="0"/>
+        <w:jc w:val="left"/>
+        <w:rPr>
+          <w:rFonts w:ascii="Arial" w:cs="Arial" w:eastAsia="Arial" w:hAnsi="Arial"/>
+          <w:b w:val="1"/>
+          <w:bCs w:val="1"/>
+          <w:i w:val="1"/>
+          <w:iCs w:val="1"/>
+          <w:color w:val="3d3d3a"/>
+          <w:sz w:val="20"/>
+          <w:szCs w:val="20"/>
+        </w:rPr>
+      </w:pPr>
+      <w:r>
+        <w:rPr>
+          <w:rtl w:val="0"/>
+        </w:rPr>
+      </w:r>
+    </w:p>
+    <w:p>
+      <w:pPr>
+        <w:spacing w:after="200" w:before="200" w:line="360" w:lineRule="auto"/>
+        <w:ind w:left="0" w:firstLine="0"/>
+        <w:jc w:val="left"/>
+        <w:rPr>
+          <w:rFonts w:ascii="Arial" w:cs="Arial" w:eastAsia="Arial" w:hAnsi="Arial"/>
+          <w:b w:val="1"/>
+          <w:bCs w:val="1"/>
+          <w:i w:val="1"/>
+          <w:iCs w:val="1"/>
+          <w:color w:val="3d3d3a"/>
+          <w:sz w:val="20"/>
+          <w:szCs w:val="20"/>
+        </w:rPr>
+      </w:pPr>
+      <w:r>
+        <w:rPr>
+          <w:rtl w:val="0"/>
+        </w:rPr>
+      </w:r>
+    </w:p>
+    <w:p>
+      <w:pPr>
+        <w:spacing w:after="200" w:before="200" w:line="360" w:lineRule="auto"/>
+        <w:ind w:left="0" w:firstLine="0"/>
+        <w:jc w:val="left"/>
+        <w:rPr>
+          <w:rFonts w:ascii="Arial" w:cs="Arial" w:eastAsia="Arial" w:hAnsi="Arial"/>
+          <w:b w:val="1"/>
+          <w:bCs w:val="1"/>
+          <w:i w:val="1"/>
+          <w:iCs w:val="1"/>
+          <w:color w:val="3d3d3a"/>
+          <w:sz w:val="20"/>
+          <w:szCs w:val="20"/>
+        </w:rPr>
+      </w:pPr>
       <w:r>
         <w:rPr>
           <w:rtl w:val="0"/>
@@ -17398,25 +17616,53 @@
         </w:rPr>
         <w:t xml:space="preserve">Definicion de Linea Base</w:t>
       </w:r>
+    </w:p>
+    <w:p>
+      <w:pPr>
+        <w:keepNext w:val="0"/>
+        <w:keepLines w:val="0"/>
+        <w:pageBreakBefore w:val="0"/>
+        <w:widowControl w:val="1"/>
+        <w:pBdr>
+          <w:top w:space="0" w:sz="0" w:val="nil"/>
+          <w:left w:space="0" w:sz="0" w:val="nil"/>
+          <w:bottom w:space="0" w:sz="0" w:val="nil"/>
+          <w:right w:space="0" w:sz="0" w:val="nil"/>
+          <w:between w:space="0" w:sz="0" w:val="nil"/>
+        </w:pBdr>
+        <w:shd w:fill="auto" w:val="clear"/>
+        <w:spacing w:after="200" w:before="200" w:line="360" w:lineRule="auto"/>
+        <w:ind w:left="720" w:right="0" w:firstLine="0"/>
+        <w:jc w:val="left"/>
+        <w:rPr>
+          <w:rFonts w:ascii="Times New Roman" w:cs="Times New Roman" w:eastAsia="Times New Roman" w:hAnsi="Times New Roman"/>
+          <w:sz w:val="24"/>
+          <w:szCs w:val="24"/>
+        </w:rPr>
+      </w:pPr>
       <w:r>
         <w:rPr>
+          <w:rFonts w:ascii="Times New Roman" w:cs="Times New Roman" w:eastAsia="Times New Roman" w:hAnsi="Times New Roman"/>
+          <w:sz w:val="24"/>
+          <w:szCs w:val="24"/>
           <w:rtl w:val="0"/>
         </w:rPr>
+        <w:t xml:space="preserve">En la Tabla 6 se presentan los hitos de control, detallando la agrupación de Ítems de Configuración que, una vez validados, conforman el estado oficial del sistema en momentos clave del ciclo de vida. </w:t>
       </w:r>
     </w:p>
     <w:sdt>
       <w:sdtPr>
         <w:lock w:val="contentLocked"/>
-        <w:id w:val="818949797"/>
+        <w:id w:val="-1485234217"/>
         <w:tag w:val="goog_rdk_10"/>
       </w:sdtPr>
       <w:sdtContent>
         <w:tbl>
           <w:tblPr>
             <w:tblStyle w:val="Table14"/>
-            <w:tblW w:w="6990.0" w:type="dxa"/>
+            <w:tblW w:w="8250.0" w:type="dxa"/>
             <w:jc w:val="left"/>
-            <w:tblInd w:w="1500.0" w:type="dxa"/>
+            <w:tblInd w:w="660.0" w:type="dxa"/>
             <w:tblBorders>
               <w:top w:color="000000" w:space="0" w:sz="8" w:val="single"/>
               <w:left w:color="000000" w:space="0" w:sz="8" w:val="single"/>
@@ -17429,20 +17675,21 @@
             <w:tblLook w:val="0600"/>
           </w:tblPr>
           <w:tblGrid>
-            <w:gridCol w:w="1875"/>
-            <w:gridCol w:w="2370"/>
-            <w:gridCol w:w="2745"/>
+            <w:gridCol w:w="2130"/>
+            <w:gridCol w:w="2310"/>
+            <w:gridCol w:w="3810"/>
             <w:tblGridChange w:id="0">
               <w:tblGrid>
-                <w:gridCol w:w="1875"/>
-                <w:gridCol w:w="2370"/>
-                <w:gridCol w:w="2745"/>
+                <w:gridCol w:w="2130"/>
+                <w:gridCol w:w="2310"/>
+                <w:gridCol w:w="3810"/>
               </w:tblGrid>
             </w:tblGridChange>
           </w:tblGrid>
           <w:tr>
             <w:trPr>
               <w:cantSplit w:val="0"/>
+              <w:trHeight w:val="56.69291338582678" w:hRule="atLeast"/>
               <w:tblHeader w:val="0"/>
             </w:trPr>
             <w:tc>
@@ -17572,16 +17819,65 @@
           <w:tr>
             <w:trPr>
               <w:cantSplit w:val="0"/>
-              <w:trHeight w:val="448.55468749999994" w:hRule="atLeast"/>
+              <w:trHeight w:val="56.69291338582678" w:hRule="atLeast"/>
               <w:tblHeader w:val="0"/>
             </w:trPr>
             <w:tc>
               <w:tcPr>
+                <w:vMerge w:val="restart"/>
                 <w:tcBorders>
-                  <w:top w:color="000000" w:space="0" w:sz="8" w:val="single"/>
-                  <w:left w:color="000000" w:space="0" w:sz="8" w:val="single"/>
-                  <w:bottom w:color="000000" w:space="0" w:sz="8" w:val="single"/>
-                  <w:right w:color="000000" w:space="0" w:sz="8" w:val="single"/>
+                  <w:top w:color="1f1f1f" w:space="0" w:sz="6" w:val="single"/>
+                  <w:left w:color="1f1f1f" w:space="0" w:sz="6" w:val="single"/>
+                  <w:bottom w:color="1f1f1f" w:space="0" w:sz="6" w:val="single"/>
+                  <w:right w:color="1f1f1f" w:space="0" w:sz="6" w:val="single"/>
+                </w:tcBorders>
+                <w:tcMar>
+                  <w:top w:w="56.69291338582678" w:type="dxa"/>
+                  <w:left w:w="56.69291338582678" w:type="dxa"/>
+                  <w:bottom w:w="56.69291338582678" w:type="dxa"/>
+                  <w:right w:w="56.69291338582678" w:type="dxa"/>
+                </w:tcMar>
+                <w:vAlign w:val="center"/>
+              </w:tcPr>
+              <w:p>
+                <w:pPr>
+                  <w:widowControl w:val="0"/>
+                  <w:pBdr>
+                    <w:top w:color="auto" w:space="0" w:sz="0" w:val="none"/>
+                    <w:left w:color="auto" w:space="0" w:sz="0" w:val="none"/>
+                    <w:bottom w:color="auto" w:space="0" w:sz="0" w:val="none"/>
+                    <w:right w:color="auto" w:space="0" w:sz="0" w:val="none"/>
+                    <w:between w:color="auto" w:space="0" w:sz="0" w:val="none"/>
+                  </w:pBdr>
+                  <w:spacing w:after="0" w:line="276" w:lineRule="auto"/>
+                  <w:jc w:val="center"/>
+                  <w:rPr>
+                    <w:rFonts w:ascii="Times New Roman" w:cs="Times New Roman" w:eastAsia="Times New Roman" w:hAnsi="Times New Roman"/>
+                    <w:b w:val="1"/>
+                    <w:bCs w:val="1"/>
+                    <w:color w:val="1f1f1f"/>
+                  </w:rPr>
+                </w:pPr>
+                <w:r>
+                  <w:rPr>
+                    <w:rFonts w:ascii="Times New Roman" w:cs="Times New Roman" w:eastAsia="Times New Roman" w:hAnsi="Times New Roman"/>
+                    <w:b w:val="1"/>
+                    <w:bCs w:val="1"/>
+                    <w:color w:val="1f1f1f"/>
+                    <w:rtl w:val="0"/>
+                  </w:rPr>
+                  <w:t xml:space="preserve">Hito 1: Análisis</w:t>
+                </w:r>
+              </w:p>
+            </w:tc>
+            <w:tc>
+              <w:tcPr>
+                <w:vMerge w:val="restart"/>
+                <w:tcBorders>
+                  <w:top w:color="1f1f1f" w:space="0" w:sz="6" w:val="single"/>
+                  <w:left w:color="1f1f1f" w:space="0" w:sz="6" w:val="single"/>
+                  <w:bottom w:color="1f1f1f" w:space="0" w:sz="6" w:val="single"/>
+                  <w:right w:color="1f1f1f" w:space="0" w:sz="6" w:val="single"/>
                 </w:tcBorders>
                 <w:tcMar>
                   <w:top w:w="56.69291338582678" w:type="dxa"/>
@@ -17607,17 +17903,1259 @@
                     <w:color w:val="1f1f1f"/>
                     <w:rtl w:val="0"/>
                   </w:rPr>
-                  <w:t xml:space="preserve">Soporte</w:t>
+                  <w:t xml:space="preserve">Línea Base 01: Requisitos y Alcance</w:t>
                 </w:r>
               </w:p>
             </w:tc>
             <w:tc>
               <w:tcPr>
                 <w:tcBorders>
-                  <w:top w:color="000000" w:space="0" w:sz="8" w:val="single"/>
-                  <w:left w:color="000000" w:space="0" w:sz="8" w:val="single"/>
-                  <w:bottom w:color="000000" w:space="0" w:sz="8" w:val="single"/>
-                  <w:right w:color="000000" w:space="0" w:sz="8" w:val="single"/>
+                  <w:top w:color="1f1f1f" w:space="0" w:sz="6" w:val="single"/>
+                  <w:left w:color="1f1f1f" w:space="0" w:sz="6" w:val="single"/>
+                  <w:bottom w:color="1f1f1f" w:space="0" w:sz="6" w:val="single"/>
+                  <w:right w:color="1f1f1f" w:space="0" w:sz="6" w:val="single"/>
+                </w:tcBorders>
+                <w:tcMar>
+                  <w:top w:w="56.69291338582678" w:type="dxa"/>
+                  <w:left w:w="56.69291338582678" w:type="dxa"/>
+                  <w:bottom w:w="56.69291338582678" w:type="dxa"/>
+                  <w:right w:w="56.69291338582678" w:type="dxa"/>
+                </w:tcMar>
+                <w:vAlign w:val="center"/>
+              </w:tcPr>
+              <w:p>
+                <w:pPr>
+                  <w:widowControl w:val="0"/>
+                  <w:pBdr>
+                    <w:top w:color="auto" w:space="0" w:sz="0" w:val="none"/>
+                    <w:left w:color="auto" w:space="0" w:sz="0" w:val="none"/>
+                    <w:bottom w:color="auto" w:space="0" w:sz="0" w:val="none"/>
+                    <w:right w:color="auto" w:space="0" w:sz="0" w:val="none"/>
+                    <w:between w:color="auto" w:space="0" w:sz="0" w:val="none"/>
+                  </w:pBdr>
+                  <w:spacing w:after="0" w:line="276" w:lineRule="auto"/>
+                  <w:jc w:val="center"/>
+                  <w:rPr>
+                    <w:rFonts w:ascii="Times New Roman" w:cs="Times New Roman" w:eastAsia="Times New Roman" w:hAnsi="Times New Roman"/>
+                    <w:color w:val="1f1f1f"/>
+                  </w:rPr>
+                </w:pPr>
+                <w:r>
+                  <w:rPr>
+                    <w:rFonts w:ascii="Times New Roman" w:cs="Times New Roman" w:eastAsia="Times New Roman" w:hAnsi="Times New Roman"/>
+                    <w:color w:val="1f1f1f"/>
+                    <w:rtl w:val="0"/>
+                  </w:rPr>
+                  <w:t xml:space="preserve">Project Charter (</w:t>
+                </w:r>
+                <w:r>
+                  <w:rPr>
+                    <w:rFonts w:ascii="Times New Roman" w:cs="Times New Roman" w:eastAsia="Times New Roman" w:hAnsi="Times New Roman"/>
+                    <w:color w:val="444746"/>
+                    <w:shd w:fill="e9eef6" w:val="clear"/>
+                    <w:rtl w:val="0"/>
+                  </w:rPr>
+                  <w:t xml:space="preserve">CACIF-PC.docx</w:t>
+                </w:r>
+                <w:r>
+                  <w:rPr>
+                    <w:rFonts w:ascii="Times New Roman" w:cs="Times New Roman" w:eastAsia="Times New Roman" w:hAnsi="Times New Roman"/>
+                    <w:color w:val="1f1f1f"/>
+                    <w:rtl w:val="0"/>
+                  </w:rPr>
+                  <w:t xml:space="preserve">)</w:t>
+                </w:r>
+              </w:p>
+            </w:tc>
+          </w:tr>
+          <w:tr>
+            <w:trPr>
+              <w:cantSplit w:val="0"/>
+              <w:trHeight w:val="56.69291338582678" w:hRule="atLeast"/>
+              <w:tblHeader w:val="0"/>
+            </w:trPr>
+            <w:tc>
+              <w:tcPr>
+                <w:vMerge w:val="continue"/>
+                <w:tcBorders>
+                  <w:top w:color="1f1f1f" w:space="0" w:sz="6" w:val="single"/>
+                  <w:left w:color="1f1f1f" w:space="0" w:sz="6" w:val="single"/>
+                  <w:bottom w:color="1f1f1f" w:space="0" w:sz="6" w:val="single"/>
+                  <w:right w:color="1f1f1f" w:space="0" w:sz="6" w:val="single"/>
+                </w:tcBorders>
+                <w:tcMar>
+                  <w:top w:w="56.69291338582678" w:type="dxa"/>
+                  <w:left w:w="56.69291338582678" w:type="dxa"/>
+                  <w:bottom w:w="56.69291338582678" w:type="dxa"/>
+                  <w:right w:w="56.69291338582678" w:type="dxa"/>
+                </w:tcMar>
+                <w:vAlign w:val="center"/>
+              </w:tcPr>
+              <w:p>
+                <w:pPr>
+                  <w:widowControl w:val="0"/>
+                  <w:pBdr>
+                    <w:top w:color="auto" w:space="0" w:sz="0" w:val="none"/>
+                    <w:left w:color="auto" w:space="0" w:sz="0" w:val="none"/>
+                    <w:bottom w:color="auto" w:space="0" w:sz="0" w:val="none"/>
+                    <w:right w:color="auto" w:space="0" w:sz="0" w:val="none"/>
+                    <w:between w:color="auto" w:space="0" w:sz="0" w:val="none"/>
+                  </w:pBdr>
+                  <w:spacing w:after="0" w:before="0" w:line="240" w:lineRule="auto"/>
+                  <w:ind w:left="0" w:firstLine="0"/>
+                  <w:jc w:val="center"/>
+                  <w:rPr>
+                    <w:rFonts w:ascii="Times New Roman" w:cs="Times New Roman" w:eastAsia="Times New Roman" w:hAnsi="Times New Roman"/>
+                    <w:b w:val="1"/>
+                    <w:bCs w:val="1"/>
+                    <w:color w:val="1f1f1f"/>
+                  </w:rPr>
+                </w:pPr>
+                <w:r>
+                  <w:rPr>
+                    <w:rtl w:val="0"/>
+                  </w:rPr>
+                </w:r>
+              </w:p>
+            </w:tc>
+            <w:tc>
+              <w:tcPr>
+                <w:vMerge w:val="continue"/>
+                <w:tcBorders>
+                  <w:top w:color="1f1f1f" w:space="0" w:sz="6" w:val="single"/>
+                  <w:left w:color="1f1f1f" w:space="0" w:sz="6" w:val="single"/>
+                  <w:bottom w:color="1f1f1f" w:space="0" w:sz="6" w:val="single"/>
+                  <w:right w:color="1f1f1f" w:space="0" w:sz="6" w:val="single"/>
+                </w:tcBorders>
+                <w:tcMar>
+                  <w:top w:w="56.69291338582678" w:type="dxa"/>
+                  <w:left w:w="56.69291338582678" w:type="dxa"/>
+                  <w:bottom w:w="56.69291338582678" w:type="dxa"/>
+                  <w:right w:w="56.69291338582678" w:type="dxa"/>
+                </w:tcMar>
+                <w:vAlign w:val="center"/>
+              </w:tcPr>
+              <w:p>
+                <w:pPr>
+                  <w:widowControl w:val="0"/>
+                  <w:spacing w:after="0" w:before="0" w:line="240" w:lineRule="auto"/>
+                  <w:ind w:left="0" w:firstLine="0"/>
+                  <w:jc w:val="center"/>
+                  <w:rPr>
+                    <w:rFonts w:ascii="Times New Roman" w:cs="Times New Roman" w:eastAsia="Times New Roman" w:hAnsi="Times New Roman"/>
+                    <w:color w:val="1f1f1f"/>
+                  </w:rPr>
+                </w:pPr>
+                <w:r>
+                  <w:rPr>
+                    <w:rtl w:val="0"/>
+                  </w:rPr>
+                </w:r>
+              </w:p>
+            </w:tc>
+            <w:tc>
+              <w:tcPr>
+                <w:tcBorders>
+                  <w:top w:color="1f1f1f" w:space="0" w:sz="6" w:val="single"/>
+                  <w:left w:color="1f1f1f" w:space="0" w:sz="6" w:val="single"/>
+                  <w:bottom w:color="1f1f1f" w:space="0" w:sz="6" w:val="single"/>
+                  <w:right w:color="1f1f1f" w:space="0" w:sz="6" w:val="single"/>
+                </w:tcBorders>
+                <w:tcMar>
+                  <w:top w:w="56.69291338582678" w:type="dxa"/>
+                  <w:left w:w="56.69291338582678" w:type="dxa"/>
+                  <w:bottom w:w="56.69291338582678" w:type="dxa"/>
+                  <w:right w:w="56.69291338582678" w:type="dxa"/>
+                </w:tcMar>
+                <w:vAlign w:val="center"/>
+              </w:tcPr>
+              <w:p>
+                <w:pPr>
+                  <w:widowControl w:val="0"/>
+                  <w:pBdr>
+                    <w:top w:color="auto" w:space="0" w:sz="0" w:val="none"/>
+                    <w:left w:color="auto" w:space="0" w:sz="0" w:val="none"/>
+                    <w:bottom w:color="auto" w:space="0" w:sz="0" w:val="none"/>
+                    <w:right w:color="auto" w:space="0" w:sz="0" w:val="none"/>
+                    <w:between w:color="auto" w:space="0" w:sz="0" w:val="none"/>
+                  </w:pBdr>
+                  <w:spacing w:after="0" w:line="276" w:lineRule="auto"/>
+                  <w:jc w:val="center"/>
+                  <w:rPr>
+                    <w:rFonts w:ascii="Times New Roman" w:cs="Times New Roman" w:eastAsia="Times New Roman" w:hAnsi="Times New Roman"/>
+                    <w:color w:val="1f1f1f"/>
+                  </w:rPr>
+                </w:pPr>
+                <w:r>
+                  <w:rPr>
+                    <w:rFonts w:ascii="Times New Roman" w:cs="Times New Roman" w:eastAsia="Times New Roman" w:hAnsi="Times New Roman"/>
+                    <w:color w:val="1f1f1f"/>
+                    <w:rtl w:val="0"/>
+                  </w:rPr>
+                  <w:t xml:space="preserve">Matriz de Requisitos (</w:t>
+                </w:r>
+                <w:r>
+                  <w:rPr>
+                    <w:rFonts w:ascii="Times New Roman" w:cs="Times New Roman" w:eastAsia="Times New Roman" w:hAnsi="Times New Roman"/>
+                    <w:color w:val="444746"/>
+                    <w:shd w:fill="e9eef6" w:val="clear"/>
+                    <w:rtl w:val="0"/>
+                  </w:rPr>
+                  <w:t xml:space="preserve">CACIF-MR.xlsx</w:t>
+                </w:r>
+                <w:r>
+                  <w:rPr>
+                    <w:rFonts w:ascii="Times New Roman" w:cs="Times New Roman" w:eastAsia="Times New Roman" w:hAnsi="Times New Roman"/>
+                    <w:color w:val="1f1f1f"/>
+                    <w:rtl w:val="0"/>
+                  </w:rPr>
+                  <w:t xml:space="preserve">)</w:t>
+                </w:r>
+              </w:p>
+            </w:tc>
+          </w:tr>
+          <w:tr>
+            <w:trPr>
+              <w:cantSplit w:val="0"/>
+              <w:trHeight w:val="56.69291338582678" w:hRule="atLeast"/>
+              <w:tblHeader w:val="0"/>
+            </w:trPr>
+            <w:tc>
+              <w:tcPr>
+                <w:vMerge w:val="continue"/>
+                <w:tcBorders>
+                  <w:top w:color="1f1f1f" w:space="0" w:sz="6" w:val="single"/>
+                  <w:left w:color="1f1f1f" w:space="0" w:sz="6" w:val="single"/>
+                  <w:bottom w:color="1f1f1f" w:space="0" w:sz="6" w:val="single"/>
+                  <w:right w:color="1f1f1f" w:space="0" w:sz="6" w:val="single"/>
+                </w:tcBorders>
+                <w:tcMar>
+                  <w:top w:w="56.69291338582678" w:type="dxa"/>
+                  <w:left w:w="56.69291338582678" w:type="dxa"/>
+                  <w:bottom w:w="56.69291338582678" w:type="dxa"/>
+                  <w:right w:w="56.69291338582678" w:type="dxa"/>
+                </w:tcMar>
+                <w:vAlign w:val="center"/>
+              </w:tcPr>
+              <w:p>
+                <w:pPr>
+                  <w:widowControl w:val="0"/>
+                  <w:pBdr>
+                    <w:top w:color="auto" w:space="0" w:sz="0" w:val="none"/>
+                    <w:left w:color="auto" w:space="0" w:sz="0" w:val="none"/>
+                    <w:bottom w:color="auto" w:space="0" w:sz="0" w:val="none"/>
+                    <w:right w:color="auto" w:space="0" w:sz="0" w:val="none"/>
+                    <w:between w:color="auto" w:space="0" w:sz="0" w:val="none"/>
+                  </w:pBdr>
+                  <w:spacing w:after="0" w:before="0" w:line="240" w:lineRule="auto"/>
+                  <w:ind w:left="0" w:firstLine="0"/>
+                  <w:jc w:val="center"/>
+                  <w:rPr>
+                    <w:rFonts w:ascii="Times New Roman" w:cs="Times New Roman" w:eastAsia="Times New Roman" w:hAnsi="Times New Roman"/>
+                    <w:b w:val="1"/>
+                    <w:bCs w:val="1"/>
+                    <w:color w:val="1f1f1f"/>
+                  </w:rPr>
+                </w:pPr>
+                <w:r>
+                  <w:rPr>
+                    <w:rtl w:val="0"/>
+                  </w:rPr>
+                </w:r>
+              </w:p>
+            </w:tc>
+            <w:tc>
+              <w:tcPr>
+                <w:vMerge w:val="continue"/>
+                <w:tcBorders>
+                  <w:top w:color="1f1f1f" w:space="0" w:sz="6" w:val="single"/>
+                  <w:left w:color="1f1f1f" w:space="0" w:sz="6" w:val="single"/>
+                  <w:bottom w:color="1f1f1f" w:space="0" w:sz="6" w:val="single"/>
+                  <w:right w:color="1f1f1f" w:space="0" w:sz="6" w:val="single"/>
+                </w:tcBorders>
+                <w:tcMar>
+                  <w:top w:w="56.69291338582678" w:type="dxa"/>
+                  <w:left w:w="56.69291338582678" w:type="dxa"/>
+                  <w:bottom w:w="56.69291338582678" w:type="dxa"/>
+                  <w:right w:w="56.69291338582678" w:type="dxa"/>
+                </w:tcMar>
+                <w:vAlign w:val="center"/>
+              </w:tcPr>
+              <w:p>
+                <w:pPr>
+                  <w:widowControl w:val="0"/>
+                  <w:spacing w:after="0" w:before="0" w:line="240" w:lineRule="auto"/>
+                  <w:ind w:left="0" w:firstLine="0"/>
+                  <w:jc w:val="center"/>
+                  <w:rPr>
+                    <w:rFonts w:ascii="Times New Roman" w:cs="Times New Roman" w:eastAsia="Times New Roman" w:hAnsi="Times New Roman"/>
+                    <w:color w:val="1f1f1f"/>
+                  </w:rPr>
+                </w:pPr>
+                <w:r>
+                  <w:rPr>
+                    <w:rtl w:val="0"/>
+                  </w:rPr>
+                </w:r>
+              </w:p>
+            </w:tc>
+            <w:tc>
+              <w:tcPr>
+                <w:tcBorders>
+                  <w:top w:color="1f1f1f" w:space="0" w:sz="6" w:val="single"/>
+                  <w:left w:color="1f1f1f" w:space="0" w:sz="6" w:val="single"/>
+                  <w:bottom w:color="1f1f1f" w:space="0" w:sz="6" w:val="single"/>
+                  <w:right w:color="1f1f1f" w:space="0" w:sz="6" w:val="single"/>
+                </w:tcBorders>
+                <w:tcMar>
+                  <w:top w:w="56.69291338582678" w:type="dxa"/>
+                  <w:left w:w="56.69291338582678" w:type="dxa"/>
+                  <w:bottom w:w="56.69291338582678" w:type="dxa"/>
+                  <w:right w:w="56.69291338582678" w:type="dxa"/>
+                </w:tcMar>
+                <w:vAlign w:val="center"/>
+              </w:tcPr>
+              <w:p>
+                <w:pPr>
+                  <w:widowControl w:val="0"/>
+                  <w:pBdr>
+                    <w:top w:color="auto" w:space="0" w:sz="0" w:val="none"/>
+                    <w:left w:color="auto" w:space="0" w:sz="0" w:val="none"/>
+                    <w:bottom w:color="auto" w:space="0" w:sz="0" w:val="none"/>
+                    <w:right w:color="auto" w:space="0" w:sz="0" w:val="none"/>
+                    <w:between w:color="auto" w:space="0" w:sz="0" w:val="none"/>
+                  </w:pBdr>
+                  <w:spacing w:after="0" w:line="276" w:lineRule="auto"/>
+                  <w:jc w:val="center"/>
+                  <w:rPr>
+                    <w:rFonts w:ascii="Times New Roman" w:cs="Times New Roman" w:eastAsia="Times New Roman" w:hAnsi="Times New Roman"/>
+                    <w:color w:val="1f1f1f"/>
+                  </w:rPr>
+                </w:pPr>
+                <w:r>
+                  <w:rPr>
+                    <w:rFonts w:ascii="Times New Roman" w:cs="Times New Roman" w:eastAsia="Times New Roman" w:hAnsi="Times New Roman"/>
+                    <w:color w:val="1f1f1f"/>
+                    <w:rtl w:val="0"/>
+                  </w:rPr>
+                  <w:t xml:space="preserve">Requisitos No Funcionales (</w:t>
+                </w:r>
+                <w:r>
+                  <w:rPr>
+                    <w:rFonts w:ascii="Times New Roman" w:cs="Times New Roman" w:eastAsia="Times New Roman" w:hAnsi="Times New Roman"/>
+                    <w:color w:val="444746"/>
+                    <w:shd w:fill="e9eef6" w:val="clear"/>
+                    <w:rtl w:val="0"/>
+                  </w:rPr>
+                  <w:t xml:space="preserve">CACIF-RNF.xlsx</w:t>
+                </w:r>
+                <w:r>
+                  <w:rPr>
+                    <w:rFonts w:ascii="Times New Roman" w:cs="Times New Roman" w:eastAsia="Times New Roman" w:hAnsi="Times New Roman"/>
+                    <w:color w:val="1f1f1f"/>
+                    <w:rtl w:val="0"/>
+                  </w:rPr>
+                  <w:t xml:space="preserve">)</w:t>
+                </w:r>
+              </w:p>
+            </w:tc>
+          </w:tr>
+          <w:tr>
+            <w:trPr>
+              <w:cantSplit w:val="0"/>
+              <w:trHeight w:val="56.69291338582678" w:hRule="atLeast"/>
+              <w:tblHeader w:val="0"/>
+            </w:trPr>
+            <w:tc>
+              <w:tcPr>
+                <w:vMerge w:val="continue"/>
+                <w:tcBorders>
+                  <w:top w:color="1f1f1f" w:space="0" w:sz="6" w:val="single"/>
+                  <w:left w:color="1f1f1f" w:space="0" w:sz="6" w:val="single"/>
+                  <w:bottom w:color="1f1f1f" w:space="0" w:sz="6" w:val="single"/>
+                  <w:right w:color="1f1f1f" w:space="0" w:sz="6" w:val="single"/>
+                </w:tcBorders>
+                <w:tcMar>
+                  <w:top w:w="56.69291338582678" w:type="dxa"/>
+                  <w:left w:w="56.69291338582678" w:type="dxa"/>
+                  <w:bottom w:w="56.69291338582678" w:type="dxa"/>
+                  <w:right w:w="56.69291338582678" w:type="dxa"/>
+                </w:tcMar>
+                <w:vAlign w:val="center"/>
+              </w:tcPr>
+              <w:p>
+                <w:pPr>
+                  <w:widowControl w:val="0"/>
+                  <w:pBdr>
+                    <w:top w:color="auto" w:space="0" w:sz="0" w:val="none"/>
+                    <w:left w:color="auto" w:space="0" w:sz="0" w:val="none"/>
+                    <w:bottom w:color="auto" w:space="0" w:sz="0" w:val="none"/>
+                    <w:right w:color="auto" w:space="0" w:sz="0" w:val="none"/>
+                    <w:between w:color="auto" w:space="0" w:sz="0" w:val="none"/>
+                  </w:pBdr>
+                  <w:spacing w:after="0" w:before="0" w:line="240" w:lineRule="auto"/>
+                  <w:ind w:left="0" w:firstLine="0"/>
+                  <w:jc w:val="center"/>
+                  <w:rPr>
+                    <w:rFonts w:ascii="Times New Roman" w:cs="Times New Roman" w:eastAsia="Times New Roman" w:hAnsi="Times New Roman"/>
+                    <w:b w:val="1"/>
+                    <w:bCs w:val="1"/>
+                    <w:color w:val="1f1f1f"/>
+                  </w:rPr>
+                </w:pPr>
+                <w:r>
+                  <w:rPr>
+                    <w:rtl w:val="0"/>
+                  </w:rPr>
+                </w:r>
+              </w:p>
+            </w:tc>
+            <w:tc>
+              <w:tcPr>
+                <w:vMerge w:val="continue"/>
+                <w:tcBorders>
+                  <w:top w:color="1f1f1f" w:space="0" w:sz="6" w:val="single"/>
+                  <w:left w:color="1f1f1f" w:space="0" w:sz="6" w:val="single"/>
+                  <w:bottom w:color="1f1f1f" w:space="0" w:sz="6" w:val="single"/>
+                  <w:right w:color="1f1f1f" w:space="0" w:sz="6" w:val="single"/>
+                </w:tcBorders>
+                <w:tcMar>
+                  <w:top w:w="56.69291338582678" w:type="dxa"/>
+                  <w:left w:w="56.69291338582678" w:type="dxa"/>
+                  <w:bottom w:w="56.69291338582678" w:type="dxa"/>
+                  <w:right w:w="56.69291338582678" w:type="dxa"/>
+                </w:tcMar>
+                <w:vAlign w:val="center"/>
+              </w:tcPr>
+              <w:p>
+                <w:pPr>
+                  <w:widowControl w:val="0"/>
+                  <w:spacing w:after="0" w:before="0" w:line="240" w:lineRule="auto"/>
+                  <w:ind w:left="0" w:firstLine="0"/>
+                  <w:jc w:val="center"/>
+                  <w:rPr>
+                    <w:rFonts w:ascii="Times New Roman" w:cs="Times New Roman" w:eastAsia="Times New Roman" w:hAnsi="Times New Roman"/>
+                    <w:color w:val="1f1f1f"/>
+                  </w:rPr>
+                </w:pPr>
+                <w:r>
+                  <w:rPr>
+                    <w:rtl w:val="0"/>
+                  </w:rPr>
+                </w:r>
+              </w:p>
+            </w:tc>
+            <w:tc>
+              <w:tcPr>
+                <w:tcBorders>
+                  <w:top w:color="1f1f1f" w:space="0" w:sz="6" w:val="single"/>
+                  <w:left w:color="1f1f1f" w:space="0" w:sz="6" w:val="single"/>
+                  <w:bottom w:color="1f1f1f" w:space="0" w:sz="6" w:val="single"/>
+                  <w:right w:color="1f1f1f" w:space="0" w:sz="6" w:val="single"/>
+                </w:tcBorders>
+                <w:tcMar>
+                  <w:top w:w="56.69291338582678" w:type="dxa"/>
+                  <w:left w:w="56.69291338582678" w:type="dxa"/>
+                  <w:bottom w:w="56.69291338582678" w:type="dxa"/>
+                  <w:right w:w="56.69291338582678" w:type="dxa"/>
+                </w:tcMar>
+                <w:vAlign w:val="center"/>
+              </w:tcPr>
+              <w:p>
+                <w:pPr>
+                  <w:widowControl w:val="0"/>
+                  <w:pBdr>
+                    <w:top w:color="auto" w:space="0" w:sz="0" w:val="none"/>
+                    <w:left w:color="auto" w:space="0" w:sz="0" w:val="none"/>
+                    <w:bottom w:color="auto" w:space="0" w:sz="0" w:val="none"/>
+                    <w:right w:color="auto" w:space="0" w:sz="0" w:val="none"/>
+                    <w:between w:color="auto" w:space="0" w:sz="0" w:val="none"/>
+                  </w:pBdr>
+                  <w:spacing w:after="0" w:line="276" w:lineRule="auto"/>
+                  <w:jc w:val="center"/>
+                  <w:rPr>
+                    <w:rFonts w:ascii="Times New Roman" w:cs="Times New Roman" w:eastAsia="Times New Roman" w:hAnsi="Times New Roman"/>
+                    <w:color w:val="1f1f1f"/>
+                  </w:rPr>
+                </w:pPr>
+                <w:r>
+                  <w:rPr>
+                    <w:rFonts w:ascii="Times New Roman" w:cs="Times New Roman" w:eastAsia="Times New Roman" w:hAnsi="Times New Roman"/>
+                    <w:color w:val="1f1f1f"/>
+                    <w:rtl w:val="0"/>
+                  </w:rPr>
+                  <w:t xml:space="preserve">Documento de Negocio (</w:t>
+                </w:r>
+                <w:r>
+                  <w:rPr>
+                    <w:rFonts w:ascii="Times New Roman" w:cs="Times New Roman" w:eastAsia="Times New Roman" w:hAnsi="Times New Roman"/>
+                    <w:color w:val="444746"/>
+                    <w:shd w:fill="e9eef6" w:val="clear"/>
+                    <w:rtl w:val="0"/>
+                  </w:rPr>
+                  <w:t xml:space="preserve">CACIF-DN.docx</w:t>
+                </w:r>
+                <w:r>
+                  <w:rPr>
+                    <w:rFonts w:ascii="Times New Roman" w:cs="Times New Roman" w:eastAsia="Times New Roman" w:hAnsi="Times New Roman"/>
+                    <w:color w:val="1f1f1f"/>
+                    <w:rtl w:val="0"/>
+                  </w:rPr>
+                  <w:t xml:space="preserve">)</w:t>
+                </w:r>
+              </w:p>
+            </w:tc>
+          </w:tr>
+          <w:tr>
+            <w:trPr>
+              <w:cantSplit w:val="0"/>
+              <w:trHeight w:val="838.5908203125001" w:hRule="atLeast"/>
+              <w:tblHeader w:val="0"/>
+            </w:trPr>
+            <w:tc>
+              <w:tcPr>
+                <w:vMerge w:val="continue"/>
+                <w:tcBorders>
+                  <w:top w:color="1f1f1f" w:space="0" w:sz="6" w:val="single"/>
+                  <w:left w:color="1f1f1f" w:space="0" w:sz="6" w:val="single"/>
+                  <w:bottom w:color="1f1f1f" w:space="0" w:sz="6" w:val="single"/>
+                  <w:right w:color="1f1f1f" w:space="0" w:sz="6" w:val="single"/>
+                </w:tcBorders>
+                <w:tcMar>
+                  <w:top w:w="56.69291338582678" w:type="dxa"/>
+                  <w:left w:w="56.69291338582678" w:type="dxa"/>
+                  <w:bottom w:w="56.69291338582678" w:type="dxa"/>
+                  <w:right w:w="56.69291338582678" w:type="dxa"/>
+                </w:tcMar>
+                <w:vAlign w:val="center"/>
+              </w:tcPr>
+              <w:p>
+                <w:pPr>
+                  <w:widowControl w:val="0"/>
+                  <w:pBdr>
+                    <w:top w:color="auto" w:space="0" w:sz="0" w:val="none"/>
+                    <w:left w:color="auto" w:space="0" w:sz="0" w:val="none"/>
+                    <w:bottom w:color="auto" w:space="0" w:sz="0" w:val="none"/>
+                    <w:right w:color="auto" w:space="0" w:sz="0" w:val="none"/>
+                    <w:between w:color="auto" w:space="0" w:sz="0" w:val="none"/>
+                  </w:pBdr>
+                  <w:spacing w:after="0" w:before="0" w:line="240" w:lineRule="auto"/>
+                  <w:ind w:left="0" w:firstLine="0"/>
+                  <w:jc w:val="center"/>
+                  <w:rPr>
+                    <w:rFonts w:ascii="Times New Roman" w:cs="Times New Roman" w:eastAsia="Times New Roman" w:hAnsi="Times New Roman"/>
+                    <w:b w:val="1"/>
+                    <w:bCs w:val="1"/>
+                    <w:color w:val="1f1f1f"/>
+                  </w:rPr>
+                </w:pPr>
+                <w:r>
+                  <w:rPr>
+                    <w:rtl w:val="0"/>
+                  </w:rPr>
+                </w:r>
+              </w:p>
+            </w:tc>
+            <w:tc>
+              <w:tcPr>
+                <w:vMerge w:val="continue"/>
+                <w:tcBorders>
+                  <w:top w:color="1f1f1f" w:space="0" w:sz="6" w:val="single"/>
+                  <w:left w:color="1f1f1f" w:space="0" w:sz="6" w:val="single"/>
+                  <w:bottom w:color="1f1f1f" w:space="0" w:sz="6" w:val="single"/>
+                  <w:right w:color="1f1f1f" w:space="0" w:sz="6" w:val="single"/>
+                </w:tcBorders>
+                <w:tcMar>
+                  <w:top w:w="56.69291338582678" w:type="dxa"/>
+                  <w:left w:w="56.69291338582678" w:type="dxa"/>
+                  <w:bottom w:w="56.69291338582678" w:type="dxa"/>
+                  <w:right w:w="56.69291338582678" w:type="dxa"/>
+                </w:tcMar>
+                <w:vAlign w:val="center"/>
+              </w:tcPr>
+              <w:p>
+                <w:pPr>
+                  <w:widowControl w:val="0"/>
+                  <w:spacing w:after="0" w:before="0" w:line="240" w:lineRule="auto"/>
+                  <w:ind w:left="0" w:firstLine="0"/>
+                  <w:jc w:val="center"/>
+                  <w:rPr>
+                    <w:rFonts w:ascii="Times New Roman" w:cs="Times New Roman" w:eastAsia="Times New Roman" w:hAnsi="Times New Roman"/>
+                    <w:color w:val="1f1f1f"/>
+                  </w:rPr>
+                </w:pPr>
+                <w:r>
+                  <w:rPr>
+                    <w:rtl w:val="0"/>
+                  </w:rPr>
+                </w:r>
+              </w:p>
+            </w:tc>
+            <w:tc>
+              <w:tcPr>
+                <w:tcBorders>
+                  <w:top w:color="1f1f1f" w:space="0" w:sz="6" w:val="single"/>
+                  <w:left w:color="1f1f1f" w:space="0" w:sz="6" w:val="single"/>
+                  <w:bottom w:color="1f1f1f" w:space="0" w:sz="6" w:val="single"/>
+                  <w:right w:color="1f1f1f" w:space="0" w:sz="6" w:val="single"/>
+                </w:tcBorders>
+                <w:tcMar>
+                  <w:top w:w="56.69291338582678" w:type="dxa"/>
+                  <w:left w:w="56.69291338582678" w:type="dxa"/>
+                  <w:bottom w:w="56.69291338582678" w:type="dxa"/>
+                  <w:right w:w="56.69291338582678" w:type="dxa"/>
+                </w:tcMar>
+                <w:vAlign w:val="center"/>
+              </w:tcPr>
+              <w:p>
+                <w:pPr>
+                  <w:widowControl w:val="0"/>
+                  <w:pBdr>
+                    <w:top w:color="auto" w:space="0" w:sz="0" w:val="none"/>
+                    <w:left w:color="auto" w:space="0" w:sz="0" w:val="none"/>
+                    <w:bottom w:color="auto" w:space="0" w:sz="0" w:val="none"/>
+                    <w:right w:color="auto" w:space="0" w:sz="0" w:val="none"/>
+                    <w:between w:color="auto" w:space="0" w:sz="0" w:val="none"/>
+                  </w:pBdr>
+                  <w:spacing w:after="0" w:line="276" w:lineRule="auto"/>
+                  <w:jc w:val="center"/>
+                  <w:rPr>
+                    <w:rFonts w:ascii="Times New Roman" w:cs="Times New Roman" w:eastAsia="Times New Roman" w:hAnsi="Times New Roman"/>
+                    <w:color w:val="1f1f1f"/>
+                  </w:rPr>
+                </w:pPr>
+                <w:r>
+                  <w:rPr>
+                    <w:rFonts w:ascii="Times New Roman" w:cs="Times New Roman" w:eastAsia="Times New Roman" w:hAnsi="Times New Roman"/>
+                    <w:color w:val="1f1f1f"/>
+                    <w:rtl w:val="0"/>
+                  </w:rPr>
+                  <w:t xml:space="preserve">Caso de Uso 01</w:t>
+                </w:r>
+              </w:p>
+              <w:p>
+                <w:pPr>
+                  <w:widowControl w:val="0"/>
+                  <w:pBdr>
+                    <w:top w:color="auto" w:space="0" w:sz="0" w:val="none"/>
+                    <w:left w:color="auto" w:space="0" w:sz="0" w:val="none"/>
+                    <w:bottom w:color="auto" w:space="0" w:sz="0" w:val="none"/>
+                    <w:right w:color="auto" w:space="0" w:sz="0" w:val="none"/>
+                    <w:between w:color="auto" w:space="0" w:sz="0" w:val="none"/>
+                  </w:pBdr>
+                  <w:spacing w:after="0" w:line="276" w:lineRule="auto"/>
+                  <w:jc w:val="center"/>
+                  <w:rPr>
+                    <w:rFonts w:ascii="Times New Roman" w:cs="Times New Roman" w:eastAsia="Times New Roman" w:hAnsi="Times New Roman"/>
+                    <w:color w:val="1f1f1f"/>
+                  </w:rPr>
+                </w:pPr>
+                <w:r>
+                  <w:rPr>
+                    <w:rFonts w:ascii="Times New Roman" w:cs="Times New Roman" w:eastAsia="Times New Roman" w:hAnsi="Times New Roman"/>
+                    <w:color w:val="1f1f1f"/>
+                    <w:rtl w:val="0"/>
+                  </w:rPr>
+                  <w:t xml:space="preserve">(</w:t>
+                </w:r>
+                <w:r>
+                  <w:rPr>
+                    <w:rFonts w:ascii="Times New Roman" w:cs="Times New Roman" w:eastAsia="Times New Roman" w:hAnsi="Times New Roman"/>
+                    <w:color w:val="444746"/>
+                    <w:shd w:fill="e9eef6" w:val="clear"/>
+                    <w:rtl w:val="0"/>
+                  </w:rPr>
+                  <w:t xml:space="preserve">CACIF-CU01.docx</w:t>
+                </w:r>
+                <w:r>
+                  <w:rPr>
+                    <w:rFonts w:ascii="Times New Roman" w:cs="Times New Roman" w:eastAsia="Times New Roman" w:hAnsi="Times New Roman"/>
+                    <w:color w:val="1f1f1f"/>
+                    <w:rtl w:val="0"/>
+                  </w:rPr>
+                  <w:t xml:space="preserve">)</w:t>
+                </w:r>
+              </w:p>
+            </w:tc>
+          </w:tr>
+          <w:tr>
+            <w:trPr>
+              <w:cantSplit w:val="0"/>
+              <w:trHeight w:val="838.5908203125001" w:hRule="atLeast"/>
+              <w:tblHeader w:val="0"/>
+            </w:trPr>
+            <w:tc>
+              <w:tcPr>
+                <w:vMerge w:val="continue"/>
+                <w:tcBorders>
+                  <w:top w:color="1f1f1f" w:space="0" w:sz="6" w:val="single"/>
+                  <w:left w:color="1f1f1f" w:space="0" w:sz="6" w:val="single"/>
+                  <w:bottom w:color="1f1f1f" w:space="0" w:sz="6" w:val="single"/>
+                  <w:right w:color="1f1f1f" w:space="0" w:sz="6" w:val="single"/>
+                </w:tcBorders>
+                <w:tcMar>
+                  <w:top w:w="56.69291338582678" w:type="dxa"/>
+                  <w:left w:w="56.69291338582678" w:type="dxa"/>
+                  <w:bottom w:w="56.69291338582678" w:type="dxa"/>
+                  <w:right w:w="56.69291338582678" w:type="dxa"/>
+                </w:tcMar>
+                <w:vAlign w:val="center"/>
+              </w:tcPr>
+              <w:p>
+                <w:pPr>
+                  <w:widowControl w:val="0"/>
+                  <w:pBdr>
+                    <w:top w:color="auto" w:space="0" w:sz="0" w:val="none"/>
+                    <w:left w:color="auto" w:space="0" w:sz="0" w:val="none"/>
+                    <w:bottom w:color="auto" w:space="0" w:sz="0" w:val="none"/>
+                    <w:right w:color="auto" w:space="0" w:sz="0" w:val="none"/>
+                    <w:between w:color="auto" w:space="0" w:sz="0" w:val="none"/>
+                  </w:pBdr>
+                  <w:spacing w:after="0" w:before="0" w:line="240" w:lineRule="auto"/>
+                  <w:ind w:left="0" w:firstLine="0"/>
+                  <w:jc w:val="center"/>
+                  <w:rPr>
+                    <w:rFonts w:ascii="Times New Roman" w:cs="Times New Roman" w:eastAsia="Times New Roman" w:hAnsi="Times New Roman"/>
+                    <w:b w:val="1"/>
+                    <w:bCs w:val="1"/>
+                    <w:color w:val="1f1f1f"/>
+                  </w:rPr>
+                </w:pPr>
+                <w:r>
+                  <w:rPr>
+                    <w:rtl w:val="0"/>
+                  </w:rPr>
+                </w:r>
+              </w:p>
+            </w:tc>
+            <w:tc>
+              <w:tcPr>
+                <w:vMerge w:val="continue"/>
+                <w:tcBorders>
+                  <w:top w:color="1f1f1f" w:space="0" w:sz="6" w:val="single"/>
+                  <w:left w:color="1f1f1f" w:space="0" w:sz="6" w:val="single"/>
+                  <w:bottom w:color="1f1f1f" w:space="0" w:sz="6" w:val="single"/>
+                  <w:right w:color="1f1f1f" w:space="0" w:sz="6" w:val="single"/>
+                </w:tcBorders>
+                <w:tcMar>
+                  <w:top w:w="56.69291338582678" w:type="dxa"/>
+                  <w:left w:w="56.69291338582678" w:type="dxa"/>
+                  <w:bottom w:w="56.69291338582678" w:type="dxa"/>
+                  <w:right w:w="56.69291338582678" w:type="dxa"/>
+                </w:tcMar>
+                <w:vAlign w:val="center"/>
+              </w:tcPr>
+              <w:p>
+                <w:pPr>
+                  <w:widowControl w:val="0"/>
+                  <w:spacing w:after="0" w:before="0" w:line="240" w:lineRule="auto"/>
+                  <w:ind w:left="0" w:firstLine="0"/>
+                  <w:jc w:val="center"/>
+                  <w:rPr>
+                    <w:rFonts w:ascii="Times New Roman" w:cs="Times New Roman" w:eastAsia="Times New Roman" w:hAnsi="Times New Roman"/>
+                    <w:color w:val="1f1f1f"/>
+                  </w:rPr>
+                </w:pPr>
+                <w:r>
+                  <w:rPr>
+                    <w:rtl w:val="0"/>
+                  </w:rPr>
+                </w:r>
+              </w:p>
+            </w:tc>
+            <w:tc>
+              <w:tcPr>
+                <w:tcBorders>
+                  <w:top w:color="1f1f1f" w:space="0" w:sz="6" w:val="single"/>
+                  <w:left w:color="1f1f1f" w:space="0" w:sz="6" w:val="single"/>
+                  <w:bottom w:color="1f1f1f" w:space="0" w:sz="6" w:val="single"/>
+                  <w:right w:color="1f1f1f" w:space="0" w:sz="6" w:val="single"/>
+                </w:tcBorders>
+                <w:tcMar>
+                  <w:top w:w="56.69291338582678" w:type="dxa"/>
+                  <w:left w:w="56.69291338582678" w:type="dxa"/>
+                  <w:bottom w:w="56.69291338582678" w:type="dxa"/>
+                  <w:right w:w="56.69291338582678" w:type="dxa"/>
+                </w:tcMar>
+                <w:vAlign w:val="center"/>
+              </w:tcPr>
+              <w:p>
+                <w:pPr>
+                  <w:widowControl w:val="0"/>
+                  <w:pBdr>
+                    <w:top w:color="auto" w:space="0" w:sz="0" w:val="none"/>
+                    <w:left w:color="auto" w:space="0" w:sz="0" w:val="none"/>
+                    <w:bottom w:color="auto" w:space="0" w:sz="0" w:val="none"/>
+                    <w:right w:color="auto" w:space="0" w:sz="0" w:val="none"/>
+                    <w:between w:color="auto" w:space="0" w:sz="0" w:val="none"/>
+                  </w:pBdr>
+                  <w:spacing w:after="0" w:line="276" w:lineRule="auto"/>
+                  <w:jc w:val="center"/>
+                  <w:rPr>
+                    <w:rFonts w:ascii="Times New Roman" w:cs="Times New Roman" w:eastAsia="Times New Roman" w:hAnsi="Times New Roman"/>
+                    <w:color w:val="1f1f1f"/>
+                  </w:rPr>
+                </w:pPr>
+                <w:r>
+                  <w:rPr>
+                    <w:rFonts w:ascii="Times New Roman" w:cs="Times New Roman" w:eastAsia="Times New Roman" w:hAnsi="Times New Roman"/>
+                    <w:color w:val="1f1f1f"/>
+                    <w:rtl w:val="0"/>
+                  </w:rPr>
+                  <w:t xml:space="preserve">Caso de Uso 02</w:t>
+                </w:r>
+              </w:p>
+              <w:p>
+                <w:pPr>
+                  <w:widowControl w:val="0"/>
+                  <w:pBdr>
+                    <w:top w:color="auto" w:space="0" w:sz="0" w:val="none"/>
+                    <w:left w:color="auto" w:space="0" w:sz="0" w:val="none"/>
+                    <w:bottom w:color="auto" w:space="0" w:sz="0" w:val="none"/>
+                    <w:right w:color="auto" w:space="0" w:sz="0" w:val="none"/>
+                    <w:between w:color="auto" w:space="0" w:sz="0" w:val="none"/>
+                  </w:pBdr>
+                  <w:spacing w:after="0" w:line="276" w:lineRule="auto"/>
+                  <w:jc w:val="center"/>
+                  <w:rPr>
+                    <w:rFonts w:ascii="Times New Roman" w:cs="Times New Roman" w:eastAsia="Times New Roman" w:hAnsi="Times New Roman"/>
+                    <w:color w:val="1f1f1f"/>
+                  </w:rPr>
+                </w:pPr>
+                <w:r>
+                  <w:rPr>
+                    <w:rFonts w:ascii="Times New Roman" w:cs="Times New Roman" w:eastAsia="Times New Roman" w:hAnsi="Times New Roman"/>
+                    <w:color w:val="1f1f1f"/>
+                    <w:rtl w:val="0"/>
+                  </w:rPr>
+                  <w:t xml:space="preserve">(</w:t>
+                </w:r>
+                <w:r>
+                  <w:rPr>
+                    <w:rFonts w:ascii="Times New Roman" w:cs="Times New Roman" w:eastAsia="Times New Roman" w:hAnsi="Times New Roman"/>
+                    <w:color w:val="444746"/>
+                    <w:shd w:fill="e9eef6" w:val="clear"/>
+                    <w:rtl w:val="0"/>
+                  </w:rPr>
+                  <w:t xml:space="preserve">CACIF-CU01.docx</w:t>
+                </w:r>
+                <w:r>
+                  <w:rPr>
+                    <w:rFonts w:ascii="Times New Roman" w:cs="Times New Roman" w:eastAsia="Times New Roman" w:hAnsi="Times New Roman"/>
+                    <w:color w:val="1f1f1f"/>
+                    <w:rtl w:val="0"/>
+                  </w:rPr>
+                  <w:t xml:space="preserve">)</w:t>
+                </w:r>
+              </w:p>
+            </w:tc>
+          </w:tr>
+          <w:tr>
+            <w:trPr>
+              <w:cantSplit w:val="0"/>
+              <w:trHeight w:val="838.5908203125001" w:hRule="atLeast"/>
+              <w:tblHeader w:val="0"/>
+            </w:trPr>
+            <w:tc>
+              <w:tcPr>
+                <w:vMerge w:val="continue"/>
+                <w:tcBorders>
+                  <w:top w:color="1f1f1f" w:space="0" w:sz="6" w:val="single"/>
+                  <w:left w:color="1f1f1f" w:space="0" w:sz="6" w:val="single"/>
+                  <w:bottom w:color="1f1f1f" w:space="0" w:sz="6" w:val="single"/>
+                  <w:right w:color="1f1f1f" w:space="0" w:sz="6" w:val="single"/>
+                </w:tcBorders>
+                <w:tcMar>
+                  <w:top w:w="56.69291338582678" w:type="dxa"/>
+                  <w:left w:w="56.69291338582678" w:type="dxa"/>
+                  <w:bottom w:w="56.69291338582678" w:type="dxa"/>
+                  <w:right w:w="56.69291338582678" w:type="dxa"/>
+                </w:tcMar>
+                <w:vAlign w:val="center"/>
+              </w:tcPr>
+              <w:p>
+                <w:pPr>
+                  <w:widowControl w:val="0"/>
+                  <w:pBdr>
+                    <w:top w:color="auto" w:space="0" w:sz="0" w:val="none"/>
+                    <w:left w:color="auto" w:space="0" w:sz="0" w:val="none"/>
+                    <w:bottom w:color="auto" w:space="0" w:sz="0" w:val="none"/>
+                    <w:right w:color="auto" w:space="0" w:sz="0" w:val="none"/>
+                    <w:between w:color="auto" w:space="0" w:sz="0" w:val="none"/>
+                  </w:pBdr>
+                  <w:spacing w:after="0" w:before="0" w:line="240" w:lineRule="auto"/>
+                  <w:ind w:left="0" w:firstLine="0"/>
+                  <w:jc w:val="center"/>
+                  <w:rPr>
+                    <w:rFonts w:ascii="Times New Roman" w:cs="Times New Roman" w:eastAsia="Times New Roman" w:hAnsi="Times New Roman"/>
+                    <w:b w:val="1"/>
+                    <w:bCs w:val="1"/>
+                    <w:color w:val="1f1f1f"/>
+                  </w:rPr>
+                </w:pPr>
+                <w:r>
+                  <w:rPr>
+                    <w:rtl w:val="0"/>
+                  </w:rPr>
+                </w:r>
+              </w:p>
+            </w:tc>
+            <w:tc>
+              <w:tcPr>
+                <w:vMerge w:val="continue"/>
+                <w:tcBorders>
+                  <w:top w:color="1f1f1f" w:space="0" w:sz="6" w:val="single"/>
+                  <w:left w:color="1f1f1f" w:space="0" w:sz="6" w:val="single"/>
+                  <w:bottom w:color="1f1f1f" w:space="0" w:sz="6" w:val="single"/>
+                  <w:right w:color="1f1f1f" w:space="0" w:sz="6" w:val="single"/>
+                </w:tcBorders>
+                <w:tcMar>
+                  <w:top w:w="56.69291338582678" w:type="dxa"/>
+                  <w:left w:w="56.69291338582678" w:type="dxa"/>
+                  <w:bottom w:w="56.69291338582678" w:type="dxa"/>
+                  <w:right w:w="56.69291338582678" w:type="dxa"/>
+                </w:tcMar>
+                <w:vAlign w:val="center"/>
+              </w:tcPr>
+              <w:p>
+                <w:pPr>
+                  <w:widowControl w:val="0"/>
+                  <w:spacing w:after="0" w:before="0" w:line="240" w:lineRule="auto"/>
+                  <w:ind w:left="0" w:firstLine="0"/>
+                  <w:jc w:val="center"/>
+                  <w:rPr>
+                    <w:rFonts w:ascii="Times New Roman" w:cs="Times New Roman" w:eastAsia="Times New Roman" w:hAnsi="Times New Roman"/>
+                    <w:color w:val="1f1f1f"/>
+                  </w:rPr>
+                </w:pPr>
+                <w:r>
+                  <w:rPr>
+                    <w:rtl w:val="0"/>
+                  </w:rPr>
+                </w:r>
+              </w:p>
+            </w:tc>
+            <w:tc>
+              <w:tcPr>
+                <w:tcBorders>
+                  <w:top w:color="1f1f1f" w:space="0" w:sz="6" w:val="single"/>
+                  <w:left w:color="1f1f1f" w:space="0" w:sz="6" w:val="single"/>
+                  <w:bottom w:color="1f1f1f" w:space="0" w:sz="6" w:val="single"/>
+                  <w:right w:color="1f1f1f" w:space="0" w:sz="6" w:val="single"/>
+                </w:tcBorders>
+                <w:tcMar>
+                  <w:top w:w="56.69291338582678" w:type="dxa"/>
+                  <w:left w:w="56.69291338582678" w:type="dxa"/>
+                  <w:bottom w:w="56.69291338582678" w:type="dxa"/>
+                  <w:right w:w="56.69291338582678" w:type="dxa"/>
+                </w:tcMar>
+                <w:vAlign w:val="center"/>
+              </w:tcPr>
+              <w:p>
+                <w:pPr>
+                  <w:widowControl w:val="0"/>
+                  <w:pBdr>
+                    <w:top w:color="auto" w:space="0" w:sz="0" w:val="none"/>
+                    <w:left w:color="auto" w:space="0" w:sz="0" w:val="none"/>
+                    <w:bottom w:color="auto" w:space="0" w:sz="0" w:val="none"/>
+                    <w:right w:color="auto" w:space="0" w:sz="0" w:val="none"/>
+                    <w:between w:color="auto" w:space="0" w:sz="0" w:val="none"/>
+                  </w:pBdr>
+                  <w:spacing w:after="0" w:line="276" w:lineRule="auto"/>
+                  <w:jc w:val="center"/>
+                  <w:rPr>
+                    <w:rFonts w:ascii="Times New Roman" w:cs="Times New Roman" w:eastAsia="Times New Roman" w:hAnsi="Times New Roman"/>
+                    <w:color w:val="1f1f1f"/>
+                  </w:rPr>
+                </w:pPr>
+                <w:r>
+                  <w:rPr>
+                    <w:rFonts w:ascii="Times New Roman" w:cs="Times New Roman" w:eastAsia="Times New Roman" w:hAnsi="Times New Roman"/>
+                    <w:color w:val="1f1f1f"/>
+                    <w:rtl w:val="0"/>
+                  </w:rPr>
+                  <w:t xml:space="preserve">Caso de Uso 03</w:t>
+                </w:r>
+              </w:p>
+              <w:p>
+                <w:pPr>
+                  <w:widowControl w:val="0"/>
+                  <w:pBdr>
+                    <w:top w:color="auto" w:space="0" w:sz="0" w:val="none"/>
+                    <w:left w:color="auto" w:space="0" w:sz="0" w:val="none"/>
+                    <w:bottom w:color="auto" w:space="0" w:sz="0" w:val="none"/>
+                    <w:right w:color="auto" w:space="0" w:sz="0" w:val="none"/>
+                    <w:between w:color="auto" w:space="0" w:sz="0" w:val="none"/>
+                  </w:pBdr>
+                  <w:spacing w:after="0" w:line="276" w:lineRule="auto"/>
+                  <w:jc w:val="center"/>
+                  <w:rPr>
+                    <w:rFonts w:ascii="Times New Roman" w:cs="Times New Roman" w:eastAsia="Times New Roman" w:hAnsi="Times New Roman"/>
+                    <w:color w:val="1f1f1f"/>
+                  </w:rPr>
+                </w:pPr>
+                <w:r>
+                  <w:rPr>
+                    <w:rFonts w:ascii="Times New Roman" w:cs="Times New Roman" w:eastAsia="Times New Roman" w:hAnsi="Times New Roman"/>
+                    <w:color w:val="1f1f1f"/>
+                    <w:rtl w:val="0"/>
+                  </w:rPr>
+                  <w:t xml:space="preserve">(</w:t>
+                </w:r>
+                <w:r>
+                  <w:rPr>
+                    <w:rFonts w:ascii="Times New Roman" w:cs="Times New Roman" w:eastAsia="Times New Roman" w:hAnsi="Times New Roman"/>
+                    <w:color w:val="444746"/>
+                    <w:shd w:fill="e9eef6" w:val="clear"/>
+                    <w:rtl w:val="0"/>
+                  </w:rPr>
+                  <w:t xml:space="preserve">CACIF-CU03.docx</w:t>
+                </w:r>
+                <w:r>
+                  <w:rPr>
+                    <w:rFonts w:ascii="Times New Roman" w:cs="Times New Roman" w:eastAsia="Times New Roman" w:hAnsi="Times New Roman"/>
+                    <w:color w:val="1f1f1f"/>
+                    <w:rtl w:val="0"/>
+                  </w:rPr>
+                  <w:t xml:space="preserve">)</w:t>
+                </w:r>
+              </w:p>
+            </w:tc>
+          </w:tr>
+          <w:tr>
+            <w:trPr>
+              <w:cantSplit w:val="0"/>
+              <w:trHeight w:val="56.69291338582678" w:hRule="atLeast"/>
+              <w:tblHeader w:val="0"/>
+            </w:trPr>
+            <w:tc>
+              <w:tcPr>
+                <w:vMerge w:val="continue"/>
+                <w:tcBorders>
+                  <w:top w:color="1f1f1f" w:space="0" w:sz="6" w:val="single"/>
+                  <w:left w:color="1f1f1f" w:space="0" w:sz="6" w:val="single"/>
+                  <w:bottom w:color="1f1f1f" w:space="0" w:sz="6" w:val="single"/>
+                  <w:right w:color="1f1f1f" w:space="0" w:sz="6" w:val="single"/>
+                </w:tcBorders>
+                <w:tcMar>
+                  <w:top w:w="56.69291338582678" w:type="dxa"/>
+                  <w:left w:w="56.69291338582678" w:type="dxa"/>
+                  <w:bottom w:w="56.69291338582678" w:type="dxa"/>
+                  <w:right w:w="56.69291338582678" w:type="dxa"/>
+                </w:tcMar>
+                <w:vAlign w:val="center"/>
+              </w:tcPr>
+              <w:p>
+                <w:pPr>
+                  <w:widowControl w:val="0"/>
+                  <w:pBdr>
+                    <w:top w:color="auto" w:space="0" w:sz="0" w:val="none"/>
+                    <w:left w:color="auto" w:space="0" w:sz="0" w:val="none"/>
+                    <w:bottom w:color="auto" w:space="0" w:sz="0" w:val="none"/>
+                    <w:right w:color="auto" w:space="0" w:sz="0" w:val="none"/>
+                    <w:between w:color="auto" w:space="0" w:sz="0" w:val="none"/>
+                  </w:pBdr>
+                  <w:spacing w:after="0" w:before="0" w:line="240" w:lineRule="auto"/>
+                  <w:ind w:left="0" w:firstLine="0"/>
+                  <w:jc w:val="center"/>
+                  <w:rPr>
+                    <w:rFonts w:ascii="Times New Roman" w:cs="Times New Roman" w:eastAsia="Times New Roman" w:hAnsi="Times New Roman"/>
+                    <w:b w:val="1"/>
+                    <w:bCs w:val="1"/>
+                    <w:color w:val="1f1f1f"/>
+                  </w:rPr>
+                </w:pPr>
+                <w:r>
+                  <w:rPr>
+                    <w:rtl w:val="0"/>
+                  </w:rPr>
+                </w:r>
+              </w:p>
+            </w:tc>
+            <w:tc>
+              <w:tcPr>
+                <w:vMerge w:val="continue"/>
+                <w:tcBorders>
+                  <w:top w:color="1f1f1f" w:space="0" w:sz="6" w:val="single"/>
+                  <w:left w:color="1f1f1f" w:space="0" w:sz="6" w:val="single"/>
+                  <w:bottom w:color="1f1f1f" w:space="0" w:sz="6" w:val="single"/>
+                  <w:right w:color="1f1f1f" w:space="0" w:sz="6" w:val="single"/>
+                </w:tcBorders>
+                <w:tcMar>
+                  <w:top w:w="56.69291338582678" w:type="dxa"/>
+                  <w:left w:w="56.69291338582678" w:type="dxa"/>
+                  <w:bottom w:w="56.69291338582678" w:type="dxa"/>
+                  <w:right w:w="56.69291338582678" w:type="dxa"/>
+                </w:tcMar>
+                <w:vAlign w:val="center"/>
+              </w:tcPr>
+              <w:p>
+                <w:pPr>
+                  <w:widowControl w:val="0"/>
+                  <w:spacing w:after="0" w:before="0" w:line="240" w:lineRule="auto"/>
+                  <w:ind w:left="0" w:firstLine="0"/>
+                  <w:jc w:val="center"/>
+                  <w:rPr>
+                    <w:rFonts w:ascii="Times New Roman" w:cs="Times New Roman" w:eastAsia="Times New Roman" w:hAnsi="Times New Roman"/>
+                    <w:color w:val="1f1f1f"/>
+                  </w:rPr>
+                </w:pPr>
+                <w:r>
+                  <w:rPr>
+                    <w:rtl w:val="0"/>
+                  </w:rPr>
+                </w:r>
+              </w:p>
+            </w:tc>
+            <w:tc>
+              <w:tcPr>
+                <w:tcBorders>
+                  <w:top w:color="1f1f1f" w:space="0" w:sz="6" w:val="single"/>
+                  <w:left w:color="1f1f1f" w:space="0" w:sz="6" w:val="single"/>
+                  <w:bottom w:color="1f1f1f" w:space="0" w:sz="6" w:val="single"/>
+                  <w:right w:color="1f1f1f" w:space="0" w:sz="6" w:val="single"/>
+                </w:tcBorders>
+                <w:tcMar>
+                  <w:top w:w="56.69291338582678" w:type="dxa"/>
+                  <w:left w:w="56.69291338582678" w:type="dxa"/>
+                  <w:bottom w:w="56.69291338582678" w:type="dxa"/>
+                  <w:right w:w="56.69291338582678" w:type="dxa"/>
+                </w:tcMar>
+                <w:vAlign w:val="center"/>
+              </w:tcPr>
+              <w:p>
+                <w:pPr>
+                  <w:widowControl w:val="0"/>
+                  <w:pBdr>
+                    <w:top w:color="auto" w:space="0" w:sz="0" w:val="none"/>
+                    <w:left w:color="auto" w:space="0" w:sz="0" w:val="none"/>
+                    <w:bottom w:color="auto" w:space="0" w:sz="0" w:val="none"/>
+                    <w:right w:color="auto" w:space="0" w:sz="0" w:val="none"/>
+                    <w:between w:color="auto" w:space="0" w:sz="0" w:val="none"/>
+                  </w:pBdr>
+                  <w:spacing w:after="0" w:line="276" w:lineRule="auto"/>
+                  <w:jc w:val="center"/>
+                  <w:rPr>
+                    <w:rFonts w:ascii="Times New Roman" w:cs="Times New Roman" w:eastAsia="Times New Roman" w:hAnsi="Times New Roman"/>
+                    <w:color w:val="1f1f1f"/>
+                  </w:rPr>
+                </w:pPr>
+                <w:r>
+                  <w:rPr>
+                    <w:rFonts w:ascii="Times New Roman" w:cs="Times New Roman" w:eastAsia="Times New Roman" w:hAnsi="Times New Roman"/>
+                    <w:color w:val="1f1f1f"/>
+                    <w:rtl w:val="0"/>
+                  </w:rPr>
+                  <w:t xml:space="preserve">Caso de Uso 04</w:t>
+                </w:r>
+              </w:p>
+              <w:p>
+                <w:pPr>
+                  <w:widowControl w:val="0"/>
+                  <w:pBdr>
+                    <w:top w:color="auto" w:space="0" w:sz="0" w:val="none"/>
+                    <w:left w:color="auto" w:space="0" w:sz="0" w:val="none"/>
+                    <w:bottom w:color="auto" w:space="0" w:sz="0" w:val="none"/>
+                    <w:right w:color="auto" w:space="0" w:sz="0" w:val="none"/>
+                    <w:between w:color="auto" w:space="0" w:sz="0" w:val="none"/>
+                  </w:pBdr>
+                  <w:spacing w:after="0" w:line="276" w:lineRule="auto"/>
+                  <w:jc w:val="center"/>
+                  <w:rPr>
+                    <w:rFonts w:ascii="Times New Roman" w:cs="Times New Roman" w:eastAsia="Times New Roman" w:hAnsi="Times New Roman"/>
+                    <w:color w:val="1f1f1f"/>
+                  </w:rPr>
+                </w:pPr>
+                <w:r>
+                  <w:rPr>
+                    <w:rFonts w:ascii="Times New Roman" w:cs="Times New Roman" w:eastAsia="Times New Roman" w:hAnsi="Times New Roman"/>
+                    <w:color w:val="1f1f1f"/>
+                    <w:rtl w:val="0"/>
+                  </w:rPr>
+                  <w:t xml:space="preserve">(</w:t>
+                </w:r>
+                <w:r>
+                  <w:rPr>
+                    <w:rFonts w:ascii="Times New Roman" w:cs="Times New Roman" w:eastAsia="Times New Roman" w:hAnsi="Times New Roman"/>
+                    <w:color w:val="444746"/>
+                    <w:shd w:fill="e9eef6" w:val="clear"/>
+                    <w:rtl w:val="0"/>
+                  </w:rPr>
+                  <w:t xml:space="preserve">CACIF-CU04.docx</w:t>
+                </w:r>
+                <w:r>
+                  <w:rPr>
+                    <w:rFonts w:ascii="Times New Roman" w:cs="Times New Roman" w:eastAsia="Times New Roman" w:hAnsi="Times New Roman"/>
+                    <w:color w:val="1f1f1f"/>
+                    <w:rtl w:val="0"/>
+                  </w:rPr>
+                  <w:t xml:space="preserve">)</w:t>
+                </w:r>
+              </w:p>
+            </w:tc>
+          </w:tr>
+          <w:tr>
+            <w:trPr>
+              <w:cantSplit w:val="0"/>
+              <w:trHeight w:val="56.69291338582678" w:hRule="atLeast"/>
+              <w:tblHeader w:val="0"/>
+            </w:trPr>
+            <w:tc>
+              <w:tcPr>
+                <w:vMerge w:val="restart"/>
+                <w:tcBorders>
+                  <w:top w:color="1f1f1f" w:space="0" w:sz="6" w:val="single"/>
+                  <w:left w:color="1f1f1f" w:space="0" w:sz="6" w:val="single"/>
+                  <w:bottom w:color="1f1f1f" w:space="0" w:sz="6" w:val="single"/>
+                  <w:right w:color="1f1f1f" w:space="0" w:sz="6" w:val="single"/>
+                </w:tcBorders>
+                <w:tcMar>
+                  <w:top w:w="56.69291338582678" w:type="dxa"/>
+                  <w:left w:w="56.69291338582678" w:type="dxa"/>
+                  <w:bottom w:w="56.69291338582678" w:type="dxa"/>
+                  <w:right w:w="56.69291338582678" w:type="dxa"/>
+                </w:tcMar>
+                <w:vAlign w:val="center"/>
+              </w:tcPr>
+              <w:p>
+                <w:pPr>
+                  <w:widowControl w:val="0"/>
+                  <w:pBdr>
+                    <w:top w:color="auto" w:space="0" w:sz="0" w:val="none"/>
+                    <w:left w:color="auto" w:space="0" w:sz="0" w:val="none"/>
+                    <w:bottom w:color="auto" w:space="0" w:sz="0" w:val="none"/>
+                    <w:right w:color="auto" w:space="0" w:sz="0" w:val="none"/>
+                    <w:between w:color="auto" w:space="0" w:sz="0" w:val="none"/>
+                  </w:pBdr>
+                  <w:spacing w:after="0" w:line="276" w:lineRule="auto"/>
+                  <w:jc w:val="center"/>
+                  <w:rPr>
+                    <w:rFonts w:ascii="Times New Roman" w:cs="Times New Roman" w:eastAsia="Times New Roman" w:hAnsi="Times New Roman"/>
+                    <w:b w:val="1"/>
+                    <w:bCs w:val="1"/>
+                    <w:color w:val="1f1f1f"/>
+                  </w:rPr>
+                </w:pPr>
+                <w:r>
+                  <w:rPr>
+                    <w:rFonts w:ascii="Times New Roman" w:cs="Times New Roman" w:eastAsia="Times New Roman" w:hAnsi="Times New Roman"/>
+                    <w:b w:val="1"/>
+                    <w:bCs w:val="1"/>
+                    <w:color w:val="1f1f1f"/>
+                    <w:rtl w:val="0"/>
+                  </w:rPr>
+                  <w:t xml:space="preserve">Hito 2: Diseño</w:t>
+                </w:r>
+              </w:p>
+            </w:tc>
+            <w:tc>
+              <w:tcPr>
+                <w:vMerge w:val="restart"/>
+                <w:tcBorders>
+                  <w:top w:color="1f1f1f" w:space="0" w:sz="6" w:val="single"/>
+                  <w:left w:color="1f1f1f" w:space="0" w:sz="6" w:val="single"/>
+                  <w:bottom w:color="1f1f1f" w:space="0" w:sz="6" w:val="single"/>
+                  <w:right w:color="1f1f1f" w:space="0" w:sz="6" w:val="single"/>
                 </w:tcBorders>
                 <w:tcMar>
                   <w:top w:w="56.69291338582678" w:type="dxa"/>
@@ -17643,17 +19181,1009 @@
                     <w:color w:val="1f1f1f"/>
                     <w:rtl w:val="0"/>
                   </w:rPr>
-                  <w:t xml:space="preserve">Project Charter</w:t>
+                  <w:t xml:space="preserve">Línea Base 02: Arquitectura y Diseño</w:t>
                 </w:r>
               </w:p>
             </w:tc>
             <w:tc>
               <w:tcPr>
                 <w:tcBorders>
-                  <w:top w:color="000000" w:space="0" w:sz="8" w:val="single"/>
-                  <w:left w:color="000000" w:space="0" w:sz="8" w:val="single"/>
-                  <w:bottom w:color="000000" w:space="0" w:sz="8" w:val="single"/>
-                  <w:right w:color="000000" w:space="0" w:sz="8" w:val="single"/>
+                  <w:top w:color="1f1f1f" w:space="0" w:sz="6" w:val="single"/>
+                  <w:left w:color="1f1f1f" w:space="0" w:sz="6" w:val="single"/>
+                  <w:bottom w:color="1f1f1f" w:space="0" w:sz="6" w:val="single"/>
+                  <w:right w:color="1f1f1f" w:space="0" w:sz="6" w:val="single"/>
+                </w:tcBorders>
+                <w:tcMar>
+                  <w:top w:w="56.69291338582678" w:type="dxa"/>
+                  <w:left w:w="56.69291338582678" w:type="dxa"/>
+                  <w:bottom w:w="56.69291338582678" w:type="dxa"/>
+                  <w:right w:w="56.69291338582678" w:type="dxa"/>
+                </w:tcMar>
+                <w:vAlign w:val="center"/>
+              </w:tcPr>
+              <w:p>
+                <w:pPr>
+                  <w:widowControl w:val="0"/>
+                  <w:pBdr>
+                    <w:top w:color="auto" w:space="0" w:sz="0" w:val="none"/>
+                    <w:left w:color="auto" w:space="0" w:sz="0" w:val="none"/>
+                    <w:bottom w:color="auto" w:space="0" w:sz="0" w:val="none"/>
+                    <w:right w:color="auto" w:space="0" w:sz="0" w:val="none"/>
+                    <w:between w:color="auto" w:space="0" w:sz="0" w:val="none"/>
+                  </w:pBdr>
+                  <w:spacing w:after="0" w:line="276" w:lineRule="auto"/>
+                  <w:jc w:val="center"/>
+                  <w:rPr>
+                    <w:rFonts w:ascii="Times New Roman" w:cs="Times New Roman" w:eastAsia="Times New Roman" w:hAnsi="Times New Roman"/>
+                    <w:color w:val="1f1f1f"/>
+                  </w:rPr>
+                </w:pPr>
+                <w:r>
+                  <w:rPr>
+                    <w:rFonts w:ascii="Times New Roman" w:cs="Times New Roman" w:eastAsia="Times New Roman" w:hAnsi="Times New Roman"/>
+                    <w:color w:val="1f1f1f"/>
+                    <w:rtl w:val="0"/>
+                  </w:rPr>
+                  <w:t xml:space="preserve">Documento de Arquitectura (</w:t>
+                </w:r>
+                <w:r>
+                  <w:rPr>
+                    <w:rFonts w:ascii="Times New Roman" w:cs="Times New Roman" w:eastAsia="Times New Roman" w:hAnsi="Times New Roman"/>
+                    <w:color w:val="444746"/>
+                    <w:shd w:fill="e9eef6" w:val="clear"/>
+                    <w:rtl w:val="0"/>
+                  </w:rPr>
+                  <w:t xml:space="preserve">CACIF-DA.docx</w:t>
+                </w:r>
+                <w:r>
+                  <w:rPr>
+                    <w:rFonts w:ascii="Times New Roman" w:cs="Times New Roman" w:eastAsia="Times New Roman" w:hAnsi="Times New Roman"/>
+                    <w:color w:val="1f1f1f"/>
+                    <w:rtl w:val="0"/>
+                  </w:rPr>
+                  <w:t xml:space="preserve">)</w:t>
+                </w:r>
+              </w:p>
+            </w:tc>
+          </w:tr>
+          <w:tr>
+            <w:trPr>
+              <w:cantSplit w:val="0"/>
+              <w:trHeight w:val="56.69291338582678" w:hRule="atLeast"/>
+              <w:tblHeader w:val="0"/>
+            </w:trPr>
+            <w:tc>
+              <w:tcPr>
+                <w:vMerge w:val="continue"/>
+                <w:tcBorders>
+                  <w:top w:color="1f1f1f" w:space="0" w:sz="6" w:val="single"/>
+                  <w:left w:color="1f1f1f" w:space="0" w:sz="6" w:val="single"/>
+                  <w:bottom w:color="1f1f1f" w:space="0" w:sz="6" w:val="single"/>
+                  <w:right w:color="1f1f1f" w:space="0" w:sz="6" w:val="single"/>
+                </w:tcBorders>
+                <w:tcMar>
+                  <w:top w:w="56.69291338582678" w:type="dxa"/>
+                  <w:left w:w="56.69291338582678" w:type="dxa"/>
+                  <w:bottom w:w="56.69291338582678" w:type="dxa"/>
+                  <w:right w:w="56.69291338582678" w:type="dxa"/>
+                </w:tcMar>
+                <w:vAlign w:val="center"/>
+              </w:tcPr>
+              <w:p>
+                <w:pPr>
+                  <w:widowControl w:val="0"/>
+                  <w:pBdr>
+                    <w:top w:color="auto" w:space="0" w:sz="0" w:val="none"/>
+                    <w:left w:color="auto" w:space="0" w:sz="0" w:val="none"/>
+                    <w:bottom w:color="auto" w:space="0" w:sz="0" w:val="none"/>
+                    <w:right w:color="auto" w:space="0" w:sz="0" w:val="none"/>
+                    <w:between w:color="auto" w:space="0" w:sz="0" w:val="none"/>
+                  </w:pBdr>
+                  <w:spacing w:after="0" w:before="0" w:line="240" w:lineRule="auto"/>
+                  <w:ind w:left="0" w:firstLine="0"/>
+                  <w:jc w:val="center"/>
+                  <w:rPr>
+                    <w:rFonts w:ascii="Times New Roman" w:cs="Times New Roman" w:eastAsia="Times New Roman" w:hAnsi="Times New Roman"/>
+                    <w:b w:val="1"/>
+                    <w:bCs w:val="1"/>
+                    <w:color w:val="1f1f1f"/>
+                  </w:rPr>
+                </w:pPr>
+                <w:r>
+                  <w:rPr>
+                    <w:rtl w:val="0"/>
+                  </w:rPr>
+                </w:r>
+              </w:p>
+            </w:tc>
+            <w:tc>
+              <w:tcPr>
+                <w:vMerge w:val="continue"/>
+                <w:tcBorders>
+                  <w:top w:color="1f1f1f" w:space="0" w:sz="6" w:val="single"/>
+                  <w:left w:color="1f1f1f" w:space="0" w:sz="6" w:val="single"/>
+                  <w:bottom w:color="1f1f1f" w:space="0" w:sz="6" w:val="single"/>
+                  <w:right w:color="1f1f1f" w:space="0" w:sz="6" w:val="single"/>
+                </w:tcBorders>
+                <w:tcMar>
+                  <w:top w:w="56.69291338582678" w:type="dxa"/>
+                  <w:left w:w="56.69291338582678" w:type="dxa"/>
+                  <w:bottom w:w="56.69291338582678" w:type="dxa"/>
+                  <w:right w:w="56.69291338582678" w:type="dxa"/>
+                </w:tcMar>
+                <w:vAlign w:val="center"/>
+              </w:tcPr>
+              <w:p>
+                <w:pPr>
+                  <w:widowControl w:val="0"/>
+                  <w:spacing w:after="0" w:before="0" w:line="240" w:lineRule="auto"/>
+                  <w:ind w:left="0" w:firstLine="0"/>
+                  <w:jc w:val="center"/>
+                  <w:rPr>
+                    <w:rFonts w:ascii="Times New Roman" w:cs="Times New Roman" w:eastAsia="Times New Roman" w:hAnsi="Times New Roman"/>
+                    <w:color w:val="1f1f1f"/>
+                  </w:rPr>
+                </w:pPr>
+                <w:r>
+                  <w:rPr>
+                    <w:rtl w:val="0"/>
+                  </w:rPr>
+                </w:r>
+              </w:p>
+            </w:tc>
+            <w:tc>
+              <w:tcPr>
+                <w:tcBorders>
+                  <w:top w:color="1f1f1f" w:space="0" w:sz="6" w:val="single"/>
+                  <w:left w:color="1f1f1f" w:space="0" w:sz="6" w:val="single"/>
+                  <w:bottom w:color="1f1f1f" w:space="0" w:sz="6" w:val="single"/>
+                  <w:right w:color="1f1f1f" w:space="0" w:sz="6" w:val="single"/>
+                </w:tcBorders>
+                <w:tcMar>
+                  <w:top w:w="56.69291338582678" w:type="dxa"/>
+                  <w:left w:w="56.69291338582678" w:type="dxa"/>
+                  <w:bottom w:w="56.69291338582678" w:type="dxa"/>
+                  <w:right w:w="56.69291338582678" w:type="dxa"/>
+                </w:tcMar>
+                <w:vAlign w:val="center"/>
+              </w:tcPr>
+              <w:p>
+                <w:pPr>
+                  <w:widowControl w:val="0"/>
+                  <w:pBdr>
+                    <w:top w:color="auto" w:space="0" w:sz="0" w:val="none"/>
+                    <w:left w:color="auto" w:space="0" w:sz="0" w:val="none"/>
+                    <w:bottom w:color="auto" w:space="0" w:sz="0" w:val="none"/>
+                    <w:right w:color="auto" w:space="0" w:sz="0" w:val="none"/>
+                    <w:between w:color="auto" w:space="0" w:sz="0" w:val="none"/>
+                  </w:pBdr>
+                  <w:spacing w:after="0" w:line="276" w:lineRule="auto"/>
+                  <w:jc w:val="center"/>
+                  <w:rPr>
+                    <w:rFonts w:ascii="Times New Roman" w:cs="Times New Roman" w:eastAsia="Times New Roman" w:hAnsi="Times New Roman"/>
+                    <w:color w:val="1f1f1f"/>
+                  </w:rPr>
+                </w:pPr>
+                <w:r>
+                  <w:rPr>
+                    <w:rFonts w:ascii="Times New Roman" w:cs="Times New Roman" w:eastAsia="Times New Roman" w:hAnsi="Times New Roman"/>
+                    <w:color w:val="1f1f1f"/>
+                    <w:rtl w:val="0"/>
+                  </w:rPr>
+                  <w:t xml:space="preserve">Modelo de DatOs (</w:t>
+                </w:r>
+                <w:r>
+                  <w:rPr>
+                    <w:rFonts w:ascii="Times New Roman" w:cs="Times New Roman" w:eastAsia="Times New Roman" w:hAnsi="Times New Roman"/>
+                    <w:color w:val="444746"/>
+                    <w:shd w:fill="e9eef6" w:val="clear"/>
+                    <w:rtl w:val="0"/>
+                  </w:rPr>
+                  <w:t xml:space="preserve">CACIF-MD.docx</w:t>
+                </w:r>
+                <w:r>
+                  <w:rPr>
+                    <w:rFonts w:ascii="Times New Roman" w:cs="Times New Roman" w:eastAsia="Times New Roman" w:hAnsi="Times New Roman"/>
+                    <w:color w:val="1f1f1f"/>
+                    <w:rtl w:val="0"/>
+                  </w:rPr>
+                  <w:t xml:space="preserve">)</w:t>
+                </w:r>
+              </w:p>
+            </w:tc>
+          </w:tr>
+          <w:tr>
+            <w:trPr>
+              <w:cantSplit w:val="0"/>
+              <w:trHeight w:val="56.69291338582678" w:hRule="atLeast"/>
+              <w:tblHeader w:val="0"/>
+            </w:trPr>
+            <w:tc>
+              <w:tcPr>
+                <w:vMerge w:val="continue"/>
+                <w:tcBorders>
+                  <w:top w:color="1f1f1f" w:space="0" w:sz="6" w:val="single"/>
+                  <w:left w:color="1f1f1f" w:space="0" w:sz="6" w:val="single"/>
+                  <w:bottom w:color="1f1f1f" w:space="0" w:sz="6" w:val="single"/>
+                  <w:right w:color="1f1f1f" w:space="0" w:sz="6" w:val="single"/>
+                </w:tcBorders>
+                <w:tcMar>
+                  <w:top w:w="56.69291338582678" w:type="dxa"/>
+                  <w:left w:w="56.69291338582678" w:type="dxa"/>
+                  <w:bottom w:w="56.69291338582678" w:type="dxa"/>
+                  <w:right w:w="56.69291338582678" w:type="dxa"/>
+                </w:tcMar>
+                <w:vAlign w:val="center"/>
+              </w:tcPr>
+              <w:p>
+                <w:pPr>
+                  <w:widowControl w:val="0"/>
+                  <w:pBdr>
+                    <w:top w:color="auto" w:space="0" w:sz="0" w:val="none"/>
+                    <w:left w:color="auto" w:space="0" w:sz="0" w:val="none"/>
+                    <w:bottom w:color="auto" w:space="0" w:sz="0" w:val="none"/>
+                    <w:right w:color="auto" w:space="0" w:sz="0" w:val="none"/>
+                    <w:between w:color="auto" w:space="0" w:sz="0" w:val="none"/>
+                  </w:pBdr>
+                  <w:spacing w:after="0" w:before="0" w:line="240" w:lineRule="auto"/>
+                  <w:ind w:left="0" w:firstLine="0"/>
+                  <w:jc w:val="center"/>
+                  <w:rPr>
+                    <w:rFonts w:ascii="Times New Roman" w:cs="Times New Roman" w:eastAsia="Times New Roman" w:hAnsi="Times New Roman"/>
+                    <w:b w:val="1"/>
+                    <w:bCs w:val="1"/>
+                    <w:color w:val="1f1f1f"/>
+                  </w:rPr>
+                </w:pPr>
+                <w:r>
+                  <w:rPr>
+                    <w:rtl w:val="0"/>
+                  </w:rPr>
+                </w:r>
+              </w:p>
+            </w:tc>
+            <w:tc>
+              <w:tcPr>
+                <w:vMerge w:val="continue"/>
+                <w:tcBorders>
+                  <w:top w:color="1f1f1f" w:space="0" w:sz="6" w:val="single"/>
+                  <w:left w:color="1f1f1f" w:space="0" w:sz="6" w:val="single"/>
+                  <w:bottom w:color="1f1f1f" w:space="0" w:sz="6" w:val="single"/>
+                  <w:right w:color="1f1f1f" w:space="0" w:sz="6" w:val="single"/>
+                </w:tcBorders>
+                <w:tcMar>
+                  <w:top w:w="56.69291338582678" w:type="dxa"/>
+                  <w:left w:w="56.69291338582678" w:type="dxa"/>
+                  <w:bottom w:w="56.69291338582678" w:type="dxa"/>
+                  <w:right w:w="56.69291338582678" w:type="dxa"/>
+                </w:tcMar>
+                <w:vAlign w:val="center"/>
+              </w:tcPr>
+              <w:p>
+                <w:pPr>
+                  <w:widowControl w:val="0"/>
+                  <w:spacing w:after="0" w:before="0" w:line="240" w:lineRule="auto"/>
+                  <w:ind w:left="0" w:firstLine="0"/>
+                  <w:jc w:val="center"/>
+                  <w:rPr>
+                    <w:rFonts w:ascii="Times New Roman" w:cs="Times New Roman" w:eastAsia="Times New Roman" w:hAnsi="Times New Roman"/>
+                    <w:color w:val="1f1f1f"/>
+                  </w:rPr>
+                </w:pPr>
+                <w:r>
+                  <w:rPr>
+                    <w:rtl w:val="0"/>
+                  </w:rPr>
+                </w:r>
+              </w:p>
+            </w:tc>
+            <w:tc>
+              <w:tcPr>
+                <w:tcBorders>
+                  <w:top w:color="1f1f1f" w:space="0" w:sz="6" w:val="single"/>
+                  <w:left w:color="1f1f1f" w:space="0" w:sz="6" w:val="single"/>
+                  <w:bottom w:color="1f1f1f" w:space="0" w:sz="6" w:val="single"/>
+                  <w:right w:color="1f1f1f" w:space="0" w:sz="6" w:val="single"/>
+                </w:tcBorders>
+                <w:tcMar>
+                  <w:top w:w="56.69291338582678" w:type="dxa"/>
+                  <w:left w:w="56.69291338582678" w:type="dxa"/>
+                  <w:bottom w:w="56.69291338582678" w:type="dxa"/>
+                  <w:right w:w="56.69291338582678" w:type="dxa"/>
+                </w:tcMar>
+                <w:vAlign w:val="center"/>
+              </w:tcPr>
+              <w:p>
+                <w:pPr>
+                  <w:widowControl w:val="0"/>
+                  <w:pBdr>
+                    <w:top w:color="auto" w:space="0" w:sz="0" w:val="none"/>
+                    <w:left w:color="auto" w:space="0" w:sz="0" w:val="none"/>
+                    <w:bottom w:color="auto" w:space="0" w:sz="0" w:val="none"/>
+                    <w:right w:color="auto" w:space="0" w:sz="0" w:val="none"/>
+                    <w:between w:color="auto" w:space="0" w:sz="0" w:val="none"/>
+                  </w:pBdr>
+                  <w:spacing w:after="0" w:line="276" w:lineRule="auto"/>
+                  <w:jc w:val="center"/>
+                  <w:rPr>
+                    <w:rFonts w:ascii="Times New Roman" w:cs="Times New Roman" w:eastAsia="Times New Roman" w:hAnsi="Times New Roman"/>
+                    <w:color w:val="1f1f1f"/>
+                  </w:rPr>
+                </w:pPr>
+                <w:r>
+                  <w:rPr>
+                    <w:rFonts w:ascii="Times New Roman" w:cs="Times New Roman" w:eastAsia="Times New Roman" w:hAnsi="Times New Roman"/>
+                    <w:color w:val="1f1f1f"/>
+                    <w:rtl w:val="0"/>
+                  </w:rPr>
+                  <w:t xml:space="preserve">Especificación de la Base de Conocimiento (</w:t>
+                </w:r>
+                <w:r>
+                  <w:rPr>
+                    <w:rFonts w:ascii="Times New Roman" w:cs="Times New Roman" w:eastAsia="Times New Roman" w:hAnsi="Times New Roman"/>
+                    <w:color w:val="444746"/>
+                    <w:shd w:fill="e9eef6" w:val="clear"/>
+                    <w:rtl w:val="0"/>
+                  </w:rPr>
+                  <w:t xml:space="preserve">CACIF-EBC.docx</w:t>
+                </w:r>
+                <w:r>
+                  <w:rPr>
+                    <w:rFonts w:ascii="Times New Roman" w:cs="Times New Roman" w:eastAsia="Times New Roman" w:hAnsi="Times New Roman"/>
+                    <w:color w:val="1f1f1f"/>
+                    <w:rtl w:val="0"/>
+                  </w:rPr>
+                  <w:t xml:space="preserve">)</w:t>
+                </w:r>
+              </w:p>
+            </w:tc>
+          </w:tr>
+          <w:tr>
+            <w:trPr>
+              <w:cantSplit w:val="0"/>
+              <w:trHeight w:val="56.69291338582678" w:hRule="atLeast"/>
+              <w:tblHeader w:val="0"/>
+            </w:trPr>
+            <w:tc>
+              <w:tcPr>
+                <w:vMerge w:val="continue"/>
+                <w:tcBorders>
+                  <w:top w:color="1f1f1f" w:space="0" w:sz="6" w:val="single"/>
+                  <w:left w:color="1f1f1f" w:space="0" w:sz="6" w:val="single"/>
+                  <w:bottom w:color="1f1f1f" w:space="0" w:sz="6" w:val="single"/>
+                  <w:right w:color="1f1f1f" w:space="0" w:sz="6" w:val="single"/>
+                </w:tcBorders>
+                <w:tcMar>
+                  <w:top w:w="56.69291338582678" w:type="dxa"/>
+                  <w:left w:w="56.69291338582678" w:type="dxa"/>
+                  <w:bottom w:w="56.69291338582678" w:type="dxa"/>
+                  <w:right w:w="56.69291338582678" w:type="dxa"/>
+                </w:tcMar>
+                <w:vAlign w:val="center"/>
+              </w:tcPr>
+              <w:p>
+                <w:pPr>
+                  <w:widowControl w:val="0"/>
+                  <w:pBdr>
+                    <w:top w:color="auto" w:space="0" w:sz="0" w:val="none"/>
+                    <w:left w:color="auto" w:space="0" w:sz="0" w:val="none"/>
+                    <w:bottom w:color="auto" w:space="0" w:sz="0" w:val="none"/>
+                    <w:right w:color="auto" w:space="0" w:sz="0" w:val="none"/>
+                    <w:between w:color="auto" w:space="0" w:sz="0" w:val="none"/>
+                  </w:pBdr>
+                  <w:spacing w:after="0" w:before="0" w:line="240" w:lineRule="auto"/>
+                  <w:ind w:left="0" w:firstLine="0"/>
+                  <w:jc w:val="center"/>
+                  <w:rPr>
+                    <w:rFonts w:ascii="Times New Roman" w:cs="Times New Roman" w:eastAsia="Times New Roman" w:hAnsi="Times New Roman"/>
+                    <w:b w:val="1"/>
+                    <w:bCs w:val="1"/>
+                    <w:color w:val="1f1f1f"/>
+                  </w:rPr>
+                </w:pPr>
+                <w:r>
+                  <w:rPr>
+                    <w:rtl w:val="0"/>
+                  </w:rPr>
+                </w:r>
+              </w:p>
+            </w:tc>
+            <w:tc>
+              <w:tcPr>
+                <w:vMerge w:val="continue"/>
+                <w:tcBorders>
+                  <w:top w:color="1f1f1f" w:space="0" w:sz="6" w:val="single"/>
+                  <w:left w:color="1f1f1f" w:space="0" w:sz="6" w:val="single"/>
+                  <w:bottom w:color="1f1f1f" w:space="0" w:sz="6" w:val="single"/>
+                  <w:right w:color="1f1f1f" w:space="0" w:sz="6" w:val="single"/>
+                </w:tcBorders>
+                <w:tcMar>
+                  <w:top w:w="56.69291338582678" w:type="dxa"/>
+                  <w:left w:w="56.69291338582678" w:type="dxa"/>
+                  <w:bottom w:w="56.69291338582678" w:type="dxa"/>
+                  <w:right w:w="56.69291338582678" w:type="dxa"/>
+                </w:tcMar>
+                <w:vAlign w:val="center"/>
+              </w:tcPr>
+              <w:p>
+                <w:pPr>
+                  <w:widowControl w:val="0"/>
+                  <w:spacing w:after="0" w:before="0" w:line="240" w:lineRule="auto"/>
+                  <w:ind w:left="0" w:firstLine="0"/>
+                  <w:jc w:val="center"/>
+                  <w:rPr>
+                    <w:rFonts w:ascii="Times New Roman" w:cs="Times New Roman" w:eastAsia="Times New Roman" w:hAnsi="Times New Roman"/>
+                    <w:color w:val="1f1f1f"/>
+                  </w:rPr>
+                </w:pPr>
+                <w:r>
+                  <w:rPr>
+                    <w:rtl w:val="0"/>
+                  </w:rPr>
+                </w:r>
+              </w:p>
+            </w:tc>
+            <w:tc>
+              <w:tcPr>
+                <w:tcBorders>
+                  <w:top w:color="1f1f1f" w:space="0" w:sz="6" w:val="single"/>
+                  <w:left w:color="1f1f1f" w:space="0" w:sz="6" w:val="single"/>
+                  <w:bottom w:color="1f1f1f" w:space="0" w:sz="6" w:val="single"/>
+                  <w:right w:color="1f1f1f" w:space="0" w:sz="6" w:val="single"/>
+                </w:tcBorders>
+                <w:tcMar>
+                  <w:top w:w="56.69291338582678" w:type="dxa"/>
+                  <w:left w:w="56.69291338582678" w:type="dxa"/>
+                  <w:bottom w:w="56.69291338582678" w:type="dxa"/>
+                  <w:right w:w="56.69291338582678" w:type="dxa"/>
+                </w:tcMar>
+                <w:vAlign w:val="center"/>
+              </w:tcPr>
+              <w:p>
+                <w:pPr>
+                  <w:widowControl w:val="0"/>
+                  <w:pBdr>
+                    <w:top w:color="auto" w:space="0" w:sz="0" w:val="none"/>
+                    <w:left w:color="auto" w:space="0" w:sz="0" w:val="none"/>
+                    <w:bottom w:color="auto" w:space="0" w:sz="0" w:val="none"/>
+                    <w:right w:color="auto" w:space="0" w:sz="0" w:val="none"/>
+                    <w:between w:color="auto" w:space="0" w:sz="0" w:val="none"/>
+                  </w:pBdr>
+                  <w:spacing w:after="0" w:line="276" w:lineRule="auto"/>
+                  <w:jc w:val="center"/>
+                  <w:rPr>
+                    <w:rFonts w:ascii="Times New Roman" w:cs="Times New Roman" w:eastAsia="Times New Roman" w:hAnsi="Times New Roman"/>
+                    <w:color w:val="1f1f1f"/>
+                  </w:rPr>
+                </w:pPr>
+                <w:r>
+                  <w:rPr>
+                    <w:rFonts w:ascii="Times New Roman" w:cs="Times New Roman" w:eastAsia="Times New Roman" w:hAnsi="Times New Roman"/>
+                    <w:color w:val="1f1f1f"/>
+                    <w:rtl w:val="0"/>
+                  </w:rPr>
+                  <w:t xml:space="preserve">Especificación de Logs y Trazabilidad (</w:t>
+                </w:r>
+                <w:r>
+                  <w:rPr>
+                    <w:rFonts w:ascii="Times New Roman" w:cs="Times New Roman" w:eastAsia="Times New Roman" w:hAnsi="Times New Roman"/>
+                    <w:color w:val="444746"/>
+                    <w:shd w:fill="e9eef6" w:val="clear"/>
+                    <w:rtl w:val="0"/>
+                  </w:rPr>
+                  <w:t xml:space="preserve">CACIF-ELT.docx</w:t>
+                </w:r>
+                <w:r>
+                  <w:rPr>
+                    <w:rFonts w:ascii="Times New Roman" w:cs="Times New Roman" w:eastAsia="Times New Roman" w:hAnsi="Times New Roman"/>
+                    <w:color w:val="1f1f1f"/>
+                    <w:rtl w:val="0"/>
+                  </w:rPr>
+                  <w:t xml:space="preserve">)</w:t>
+                </w:r>
+              </w:p>
+            </w:tc>
+          </w:tr>
+          <w:tr>
+            <w:trPr>
+              <w:cantSplit w:val="0"/>
+              <w:trHeight w:val="56.69291338582678" w:hRule="atLeast"/>
+              <w:tblHeader w:val="0"/>
+            </w:trPr>
+            <w:tc>
+              <w:tcPr>
+                <w:vMerge w:val="continue"/>
+                <w:tcBorders>
+                  <w:top w:color="1f1f1f" w:space="0" w:sz="6" w:val="single"/>
+                  <w:left w:color="1f1f1f" w:space="0" w:sz="6" w:val="single"/>
+                  <w:bottom w:color="1f1f1f" w:space="0" w:sz="6" w:val="single"/>
+                  <w:right w:color="1f1f1f" w:space="0" w:sz="6" w:val="single"/>
+                </w:tcBorders>
+                <w:tcMar>
+                  <w:top w:w="56.69291338582678" w:type="dxa"/>
+                  <w:left w:w="56.69291338582678" w:type="dxa"/>
+                  <w:bottom w:w="56.69291338582678" w:type="dxa"/>
+                  <w:right w:w="56.69291338582678" w:type="dxa"/>
+                </w:tcMar>
+                <w:vAlign w:val="center"/>
+              </w:tcPr>
+              <w:p>
+                <w:pPr>
+                  <w:widowControl w:val="0"/>
+                  <w:pBdr>
+                    <w:top w:color="auto" w:space="0" w:sz="0" w:val="none"/>
+                    <w:left w:color="auto" w:space="0" w:sz="0" w:val="none"/>
+                    <w:bottom w:color="auto" w:space="0" w:sz="0" w:val="none"/>
+                    <w:right w:color="auto" w:space="0" w:sz="0" w:val="none"/>
+                    <w:between w:color="auto" w:space="0" w:sz="0" w:val="none"/>
+                  </w:pBdr>
+                  <w:spacing w:after="0" w:before="0" w:line="240" w:lineRule="auto"/>
+                  <w:ind w:left="0" w:firstLine="0"/>
+                  <w:jc w:val="center"/>
+                  <w:rPr>
+                    <w:rFonts w:ascii="Times New Roman" w:cs="Times New Roman" w:eastAsia="Times New Roman" w:hAnsi="Times New Roman"/>
+                    <w:b w:val="1"/>
+                    <w:bCs w:val="1"/>
+                    <w:color w:val="1f1f1f"/>
+                  </w:rPr>
+                </w:pPr>
+                <w:r>
+                  <w:rPr>
+                    <w:rtl w:val="0"/>
+                  </w:rPr>
+                </w:r>
+              </w:p>
+            </w:tc>
+            <w:tc>
+              <w:tcPr>
+                <w:vMerge w:val="continue"/>
+                <w:tcBorders>
+                  <w:top w:color="1f1f1f" w:space="0" w:sz="6" w:val="single"/>
+                  <w:left w:color="1f1f1f" w:space="0" w:sz="6" w:val="single"/>
+                  <w:bottom w:color="1f1f1f" w:space="0" w:sz="6" w:val="single"/>
+                  <w:right w:color="1f1f1f" w:space="0" w:sz="6" w:val="single"/>
+                </w:tcBorders>
+                <w:tcMar>
+                  <w:top w:w="56.69291338582678" w:type="dxa"/>
+                  <w:left w:w="56.69291338582678" w:type="dxa"/>
+                  <w:bottom w:w="56.69291338582678" w:type="dxa"/>
+                  <w:right w:w="56.69291338582678" w:type="dxa"/>
+                </w:tcMar>
+                <w:vAlign w:val="center"/>
+              </w:tcPr>
+              <w:p>
+                <w:pPr>
+                  <w:widowControl w:val="0"/>
+                  <w:spacing w:after="0" w:before="0" w:line="240" w:lineRule="auto"/>
+                  <w:ind w:left="0" w:firstLine="0"/>
+                  <w:jc w:val="center"/>
+                  <w:rPr>
+                    <w:rFonts w:ascii="Times New Roman" w:cs="Times New Roman" w:eastAsia="Times New Roman" w:hAnsi="Times New Roman"/>
+                    <w:color w:val="1f1f1f"/>
+                  </w:rPr>
+                </w:pPr>
+                <w:r>
+                  <w:rPr>
+                    <w:rtl w:val="0"/>
+                  </w:rPr>
+                </w:r>
+              </w:p>
+            </w:tc>
+            <w:tc>
+              <w:tcPr>
+                <w:tcBorders>
+                  <w:top w:color="1f1f1f" w:space="0" w:sz="6" w:val="single"/>
+                  <w:left w:color="1f1f1f" w:space="0" w:sz="6" w:val="single"/>
+                  <w:bottom w:color="1f1f1f" w:space="0" w:sz="6" w:val="single"/>
+                  <w:right w:color="1f1f1f" w:space="0" w:sz="6" w:val="single"/>
+                </w:tcBorders>
+                <w:tcMar>
+                  <w:top w:w="56.69291338582678" w:type="dxa"/>
+                  <w:left w:w="56.69291338582678" w:type="dxa"/>
+                  <w:bottom w:w="56.69291338582678" w:type="dxa"/>
+                  <w:right w:w="56.69291338582678" w:type="dxa"/>
+                </w:tcMar>
+                <w:vAlign w:val="center"/>
+              </w:tcPr>
+              <w:p>
+                <w:pPr>
+                  <w:widowControl w:val="0"/>
+                  <w:pBdr>
+                    <w:top w:color="auto" w:space="0" w:sz="0" w:val="none"/>
+                    <w:left w:color="auto" w:space="0" w:sz="0" w:val="none"/>
+                    <w:bottom w:color="auto" w:space="0" w:sz="0" w:val="none"/>
+                    <w:right w:color="auto" w:space="0" w:sz="0" w:val="none"/>
+                    <w:between w:color="auto" w:space="0" w:sz="0" w:val="none"/>
+                  </w:pBdr>
+                  <w:spacing w:after="0" w:line="276" w:lineRule="auto"/>
+                  <w:jc w:val="center"/>
+                  <w:rPr>
+                    <w:rFonts w:ascii="Times New Roman" w:cs="Times New Roman" w:eastAsia="Times New Roman" w:hAnsi="Times New Roman"/>
+                    <w:color w:val="1f1f1f"/>
+                  </w:rPr>
+                </w:pPr>
+                <w:r>
+                  <w:rPr>
+                    <w:rFonts w:ascii="Times New Roman" w:cs="Times New Roman" w:eastAsia="Times New Roman" w:hAnsi="Times New Roman"/>
+                    <w:color w:val="1f1f1f"/>
+                    <w:rtl w:val="0"/>
+                  </w:rPr>
+                  <w:t xml:space="preserve">Catálogo de Prompts RAG (</w:t>
+                </w:r>
+                <w:r>
+                  <w:rPr>
+                    <w:rFonts w:ascii="Times New Roman" w:cs="Times New Roman" w:eastAsia="Times New Roman" w:hAnsi="Times New Roman"/>
+                    <w:color w:val="444746"/>
+                    <w:shd w:fill="e9eef6" w:val="clear"/>
+                    <w:rtl w:val="0"/>
+                  </w:rPr>
+                  <w:t xml:space="preserve">CACIF-CPRAG.docx</w:t>
+                </w:r>
+                <w:r>
+                  <w:rPr>
+                    <w:rFonts w:ascii="Times New Roman" w:cs="Times New Roman" w:eastAsia="Times New Roman" w:hAnsi="Times New Roman"/>
+                    <w:color w:val="1f1f1f"/>
+                    <w:rtl w:val="0"/>
+                  </w:rPr>
+                  <w:t xml:space="preserve">)</w:t>
+                </w:r>
+              </w:p>
+            </w:tc>
+          </w:tr>
+          <w:tr>
+            <w:trPr>
+              <w:cantSplit w:val="0"/>
+              <w:trHeight w:val="56.69291338582678" w:hRule="atLeast"/>
+              <w:tblHeader w:val="0"/>
+            </w:trPr>
+            <w:tc>
+              <w:tcPr>
+                <w:vMerge w:val="continue"/>
+                <w:tcBorders>
+                  <w:top w:color="1f1f1f" w:space="0" w:sz="6" w:val="single"/>
+                  <w:left w:color="1f1f1f" w:space="0" w:sz="6" w:val="single"/>
+                  <w:bottom w:color="1f1f1f" w:space="0" w:sz="6" w:val="single"/>
+                  <w:right w:color="1f1f1f" w:space="0" w:sz="6" w:val="single"/>
+                </w:tcBorders>
+                <w:tcMar>
+                  <w:top w:w="56.69291338582678" w:type="dxa"/>
+                  <w:left w:w="56.69291338582678" w:type="dxa"/>
+                  <w:bottom w:w="56.69291338582678" w:type="dxa"/>
+                  <w:right w:w="56.69291338582678" w:type="dxa"/>
+                </w:tcMar>
+                <w:vAlign w:val="center"/>
+              </w:tcPr>
+              <w:p>
+                <w:pPr>
+                  <w:widowControl w:val="0"/>
+                  <w:pBdr>
+                    <w:top w:color="auto" w:space="0" w:sz="0" w:val="none"/>
+                    <w:left w:color="auto" w:space="0" w:sz="0" w:val="none"/>
+                    <w:bottom w:color="auto" w:space="0" w:sz="0" w:val="none"/>
+                    <w:right w:color="auto" w:space="0" w:sz="0" w:val="none"/>
+                    <w:between w:color="auto" w:space="0" w:sz="0" w:val="none"/>
+                  </w:pBdr>
+                  <w:spacing w:after="0" w:before="0" w:line="240" w:lineRule="auto"/>
+                  <w:ind w:left="0" w:firstLine="0"/>
+                  <w:jc w:val="center"/>
+                  <w:rPr>
+                    <w:rFonts w:ascii="Times New Roman" w:cs="Times New Roman" w:eastAsia="Times New Roman" w:hAnsi="Times New Roman"/>
+                    <w:b w:val="1"/>
+                    <w:bCs w:val="1"/>
+                    <w:color w:val="1f1f1f"/>
+                  </w:rPr>
+                </w:pPr>
+                <w:r>
+                  <w:rPr>
+                    <w:rtl w:val="0"/>
+                  </w:rPr>
+                </w:r>
+              </w:p>
+            </w:tc>
+            <w:tc>
+              <w:tcPr>
+                <w:vMerge w:val="continue"/>
+                <w:tcBorders>
+                  <w:top w:color="1f1f1f" w:space="0" w:sz="6" w:val="single"/>
+                  <w:left w:color="1f1f1f" w:space="0" w:sz="6" w:val="single"/>
+                  <w:bottom w:color="1f1f1f" w:space="0" w:sz="6" w:val="single"/>
+                  <w:right w:color="1f1f1f" w:space="0" w:sz="6" w:val="single"/>
+                </w:tcBorders>
+                <w:tcMar>
+                  <w:top w:w="56.69291338582678" w:type="dxa"/>
+                  <w:left w:w="56.69291338582678" w:type="dxa"/>
+                  <w:bottom w:w="56.69291338582678" w:type="dxa"/>
+                  <w:right w:w="56.69291338582678" w:type="dxa"/>
+                </w:tcMar>
+                <w:vAlign w:val="center"/>
+              </w:tcPr>
+              <w:p>
+                <w:pPr>
+                  <w:widowControl w:val="0"/>
+                  <w:spacing w:after="0" w:before="0" w:line="240" w:lineRule="auto"/>
+                  <w:ind w:left="0" w:firstLine="0"/>
+                  <w:jc w:val="center"/>
+                  <w:rPr>
+                    <w:rFonts w:ascii="Times New Roman" w:cs="Times New Roman" w:eastAsia="Times New Roman" w:hAnsi="Times New Roman"/>
+                    <w:color w:val="1f1f1f"/>
+                  </w:rPr>
+                </w:pPr>
+                <w:r>
+                  <w:rPr>
+                    <w:rtl w:val="0"/>
+                  </w:rPr>
+                </w:r>
+              </w:p>
+            </w:tc>
+            <w:tc>
+              <w:tcPr>
+                <w:tcBorders>
+                  <w:top w:color="1f1f1f" w:space="0" w:sz="6" w:val="single"/>
+                  <w:left w:color="1f1f1f" w:space="0" w:sz="6" w:val="single"/>
+                  <w:bottom w:color="1f1f1f" w:space="0" w:sz="6" w:val="single"/>
+                  <w:right w:color="1f1f1f" w:space="0" w:sz="6" w:val="single"/>
+                </w:tcBorders>
+                <w:tcMar>
+                  <w:top w:w="56.69291338582678" w:type="dxa"/>
+                  <w:left w:w="56.69291338582678" w:type="dxa"/>
+                  <w:bottom w:w="56.69291338582678" w:type="dxa"/>
+                  <w:right w:w="56.69291338582678" w:type="dxa"/>
+                </w:tcMar>
+                <w:vAlign w:val="center"/>
+              </w:tcPr>
+              <w:p>
+                <w:pPr>
+                  <w:widowControl w:val="0"/>
+                  <w:pBdr>
+                    <w:top w:color="auto" w:space="0" w:sz="0" w:val="none"/>
+                    <w:left w:color="auto" w:space="0" w:sz="0" w:val="none"/>
+                    <w:bottom w:color="auto" w:space="0" w:sz="0" w:val="none"/>
+                    <w:right w:color="auto" w:space="0" w:sz="0" w:val="none"/>
+                    <w:between w:color="auto" w:space="0" w:sz="0" w:val="none"/>
+                  </w:pBdr>
+                  <w:spacing w:after="0" w:line="276" w:lineRule="auto"/>
+                  <w:jc w:val="center"/>
+                  <w:rPr>
+                    <w:rFonts w:ascii="Times New Roman" w:cs="Times New Roman" w:eastAsia="Times New Roman" w:hAnsi="Times New Roman"/>
+                    <w:color w:val="1f1f1f"/>
+                  </w:rPr>
+                </w:pPr>
+                <w:r>
+                  <w:rPr>
+                    <w:rFonts w:ascii="Times New Roman" w:cs="Times New Roman" w:eastAsia="Times New Roman" w:hAnsi="Times New Roman"/>
+                    <w:color w:val="1f1f1f"/>
+                    <w:rtl w:val="0"/>
+                  </w:rPr>
+                  <w:t xml:space="preserve">Diseño de Interfaz (</w:t>
+                </w:r>
+                <w:r>
+                  <w:rPr>
+                    <w:rFonts w:ascii="Times New Roman" w:cs="Times New Roman" w:eastAsia="Times New Roman" w:hAnsi="Times New Roman"/>
+                    <w:color w:val="444746"/>
+                    <w:shd w:fill="e9eef6" w:val="clear"/>
+                    <w:rtl w:val="0"/>
+                  </w:rPr>
+                  <w:t xml:space="preserve">CACIF-DI.docx</w:t>
+                </w:r>
+                <w:r>
+                  <w:rPr>
+                    <w:rFonts w:ascii="Times New Roman" w:cs="Times New Roman" w:eastAsia="Times New Roman" w:hAnsi="Times New Roman"/>
+                    <w:color w:val="1f1f1f"/>
+                    <w:rtl w:val="0"/>
+                  </w:rPr>
+                  <w:t xml:space="preserve">)</w:t>
+                </w:r>
+              </w:p>
+            </w:tc>
+          </w:tr>
+          <w:tr>
+            <w:trPr>
+              <w:cantSplit w:val="0"/>
+              <w:trHeight w:val="56.69291338582678" w:hRule="atLeast"/>
+              <w:tblHeader w:val="0"/>
+            </w:trPr>
+            <w:tc>
+              <w:tcPr>
+                <w:vMerge w:val="continue"/>
+                <w:tcBorders>
+                  <w:top w:color="1f1f1f" w:space="0" w:sz="6" w:val="single"/>
+                  <w:left w:color="1f1f1f" w:space="0" w:sz="6" w:val="single"/>
+                  <w:bottom w:color="1f1f1f" w:space="0" w:sz="6" w:val="single"/>
+                  <w:right w:color="1f1f1f" w:space="0" w:sz="6" w:val="single"/>
+                </w:tcBorders>
+                <w:tcMar>
+                  <w:top w:w="56.69291338582678" w:type="dxa"/>
+                  <w:left w:w="56.69291338582678" w:type="dxa"/>
+                  <w:bottom w:w="56.69291338582678" w:type="dxa"/>
+                  <w:right w:w="56.69291338582678" w:type="dxa"/>
+                </w:tcMar>
+                <w:vAlign w:val="center"/>
+              </w:tcPr>
+              <w:p>
+                <w:pPr>
+                  <w:widowControl w:val="0"/>
+                  <w:pBdr>
+                    <w:top w:color="auto" w:space="0" w:sz="0" w:val="none"/>
+                    <w:left w:color="auto" w:space="0" w:sz="0" w:val="none"/>
+                    <w:bottom w:color="auto" w:space="0" w:sz="0" w:val="none"/>
+                    <w:right w:color="auto" w:space="0" w:sz="0" w:val="none"/>
+                    <w:between w:color="auto" w:space="0" w:sz="0" w:val="none"/>
+                  </w:pBdr>
+                  <w:spacing w:after="0" w:before="0" w:line="240" w:lineRule="auto"/>
+                  <w:ind w:left="0" w:firstLine="0"/>
+                  <w:jc w:val="center"/>
+                  <w:rPr>
+                    <w:rFonts w:ascii="Times New Roman" w:cs="Times New Roman" w:eastAsia="Times New Roman" w:hAnsi="Times New Roman"/>
+                    <w:b w:val="1"/>
+                    <w:bCs w:val="1"/>
+                    <w:color w:val="1f1f1f"/>
+                  </w:rPr>
+                </w:pPr>
+                <w:r>
+                  <w:rPr>
+                    <w:rtl w:val="0"/>
+                  </w:rPr>
+                </w:r>
+              </w:p>
+            </w:tc>
+            <w:tc>
+              <w:tcPr>
+                <w:vMerge w:val="continue"/>
+                <w:tcBorders>
+                  <w:top w:color="1f1f1f" w:space="0" w:sz="6" w:val="single"/>
+                  <w:left w:color="1f1f1f" w:space="0" w:sz="6" w:val="single"/>
+                  <w:bottom w:color="1f1f1f" w:space="0" w:sz="6" w:val="single"/>
+                  <w:right w:color="1f1f1f" w:space="0" w:sz="6" w:val="single"/>
+                </w:tcBorders>
+                <w:tcMar>
+                  <w:top w:w="56.69291338582678" w:type="dxa"/>
+                  <w:left w:w="56.69291338582678" w:type="dxa"/>
+                  <w:bottom w:w="56.69291338582678" w:type="dxa"/>
+                  <w:right w:w="56.69291338582678" w:type="dxa"/>
+                </w:tcMar>
+                <w:vAlign w:val="center"/>
+              </w:tcPr>
+              <w:p>
+                <w:pPr>
+                  <w:widowControl w:val="0"/>
+                  <w:spacing w:after="0" w:before="0" w:line="240" w:lineRule="auto"/>
+                  <w:ind w:left="0" w:firstLine="0"/>
+                  <w:jc w:val="center"/>
+                  <w:rPr>
+                    <w:rFonts w:ascii="Times New Roman" w:cs="Times New Roman" w:eastAsia="Times New Roman" w:hAnsi="Times New Roman"/>
+                    <w:color w:val="1f1f1f"/>
+                  </w:rPr>
+                </w:pPr>
+                <w:r>
+                  <w:rPr>
+                    <w:rtl w:val="0"/>
+                  </w:rPr>
+                </w:r>
+              </w:p>
+            </w:tc>
+            <w:tc>
+              <w:tcPr>
+                <w:tcBorders>
+                  <w:top w:color="1f1f1f" w:space="0" w:sz="6" w:val="single"/>
+                  <w:left w:color="1f1f1f" w:space="0" w:sz="6" w:val="single"/>
+                  <w:bottom w:color="1f1f1f" w:space="0" w:sz="6" w:val="single"/>
+                  <w:right w:color="1f1f1f" w:space="0" w:sz="6" w:val="single"/>
+                </w:tcBorders>
+                <w:tcMar>
+                  <w:top w:w="56.69291338582678" w:type="dxa"/>
+                  <w:left w:w="56.69291338582678" w:type="dxa"/>
+                  <w:bottom w:w="56.69291338582678" w:type="dxa"/>
+                  <w:right w:w="56.69291338582678" w:type="dxa"/>
+                </w:tcMar>
+                <w:vAlign w:val="center"/>
+              </w:tcPr>
+              <w:p>
+                <w:pPr>
+                  <w:widowControl w:val="0"/>
+                  <w:pBdr>
+                    <w:top w:color="auto" w:space="0" w:sz="0" w:val="none"/>
+                    <w:left w:color="auto" w:space="0" w:sz="0" w:val="none"/>
+                    <w:bottom w:color="auto" w:space="0" w:sz="0" w:val="none"/>
+                    <w:right w:color="auto" w:space="0" w:sz="0" w:val="none"/>
+                    <w:between w:color="auto" w:space="0" w:sz="0" w:val="none"/>
+                  </w:pBdr>
+                  <w:spacing w:after="0" w:line="276" w:lineRule="auto"/>
+                  <w:jc w:val="center"/>
+                  <w:rPr>
+                    <w:rFonts w:ascii="Times New Roman" w:cs="Times New Roman" w:eastAsia="Times New Roman" w:hAnsi="Times New Roman"/>
+                    <w:color w:val="1f1f1f"/>
+                  </w:rPr>
+                </w:pPr>
+                <w:r>
+                  <w:rPr>
+                    <w:rFonts w:ascii="Times New Roman" w:cs="Times New Roman" w:eastAsia="Times New Roman" w:hAnsi="Times New Roman"/>
+                    <w:color w:val="1f1f1f"/>
+                    <w:rtl w:val="0"/>
+                  </w:rPr>
+                  <w:t xml:space="preserve">Plan de Pruebas (</w:t>
+                </w:r>
+                <w:r>
+                  <w:rPr>
+                    <w:rFonts w:ascii="Times New Roman" w:cs="Times New Roman" w:eastAsia="Times New Roman" w:hAnsi="Times New Roman"/>
+                    <w:color w:val="444746"/>
+                    <w:shd w:fill="e9eef6" w:val="clear"/>
+                    <w:rtl w:val="0"/>
+                  </w:rPr>
+                  <w:t xml:space="preserve">CACIF-PP.docx</w:t>
+                </w:r>
+                <w:r>
+                  <w:rPr>
+                    <w:rFonts w:ascii="Times New Roman" w:cs="Times New Roman" w:eastAsia="Times New Roman" w:hAnsi="Times New Roman"/>
+                    <w:color w:val="1f1f1f"/>
+                    <w:rtl w:val="0"/>
+                  </w:rPr>
+                  <w:t xml:space="preserve">)</w:t>
+                </w:r>
+              </w:p>
+            </w:tc>
+          </w:tr>
+          <w:tr>
+            <w:trPr>
+              <w:cantSplit w:val="0"/>
+              <w:trHeight w:val="56.69291338582678" w:hRule="atLeast"/>
+              <w:tblHeader w:val="0"/>
+            </w:trPr>
+            <w:tc>
+              <w:tcPr>
+                <w:vMerge w:val="restart"/>
+                <w:tcBorders>
+                  <w:top w:color="1f1f1f" w:space="0" w:sz="6" w:val="single"/>
+                  <w:left w:color="1f1f1f" w:space="0" w:sz="6" w:val="single"/>
+                  <w:bottom w:color="1f1f1f" w:space="0" w:sz="6" w:val="single"/>
+                  <w:right w:color="1f1f1f" w:space="0" w:sz="6" w:val="single"/>
+                </w:tcBorders>
+                <w:tcMar>
+                  <w:top w:w="56.69291338582678" w:type="dxa"/>
+                  <w:left w:w="56.69291338582678" w:type="dxa"/>
+                  <w:bottom w:w="56.69291338582678" w:type="dxa"/>
+                  <w:right w:w="56.69291338582678" w:type="dxa"/>
+                </w:tcMar>
+                <w:vAlign w:val="center"/>
+              </w:tcPr>
+              <w:p>
+                <w:pPr>
+                  <w:widowControl w:val="0"/>
+                  <w:pBdr>
+                    <w:top w:color="auto" w:space="0" w:sz="0" w:val="none"/>
+                    <w:left w:color="auto" w:space="0" w:sz="0" w:val="none"/>
+                    <w:bottom w:color="auto" w:space="0" w:sz="0" w:val="none"/>
+                    <w:right w:color="auto" w:space="0" w:sz="0" w:val="none"/>
+                    <w:between w:color="auto" w:space="0" w:sz="0" w:val="none"/>
+                  </w:pBdr>
+                  <w:spacing w:after="0" w:line="276" w:lineRule="auto"/>
+                  <w:jc w:val="center"/>
+                  <w:rPr>
+                    <w:rFonts w:ascii="Times New Roman" w:cs="Times New Roman" w:eastAsia="Times New Roman" w:hAnsi="Times New Roman"/>
+                    <w:b w:val="1"/>
+                    <w:bCs w:val="1"/>
+                    <w:color w:val="1f1f1f"/>
+                  </w:rPr>
+                </w:pPr>
+                <w:r>
+                  <w:rPr>
+                    <w:rFonts w:ascii="Times New Roman" w:cs="Times New Roman" w:eastAsia="Times New Roman" w:hAnsi="Times New Roman"/>
+                    <w:b w:val="1"/>
+                    <w:bCs w:val="1"/>
+                    <w:color w:val="1f1f1f"/>
+                    <w:rtl w:val="0"/>
+                  </w:rPr>
+                  <w:t xml:space="preserve">Hito 3: Desarrollo</w:t>
+                </w:r>
+              </w:p>
+            </w:tc>
+            <w:tc>
+              <w:tcPr>
+                <w:vMerge w:val="restart"/>
+                <w:tcBorders>
+                  <w:top w:color="1f1f1f" w:space="0" w:sz="6" w:val="single"/>
+                  <w:left w:color="1f1f1f" w:space="0" w:sz="6" w:val="single"/>
+                  <w:bottom w:color="1f1f1f" w:space="0" w:sz="6" w:val="single"/>
+                  <w:right w:color="1f1f1f" w:space="0" w:sz="6" w:val="single"/>
                 </w:tcBorders>
                 <w:tcMar>
                   <w:top w:w="56.69291338582678" w:type="dxa"/>
@@ -17679,7 +20209,1566 @@
                     <w:color w:val="1f1f1f"/>
                     <w:rtl w:val="0"/>
                   </w:rPr>
-                  <w:t xml:space="preserve">CACIF-PC.docx</w:t>
+                  <w:t xml:space="preserve">Línea Base 03: Construcción</w:t>
+                </w:r>
+              </w:p>
+            </w:tc>
+            <w:tc>
+              <w:tcPr>
+                <w:tcBorders>
+                  <w:top w:color="1f1f1f" w:space="0" w:sz="6" w:val="single"/>
+                  <w:left w:color="1f1f1f" w:space="0" w:sz="6" w:val="single"/>
+                  <w:bottom w:color="1f1f1f" w:space="0" w:sz="6" w:val="single"/>
+                  <w:right w:color="1f1f1f" w:space="0" w:sz="6" w:val="single"/>
+                </w:tcBorders>
+                <w:tcMar>
+                  <w:top w:w="56.69291338582678" w:type="dxa"/>
+                  <w:left w:w="56.69291338582678" w:type="dxa"/>
+                  <w:bottom w:w="56.69291338582678" w:type="dxa"/>
+                  <w:right w:w="56.69291338582678" w:type="dxa"/>
+                </w:tcMar>
+                <w:vAlign w:val="center"/>
+              </w:tcPr>
+              <w:p>
+                <w:pPr>
+                  <w:widowControl w:val="0"/>
+                  <w:pBdr>
+                    <w:top w:color="auto" w:space="0" w:sz="0" w:val="none"/>
+                    <w:left w:color="auto" w:space="0" w:sz="0" w:val="none"/>
+                    <w:bottom w:color="auto" w:space="0" w:sz="0" w:val="none"/>
+                    <w:right w:color="auto" w:space="0" w:sz="0" w:val="none"/>
+                    <w:between w:color="auto" w:space="0" w:sz="0" w:val="none"/>
+                  </w:pBdr>
+                  <w:spacing w:after="0" w:line="276" w:lineRule="auto"/>
+                  <w:jc w:val="center"/>
+                  <w:rPr>
+                    <w:rFonts w:ascii="Times New Roman" w:cs="Times New Roman" w:eastAsia="Times New Roman" w:hAnsi="Times New Roman"/>
+                    <w:color w:val="1f1f1f"/>
+                  </w:rPr>
+                </w:pPr>
+                <w:r>
+                  <w:rPr>
+                    <w:rFonts w:ascii="Times New Roman" w:cs="Times New Roman" w:eastAsia="Times New Roman" w:hAnsi="Times New Roman"/>
+                    <w:color w:val="1f1f1f"/>
+                    <w:rtl w:val="0"/>
+                  </w:rPr>
+                  <w:t xml:space="preserve">Código Fuente RAG y CUs </w:t>
+                </w:r>
+              </w:p>
+            </w:tc>
+          </w:tr>
+          <w:tr>
+            <w:trPr>
+              <w:cantSplit w:val="0"/>
+              <w:trHeight w:val="56.69291338582678" w:hRule="atLeast"/>
+              <w:tblHeader w:val="0"/>
+            </w:trPr>
+            <w:tc>
+              <w:tcPr>
+                <w:vMerge w:val="continue"/>
+                <w:tcBorders>
+                  <w:top w:color="1f1f1f" w:space="0" w:sz="6" w:val="single"/>
+                  <w:left w:color="1f1f1f" w:space="0" w:sz="6" w:val="single"/>
+                  <w:bottom w:color="1f1f1f" w:space="0" w:sz="6" w:val="single"/>
+                  <w:right w:color="1f1f1f" w:space="0" w:sz="6" w:val="single"/>
+                </w:tcBorders>
+                <w:tcMar>
+                  <w:top w:w="56.69291338582678" w:type="dxa"/>
+                  <w:left w:w="56.69291338582678" w:type="dxa"/>
+                  <w:bottom w:w="56.69291338582678" w:type="dxa"/>
+                  <w:right w:w="56.69291338582678" w:type="dxa"/>
+                </w:tcMar>
+                <w:vAlign w:val="center"/>
+              </w:tcPr>
+              <w:p>
+                <w:pPr>
+                  <w:widowControl w:val="0"/>
+                  <w:pBdr>
+                    <w:top w:color="auto" w:space="0" w:sz="0" w:val="none"/>
+                    <w:left w:color="auto" w:space="0" w:sz="0" w:val="none"/>
+                    <w:bottom w:color="auto" w:space="0" w:sz="0" w:val="none"/>
+                    <w:right w:color="auto" w:space="0" w:sz="0" w:val="none"/>
+                    <w:between w:color="auto" w:space="0" w:sz="0" w:val="none"/>
+                  </w:pBdr>
+                  <w:spacing w:after="0" w:line="276" w:lineRule="auto"/>
+                  <w:jc w:val="center"/>
+                  <w:rPr>
+                    <w:rFonts w:ascii="Times New Roman" w:cs="Times New Roman" w:eastAsia="Times New Roman" w:hAnsi="Times New Roman"/>
+                    <w:b w:val="1"/>
+                    <w:bCs w:val="1"/>
+                    <w:color w:val="1f1f1f"/>
+                  </w:rPr>
+                </w:pPr>
+                <w:r>
+                  <w:rPr>
+                    <w:rtl w:val="0"/>
+                  </w:rPr>
+                </w:r>
+              </w:p>
+            </w:tc>
+            <w:tc>
+              <w:tcPr>
+                <w:vMerge w:val="continue"/>
+                <w:tcBorders>
+                  <w:top w:color="1f1f1f" w:space="0" w:sz="6" w:val="single"/>
+                  <w:left w:color="1f1f1f" w:space="0" w:sz="6" w:val="single"/>
+                  <w:bottom w:color="1f1f1f" w:space="0" w:sz="6" w:val="single"/>
+                  <w:right w:color="1f1f1f" w:space="0" w:sz="6" w:val="single"/>
+                </w:tcBorders>
+                <w:tcMar>
+                  <w:top w:w="56.69291338582678" w:type="dxa"/>
+                  <w:left w:w="56.69291338582678" w:type="dxa"/>
+                  <w:bottom w:w="56.69291338582678" w:type="dxa"/>
+                  <w:right w:w="56.69291338582678" w:type="dxa"/>
+                </w:tcMar>
+                <w:vAlign w:val="center"/>
+              </w:tcPr>
+              <w:p>
+                <w:pPr>
+                  <w:widowControl w:val="0"/>
+                  <w:spacing w:after="0" w:line="276" w:lineRule="auto"/>
+                  <w:jc w:val="center"/>
+                  <w:rPr>
+                    <w:rFonts w:ascii="Times New Roman" w:cs="Times New Roman" w:eastAsia="Times New Roman" w:hAnsi="Times New Roman"/>
+                    <w:color w:val="1f1f1f"/>
+                  </w:rPr>
+                </w:pPr>
+                <w:r>
+                  <w:rPr>
+                    <w:rtl w:val="0"/>
+                  </w:rPr>
+                </w:r>
+              </w:p>
+            </w:tc>
+            <w:tc>
+              <w:tcPr>
+                <w:tcBorders>
+                  <w:top w:color="1f1f1f" w:space="0" w:sz="6" w:val="single"/>
+                  <w:left w:color="1f1f1f" w:space="0" w:sz="6" w:val="single"/>
+                  <w:bottom w:color="1f1f1f" w:space="0" w:sz="6" w:val="single"/>
+                  <w:right w:color="1f1f1f" w:space="0" w:sz="6" w:val="single"/>
+                </w:tcBorders>
+                <w:tcMar>
+                  <w:top w:w="56.69291338582678" w:type="dxa"/>
+                  <w:left w:w="56.69291338582678" w:type="dxa"/>
+                  <w:bottom w:w="56.69291338582678" w:type="dxa"/>
+                  <w:right w:w="56.69291338582678" w:type="dxa"/>
+                </w:tcMar>
+                <w:vAlign w:val="center"/>
+              </w:tcPr>
+              <w:p>
+                <w:pPr>
+                  <w:widowControl w:val="0"/>
+                  <w:pBdr>
+                    <w:top w:color="auto" w:space="0" w:sz="0" w:val="none"/>
+                    <w:left w:color="auto" w:space="0" w:sz="0" w:val="none"/>
+                    <w:bottom w:color="auto" w:space="0" w:sz="0" w:val="none"/>
+                    <w:right w:color="auto" w:space="0" w:sz="0" w:val="none"/>
+                    <w:between w:color="auto" w:space="0" w:sz="0" w:val="none"/>
+                  </w:pBdr>
+                  <w:spacing w:after="0" w:line="276" w:lineRule="auto"/>
+                  <w:jc w:val="center"/>
+                  <w:rPr>
+                    <w:rFonts w:ascii="Times New Roman" w:cs="Times New Roman" w:eastAsia="Times New Roman" w:hAnsi="Times New Roman"/>
+                    <w:color w:val="1f1f1f"/>
+                  </w:rPr>
+                </w:pPr>
+                <w:r>
+                  <w:rPr>
+                    <w:rFonts w:ascii="Times New Roman" w:cs="Times New Roman" w:eastAsia="Times New Roman" w:hAnsi="Times New Roman"/>
+                    <w:color w:val="1f1f1f"/>
+                    <w:rtl w:val="0"/>
+                  </w:rPr>
+                  <w:t xml:space="preserve">Reporte de Ejecución 1</w:t>
+                </w:r>
+              </w:p>
+              <w:p>
+                <w:pPr>
+                  <w:widowControl w:val="0"/>
+                  <w:pBdr>
+                    <w:top w:color="auto" w:space="0" w:sz="0" w:val="none"/>
+                    <w:left w:color="auto" w:space="0" w:sz="0" w:val="none"/>
+                    <w:bottom w:color="auto" w:space="0" w:sz="0" w:val="none"/>
+                    <w:right w:color="auto" w:space="0" w:sz="0" w:val="none"/>
+                    <w:between w:color="auto" w:space="0" w:sz="0" w:val="none"/>
+                  </w:pBdr>
+                  <w:spacing w:after="0" w:line="276" w:lineRule="auto"/>
+                  <w:jc w:val="center"/>
+                  <w:rPr>
+                    <w:rFonts w:ascii="Times New Roman" w:cs="Times New Roman" w:eastAsia="Times New Roman" w:hAnsi="Times New Roman"/>
+                    <w:color w:val="1f1f1f"/>
+                  </w:rPr>
+                </w:pPr>
+                <w:r>
+                  <w:rPr>
+                    <w:rFonts w:ascii="Times New Roman" w:cs="Times New Roman" w:eastAsia="Times New Roman" w:hAnsi="Times New Roman"/>
+                    <w:color w:val="1f1f1f"/>
+                    <w:rtl w:val="0"/>
+                  </w:rPr>
+                  <w:t xml:space="preserve">(</w:t>
+                </w:r>
+                <w:r>
+                  <w:rPr>
+                    <w:rFonts w:ascii="Times New Roman" w:cs="Times New Roman" w:eastAsia="Times New Roman" w:hAnsi="Times New Roman"/>
+                    <w:color w:val="444746"/>
+                    <w:shd w:fill="e9eef6" w:val="clear"/>
+                    <w:rtl w:val="0"/>
+                  </w:rPr>
+                  <w:t xml:space="preserve">CACIF-RE01.xlsx)</w:t>
+                </w:r>
+                <w:r>
+                  <w:rPr>
+                    <w:rtl w:val="0"/>
+                  </w:rPr>
+                </w:r>
+              </w:p>
+            </w:tc>
+          </w:tr>
+          <w:tr>
+            <w:trPr>
+              <w:cantSplit w:val="0"/>
+              <w:trHeight w:val="56.69291338582678" w:hRule="atLeast"/>
+              <w:tblHeader w:val="0"/>
+            </w:trPr>
+            <w:tc>
+              <w:tcPr>
+                <w:vMerge w:val="continue"/>
+                <w:tcBorders>
+                  <w:top w:color="1f1f1f" w:space="0" w:sz="6" w:val="single"/>
+                  <w:left w:color="1f1f1f" w:space="0" w:sz="6" w:val="single"/>
+                  <w:bottom w:color="1f1f1f" w:space="0" w:sz="6" w:val="single"/>
+                  <w:right w:color="1f1f1f" w:space="0" w:sz="6" w:val="single"/>
+                </w:tcBorders>
+                <w:tcMar>
+                  <w:top w:w="56.69291338582678" w:type="dxa"/>
+                  <w:left w:w="56.69291338582678" w:type="dxa"/>
+                  <w:bottom w:w="56.69291338582678" w:type="dxa"/>
+                  <w:right w:w="56.69291338582678" w:type="dxa"/>
+                </w:tcMar>
+                <w:vAlign w:val="center"/>
+              </w:tcPr>
+              <w:p>
+                <w:pPr>
+                  <w:widowControl w:val="0"/>
+                  <w:pBdr>
+                    <w:top w:color="auto" w:space="0" w:sz="0" w:val="none"/>
+                    <w:left w:color="auto" w:space="0" w:sz="0" w:val="none"/>
+                    <w:bottom w:color="auto" w:space="0" w:sz="0" w:val="none"/>
+                    <w:right w:color="auto" w:space="0" w:sz="0" w:val="none"/>
+                    <w:between w:color="auto" w:space="0" w:sz="0" w:val="none"/>
+                  </w:pBdr>
+                  <w:spacing w:after="0" w:before="0" w:line="240" w:lineRule="auto"/>
+                  <w:ind w:left="0" w:firstLine="0"/>
+                  <w:jc w:val="center"/>
+                  <w:rPr>
+                    <w:rFonts w:ascii="Times New Roman" w:cs="Times New Roman" w:eastAsia="Times New Roman" w:hAnsi="Times New Roman"/>
+                    <w:b w:val="1"/>
+                    <w:bCs w:val="1"/>
+                    <w:color w:val="1f1f1f"/>
+                  </w:rPr>
+                </w:pPr>
+                <w:r>
+                  <w:rPr>
+                    <w:rtl w:val="0"/>
+                  </w:rPr>
+                </w:r>
+              </w:p>
+            </w:tc>
+            <w:tc>
+              <w:tcPr>
+                <w:vMerge w:val="continue"/>
+                <w:tcBorders>
+                  <w:top w:color="1f1f1f" w:space="0" w:sz="6" w:val="single"/>
+                  <w:left w:color="1f1f1f" w:space="0" w:sz="6" w:val="single"/>
+                  <w:bottom w:color="1f1f1f" w:space="0" w:sz="6" w:val="single"/>
+                  <w:right w:color="1f1f1f" w:space="0" w:sz="6" w:val="single"/>
+                </w:tcBorders>
+                <w:tcMar>
+                  <w:top w:w="56.69291338582678" w:type="dxa"/>
+                  <w:left w:w="56.69291338582678" w:type="dxa"/>
+                  <w:bottom w:w="56.69291338582678" w:type="dxa"/>
+                  <w:right w:w="56.69291338582678" w:type="dxa"/>
+                </w:tcMar>
+                <w:vAlign w:val="center"/>
+              </w:tcPr>
+              <w:p>
+                <w:pPr>
+                  <w:widowControl w:val="0"/>
+                  <w:spacing w:after="0" w:before="0" w:line="240" w:lineRule="auto"/>
+                  <w:ind w:left="0" w:firstLine="0"/>
+                  <w:jc w:val="center"/>
+                  <w:rPr>
+                    <w:rFonts w:ascii="Times New Roman" w:cs="Times New Roman" w:eastAsia="Times New Roman" w:hAnsi="Times New Roman"/>
+                    <w:color w:val="1f1f1f"/>
+                  </w:rPr>
+                </w:pPr>
+                <w:r>
+                  <w:rPr>
+                    <w:rtl w:val="0"/>
+                  </w:rPr>
+                </w:r>
+              </w:p>
+            </w:tc>
+            <w:tc>
+              <w:tcPr>
+                <w:tcBorders>
+                  <w:top w:color="1f1f1f" w:space="0" w:sz="6" w:val="single"/>
+                  <w:left w:color="1f1f1f" w:space="0" w:sz="6" w:val="single"/>
+                  <w:bottom w:color="1f1f1f" w:space="0" w:sz="6" w:val="single"/>
+                  <w:right w:color="1f1f1f" w:space="0" w:sz="6" w:val="single"/>
+                </w:tcBorders>
+                <w:tcMar>
+                  <w:top w:w="56.69291338582678" w:type="dxa"/>
+                  <w:left w:w="56.69291338582678" w:type="dxa"/>
+                  <w:bottom w:w="56.69291338582678" w:type="dxa"/>
+                  <w:right w:w="56.69291338582678" w:type="dxa"/>
+                </w:tcMar>
+                <w:vAlign w:val="center"/>
+              </w:tcPr>
+              <w:p>
+                <w:pPr>
+                  <w:widowControl w:val="0"/>
+                  <w:pBdr>
+                    <w:top w:color="auto" w:space="0" w:sz="0" w:val="none"/>
+                    <w:left w:color="auto" w:space="0" w:sz="0" w:val="none"/>
+                    <w:bottom w:color="auto" w:space="0" w:sz="0" w:val="none"/>
+                    <w:right w:color="auto" w:space="0" w:sz="0" w:val="none"/>
+                    <w:between w:color="auto" w:space="0" w:sz="0" w:val="none"/>
+                  </w:pBdr>
+                  <w:spacing w:after="0" w:line="276" w:lineRule="auto"/>
+                  <w:jc w:val="center"/>
+                  <w:rPr>
+                    <w:rFonts w:ascii="Times New Roman" w:cs="Times New Roman" w:eastAsia="Times New Roman" w:hAnsi="Times New Roman"/>
+                    <w:color w:val="1f1f1f"/>
+                  </w:rPr>
+                </w:pPr>
+                <w:r>
+                  <w:rPr>
+                    <w:rFonts w:ascii="Times New Roman" w:cs="Times New Roman" w:eastAsia="Times New Roman" w:hAnsi="Times New Roman"/>
+                    <w:color w:val="1f1f1f"/>
+                    <w:rtl w:val="0"/>
+                  </w:rPr>
+                  <w:t xml:space="preserve">Reporte de Ejecución 2</w:t>
+                </w:r>
+              </w:p>
+              <w:p>
+                <w:pPr>
+                  <w:widowControl w:val="0"/>
+                  <w:pBdr>
+                    <w:top w:color="auto" w:space="0" w:sz="0" w:val="none"/>
+                    <w:left w:color="auto" w:space="0" w:sz="0" w:val="none"/>
+                    <w:bottom w:color="auto" w:space="0" w:sz="0" w:val="none"/>
+                    <w:right w:color="auto" w:space="0" w:sz="0" w:val="none"/>
+                    <w:between w:color="auto" w:space="0" w:sz="0" w:val="none"/>
+                  </w:pBdr>
+                  <w:spacing w:after="0" w:line="276" w:lineRule="auto"/>
+                  <w:jc w:val="center"/>
+                  <w:rPr>
+                    <w:rFonts w:ascii="Times New Roman" w:cs="Times New Roman" w:eastAsia="Times New Roman" w:hAnsi="Times New Roman"/>
+                    <w:color w:val="1f1f1f"/>
+                  </w:rPr>
+                </w:pPr>
+                <w:r>
+                  <w:rPr>
+                    <w:rFonts w:ascii="Times New Roman" w:cs="Times New Roman" w:eastAsia="Times New Roman" w:hAnsi="Times New Roman"/>
+                    <w:color w:val="1f1f1f"/>
+                    <w:rtl w:val="0"/>
+                  </w:rPr>
+                  <w:t xml:space="preserve">(</w:t>
+                </w:r>
+                <w:r>
+                  <w:rPr>
+                    <w:rFonts w:ascii="Times New Roman" w:cs="Times New Roman" w:eastAsia="Times New Roman" w:hAnsi="Times New Roman"/>
+                    <w:color w:val="444746"/>
+                    <w:shd w:fill="e9eef6" w:val="clear"/>
+                    <w:rtl w:val="0"/>
+                  </w:rPr>
+                  <w:t xml:space="preserve">CACIF-RE02.xlsx)</w:t>
+                </w:r>
+                <w:r>
+                  <w:rPr>
+                    <w:rtl w:val="0"/>
+                  </w:rPr>
+                </w:r>
+              </w:p>
+            </w:tc>
+          </w:tr>
+          <w:tr>
+            <w:trPr>
+              <w:cantSplit w:val="0"/>
+              <w:trHeight w:val="56.69291338582678" w:hRule="atLeast"/>
+              <w:tblHeader w:val="0"/>
+            </w:trPr>
+            <w:tc>
+              <w:tcPr>
+                <w:vMerge w:val="restart"/>
+                <w:tcBorders>
+                  <w:top w:color="1f1f1f" w:space="0" w:sz="6" w:val="single"/>
+                  <w:left w:color="1f1f1f" w:space="0" w:sz="6" w:val="single"/>
+                  <w:bottom w:color="1f1f1f" w:space="0" w:sz="6" w:val="single"/>
+                  <w:right w:color="1f1f1f" w:space="0" w:sz="6" w:val="single"/>
+                </w:tcBorders>
+                <w:tcMar>
+                  <w:top w:w="56.69291338582678" w:type="dxa"/>
+                  <w:left w:w="56.69291338582678" w:type="dxa"/>
+                  <w:bottom w:w="56.69291338582678" w:type="dxa"/>
+                  <w:right w:w="56.69291338582678" w:type="dxa"/>
+                </w:tcMar>
+                <w:vAlign w:val="center"/>
+              </w:tcPr>
+              <w:p>
+                <w:pPr>
+                  <w:widowControl w:val="0"/>
+                  <w:pBdr>
+                    <w:top w:color="auto" w:space="0" w:sz="0" w:val="none"/>
+                    <w:left w:color="auto" w:space="0" w:sz="0" w:val="none"/>
+                    <w:bottom w:color="auto" w:space="0" w:sz="0" w:val="none"/>
+                    <w:right w:color="auto" w:space="0" w:sz="0" w:val="none"/>
+                    <w:between w:color="auto" w:space="0" w:sz="0" w:val="none"/>
+                  </w:pBdr>
+                  <w:spacing w:after="0" w:line="276" w:lineRule="auto"/>
+                  <w:jc w:val="center"/>
+                  <w:rPr>
+                    <w:rFonts w:ascii="Times New Roman" w:cs="Times New Roman" w:eastAsia="Times New Roman" w:hAnsi="Times New Roman"/>
+                    <w:b w:val="1"/>
+                    <w:bCs w:val="1"/>
+                    <w:color w:val="1f1f1f"/>
+                  </w:rPr>
+                </w:pPr>
+                <w:r>
+                  <w:rPr>
+                    <w:rFonts w:ascii="Times New Roman" w:cs="Times New Roman" w:eastAsia="Times New Roman" w:hAnsi="Times New Roman"/>
+                    <w:b w:val="1"/>
+                    <w:bCs w:val="1"/>
+                    <w:color w:val="1f1f1f"/>
+                    <w:rtl w:val="0"/>
+                  </w:rPr>
+                  <w:t xml:space="preserve">Hito 4: QA y Aseguramiento de Calidad</w:t>
+                </w:r>
+              </w:p>
+            </w:tc>
+            <w:tc>
+              <w:tcPr>
+                <w:vMerge w:val="restart"/>
+                <w:tcBorders>
+                  <w:top w:color="1f1f1f" w:space="0" w:sz="6" w:val="single"/>
+                  <w:left w:color="1f1f1f" w:space="0" w:sz="6" w:val="single"/>
+                  <w:bottom w:color="1f1f1f" w:space="0" w:sz="6" w:val="single"/>
+                  <w:right w:color="1f1f1f" w:space="0" w:sz="6" w:val="single"/>
+                </w:tcBorders>
+                <w:tcMar>
+                  <w:top w:w="56.69291338582678" w:type="dxa"/>
+                  <w:left w:w="56.69291338582678" w:type="dxa"/>
+                  <w:bottom w:w="56.69291338582678" w:type="dxa"/>
+                  <w:right w:w="56.69291338582678" w:type="dxa"/>
+                </w:tcMar>
+                <w:vAlign w:val="center"/>
+              </w:tcPr>
+              <w:p>
+                <w:pPr>
+                  <w:widowControl w:val="0"/>
+                  <w:spacing w:after="0" w:line="276" w:lineRule="auto"/>
+                  <w:jc w:val="center"/>
+                  <w:rPr>
+                    <w:rFonts w:ascii="Times New Roman" w:cs="Times New Roman" w:eastAsia="Times New Roman" w:hAnsi="Times New Roman"/>
+                    <w:color w:val="1f1f1f"/>
+                  </w:rPr>
+                </w:pPr>
+                <w:r>
+                  <w:rPr>
+                    <w:rFonts w:ascii="Times New Roman" w:cs="Times New Roman" w:eastAsia="Times New Roman" w:hAnsi="Times New Roman"/>
+                    <w:color w:val="1f1f1f"/>
+                    <w:rtl w:val="0"/>
+                  </w:rPr>
+                  <w:t xml:space="preserve">Línea Base 04: Pruebas y Estabilización</w:t>
+                </w:r>
+              </w:p>
+            </w:tc>
+            <w:tc>
+              <w:tcPr>
+                <w:tcBorders>
+                  <w:top w:color="1f1f1f" w:space="0" w:sz="6" w:val="single"/>
+                  <w:left w:color="1f1f1f" w:space="0" w:sz="6" w:val="single"/>
+                  <w:bottom w:color="1f1f1f" w:space="0" w:sz="6" w:val="single"/>
+                  <w:right w:color="1f1f1f" w:space="0" w:sz="6" w:val="single"/>
+                </w:tcBorders>
+                <w:tcMar>
+                  <w:top w:w="56.69291338582678" w:type="dxa"/>
+                  <w:left w:w="56.69291338582678" w:type="dxa"/>
+                  <w:bottom w:w="56.69291338582678" w:type="dxa"/>
+                  <w:right w:w="56.69291338582678" w:type="dxa"/>
+                </w:tcMar>
+                <w:vAlign w:val="center"/>
+              </w:tcPr>
+              <w:p>
+                <w:pPr>
+                  <w:widowControl w:val="0"/>
+                  <w:pBdr>
+                    <w:top w:color="auto" w:space="0" w:sz="0" w:val="none"/>
+                    <w:left w:color="auto" w:space="0" w:sz="0" w:val="none"/>
+                    <w:bottom w:color="auto" w:space="0" w:sz="0" w:val="none"/>
+                    <w:right w:color="auto" w:space="0" w:sz="0" w:val="none"/>
+                    <w:between w:color="auto" w:space="0" w:sz="0" w:val="none"/>
+                  </w:pBdr>
+                  <w:spacing w:after="0" w:line="276" w:lineRule="auto"/>
+                  <w:jc w:val="center"/>
+                  <w:rPr>
+                    <w:rFonts w:ascii="Times New Roman" w:cs="Times New Roman" w:eastAsia="Times New Roman" w:hAnsi="Times New Roman"/>
+                    <w:color w:val="1f1f1f"/>
+                  </w:rPr>
+                </w:pPr>
+                <w:r>
+                  <w:rPr>
+                    <w:rFonts w:ascii="Times New Roman" w:cs="Times New Roman" w:eastAsia="Times New Roman" w:hAnsi="Times New Roman"/>
+                    <w:color w:val="1f1f1f"/>
+                    <w:rtl w:val="0"/>
+                  </w:rPr>
+                  <w:t xml:space="preserve">Reporte de Métricas IA (</w:t>
+                </w:r>
+                <w:r>
+                  <w:rPr>
+                    <w:rFonts w:ascii="Times New Roman" w:cs="Times New Roman" w:eastAsia="Times New Roman" w:hAnsi="Times New Roman"/>
+                    <w:color w:val="444746"/>
+                    <w:shd w:fill="e9eef6" w:val="clear"/>
+                    <w:rtl w:val="0"/>
+                  </w:rPr>
+                  <w:t xml:space="preserve">CACIF-RMIA.xlsx</w:t>
+                </w:r>
+                <w:r>
+                  <w:rPr>
+                    <w:rFonts w:ascii="Times New Roman" w:cs="Times New Roman" w:eastAsia="Times New Roman" w:hAnsi="Times New Roman"/>
+                    <w:color w:val="1f1f1f"/>
+                    <w:rtl w:val="0"/>
+                  </w:rPr>
+                  <w:t xml:space="preserve">)</w:t>
+                </w:r>
+              </w:p>
+            </w:tc>
+          </w:tr>
+          <w:tr>
+            <w:trPr>
+              <w:cantSplit w:val="0"/>
+              <w:trHeight w:val="56.69291338582678" w:hRule="atLeast"/>
+              <w:tblHeader w:val="0"/>
+            </w:trPr>
+            <w:tc>
+              <w:tcPr>
+                <w:vMerge w:val="continue"/>
+                <w:tcBorders>
+                  <w:top w:color="1f1f1f" w:space="0" w:sz="6" w:val="single"/>
+                  <w:left w:color="1f1f1f" w:space="0" w:sz="6" w:val="single"/>
+                  <w:bottom w:color="1f1f1f" w:space="0" w:sz="6" w:val="single"/>
+                  <w:right w:color="1f1f1f" w:space="0" w:sz="6" w:val="single"/>
+                </w:tcBorders>
+                <w:tcMar>
+                  <w:top w:w="56.69291338582678" w:type="dxa"/>
+                  <w:left w:w="56.69291338582678" w:type="dxa"/>
+                  <w:bottom w:w="56.69291338582678" w:type="dxa"/>
+                  <w:right w:w="56.69291338582678" w:type="dxa"/>
+                </w:tcMar>
+                <w:vAlign w:val="center"/>
+              </w:tcPr>
+              <w:p>
+                <w:pPr>
+                  <w:widowControl w:val="0"/>
+                  <w:pBdr>
+                    <w:top w:color="auto" w:space="0" w:sz="0" w:val="none"/>
+                    <w:left w:color="auto" w:space="0" w:sz="0" w:val="none"/>
+                    <w:bottom w:color="auto" w:space="0" w:sz="0" w:val="none"/>
+                    <w:right w:color="auto" w:space="0" w:sz="0" w:val="none"/>
+                    <w:between w:color="auto" w:space="0" w:sz="0" w:val="none"/>
+                  </w:pBdr>
+                  <w:spacing w:after="0" w:before="0" w:line="240" w:lineRule="auto"/>
+                  <w:ind w:left="0" w:firstLine="0"/>
+                  <w:jc w:val="center"/>
+                  <w:rPr>
+                    <w:rFonts w:ascii="Times New Roman" w:cs="Times New Roman" w:eastAsia="Times New Roman" w:hAnsi="Times New Roman"/>
+                    <w:b w:val="1"/>
+                    <w:bCs w:val="1"/>
+                    <w:color w:val="1f1f1f"/>
+                  </w:rPr>
+                </w:pPr>
+                <w:r>
+                  <w:rPr>
+                    <w:rtl w:val="0"/>
+                  </w:rPr>
+                </w:r>
+              </w:p>
+            </w:tc>
+            <w:tc>
+              <w:tcPr>
+                <w:vMerge w:val="continue"/>
+                <w:tcBorders>
+                  <w:top w:color="1f1f1f" w:space="0" w:sz="6" w:val="single"/>
+                  <w:left w:color="1f1f1f" w:space="0" w:sz="6" w:val="single"/>
+                  <w:bottom w:color="1f1f1f" w:space="0" w:sz="6" w:val="single"/>
+                  <w:right w:color="1f1f1f" w:space="0" w:sz="6" w:val="single"/>
+                </w:tcBorders>
+                <w:tcMar>
+                  <w:top w:w="56.69291338582678" w:type="dxa"/>
+                  <w:left w:w="56.69291338582678" w:type="dxa"/>
+                  <w:bottom w:w="56.69291338582678" w:type="dxa"/>
+                  <w:right w:w="56.69291338582678" w:type="dxa"/>
+                </w:tcMar>
+                <w:vAlign w:val="center"/>
+              </w:tcPr>
+              <w:p>
+                <w:pPr>
+                  <w:widowControl w:val="0"/>
+                  <w:spacing w:after="0" w:before="0" w:line="240" w:lineRule="auto"/>
+                  <w:ind w:left="0" w:firstLine="0"/>
+                  <w:jc w:val="center"/>
+                  <w:rPr>
+                    <w:rFonts w:ascii="Times New Roman" w:cs="Times New Roman" w:eastAsia="Times New Roman" w:hAnsi="Times New Roman"/>
+                    <w:color w:val="1f1f1f"/>
+                  </w:rPr>
+                </w:pPr>
+                <w:r>
+                  <w:rPr>
+                    <w:rtl w:val="0"/>
+                  </w:rPr>
+                </w:r>
+              </w:p>
+            </w:tc>
+            <w:tc>
+              <w:tcPr>
+                <w:tcBorders>
+                  <w:top w:color="1f1f1f" w:space="0" w:sz="6" w:val="single"/>
+                  <w:left w:color="1f1f1f" w:space="0" w:sz="6" w:val="single"/>
+                  <w:bottom w:color="1f1f1f" w:space="0" w:sz="6" w:val="single"/>
+                  <w:right w:color="1f1f1f" w:space="0" w:sz="6" w:val="single"/>
+                </w:tcBorders>
+                <w:tcMar>
+                  <w:top w:w="56.69291338582678" w:type="dxa"/>
+                  <w:left w:w="56.69291338582678" w:type="dxa"/>
+                  <w:bottom w:w="56.69291338582678" w:type="dxa"/>
+                  <w:right w:w="56.69291338582678" w:type="dxa"/>
+                </w:tcMar>
+                <w:vAlign w:val="center"/>
+              </w:tcPr>
+              <w:p>
+                <w:pPr>
+                  <w:widowControl w:val="0"/>
+                  <w:pBdr>
+                    <w:top w:color="auto" w:space="0" w:sz="0" w:val="none"/>
+                    <w:left w:color="auto" w:space="0" w:sz="0" w:val="none"/>
+                    <w:bottom w:color="auto" w:space="0" w:sz="0" w:val="none"/>
+                    <w:right w:color="auto" w:space="0" w:sz="0" w:val="none"/>
+                    <w:between w:color="auto" w:space="0" w:sz="0" w:val="none"/>
+                  </w:pBdr>
+                  <w:spacing w:after="0" w:line="276" w:lineRule="auto"/>
+                  <w:jc w:val="center"/>
+                  <w:rPr>
+                    <w:rFonts w:ascii="Times New Roman" w:cs="Times New Roman" w:eastAsia="Times New Roman" w:hAnsi="Times New Roman"/>
+                    <w:color w:val="1f1f1f"/>
+                  </w:rPr>
+                </w:pPr>
+                <w:r>
+                  <w:rPr>
+                    <w:rFonts w:ascii="Times New Roman" w:cs="Times New Roman" w:eastAsia="Times New Roman" w:hAnsi="Times New Roman"/>
+                    <w:color w:val="1f1f1f"/>
+                    <w:rtl w:val="0"/>
+                  </w:rPr>
+                  <w:t xml:space="preserve">Acta de Aprobación de QA (</w:t>
+                </w:r>
+                <w:r>
+                  <w:rPr>
+                    <w:rFonts w:ascii="Times New Roman" w:cs="Times New Roman" w:eastAsia="Times New Roman" w:hAnsi="Times New Roman"/>
+                    <w:color w:val="444746"/>
+                    <w:shd w:fill="e9eef6" w:val="clear"/>
+                    <w:rtl w:val="0"/>
+                  </w:rPr>
+                  <w:t xml:space="preserve">CACIF-AAQA.docx</w:t>
+                </w:r>
+                <w:r>
+                  <w:rPr>
+                    <w:rFonts w:ascii="Times New Roman" w:cs="Times New Roman" w:eastAsia="Times New Roman" w:hAnsi="Times New Roman"/>
+                    <w:color w:val="1f1f1f"/>
+                    <w:rtl w:val="0"/>
+                  </w:rPr>
+                  <w:t xml:space="preserve">)</w:t>
+                </w:r>
+              </w:p>
+            </w:tc>
+          </w:tr>
+          <w:tr>
+            <w:trPr>
+              <w:cantSplit w:val="0"/>
+              <w:trHeight w:val="56.69291338582678" w:hRule="atLeast"/>
+              <w:tblHeader w:val="0"/>
+            </w:trPr>
+            <w:tc>
+              <w:tcPr>
+                <w:vMerge w:val="continue"/>
+                <w:tcBorders>
+                  <w:top w:color="1f1f1f" w:space="0" w:sz="6" w:val="single"/>
+                  <w:left w:color="1f1f1f" w:space="0" w:sz="6" w:val="single"/>
+                  <w:bottom w:color="1f1f1f" w:space="0" w:sz="6" w:val="single"/>
+                  <w:right w:color="1f1f1f" w:space="0" w:sz="6" w:val="single"/>
+                </w:tcBorders>
+                <w:tcMar>
+                  <w:top w:w="56.69291338582678" w:type="dxa"/>
+                  <w:left w:w="56.69291338582678" w:type="dxa"/>
+                  <w:bottom w:w="56.69291338582678" w:type="dxa"/>
+                  <w:right w:w="56.69291338582678" w:type="dxa"/>
+                </w:tcMar>
+                <w:vAlign w:val="center"/>
+              </w:tcPr>
+              <w:p>
+                <w:pPr>
+                  <w:widowControl w:val="0"/>
+                  <w:pBdr>
+                    <w:top w:color="auto" w:space="0" w:sz="0" w:val="none"/>
+                    <w:left w:color="auto" w:space="0" w:sz="0" w:val="none"/>
+                    <w:bottom w:color="auto" w:space="0" w:sz="0" w:val="none"/>
+                    <w:right w:color="auto" w:space="0" w:sz="0" w:val="none"/>
+                    <w:between w:color="auto" w:space="0" w:sz="0" w:val="none"/>
+                  </w:pBdr>
+                  <w:spacing w:after="0" w:before="0" w:line="240" w:lineRule="auto"/>
+                  <w:ind w:left="0" w:firstLine="0"/>
+                  <w:jc w:val="center"/>
+                  <w:rPr>
+                    <w:rFonts w:ascii="Times New Roman" w:cs="Times New Roman" w:eastAsia="Times New Roman" w:hAnsi="Times New Roman"/>
+                    <w:b w:val="1"/>
+                    <w:bCs w:val="1"/>
+                    <w:color w:val="1f1f1f"/>
+                  </w:rPr>
+                </w:pPr>
+                <w:r>
+                  <w:rPr>
+                    <w:rtl w:val="0"/>
+                  </w:rPr>
+                </w:r>
+              </w:p>
+            </w:tc>
+            <w:tc>
+              <w:tcPr>
+                <w:vMerge w:val="continue"/>
+                <w:tcBorders>
+                  <w:top w:color="1f1f1f" w:space="0" w:sz="6" w:val="single"/>
+                  <w:left w:color="1f1f1f" w:space="0" w:sz="6" w:val="single"/>
+                  <w:bottom w:color="1f1f1f" w:space="0" w:sz="6" w:val="single"/>
+                  <w:right w:color="1f1f1f" w:space="0" w:sz="6" w:val="single"/>
+                </w:tcBorders>
+                <w:tcMar>
+                  <w:top w:w="56.69291338582678" w:type="dxa"/>
+                  <w:left w:w="56.69291338582678" w:type="dxa"/>
+                  <w:bottom w:w="56.69291338582678" w:type="dxa"/>
+                  <w:right w:w="56.69291338582678" w:type="dxa"/>
+                </w:tcMar>
+                <w:vAlign w:val="center"/>
+              </w:tcPr>
+              <w:p>
+                <w:pPr>
+                  <w:widowControl w:val="0"/>
+                  <w:spacing w:after="0" w:before="0" w:line="240" w:lineRule="auto"/>
+                  <w:ind w:left="0" w:firstLine="0"/>
+                  <w:jc w:val="center"/>
+                  <w:rPr>
+                    <w:rFonts w:ascii="Times New Roman" w:cs="Times New Roman" w:eastAsia="Times New Roman" w:hAnsi="Times New Roman"/>
+                    <w:color w:val="1f1f1f"/>
+                  </w:rPr>
+                </w:pPr>
+                <w:r>
+                  <w:rPr>
+                    <w:rtl w:val="0"/>
+                  </w:rPr>
+                </w:r>
+              </w:p>
+            </w:tc>
+            <w:tc>
+              <w:tcPr>
+                <w:tcBorders>
+                  <w:top w:color="1f1f1f" w:space="0" w:sz="6" w:val="single"/>
+                  <w:left w:color="1f1f1f" w:space="0" w:sz="6" w:val="single"/>
+                  <w:bottom w:color="1f1f1f" w:space="0" w:sz="6" w:val="single"/>
+                  <w:right w:color="1f1f1f" w:space="0" w:sz="6" w:val="single"/>
+                </w:tcBorders>
+                <w:tcMar>
+                  <w:top w:w="56.69291338582678" w:type="dxa"/>
+                  <w:left w:w="56.69291338582678" w:type="dxa"/>
+                  <w:bottom w:w="56.69291338582678" w:type="dxa"/>
+                  <w:right w:w="56.69291338582678" w:type="dxa"/>
+                </w:tcMar>
+                <w:vAlign w:val="center"/>
+              </w:tcPr>
+              <w:p>
+                <w:pPr>
+                  <w:widowControl w:val="0"/>
+                  <w:pBdr>
+                    <w:top w:color="auto" w:space="0" w:sz="0" w:val="none"/>
+                    <w:left w:color="auto" w:space="0" w:sz="0" w:val="none"/>
+                    <w:bottom w:color="auto" w:space="0" w:sz="0" w:val="none"/>
+                    <w:right w:color="auto" w:space="0" w:sz="0" w:val="none"/>
+                    <w:between w:color="auto" w:space="0" w:sz="0" w:val="none"/>
+                  </w:pBdr>
+                  <w:spacing w:after="0" w:line="276" w:lineRule="auto"/>
+                  <w:jc w:val="center"/>
+                  <w:rPr>
+                    <w:rFonts w:ascii="Times New Roman" w:cs="Times New Roman" w:eastAsia="Times New Roman" w:hAnsi="Times New Roman"/>
+                    <w:color w:val="1f1f1f"/>
+                  </w:rPr>
+                </w:pPr>
+                <w:r>
+                  <w:rPr>
+                    <w:rFonts w:ascii="Times New Roman" w:cs="Times New Roman" w:eastAsia="Times New Roman" w:hAnsi="Times New Roman"/>
+                    <w:color w:val="1f1f1f"/>
+                    <w:rtl w:val="0"/>
+                  </w:rPr>
+                  <w:t xml:space="preserve">Backlog de Errores (</w:t>
+                </w:r>
+                <w:r>
+                  <w:rPr>
+                    <w:rFonts w:ascii="Times New Roman" w:cs="Times New Roman" w:eastAsia="Times New Roman" w:hAnsi="Times New Roman"/>
+                    <w:color w:val="444746"/>
+                    <w:shd w:fill="e9eef6" w:val="clear"/>
+                    <w:rtl w:val="0"/>
+                  </w:rPr>
+                  <w:t xml:space="preserve">CACIF-BE.xlsx</w:t>
+                </w:r>
+                <w:r>
+                  <w:rPr>
+                    <w:rFonts w:ascii="Times New Roman" w:cs="Times New Roman" w:eastAsia="Times New Roman" w:hAnsi="Times New Roman"/>
+                    <w:color w:val="1f1f1f"/>
+                    <w:rtl w:val="0"/>
+                  </w:rPr>
+                  <w:t xml:space="preserve">)</w:t>
+                </w:r>
+              </w:p>
+            </w:tc>
+          </w:tr>
+          <w:tr>
+            <w:trPr>
+              <w:cantSplit w:val="0"/>
+              <w:trHeight w:val="56.69291338582678" w:hRule="atLeast"/>
+              <w:tblHeader w:val="0"/>
+            </w:trPr>
+            <w:tc>
+              <w:tcPr>
+                <w:vMerge w:val="continue"/>
+                <w:tcBorders>
+                  <w:top w:color="1f1f1f" w:space="0" w:sz="6" w:val="single"/>
+                  <w:left w:color="1f1f1f" w:space="0" w:sz="6" w:val="single"/>
+                  <w:bottom w:color="1f1f1f" w:space="0" w:sz="6" w:val="single"/>
+                  <w:right w:color="1f1f1f" w:space="0" w:sz="6" w:val="single"/>
+                </w:tcBorders>
+                <w:tcMar>
+                  <w:top w:w="56.69291338582678" w:type="dxa"/>
+                  <w:left w:w="56.69291338582678" w:type="dxa"/>
+                  <w:bottom w:w="56.69291338582678" w:type="dxa"/>
+                  <w:right w:w="56.69291338582678" w:type="dxa"/>
+                </w:tcMar>
+                <w:vAlign w:val="center"/>
+              </w:tcPr>
+              <w:p>
+                <w:pPr>
+                  <w:widowControl w:val="0"/>
+                  <w:pBdr>
+                    <w:top w:color="auto" w:space="0" w:sz="0" w:val="none"/>
+                    <w:left w:color="auto" w:space="0" w:sz="0" w:val="none"/>
+                    <w:bottom w:color="auto" w:space="0" w:sz="0" w:val="none"/>
+                    <w:right w:color="auto" w:space="0" w:sz="0" w:val="none"/>
+                    <w:between w:color="auto" w:space="0" w:sz="0" w:val="none"/>
+                  </w:pBdr>
+                  <w:spacing w:after="0" w:before="0" w:line="240" w:lineRule="auto"/>
+                  <w:ind w:left="0" w:firstLine="0"/>
+                  <w:jc w:val="center"/>
+                  <w:rPr>
+                    <w:rFonts w:ascii="Times New Roman" w:cs="Times New Roman" w:eastAsia="Times New Roman" w:hAnsi="Times New Roman"/>
+                    <w:b w:val="1"/>
+                    <w:bCs w:val="1"/>
+                    <w:color w:val="1f1f1f"/>
+                  </w:rPr>
+                </w:pPr>
+                <w:r>
+                  <w:rPr>
+                    <w:rtl w:val="0"/>
+                  </w:rPr>
+                </w:r>
+              </w:p>
+            </w:tc>
+            <w:tc>
+              <w:tcPr>
+                <w:vMerge w:val="continue"/>
+                <w:tcBorders>
+                  <w:top w:color="1f1f1f" w:space="0" w:sz="6" w:val="single"/>
+                  <w:left w:color="1f1f1f" w:space="0" w:sz="6" w:val="single"/>
+                  <w:bottom w:color="1f1f1f" w:space="0" w:sz="6" w:val="single"/>
+                  <w:right w:color="1f1f1f" w:space="0" w:sz="6" w:val="single"/>
+                </w:tcBorders>
+                <w:tcMar>
+                  <w:top w:w="56.69291338582678" w:type="dxa"/>
+                  <w:left w:w="56.69291338582678" w:type="dxa"/>
+                  <w:bottom w:w="56.69291338582678" w:type="dxa"/>
+                  <w:right w:w="56.69291338582678" w:type="dxa"/>
+                </w:tcMar>
+                <w:vAlign w:val="center"/>
+              </w:tcPr>
+              <w:p>
+                <w:pPr>
+                  <w:widowControl w:val="0"/>
+                  <w:spacing w:after="0" w:before="0" w:line="240" w:lineRule="auto"/>
+                  <w:ind w:left="0" w:firstLine="0"/>
+                  <w:jc w:val="center"/>
+                  <w:rPr>
+                    <w:rFonts w:ascii="Times New Roman" w:cs="Times New Roman" w:eastAsia="Times New Roman" w:hAnsi="Times New Roman"/>
+                    <w:color w:val="1f1f1f"/>
+                  </w:rPr>
+                </w:pPr>
+                <w:r>
+                  <w:rPr>
+                    <w:rtl w:val="0"/>
+                  </w:rPr>
+                </w:r>
+              </w:p>
+            </w:tc>
+            <w:tc>
+              <w:tcPr>
+                <w:tcBorders>
+                  <w:top w:color="1f1f1f" w:space="0" w:sz="6" w:val="single"/>
+                  <w:left w:color="1f1f1f" w:space="0" w:sz="6" w:val="single"/>
+                  <w:bottom w:color="1f1f1f" w:space="0" w:sz="6" w:val="single"/>
+                  <w:right w:color="1f1f1f" w:space="0" w:sz="6" w:val="single"/>
+                </w:tcBorders>
+                <w:tcMar>
+                  <w:top w:w="56.69291338582678" w:type="dxa"/>
+                  <w:left w:w="56.69291338582678" w:type="dxa"/>
+                  <w:bottom w:w="56.69291338582678" w:type="dxa"/>
+                  <w:right w:w="56.69291338582678" w:type="dxa"/>
+                </w:tcMar>
+                <w:vAlign w:val="center"/>
+              </w:tcPr>
+              <w:p>
+                <w:pPr>
+                  <w:widowControl w:val="0"/>
+                  <w:pBdr>
+                    <w:top w:color="auto" w:space="0" w:sz="0" w:val="none"/>
+                    <w:left w:color="auto" w:space="0" w:sz="0" w:val="none"/>
+                    <w:bottom w:color="auto" w:space="0" w:sz="0" w:val="none"/>
+                    <w:right w:color="auto" w:space="0" w:sz="0" w:val="none"/>
+                    <w:between w:color="auto" w:space="0" w:sz="0" w:val="none"/>
+                  </w:pBdr>
+                  <w:spacing w:after="0" w:line="276" w:lineRule="auto"/>
+                  <w:jc w:val="center"/>
+                  <w:rPr>
+                    <w:rFonts w:ascii="Times New Roman" w:cs="Times New Roman" w:eastAsia="Times New Roman" w:hAnsi="Times New Roman"/>
+                    <w:color w:val="1f1f1f"/>
+                  </w:rPr>
+                </w:pPr>
+                <w:r>
+                  <w:rPr>
+                    <w:rFonts w:ascii="Times New Roman" w:cs="Times New Roman" w:eastAsia="Times New Roman" w:hAnsi="Times New Roman"/>
+                    <w:color w:val="1f1f1f"/>
+                    <w:rtl w:val="0"/>
+                  </w:rPr>
+                  <w:t xml:space="preserve">Informe de Validación (</w:t>
+                </w:r>
+                <w:r>
+                  <w:rPr>
+                    <w:rFonts w:ascii="Times New Roman" w:cs="Times New Roman" w:eastAsia="Times New Roman" w:hAnsi="Times New Roman"/>
+                    <w:color w:val="444746"/>
+                    <w:shd w:fill="e9eef6" w:val="clear"/>
+                    <w:rtl w:val="0"/>
+                  </w:rPr>
+                  <w:t xml:space="preserve">CACIF-IV.docx</w:t>
+                </w:r>
+                <w:r>
+                  <w:rPr>
+                    <w:rFonts w:ascii="Times New Roman" w:cs="Times New Roman" w:eastAsia="Times New Roman" w:hAnsi="Times New Roman"/>
+                    <w:color w:val="1f1f1f"/>
+                    <w:rtl w:val="0"/>
+                  </w:rPr>
+                  <w:t xml:space="preserve">)</w:t>
+                </w:r>
+              </w:p>
+            </w:tc>
+          </w:tr>
+          <w:tr>
+            <w:trPr>
+              <w:cantSplit w:val="0"/>
+              <w:trHeight w:val="56.69291338582678" w:hRule="atLeast"/>
+              <w:tblHeader w:val="0"/>
+            </w:trPr>
+            <w:tc>
+              <w:tcPr>
+                <w:vMerge w:val="continue"/>
+                <w:tcBorders>
+                  <w:top w:color="1f1f1f" w:space="0" w:sz="6" w:val="single"/>
+                  <w:left w:color="1f1f1f" w:space="0" w:sz="6" w:val="single"/>
+                  <w:bottom w:color="1f1f1f" w:space="0" w:sz="6" w:val="single"/>
+                  <w:right w:color="1f1f1f" w:space="0" w:sz="6" w:val="single"/>
+                </w:tcBorders>
+                <w:tcMar>
+                  <w:top w:w="56.69291338582678" w:type="dxa"/>
+                  <w:left w:w="56.69291338582678" w:type="dxa"/>
+                  <w:bottom w:w="56.69291338582678" w:type="dxa"/>
+                  <w:right w:w="56.69291338582678" w:type="dxa"/>
+                </w:tcMar>
+                <w:vAlign w:val="center"/>
+              </w:tcPr>
+              <w:p>
+                <w:pPr>
+                  <w:widowControl w:val="0"/>
+                  <w:pBdr>
+                    <w:top w:color="auto" w:space="0" w:sz="0" w:val="none"/>
+                    <w:left w:color="auto" w:space="0" w:sz="0" w:val="none"/>
+                    <w:bottom w:color="auto" w:space="0" w:sz="0" w:val="none"/>
+                    <w:right w:color="auto" w:space="0" w:sz="0" w:val="none"/>
+                    <w:between w:color="auto" w:space="0" w:sz="0" w:val="none"/>
+                  </w:pBdr>
+                  <w:spacing w:after="0" w:before="0" w:line="240" w:lineRule="auto"/>
+                  <w:ind w:left="0" w:firstLine="0"/>
+                  <w:jc w:val="center"/>
+                  <w:rPr>
+                    <w:rFonts w:ascii="Times New Roman" w:cs="Times New Roman" w:eastAsia="Times New Roman" w:hAnsi="Times New Roman"/>
+                    <w:b w:val="1"/>
+                    <w:bCs w:val="1"/>
+                    <w:color w:val="1f1f1f"/>
+                  </w:rPr>
+                </w:pPr>
+                <w:r>
+                  <w:rPr>
+                    <w:rtl w:val="0"/>
+                  </w:rPr>
+                </w:r>
+              </w:p>
+            </w:tc>
+            <w:tc>
+              <w:tcPr>
+                <w:vMerge w:val="continue"/>
+                <w:tcBorders>
+                  <w:top w:color="1f1f1f" w:space="0" w:sz="6" w:val="single"/>
+                  <w:left w:color="1f1f1f" w:space="0" w:sz="6" w:val="single"/>
+                  <w:bottom w:color="1f1f1f" w:space="0" w:sz="6" w:val="single"/>
+                  <w:right w:color="1f1f1f" w:space="0" w:sz="6" w:val="single"/>
+                </w:tcBorders>
+                <w:tcMar>
+                  <w:top w:w="56.69291338582678" w:type="dxa"/>
+                  <w:left w:w="56.69291338582678" w:type="dxa"/>
+                  <w:bottom w:w="56.69291338582678" w:type="dxa"/>
+                  <w:right w:w="56.69291338582678" w:type="dxa"/>
+                </w:tcMar>
+                <w:vAlign w:val="center"/>
+              </w:tcPr>
+              <w:p>
+                <w:pPr>
+                  <w:widowControl w:val="0"/>
+                  <w:spacing w:after="0" w:before="0" w:line="240" w:lineRule="auto"/>
+                  <w:ind w:left="0" w:firstLine="0"/>
+                  <w:jc w:val="center"/>
+                  <w:rPr>
+                    <w:rFonts w:ascii="Times New Roman" w:cs="Times New Roman" w:eastAsia="Times New Roman" w:hAnsi="Times New Roman"/>
+                    <w:color w:val="1f1f1f"/>
+                  </w:rPr>
+                </w:pPr>
+                <w:r>
+                  <w:rPr>
+                    <w:rtl w:val="0"/>
+                  </w:rPr>
+                </w:r>
+              </w:p>
+            </w:tc>
+            <w:tc>
+              <w:tcPr>
+                <w:tcBorders>
+                  <w:top w:color="1f1f1f" w:space="0" w:sz="6" w:val="single"/>
+                  <w:left w:color="1f1f1f" w:space="0" w:sz="6" w:val="single"/>
+                  <w:bottom w:color="1f1f1f" w:space="0" w:sz="6" w:val="single"/>
+                  <w:right w:color="1f1f1f" w:space="0" w:sz="6" w:val="single"/>
+                </w:tcBorders>
+                <w:tcMar>
+                  <w:top w:w="56.69291338582678" w:type="dxa"/>
+                  <w:left w:w="56.69291338582678" w:type="dxa"/>
+                  <w:bottom w:w="56.69291338582678" w:type="dxa"/>
+                  <w:right w:w="56.69291338582678" w:type="dxa"/>
+                </w:tcMar>
+                <w:vAlign w:val="center"/>
+              </w:tcPr>
+              <w:p>
+                <w:pPr>
+                  <w:widowControl w:val="0"/>
+                  <w:pBdr>
+                    <w:top w:color="auto" w:space="0" w:sz="0" w:val="none"/>
+                    <w:left w:color="auto" w:space="0" w:sz="0" w:val="none"/>
+                    <w:bottom w:color="auto" w:space="0" w:sz="0" w:val="none"/>
+                    <w:right w:color="auto" w:space="0" w:sz="0" w:val="none"/>
+                    <w:between w:color="auto" w:space="0" w:sz="0" w:val="none"/>
+                  </w:pBdr>
+                  <w:spacing w:after="0" w:line="276" w:lineRule="auto"/>
+                  <w:jc w:val="center"/>
+                  <w:rPr>
+                    <w:rFonts w:ascii="Times New Roman" w:cs="Times New Roman" w:eastAsia="Times New Roman" w:hAnsi="Times New Roman"/>
+                    <w:color w:val="1f1f1f"/>
+                  </w:rPr>
+                </w:pPr>
+                <w:r>
+                  <w:rPr>
+                    <w:rFonts w:ascii="Times New Roman" w:cs="Times New Roman" w:eastAsia="Times New Roman" w:hAnsi="Times New Roman"/>
+                    <w:color w:val="1f1f1f"/>
+                    <w:rtl w:val="0"/>
+                  </w:rPr>
+                  <w:t xml:space="preserve">Código Fuente Actualizado (</w:t>
+                </w:r>
+                <w:r>
+                  <w:rPr>
+                    <w:rFonts w:ascii="Times New Roman" w:cs="Times New Roman" w:eastAsia="Times New Roman" w:hAnsi="Times New Roman"/>
+                    <w:color w:val="444746"/>
+                    <w:shd w:fill="e9eef6" w:val="clear"/>
+                    <w:rtl w:val="0"/>
+                  </w:rPr>
+                  <w:t xml:space="preserve">Sin nomenclatura formal</w:t>
+                </w:r>
+                <w:r>
+                  <w:rPr>
+                    <w:rFonts w:ascii="Times New Roman" w:cs="Times New Roman" w:eastAsia="Times New Roman" w:hAnsi="Times New Roman"/>
+                    <w:color w:val="1f1f1f"/>
+                    <w:rtl w:val="0"/>
+                  </w:rPr>
+                  <w:t xml:space="preserve">)*</w:t>
+                </w:r>
+              </w:p>
+            </w:tc>
+          </w:tr>
+          <w:tr>
+            <w:trPr>
+              <w:cantSplit w:val="0"/>
+              <w:trHeight w:val="56.69291338582678" w:hRule="atLeast"/>
+              <w:tblHeader w:val="0"/>
+            </w:trPr>
+            <w:tc>
+              <w:tcPr>
+                <w:vMerge w:val="restart"/>
+                <w:tcBorders>
+                  <w:top w:color="1f1f1f" w:space="0" w:sz="6" w:val="single"/>
+                  <w:left w:color="1f1f1f" w:space="0" w:sz="6" w:val="single"/>
+                  <w:bottom w:color="1f1f1f" w:space="0" w:sz="6" w:val="single"/>
+                  <w:right w:color="1f1f1f" w:space="0" w:sz="6" w:val="single"/>
+                </w:tcBorders>
+                <w:tcMar>
+                  <w:top w:w="56.69291338582678" w:type="dxa"/>
+                  <w:left w:w="56.69291338582678" w:type="dxa"/>
+                  <w:bottom w:w="56.69291338582678" w:type="dxa"/>
+                  <w:right w:w="56.69291338582678" w:type="dxa"/>
+                </w:tcMar>
+                <w:vAlign w:val="center"/>
+              </w:tcPr>
+              <w:p>
+                <w:pPr>
+                  <w:widowControl w:val="0"/>
+                  <w:pBdr>
+                    <w:top w:color="auto" w:space="0" w:sz="0" w:val="none"/>
+                    <w:left w:color="auto" w:space="0" w:sz="0" w:val="none"/>
+                    <w:bottom w:color="auto" w:space="0" w:sz="0" w:val="none"/>
+                    <w:right w:color="auto" w:space="0" w:sz="0" w:val="none"/>
+                    <w:between w:color="auto" w:space="0" w:sz="0" w:val="none"/>
+                  </w:pBdr>
+                  <w:spacing w:after="0" w:line="276" w:lineRule="auto"/>
+                  <w:jc w:val="center"/>
+                  <w:rPr>
+                    <w:rFonts w:ascii="Times New Roman" w:cs="Times New Roman" w:eastAsia="Times New Roman" w:hAnsi="Times New Roman"/>
+                    <w:b w:val="1"/>
+                    <w:bCs w:val="1"/>
+                    <w:color w:val="1f1f1f"/>
+                  </w:rPr>
+                </w:pPr>
+                <w:r>
+                  <w:rPr>
+                    <w:rFonts w:ascii="Times New Roman" w:cs="Times New Roman" w:eastAsia="Times New Roman" w:hAnsi="Times New Roman"/>
+                    <w:b w:val="1"/>
+                    <w:bCs w:val="1"/>
+                    <w:color w:val="1f1f1f"/>
+                    <w:rtl w:val="0"/>
+                  </w:rPr>
+                  <w:t xml:space="preserve">Hito 5: Despliegue y Cierre</w:t>
+                </w:r>
+              </w:p>
+            </w:tc>
+            <w:tc>
+              <w:tcPr>
+                <w:vMerge w:val="restart"/>
+                <w:tcBorders>
+                  <w:top w:color="1f1f1f" w:space="0" w:sz="6" w:val="single"/>
+                  <w:left w:color="1f1f1f" w:space="0" w:sz="6" w:val="single"/>
+                  <w:bottom w:color="1f1f1f" w:space="0" w:sz="6" w:val="single"/>
+                  <w:right w:color="1f1f1f" w:space="0" w:sz="6" w:val="single"/>
+                </w:tcBorders>
+                <w:tcMar>
+                  <w:top w:w="56.69291338582678" w:type="dxa"/>
+                  <w:left w:w="56.69291338582678" w:type="dxa"/>
+                  <w:bottom w:w="56.69291338582678" w:type="dxa"/>
+                  <w:right w:w="56.69291338582678" w:type="dxa"/>
+                </w:tcMar>
+                <w:vAlign w:val="center"/>
+              </w:tcPr>
+              <w:p>
+                <w:pPr>
+                  <w:widowControl w:val="0"/>
+                  <w:spacing w:after="0" w:line="276" w:lineRule="auto"/>
+                  <w:jc w:val="center"/>
+                  <w:rPr>
+                    <w:rFonts w:ascii="Times New Roman" w:cs="Times New Roman" w:eastAsia="Times New Roman" w:hAnsi="Times New Roman"/>
+                    <w:color w:val="1f1f1f"/>
+                  </w:rPr>
+                </w:pPr>
+                <w:r>
+                  <w:rPr>
+                    <w:rFonts w:ascii="Times New Roman" w:cs="Times New Roman" w:eastAsia="Times New Roman" w:hAnsi="Times New Roman"/>
+                    <w:color w:val="1f1f1f"/>
+                    <w:rtl w:val="0"/>
+                  </w:rPr>
+                  <w:t xml:space="preserve">Línea Base 05: Release y Cierre</w:t>
+                </w:r>
+              </w:p>
+            </w:tc>
+            <w:tc>
+              <w:tcPr>
+                <w:tcBorders>
+                  <w:top w:color="1f1f1f" w:space="0" w:sz="6" w:val="single"/>
+                  <w:left w:color="1f1f1f" w:space="0" w:sz="6" w:val="single"/>
+                  <w:bottom w:color="1f1f1f" w:space="0" w:sz="6" w:val="single"/>
+                  <w:right w:color="1f1f1f" w:space="0" w:sz="6" w:val="single"/>
+                </w:tcBorders>
+                <w:tcMar>
+                  <w:top w:w="56.69291338582678" w:type="dxa"/>
+                  <w:left w:w="56.69291338582678" w:type="dxa"/>
+                  <w:bottom w:w="56.69291338582678" w:type="dxa"/>
+                  <w:right w:w="56.69291338582678" w:type="dxa"/>
+                </w:tcMar>
+                <w:vAlign w:val="center"/>
+              </w:tcPr>
+              <w:p>
+                <w:pPr>
+                  <w:widowControl w:val="0"/>
+                  <w:pBdr>
+                    <w:top w:color="auto" w:space="0" w:sz="0" w:val="none"/>
+                    <w:left w:color="auto" w:space="0" w:sz="0" w:val="none"/>
+                    <w:bottom w:color="auto" w:space="0" w:sz="0" w:val="none"/>
+                    <w:right w:color="auto" w:space="0" w:sz="0" w:val="none"/>
+                    <w:between w:color="auto" w:space="0" w:sz="0" w:val="none"/>
+                  </w:pBdr>
+                  <w:spacing w:after="0" w:line="276" w:lineRule="auto"/>
+                  <w:jc w:val="center"/>
+                  <w:rPr>
+                    <w:rFonts w:ascii="Times New Roman" w:cs="Times New Roman" w:eastAsia="Times New Roman" w:hAnsi="Times New Roman"/>
+                    <w:color w:val="1f1f1f"/>
+                  </w:rPr>
+                </w:pPr>
+                <w:r>
+                  <w:rPr>
+                    <w:rFonts w:ascii="Times New Roman" w:cs="Times New Roman" w:eastAsia="Times New Roman" w:hAnsi="Times New Roman"/>
+                    <w:color w:val="1f1f1f"/>
+                    <w:rtl w:val="0"/>
+                  </w:rPr>
+                  <w:t xml:space="preserve">Manual Técnico (</w:t>
+                </w:r>
+                <w:r>
+                  <w:rPr>
+                    <w:rFonts w:ascii="Times New Roman" w:cs="Times New Roman" w:eastAsia="Times New Roman" w:hAnsi="Times New Roman"/>
+                    <w:color w:val="444746"/>
+                    <w:shd w:fill="e9eef6" w:val="clear"/>
+                    <w:rtl w:val="0"/>
+                  </w:rPr>
+                  <w:t xml:space="preserve">CACIF-MT.docx</w:t>
+                </w:r>
+                <w:r>
+                  <w:rPr>
+                    <w:rFonts w:ascii="Times New Roman" w:cs="Times New Roman" w:eastAsia="Times New Roman" w:hAnsi="Times New Roman"/>
+                    <w:color w:val="1f1f1f"/>
+                    <w:rtl w:val="0"/>
+                  </w:rPr>
+                  <w:t xml:space="preserve">)</w:t>
+                </w:r>
+              </w:p>
+            </w:tc>
+          </w:tr>
+          <w:tr>
+            <w:trPr>
+              <w:cantSplit w:val="0"/>
+              <w:trHeight w:val="56.69291338582678" w:hRule="atLeast"/>
+              <w:tblHeader w:val="0"/>
+            </w:trPr>
+            <w:tc>
+              <w:tcPr>
+                <w:vMerge w:val="continue"/>
+                <w:tcBorders>
+                  <w:top w:color="1f1f1f" w:space="0" w:sz="6" w:val="single"/>
+                  <w:left w:color="1f1f1f" w:space="0" w:sz="6" w:val="single"/>
+                  <w:bottom w:color="1f1f1f" w:space="0" w:sz="6" w:val="single"/>
+                  <w:right w:color="1f1f1f" w:space="0" w:sz="6" w:val="single"/>
+                </w:tcBorders>
+                <w:tcMar>
+                  <w:top w:w="56.69291338582678" w:type="dxa"/>
+                  <w:left w:w="56.69291338582678" w:type="dxa"/>
+                  <w:bottom w:w="56.69291338582678" w:type="dxa"/>
+                  <w:right w:w="56.69291338582678" w:type="dxa"/>
+                </w:tcMar>
+                <w:vAlign w:val="center"/>
+              </w:tcPr>
+              <w:p>
+                <w:pPr>
+                  <w:widowControl w:val="0"/>
+                  <w:pBdr>
+                    <w:top w:color="auto" w:space="0" w:sz="0" w:val="none"/>
+                    <w:left w:color="auto" w:space="0" w:sz="0" w:val="none"/>
+                    <w:bottom w:color="auto" w:space="0" w:sz="0" w:val="none"/>
+                    <w:right w:color="auto" w:space="0" w:sz="0" w:val="none"/>
+                    <w:between w:color="auto" w:space="0" w:sz="0" w:val="none"/>
+                  </w:pBdr>
+                  <w:spacing w:after="0" w:before="0" w:line="240" w:lineRule="auto"/>
+                  <w:ind w:left="0" w:firstLine="0"/>
+                  <w:jc w:val="center"/>
+                  <w:rPr>
+                    <w:rFonts w:ascii="Times New Roman" w:cs="Times New Roman" w:eastAsia="Times New Roman" w:hAnsi="Times New Roman"/>
+                    <w:b w:val="1"/>
+                    <w:bCs w:val="1"/>
+                    <w:color w:val="1f1f1f"/>
+                  </w:rPr>
+                </w:pPr>
+                <w:r>
+                  <w:rPr>
+                    <w:rtl w:val="0"/>
+                  </w:rPr>
+                </w:r>
+              </w:p>
+            </w:tc>
+            <w:tc>
+              <w:tcPr>
+                <w:vMerge w:val="continue"/>
+                <w:tcBorders>
+                  <w:top w:color="1f1f1f" w:space="0" w:sz="6" w:val="single"/>
+                  <w:left w:color="1f1f1f" w:space="0" w:sz="6" w:val="single"/>
+                  <w:bottom w:color="1f1f1f" w:space="0" w:sz="6" w:val="single"/>
+                  <w:right w:color="1f1f1f" w:space="0" w:sz="6" w:val="single"/>
+                </w:tcBorders>
+                <w:tcMar>
+                  <w:top w:w="56.69291338582678" w:type="dxa"/>
+                  <w:left w:w="56.69291338582678" w:type="dxa"/>
+                  <w:bottom w:w="56.69291338582678" w:type="dxa"/>
+                  <w:right w:w="56.69291338582678" w:type="dxa"/>
+                </w:tcMar>
+                <w:vAlign w:val="center"/>
+              </w:tcPr>
+              <w:p>
+                <w:pPr>
+                  <w:widowControl w:val="0"/>
+                  <w:spacing w:after="0" w:before="0" w:line="240" w:lineRule="auto"/>
+                  <w:ind w:left="0" w:firstLine="0"/>
+                  <w:jc w:val="center"/>
+                  <w:rPr>
+                    <w:rFonts w:ascii="Times New Roman" w:cs="Times New Roman" w:eastAsia="Times New Roman" w:hAnsi="Times New Roman"/>
+                    <w:color w:val="1f1f1f"/>
+                  </w:rPr>
+                </w:pPr>
+                <w:r>
+                  <w:rPr>
+                    <w:rtl w:val="0"/>
+                  </w:rPr>
+                </w:r>
+              </w:p>
+            </w:tc>
+            <w:tc>
+              <w:tcPr>
+                <w:tcBorders>
+                  <w:top w:color="1f1f1f" w:space="0" w:sz="6" w:val="single"/>
+                  <w:left w:color="1f1f1f" w:space="0" w:sz="6" w:val="single"/>
+                  <w:bottom w:color="1f1f1f" w:space="0" w:sz="6" w:val="single"/>
+                  <w:right w:color="1f1f1f" w:space="0" w:sz="6" w:val="single"/>
+                </w:tcBorders>
+                <w:tcMar>
+                  <w:top w:w="56.69291338582678" w:type="dxa"/>
+                  <w:left w:w="56.69291338582678" w:type="dxa"/>
+                  <w:bottom w:w="56.69291338582678" w:type="dxa"/>
+                  <w:right w:w="56.69291338582678" w:type="dxa"/>
+                </w:tcMar>
+                <w:vAlign w:val="center"/>
+              </w:tcPr>
+              <w:p>
+                <w:pPr>
+                  <w:widowControl w:val="0"/>
+                  <w:pBdr>
+                    <w:top w:color="auto" w:space="0" w:sz="0" w:val="none"/>
+                    <w:left w:color="auto" w:space="0" w:sz="0" w:val="none"/>
+                    <w:bottom w:color="auto" w:space="0" w:sz="0" w:val="none"/>
+                    <w:right w:color="auto" w:space="0" w:sz="0" w:val="none"/>
+                    <w:between w:color="auto" w:space="0" w:sz="0" w:val="none"/>
+                  </w:pBdr>
+                  <w:spacing w:after="0" w:line="276" w:lineRule="auto"/>
+                  <w:jc w:val="center"/>
+                  <w:rPr>
+                    <w:rFonts w:ascii="Times New Roman" w:cs="Times New Roman" w:eastAsia="Times New Roman" w:hAnsi="Times New Roman"/>
+                    <w:color w:val="1f1f1f"/>
+                  </w:rPr>
+                </w:pPr>
+                <w:r>
+                  <w:rPr>
+                    <w:rFonts w:ascii="Times New Roman" w:cs="Times New Roman" w:eastAsia="Times New Roman" w:hAnsi="Times New Roman"/>
+                    <w:color w:val="1f1f1f"/>
+                    <w:rtl w:val="0"/>
+                  </w:rPr>
+                  <w:t xml:space="preserve">Manual de Usuario (</w:t>
+                </w:r>
+                <w:r>
+                  <w:rPr>
+                    <w:rFonts w:ascii="Times New Roman" w:cs="Times New Roman" w:eastAsia="Times New Roman" w:hAnsi="Times New Roman"/>
+                    <w:color w:val="444746"/>
+                    <w:shd w:fill="e9eef6" w:val="clear"/>
+                    <w:rtl w:val="0"/>
+                  </w:rPr>
+                  <w:t xml:space="preserve">CACIF-MU.docx</w:t>
+                </w:r>
+                <w:r>
+                  <w:rPr>
+                    <w:rFonts w:ascii="Times New Roman" w:cs="Times New Roman" w:eastAsia="Times New Roman" w:hAnsi="Times New Roman"/>
+                    <w:color w:val="1f1f1f"/>
+                    <w:rtl w:val="0"/>
+                  </w:rPr>
+                  <w:t xml:space="preserve">)</w:t>
+                </w:r>
+              </w:p>
+            </w:tc>
+          </w:tr>
+          <w:tr>
+            <w:trPr>
+              <w:cantSplit w:val="0"/>
+              <w:trHeight w:val="56.69291338582678" w:hRule="atLeast"/>
+              <w:tblHeader w:val="0"/>
+            </w:trPr>
+            <w:tc>
+              <w:tcPr>
+                <w:vMerge w:val="continue"/>
+                <w:tcBorders>
+                  <w:top w:color="1f1f1f" w:space="0" w:sz="6" w:val="single"/>
+                  <w:left w:color="1f1f1f" w:space="0" w:sz="6" w:val="single"/>
+                  <w:bottom w:color="1f1f1f" w:space="0" w:sz="6" w:val="single"/>
+                  <w:right w:color="1f1f1f" w:space="0" w:sz="6" w:val="single"/>
+                </w:tcBorders>
+                <w:tcMar>
+                  <w:top w:w="56.69291338582678" w:type="dxa"/>
+                  <w:left w:w="56.69291338582678" w:type="dxa"/>
+                  <w:bottom w:w="56.69291338582678" w:type="dxa"/>
+                  <w:right w:w="56.69291338582678" w:type="dxa"/>
+                </w:tcMar>
+                <w:vAlign w:val="center"/>
+              </w:tcPr>
+              <w:p>
+                <w:pPr>
+                  <w:widowControl w:val="0"/>
+                  <w:pBdr>
+                    <w:top w:color="auto" w:space="0" w:sz="0" w:val="none"/>
+                    <w:left w:color="auto" w:space="0" w:sz="0" w:val="none"/>
+                    <w:bottom w:color="auto" w:space="0" w:sz="0" w:val="none"/>
+                    <w:right w:color="auto" w:space="0" w:sz="0" w:val="none"/>
+                    <w:between w:color="auto" w:space="0" w:sz="0" w:val="none"/>
+                  </w:pBdr>
+                  <w:spacing w:after="0" w:before="0" w:line="240" w:lineRule="auto"/>
+                  <w:ind w:left="0" w:firstLine="0"/>
+                  <w:jc w:val="center"/>
+                  <w:rPr>
+                    <w:rFonts w:ascii="Times New Roman" w:cs="Times New Roman" w:eastAsia="Times New Roman" w:hAnsi="Times New Roman"/>
+                    <w:b w:val="1"/>
+                    <w:bCs w:val="1"/>
+                    <w:color w:val="1f1f1f"/>
+                  </w:rPr>
+                </w:pPr>
+                <w:r>
+                  <w:rPr>
+                    <w:rtl w:val="0"/>
+                  </w:rPr>
+                </w:r>
+              </w:p>
+            </w:tc>
+            <w:tc>
+              <w:tcPr>
+                <w:vMerge w:val="continue"/>
+                <w:tcBorders>
+                  <w:top w:color="1f1f1f" w:space="0" w:sz="6" w:val="single"/>
+                  <w:left w:color="1f1f1f" w:space="0" w:sz="6" w:val="single"/>
+                  <w:bottom w:color="1f1f1f" w:space="0" w:sz="6" w:val="single"/>
+                  <w:right w:color="1f1f1f" w:space="0" w:sz="6" w:val="single"/>
+                </w:tcBorders>
+                <w:tcMar>
+                  <w:top w:w="56.69291338582678" w:type="dxa"/>
+                  <w:left w:w="56.69291338582678" w:type="dxa"/>
+                  <w:bottom w:w="56.69291338582678" w:type="dxa"/>
+                  <w:right w:w="56.69291338582678" w:type="dxa"/>
+                </w:tcMar>
+                <w:vAlign w:val="center"/>
+              </w:tcPr>
+              <w:p>
+                <w:pPr>
+                  <w:widowControl w:val="0"/>
+                  <w:spacing w:after="0" w:before="0" w:line="240" w:lineRule="auto"/>
+                  <w:ind w:left="0" w:firstLine="0"/>
+                  <w:jc w:val="center"/>
+                  <w:rPr>
+                    <w:rFonts w:ascii="Times New Roman" w:cs="Times New Roman" w:eastAsia="Times New Roman" w:hAnsi="Times New Roman"/>
+                    <w:color w:val="1f1f1f"/>
+                  </w:rPr>
+                </w:pPr>
+                <w:r>
+                  <w:rPr>
+                    <w:rtl w:val="0"/>
+                  </w:rPr>
+                </w:r>
+              </w:p>
+            </w:tc>
+            <w:tc>
+              <w:tcPr>
+                <w:tcBorders>
+                  <w:top w:color="1f1f1f" w:space="0" w:sz="6" w:val="single"/>
+                  <w:left w:color="1f1f1f" w:space="0" w:sz="6" w:val="single"/>
+                  <w:bottom w:color="1f1f1f" w:space="0" w:sz="6" w:val="single"/>
+                  <w:right w:color="1f1f1f" w:space="0" w:sz="6" w:val="single"/>
+                </w:tcBorders>
+                <w:tcMar>
+                  <w:top w:w="56.69291338582678" w:type="dxa"/>
+                  <w:left w:w="56.69291338582678" w:type="dxa"/>
+                  <w:bottom w:w="56.69291338582678" w:type="dxa"/>
+                  <w:right w:w="56.69291338582678" w:type="dxa"/>
+                </w:tcMar>
+                <w:vAlign w:val="center"/>
+              </w:tcPr>
+              <w:p>
+                <w:pPr>
+                  <w:widowControl w:val="0"/>
+                  <w:pBdr>
+                    <w:top w:color="auto" w:space="0" w:sz="0" w:val="none"/>
+                    <w:left w:color="auto" w:space="0" w:sz="0" w:val="none"/>
+                    <w:bottom w:color="auto" w:space="0" w:sz="0" w:val="none"/>
+                    <w:right w:color="auto" w:space="0" w:sz="0" w:val="none"/>
+                    <w:between w:color="auto" w:space="0" w:sz="0" w:val="none"/>
+                  </w:pBdr>
+                  <w:spacing w:after="0" w:line="276" w:lineRule="auto"/>
+                  <w:jc w:val="center"/>
+                  <w:rPr>
+                    <w:rFonts w:ascii="Times New Roman" w:cs="Times New Roman" w:eastAsia="Times New Roman" w:hAnsi="Times New Roman"/>
+                    <w:color w:val="1f1f1f"/>
+                  </w:rPr>
+                </w:pPr>
+                <w:r>
+                  <w:rPr>
+                    <w:rFonts w:ascii="Times New Roman" w:cs="Times New Roman" w:eastAsia="Times New Roman" w:hAnsi="Times New Roman"/>
+                    <w:color w:val="1f1f1f"/>
+                    <w:rtl w:val="0"/>
+                  </w:rPr>
+                  <w:t xml:space="preserve">Acta de Cierre (</w:t>
+                </w:r>
+                <w:r>
+                  <w:rPr>
+                    <w:rFonts w:ascii="Times New Roman" w:cs="Times New Roman" w:eastAsia="Times New Roman" w:hAnsi="Times New Roman"/>
+                    <w:color w:val="444746"/>
+                    <w:shd w:fill="e9eef6" w:val="clear"/>
+                    <w:rtl w:val="0"/>
+                  </w:rPr>
+                  <w:t xml:space="preserve">CACIF-AC.docx</w:t>
+                </w:r>
+                <w:r>
+                  <w:rPr>
+                    <w:rFonts w:ascii="Times New Roman" w:cs="Times New Roman" w:eastAsia="Times New Roman" w:hAnsi="Times New Roman"/>
+                    <w:color w:val="1f1f1f"/>
+                    <w:rtl w:val="0"/>
+                  </w:rPr>
+                  <w:t xml:space="preserve">)</w:t>
                 </w:r>
               </w:p>
             </w:tc>
@@ -17932,7 +22021,7 @@
     <w:sdt>
       <w:sdtPr>
         <w:lock w:val="contentLocked"/>
-        <w:id w:val="-1909783760"/>
+        <w:id w:val="-1260657302"/>
         <w:tag w:val="goog_rdk_11"/>
       </w:sdtPr>
       <w:sdtContent>
@@ -18328,7 +22417,7 @@
                     <w:rFonts w:ascii="Times New Roman" w:cs="Times New Roman" w:eastAsia="Times New Roman" w:hAnsi="Times New Roman"/>
                     <w:rtl w:val="0"/>
                   </w:rPr>
-                  <w:t xml:space="preserve">Secretaria de la Unidad de Investigación</w:t>
+                  <w:t xml:space="preserve">Directora de la Unidad de Investigación</w:t>
                 </w:r>
               </w:p>
             </w:tc>
@@ -18553,7 +22642,7 @@
     <w:sdt>
       <w:sdtPr>
         <w:lock w:val="contentLocked"/>
-        <w:id w:val="-1658114604"/>
+        <w:id w:val="1991280774"/>
         <w:tag w:val="goog_rdk_12"/>
       </w:sdtPr>
       <w:sdtContent>
@@ -18949,7 +23038,7 @@
                     <w:rFonts w:ascii="Times New Roman" w:cs="Times New Roman" w:eastAsia="Times New Roman" w:hAnsi="Times New Roman"/>
                     <w:rtl w:val="0"/>
                   </w:rPr>
-                  <w:t xml:space="preserve">Secretaria de la Unidad de Investigación</w:t>
+                  <w:t xml:space="preserve">Directora de la Unidad de Investigación</w:t>
                 </w:r>
               </w:p>
             </w:tc>
@@ -19174,8 +23263,8 @@
     <w:sdt>
       <w:sdtPr>
         <w:lock w:val="contentLocked"/>
-        <w:id w:val="-224651465"/>
-        <w:tag w:val="goog_rdk_14"/>
+        <w:id w:val="-198449228"/>
+        <w:tag w:val="goog_rdk_13"/>
       </w:sdtPr>
       <w:sdtContent>
         <w:tbl>
@@ -19515,15 +23604,6 @@
                     <w:bCs w:val="1"/>
                   </w:rPr>
                 </w:pPr>
-                <w:sdt>
-                  <w:sdtPr>
-                    <w:id w:val="1213457113"/>
-                    <w:tag w:val="goog_rdk_13"/>
-                  </w:sdtPr>
-                  <w:sdtContent>
-                    <w:commentRangeStart w:id="0"/>
-                  </w:sdtContent>
-                </w:sdt>
                 <w:r>
                   <w:rPr>
                     <w:rFonts w:ascii="Times New Roman" w:cs="Times New Roman" w:eastAsia="Times New Roman" w:hAnsi="Times New Roman"/>
@@ -19532,10 +23612,6 @@
                     <w:rtl w:val="0"/>
                   </w:rPr>
                   <w:t xml:space="preserve">Dueño del proceso (Autor) </w:t>
-                </w:r>
-                <w:commentRangeEnd w:id="0"/>
-                <w:r>
-                  <w:commentReference w:id="0"/>
                 </w:r>
                 <w:r>
                   <w:rPr>
@@ -19588,7 +23664,7 @@
                     <w:rFonts w:ascii="Times New Roman" w:cs="Times New Roman" w:eastAsia="Times New Roman" w:hAnsi="Times New Roman"/>
                     <w:rtl w:val="0"/>
                   </w:rPr>
-                  <w:t xml:space="preserve">Secretaria de la Unidad de Investigación</w:t>
+                  <w:t xml:space="preserve">Directora de la Unidad de Investigación</w:t>
                 </w:r>
               </w:p>
             </w:tc>
@@ -19813,8 +23889,8 @@
     <w:sdt>
       <w:sdtPr>
         <w:lock w:val="contentLocked"/>
-        <w:id w:val="1496703732"/>
-        <w:tag w:val="goog_rdk_22"/>
+        <w:id w:val="-1075762753"/>
+        <w:tag w:val="goog_rdk_14"/>
       </w:sdtPr>
       <w:sdtContent>
         <w:tbl>
@@ -19870,15 +23946,6 @@
                     <w:bCs w:val="1"/>
                   </w:rPr>
                 </w:pPr>
-                <w:sdt>
-                  <w:sdtPr>
-                    <w:id w:val="-1048847230"/>
-                    <w:tag w:val="goog_rdk_15"/>
-                  </w:sdtPr>
-                  <w:sdtContent>
-                    <w:commentRangeStart w:id="1"/>
-                  </w:sdtContent>
-                </w:sdt>
                 <w:r>
                   <w:rPr>
                     <w:rFonts w:ascii="Times New Roman" w:cs="Times New Roman" w:eastAsia="Times New Roman" w:hAnsi="Times New Roman"/>
@@ -19945,19 +24012,6 @@
                     <w:bCs w:val="1"/>
                   </w:rPr>
                 </w:pPr>
-                <w:commentRangeEnd w:id="1"/>
-                <w:r>
-                  <w:commentReference w:id="1"/>
-                </w:r>
-                <w:sdt>
-                  <w:sdtPr>
-                    <w:id w:val="2001420343"/>
-                    <w:tag w:val="goog_rdk_16"/>
-                  </w:sdtPr>
-                  <w:sdtContent>
-                    <w:commentRangeStart w:id="2"/>
-                  </w:sdtContent>
-                </w:sdt>
                 <w:r>
                   <w:rPr>
                     <w:rFonts w:ascii="Times New Roman" w:cs="Times New Roman" w:eastAsia="Times New Roman" w:hAnsi="Times New Roman"/>
@@ -20024,19 +24078,6 @@
                     <w:bCs w:val="1"/>
                   </w:rPr>
                 </w:pPr>
-                <w:commentRangeEnd w:id="2"/>
-                <w:r>
-                  <w:commentReference w:id="2"/>
-                </w:r>
-                <w:sdt>
-                  <w:sdtPr>
-                    <w:id w:val="-1503121720"/>
-                    <w:tag w:val="goog_rdk_17"/>
-                  </w:sdtPr>
-                  <w:sdtContent>
-                    <w:commentRangeStart w:id="3"/>
-                  </w:sdtContent>
-                </w:sdt>
                 <w:r>
                   <w:rPr>
                     <w:rFonts w:ascii="Times New Roman" w:cs="Times New Roman" w:eastAsia="Times New Roman" w:hAnsi="Times New Roman"/>
@@ -20103,19 +24144,6 @@
                     <w:bCs w:val="1"/>
                   </w:rPr>
                 </w:pPr>
-                <w:commentRangeEnd w:id="3"/>
-                <w:r>
-                  <w:commentReference w:id="3"/>
-                </w:r>
-                <w:sdt>
-                  <w:sdtPr>
-                    <w:id w:val="-1279864633"/>
-                    <w:tag w:val="goog_rdk_18"/>
-                  </w:sdtPr>
-                  <w:sdtContent>
-                    <w:commentRangeStart w:id="4"/>
-                  </w:sdtContent>
-                </w:sdt>
                 <w:r>
                   <w:rPr>
                     <w:rFonts w:ascii="Times New Roman" w:cs="Times New Roman" w:eastAsia="Times New Roman" w:hAnsi="Times New Roman"/>
@@ -20202,19 +24230,6 @@
                     <w:bCs w:val="1"/>
                   </w:rPr>
                 </w:pPr>
-                <w:commentRangeEnd w:id="4"/>
-                <w:r>
-                  <w:commentReference w:id="4"/>
-                </w:r>
-                <w:sdt>
-                  <w:sdtPr>
-                    <w:id w:val="-1943531861"/>
-                    <w:tag w:val="goog_rdk_19"/>
-                  </w:sdtPr>
-                  <w:sdtContent>
-                    <w:commentRangeStart w:id="5"/>
-                  </w:sdtContent>
-                </w:sdt>
                 <w:r>
                   <w:rPr>
                     <w:rFonts w:ascii="Times New Roman" w:cs="Times New Roman" w:eastAsia="Times New Roman" w:hAnsi="Times New Roman"/>
@@ -20270,7 +24285,12 @@
                     <w:rFonts w:ascii="Times New Roman" w:cs="Times New Roman" w:eastAsia="Times New Roman" w:hAnsi="Times New Roman"/>
                     <w:rtl w:val="0"/>
                   </w:rPr>
-                  <w:t xml:space="preserve">Director del Instituto de Investigación</w:t>
+                  <w:t xml:space="preserve">Directora de la Unidad de Investigación</w:t>
+                </w:r>
+                <w:r>
+                  <w:rPr>
+                    <w:rtl w:val="0"/>
+                  </w:rPr>
                 </w:r>
               </w:p>
             </w:tc>
@@ -20301,19 +24321,6 @@
                     <w:bCs w:val="1"/>
                   </w:rPr>
                 </w:pPr>
-                <w:commentRangeEnd w:id="5"/>
-                <w:r>
-                  <w:commentReference w:id="5"/>
-                </w:r>
-                <w:sdt>
-                  <w:sdtPr>
-                    <w:id w:val="988005165"/>
-                    <w:tag w:val="goog_rdk_20"/>
-                  </w:sdtPr>
-                  <w:sdtContent>
-                    <w:commentRangeStart w:id="6"/>
-                  </w:sdtContent>
-                </w:sdt>
                 <w:r>
                   <w:rPr>
                     <w:rFonts w:ascii="Times New Roman" w:cs="Times New Roman" w:eastAsia="Times New Roman" w:hAnsi="Times New Roman"/>
@@ -20380,19 +24387,6 @@
                     <w:bCs w:val="1"/>
                   </w:rPr>
                 </w:pPr>
-                <w:commentRangeEnd w:id="6"/>
-                <w:r>
-                  <w:commentReference w:id="6"/>
-                </w:r>
-                <w:sdt>
-                  <w:sdtPr>
-                    <w:id w:val="-1415781067"/>
-                    <w:tag w:val="goog_rdk_21"/>
-                  </w:sdtPr>
-                  <w:sdtContent>
-                    <w:commentRangeStart w:id="7"/>
-                  </w:sdtContent>
-                </w:sdt>
                 <w:r>
                   <w:rPr>
                     <w:rFonts w:ascii="Times New Roman" w:cs="Times New Roman" w:eastAsia="Times New Roman" w:hAnsi="Times New Roman"/>
@@ -20465,10 +24459,6 @@
           <w:szCs w:val="24"/>
         </w:rPr>
       </w:pPr>
-      <w:commentRangeEnd w:id="7"/>
-      <w:r>
-        <w:commentReference w:id="7"/>
-      </w:r>
       <w:r>
         <w:rPr>
           <w:rFonts w:ascii="Arial" w:cs="Arial" w:eastAsia="Arial" w:hAnsi="Arial"/>
@@ -21511,8 +25501,8 @@
             </w:pPr>
             <w:sdt>
               <w:sdtPr>
-                <w:id w:val="-1785136183"/>
-                <w:tag w:val="goog_rdk_23"/>
+                <w:id w:val="-55964502"/>
+                <w:tag w:val="goog_rdk_15"/>
               </w:sdtPr>
               <w:sdtContent>
                 <w:r>
@@ -21792,8 +25782,8 @@
             </w:pPr>
             <w:sdt>
               <w:sdtPr>
-                <w:id w:val="825537670"/>
-                <w:tag w:val="goog_rdk_24"/>
+                <w:id w:val="1447894300"/>
+                <w:tag w:val="goog_rdk_16"/>
               </w:sdtPr>
               <w:sdtContent>
                 <w:r>
@@ -22558,16 +26548,16 @@
           <wp:inline distB="0" distT="0" distL="0" distR="0">
             <wp:extent cx="5399730" cy="3289300"/>
             <wp:effectExtent b="0" l="0" r="0" t="0"/>
-            <wp:docPr descr="Diagrama&#10;&#10;Descripción generada automáticamente" id="1" name="image1.png"/>
+            <wp:docPr descr="Diagrama&#10;&#10;Descripción generada automáticamente" id="1" name="image2.png"/>
             <a:graphic>
               <a:graphicData uri="http://schemas.openxmlformats.org/drawingml/2006/picture">
                 <pic:pic>
                   <pic:nvPicPr>
-                    <pic:cNvPr descr="Diagrama&#10;&#10;Descripción generada automáticamente" id="0" name="image1.png"/>
+                    <pic:cNvPr descr="Diagrama&#10;&#10;Descripción generada automáticamente" id="0" name="image2.png"/>
                     <pic:cNvPicPr preferRelativeResize="0"/>
                   </pic:nvPicPr>
                   <pic:blipFill>
-                    <a:blip r:embed="rId10"/>
+                    <a:blip r:embed="rId8"/>
                     <a:srcRect b="0" l="0" r="0" t="0"/>
                     <a:stretch>
                       <a:fillRect/>
@@ -22727,6 +26717,71 @@
           <w:rtl w:val="0"/>
         </w:rPr>
         <w:t xml:space="preserve">GitHub Docs: Understanding GitHub.</w:t>
+      </w:r>
+      <w:hyperlink r:id="rId9">
+        <w:r>
+          <w:rPr>
+            <w:rFonts w:ascii="Times New Roman" w:cs="Times New Roman" w:eastAsia="Times New Roman" w:hAnsi="Times New Roman"/>
+            <w:sz w:val="24"/>
+            <w:szCs w:val="24"/>
+            <w:rtl w:val="0"/>
+          </w:rPr>
+          <w:t xml:space="preserve"> </w:t>
+        </w:r>
+      </w:hyperlink>
+      <w:hyperlink r:id="rId10">
+        <w:r>
+          <w:rPr>
+            <w:rFonts w:ascii="Times New Roman" w:cs="Times New Roman" w:eastAsia="Times New Roman" w:hAnsi="Times New Roman"/>
+            <w:b w:val="1"/>
+            <w:bCs w:val="1"/>
+            <w:color w:val="1155cc"/>
+            <w:sz w:val="24"/>
+            <w:szCs w:val="24"/>
+            <w:u w:val="single"/>
+            <w:rtl w:val="0"/>
+          </w:rPr>
+          <w:t xml:space="preserve">https://docs.github.com/en/get-started/start-your-journey/about-github-and-git</w:t>
+        </w:r>
+      </w:hyperlink>
+      <w:r>
+        <w:rPr>
+          <w:rtl w:val="0"/>
+        </w:rPr>
+      </w:r>
+    </w:p>
+    <w:p>
+      <w:pPr>
+        <w:spacing w:after="240" w:before="240" w:lineRule="auto"/>
+        <w:rPr>
+          <w:rFonts w:ascii="Times New Roman" w:cs="Times New Roman" w:eastAsia="Times New Roman" w:hAnsi="Times New Roman"/>
+          <w:b w:val="1"/>
+          <w:bCs w:val="1"/>
+          <w:color w:val="1155cc"/>
+          <w:sz w:val="24"/>
+          <w:szCs w:val="24"/>
+          <w:u w:val="single"/>
+        </w:rPr>
+      </w:pPr>
+      <w:r>
+        <w:rPr>
+          <w:rFonts w:ascii="Times New Roman" w:cs="Times New Roman" w:eastAsia="Times New Roman" w:hAnsi="Times New Roman"/>
+          <w:b w:val="1"/>
+          <w:bCs w:val="1"/>
+          <w:sz w:val="24"/>
+          <w:szCs w:val="24"/>
+          <w:rtl w:val="0"/>
+        </w:rPr>
+        <w:t xml:space="preserve">[2] GitLab. (2024). </w:t>
+      </w:r>
+      <w:r>
+        <w:rPr>
+          <w:rFonts w:ascii="Times New Roman" w:cs="Times New Roman" w:eastAsia="Times New Roman" w:hAnsi="Times New Roman"/>
+          <w:sz w:val="24"/>
+          <w:szCs w:val="24"/>
+          <w:rtl w:val="0"/>
+        </w:rPr>
+        <w:t xml:space="preserve">GitLab Documentation: What is GitLab?.</w:t>
       </w:r>
       <w:hyperlink r:id="rId11">
         <w:r>
@@ -22751,7 +26806,7 @@
             <w:u w:val="single"/>
             <w:rtl w:val="0"/>
           </w:rPr>
-          <w:t xml:space="preserve">https://docs.github.com/en/get-started/start-your-journey/about-github-and-git</w:t>
+          <w:t xml:space="preserve">https://docs.gitlab.com/ee/gitlab-basics/</w:t>
         </w:r>
       </w:hyperlink>
       <w:r>
@@ -22782,7 +26837,7 @@
           <w:szCs w:val="24"/>
           <w:rtl w:val="0"/>
         </w:rPr>
-        <w:t xml:space="preserve">[2] GitLab. (2024). </w:t>
+        <w:t xml:space="preserve">[3] Atlassian. (2024). </w:t>
       </w:r>
       <w:r>
         <w:rPr>
@@ -22791,7 +26846,7 @@
           <w:szCs w:val="24"/>
           <w:rtl w:val="0"/>
         </w:rPr>
-        <w:t xml:space="preserve">GitLab Documentation: What is GitLab?.</w:t>
+        <w:t xml:space="preserve">Bitbucket Documentation: Get started with Bitbucket.</w:t>
       </w:r>
       <w:hyperlink r:id="rId13">
         <w:r>
@@ -22816,7 +26871,7 @@
             <w:u w:val="single"/>
             <w:rtl w:val="0"/>
           </w:rPr>
-          <w:t xml:space="preserve">https://docs.gitlab.com/ee/gitlab-basics/</w:t>
+          <w:t xml:space="preserve">https://support.atlassian.com/bitbucket-cloud/docs/get-started-with-bitbucket/</w:t>
         </w:r>
       </w:hyperlink>
       <w:r>
@@ -22847,7 +26902,7 @@
           <w:szCs w:val="24"/>
           <w:rtl w:val="0"/>
         </w:rPr>
-        <w:t xml:space="preserve">[3] Atlassian. (2024). </w:t>
+        <w:t xml:space="preserve">[4] GitKraken. (2024). </w:t>
       </w:r>
       <w:r>
         <w:rPr>
@@ -22856,7 +26911,7 @@
           <w:szCs w:val="24"/>
           <w:rtl w:val="0"/>
         </w:rPr>
-        <w:t xml:space="preserve">Bitbucket Documentation: Get started with Bitbucket.</w:t>
+        <w:t xml:space="preserve">GitKraken Documentation: GitKraken Client.</w:t>
       </w:r>
       <w:hyperlink r:id="rId15">
         <w:r>
@@ -22881,7 +26936,7 @@
             <w:u w:val="single"/>
             <w:rtl w:val="0"/>
           </w:rPr>
-          <w:t xml:space="preserve">https://support.atlassian.com/bitbucket-cloud/docs/get-started-with-bitbucket/</w:t>
+          <w:t xml:space="preserve">https://help.gitkraken.com/gitkraken-client/gitkraken-client-home/</w:t>
         </w:r>
       </w:hyperlink>
       <w:r>
@@ -22912,7 +26967,7 @@
           <w:szCs w:val="24"/>
           <w:rtl w:val="0"/>
         </w:rPr>
-        <w:t xml:space="preserve">[4] GitKraken. (2024). </w:t>
+        <w:t xml:space="preserve">[5] Mercurial. (2024). </w:t>
       </w:r>
       <w:r>
         <w:rPr>
@@ -22921,7 +26976,7 @@
           <w:szCs w:val="24"/>
           <w:rtl w:val="0"/>
         </w:rPr>
-        <w:t xml:space="preserve">GitKraken Documentation: GitKraken Client.</w:t>
+        <w:t xml:space="preserve">Mercurial SCM: A free, distributed source control management tool.</w:t>
       </w:r>
       <w:hyperlink r:id="rId17">
         <w:r>
@@ -22946,71 +27001,6 @@
             <w:u w:val="single"/>
             <w:rtl w:val="0"/>
           </w:rPr>
-          <w:t xml:space="preserve">https://help.gitkraken.com/gitkraken-client/gitkraken-client-home/</w:t>
-        </w:r>
-      </w:hyperlink>
-      <w:r>
-        <w:rPr>
-          <w:rtl w:val="0"/>
-        </w:rPr>
-      </w:r>
-    </w:p>
-    <w:p>
-      <w:pPr>
-        <w:spacing w:after="240" w:before="240" w:lineRule="auto"/>
-        <w:rPr>
-          <w:rFonts w:ascii="Times New Roman" w:cs="Times New Roman" w:eastAsia="Times New Roman" w:hAnsi="Times New Roman"/>
-          <w:b w:val="1"/>
-          <w:bCs w:val="1"/>
-          <w:color w:val="1155cc"/>
-          <w:sz w:val="24"/>
-          <w:szCs w:val="24"/>
-          <w:u w:val="single"/>
-        </w:rPr>
-      </w:pPr>
-      <w:r>
-        <w:rPr>
-          <w:rFonts w:ascii="Times New Roman" w:cs="Times New Roman" w:eastAsia="Times New Roman" w:hAnsi="Times New Roman"/>
-          <w:b w:val="1"/>
-          <w:bCs w:val="1"/>
-          <w:sz w:val="24"/>
-          <w:szCs w:val="24"/>
-          <w:rtl w:val="0"/>
-        </w:rPr>
-        <w:t xml:space="preserve">[5] Mercurial. (2024). </w:t>
-      </w:r>
-      <w:r>
-        <w:rPr>
-          <w:rFonts w:ascii="Times New Roman" w:cs="Times New Roman" w:eastAsia="Times New Roman" w:hAnsi="Times New Roman"/>
-          <w:sz w:val="24"/>
-          <w:szCs w:val="24"/>
-          <w:rtl w:val="0"/>
-        </w:rPr>
-        <w:t xml:space="preserve">Mercurial SCM: A free, distributed source control management tool.</w:t>
-      </w:r>
-      <w:hyperlink r:id="rId19">
-        <w:r>
-          <w:rPr>
-            <w:rFonts w:ascii="Times New Roman" w:cs="Times New Roman" w:eastAsia="Times New Roman" w:hAnsi="Times New Roman"/>
-            <w:sz w:val="24"/>
-            <w:szCs w:val="24"/>
-            <w:rtl w:val="0"/>
-          </w:rPr>
-          <w:t xml:space="preserve"> </w:t>
-        </w:r>
-      </w:hyperlink>
-      <w:hyperlink r:id="rId20">
-        <w:r>
-          <w:rPr>
-            <w:rFonts w:ascii="Times New Roman" w:cs="Times New Roman" w:eastAsia="Times New Roman" w:hAnsi="Times New Roman"/>
-            <w:b w:val="1"/>
-            <w:bCs w:val="1"/>
-            <w:color w:val="1155cc"/>
-            <w:sz w:val="24"/>
-            <w:szCs w:val="24"/>
-            <w:u w:val="single"/>
-            <w:rtl w:val="0"/>
-          </w:rPr>
           <w:t xml:space="preserve">https://www.mercurial-scm.org/</w:t>
         </w:r>
       </w:hyperlink>
@@ -23052,464 +27042,6 @@
     </w:sectPr>
   </w:body>
 </w:document>
-</file>
-
-<file path=word/comments.xml><?xml version="1.0" encoding="utf-8"?>
-<w:comments xmlns:mc="http://schemas.openxmlformats.org/markup-compatibility/2006" xmlns:o="urn:schemas-microsoft-com:office:office" xmlns:r="http://schemas.openxmlformats.org/officeDocument/2006/relationships" xmlns:m="http://schemas.openxmlformats.org/officeDocument/2006/math" xmlns:v="urn:schemas-microsoft-com:vml" xmlns:wp="http://schemas.openxmlformats.org/drawingml/2006/wordprocessingDrawing" xmlns:w10="urn:schemas-microsoft-com:office:word" xmlns:w="http://schemas.openxmlformats.org/wordprocessingml/2006/main" xmlns:wne="http://schemas.microsoft.com/office/word/2006/wordml" xmlns:sl="http://schemas.openxmlformats.org/schemaLibrary/2006/main" xmlns:a="http://schemas.openxmlformats.org/drawingml/2006/main" xmlns:pic="http://schemas.openxmlformats.org/drawingml/2006/picture" xmlns:c="http://schemas.openxmlformats.org/drawingml/2006/chart" xmlns:lc="http://schemas.openxmlformats.org/drawingml/2006/lockedCanvas" xmlns:dgm="http://schemas.openxmlformats.org/drawingml/2006/diagram" xmlns:wps="http://schemas.microsoft.com/office/word/2010/wordprocessingShape" xmlns:wpg="http://schemas.microsoft.com/office/word/2010/wordprocessingGroup" xmlns:w14="http://schemas.microsoft.com/office/word/2010/wordml" xmlns:w15="http://schemas.microsoft.com/office/word/2012/wordml" xmlns:w16="http://schemas.microsoft.com/office/word/2018/wordml" xmlns:w16cex="http://schemas.microsoft.com/office/word/2018/wordml/cex" xmlns:w16cid="http://schemas.microsoft.com/office/word/2016/wordml/cid" xmlns="http://schemas.microsoft.com/office/tasks/2019/documenttasks" xmlns:cr="http://schemas.microsoft.com/office/comments/2020/reactions">
-  <w:comment w:author="MIHAEL JHIRE CRISTOBAL ROJAS" w:id="1" w:date="2026-05-14T21:21:02Z">
-    <w:p>
-      <w:pPr>
-        <w:keepNext w:val="0"/>
-        <w:keepLines w:val="0"/>
-        <w:pageBreakBefore w:val="0"/>
-        <w:widowControl w:val="0"/>
-        <w:pBdr>
-          <w:top w:space="0" w:sz="0" w:val="nil"/>
-          <w:left w:space="0" w:sz="0" w:val="nil"/>
-          <w:bottom w:space="0" w:sz="0" w:val="nil"/>
-          <w:right w:space="0" w:sz="0" w:val="nil"/>
-          <w:between w:space="0" w:sz="0" w:val="nil"/>
-        </w:pBdr>
-        <w:shd w:fill="auto" w:val="clear"/>
-        <w:spacing w:after="0" w:before="0" w:line="240" w:lineRule="auto"/>
-        <w:ind w:left="0" w:right="0" w:firstLine="0"/>
-        <w:jc w:val="left"/>
-        <w:rPr>
-          <w:rFonts w:ascii="Arial" w:cs="Arial" w:eastAsia="Arial" w:hAnsi="Arial"/>
-          <w:b w:val="0"/>
-          <w:bCs w:val="0"/>
-          <w:i w:val="0"/>
-          <w:iCs w:val="0"/>
-          <w:smallCaps w:val="0"/>
-          <w:strike w:val="0"/>
-          <w:color w:val="000000"/>
-          <w:sz w:val="22"/>
-          <w:szCs w:val="22"/>
-          <w:u w:val="none"/>
-          <w:shd w:fill="auto" w:val="clear"/>
-          <w:vertAlign w:val="baseline"/>
-        </w:rPr>
-      </w:pPr>
-      <w:r>
-        <w:rPr>
-          <w:rFonts w:ascii="Arial" w:cs="Arial" w:eastAsia="Arial" w:hAnsi="Arial"/>
-          <w:b w:val="0"/>
-          <w:bCs w:val="0"/>
-          <w:i w:val="0"/>
-          <w:iCs w:val="0"/>
-          <w:smallCaps w:val="0"/>
-          <w:strike w:val="0"/>
-          <w:color w:val="000000"/>
-          <w:sz w:val="22"/>
-          <w:szCs w:val="22"/>
-          <w:u w:val="none"/>
-          <w:shd w:fill="auto" w:val="clear"/>
-          <w:vertAlign w:val="baseline"/>
-          <w:rtl w:val="0"/>
-        </w:rPr>
-        <w:t xml:space="preserve">Implementarlo directo</w:t>
-      </w:r>
-    </w:p>
-  </w:comment>
-  <w:comment w:author="MIHAEL JHIRE CRISTOBAL ROJAS" w:id="2" w:date="2026-05-14T21:21:02Z">
-    <w:p>
-      <w:pPr>
-        <w:keepNext w:val="0"/>
-        <w:keepLines w:val="0"/>
-        <w:pageBreakBefore w:val="0"/>
-        <w:widowControl w:val="0"/>
-        <w:pBdr>
-          <w:top w:space="0" w:sz="0" w:val="nil"/>
-          <w:left w:space="0" w:sz="0" w:val="nil"/>
-          <w:bottom w:space="0" w:sz="0" w:val="nil"/>
-          <w:right w:space="0" w:sz="0" w:val="nil"/>
-          <w:between w:space="0" w:sz="0" w:val="nil"/>
-        </w:pBdr>
-        <w:shd w:fill="auto" w:val="clear"/>
-        <w:spacing w:after="0" w:before="0" w:line="240" w:lineRule="auto"/>
-        <w:ind w:left="0" w:right="0" w:firstLine="0"/>
-        <w:jc w:val="left"/>
-        <w:rPr>
-          <w:rFonts w:ascii="Arial" w:cs="Arial" w:eastAsia="Arial" w:hAnsi="Arial"/>
-          <w:b w:val="0"/>
-          <w:bCs w:val="0"/>
-          <w:i w:val="0"/>
-          <w:iCs w:val="0"/>
-          <w:smallCaps w:val="0"/>
-          <w:strike w:val="0"/>
-          <w:color w:val="000000"/>
-          <w:sz w:val="22"/>
-          <w:szCs w:val="22"/>
-          <w:u w:val="none"/>
-          <w:shd w:fill="auto" w:val="clear"/>
-          <w:vertAlign w:val="baseline"/>
-        </w:rPr>
-      </w:pPr>
-      <w:r>
-        <w:rPr>
-          <w:rFonts w:ascii="Arial" w:cs="Arial" w:eastAsia="Arial" w:hAnsi="Arial"/>
-          <w:b w:val="0"/>
-          <w:bCs w:val="0"/>
-          <w:i w:val="0"/>
-          <w:iCs w:val="0"/>
-          <w:smallCaps w:val="0"/>
-          <w:strike w:val="0"/>
-          <w:color w:val="000000"/>
-          <w:sz w:val="22"/>
-          <w:szCs w:val="22"/>
-          <w:u w:val="none"/>
-          <w:shd w:fill="auto" w:val="clear"/>
-          <w:vertAlign w:val="baseline"/>
-          <w:rtl w:val="0"/>
-        </w:rPr>
-        <w:t xml:space="preserve">Implementarlo directo</w:t>
-      </w:r>
-    </w:p>
-  </w:comment>
-  <w:comment w:author="MIHAEL JHIRE CRISTOBAL ROJAS" w:id="3" w:date="2026-05-14T21:21:02Z">
-    <w:p>
-      <w:pPr>
-        <w:keepNext w:val="0"/>
-        <w:keepLines w:val="0"/>
-        <w:pageBreakBefore w:val="0"/>
-        <w:widowControl w:val="0"/>
-        <w:pBdr>
-          <w:top w:space="0" w:sz="0" w:val="nil"/>
-          <w:left w:space="0" w:sz="0" w:val="nil"/>
-          <w:bottom w:space="0" w:sz="0" w:val="nil"/>
-          <w:right w:space="0" w:sz="0" w:val="nil"/>
-          <w:between w:space="0" w:sz="0" w:val="nil"/>
-        </w:pBdr>
-        <w:shd w:fill="auto" w:val="clear"/>
-        <w:spacing w:after="0" w:before="0" w:line="240" w:lineRule="auto"/>
-        <w:ind w:left="0" w:right="0" w:firstLine="0"/>
-        <w:jc w:val="left"/>
-        <w:rPr>
-          <w:rFonts w:ascii="Arial" w:cs="Arial" w:eastAsia="Arial" w:hAnsi="Arial"/>
-          <w:b w:val="0"/>
-          <w:bCs w:val="0"/>
-          <w:i w:val="0"/>
-          <w:iCs w:val="0"/>
-          <w:smallCaps w:val="0"/>
-          <w:strike w:val="0"/>
-          <w:color w:val="000000"/>
-          <w:sz w:val="22"/>
-          <w:szCs w:val="22"/>
-          <w:u w:val="none"/>
-          <w:shd w:fill="auto" w:val="clear"/>
-          <w:vertAlign w:val="baseline"/>
-        </w:rPr>
-      </w:pPr>
-      <w:r>
-        <w:rPr>
-          <w:rFonts w:ascii="Arial" w:cs="Arial" w:eastAsia="Arial" w:hAnsi="Arial"/>
-          <w:b w:val="0"/>
-          <w:bCs w:val="0"/>
-          <w:i w:val="0"/>
-          <w:iCs w:val="0"/>
-          <w:smallCaps w:val="0"/>
-          <w:strike w:val="0"/>
-          <w:color w:val="000000"/>
-          <w:sz w:val="22"/>
-          <w:szCs w:val="22"/>
-          <w:u w:val="none"/>
-          <w:shd w:fill="auto" w:val="clear"/>
-          <w:vertAlign w:val="baseline"/>
-          <w:rtl w:val="0"/>
-        </w:rPr>
-        <w:t xml:space="preserve">Implementarlo directo</w:t>
-      </w:r>
-    </w:p>
-  </w:comment>
-  <w:comment w:author="MIHAEL JHIRE CRISTOBAL ROJAS" w:id="4" w:date="2026-05-14T21:21:02Z">
-    <w:p>
-      <w:pPr>
-        <w:keepNext w:val="0"/>
-        <w:keepLines w:val="0"/>
-        <w:pageBreakBefore w:val="0"/>
-        <w:widowControl w:val="0"/>
-        <w:pBdr>
-          <w:top w:space="0" w:sz="0" w:val="nil"/>
-          <w:left w:space="0" w:sz="0" w:val="nil"/>
-          <w:bottom w:space="0" w:sz="0" w:val="nil"/>
-          <w:right w:space="0" w:sz="0" w:val="nil"/>
-          <w:between w:space="0" w:sz="0" w:val="nil"/>
-        </w:pBdr>
-        <w:shd w:fill="auto" w:val="clear"/>
-        <w:spacing w:after="0" w:before="0" w:line="240" w:lineRule="auto"/>
-        <w:ind w:left="0" w:right="0" w:firstLine="0"/>
-        <w:jc w:val="left"/>
-        <w:rPr>
-          <w:rFonts w:ascii="Arial" w:cs="Arial" w:eastAsia="Arial" w:hAnsi="Arial"/>
-          <w:b w:val="0"/>
-          <w:bCs w:val="0"/>
-          <w:i w:val="0"/>
-          <w:iCs w:val="0"/>
-          <w:smallCaps w:val="0"/>
-          <w:strike w:val="0"/>
-          <w:color w:val="000000"/>
-          <w:sz w:val="22"/>
-          <w:szCs w:val="22"/>
-          <w:u w:val="none"/>
-          <w:shd w:fill="auto" w:val="clear"/>
-          <w:vertAlign w:val="baseline"/>
-        </w:rPr>
-      </w:pPr>
-      <w:r>
-        <w:rPr>
-          <w:rFonts w:ascii="Arial" w:cs="Arial" w:eastAsia="Arial" w:hAnsi="Arial"/>
-          <w:b w:val="0"/>
-          <w:bCs w:val="0"/>
-          <w:i w:val="0"/>
-          <w:iCs w:val="0"/>
-          <w:smallCaps w:val="0"/>
-          <w:strike w:val="0"/>
-          <w:color w:val="000000"/>
-          <w:sz w:val="22"/>
-          <w:szCs w:val="22"/>
-          <w:u w:val="none"/>
-          <w:shd w:fill="auto" w:val="clear"/>
-          <w:vertAlign w:val="baseline"/>
-          <w:rtl w:val="0"/>
-        </w:rPr>
-        <w:t xml:space="preserve">Implementarlo directo</w:t>
-      </w:r>
-    </w:p>
-  </w:comment>
-  <w:comment w:author="MIHAEL JHIRE CRISTOBAL ROJAS" w:id="5" w:date="2026-05-14T21:21:02Z">
-    <w:p>
-      <w:pPr>
-        <w:keepNext w:val="0"/>
-        <w:keepLines w:val="0"/>
-        <w:pageBreakBefore w:val="0"/>
-        <w:widowControl w:val="0"/>
-        <w:pBdr>
-          <w:top w:space="0" w:sz="0" w:val="nil"/>
-          <w:left w:space="0" w:sz="0" w:val="nil"/>
-          <w:bottom w:space="0" w:sz="0" w:val="nil"/>
-          <w:right w:space="0" w:sz="0" w:val="nil"/>
-          <w:between w:space="0" w:sz="0" w:val="nil"/>
-        </w:pBdr>
-        <w:shd w:fill="auto" w:val="clear"/>
-        <w:spacing w:after="0" w:before="0" w:line="240" w:lineRule="auto"/>
-        <w:ind w:left="0" w:right="0" w:firstLine="0"/>
-        <w:jc w:val="left"/>
-        <w:rPr>
-          <w:rFonts w:ascii="Arial" w:cs="Arial" w:eastAsia="Arial" w:hAnsi="Arial"/>
-          <w:b w:val="0"/>
-          <w:bCs w:val="0"/>
-          <w:i w:val="0"/>
-          <w:iCs w:val="0"/>
-          <w:smallCaps w:val="0"/>
-          <w:strike w:val="0"/>
-          <w:color w:val="000000"/>
-          <w:sz w:val="22"/>
-          <w:szCs w:val="22"/>
-          <w:u w:val="none"/>
-          <w:shd w:fill="auto" w:val="clear"/>
-          <w:vertAlign w:val="baseline"/>
-        </w:rPr>
-      </w:pPr>
-      <w:r>
-        <w:rPr>
-          <w:rFonts w:ascii="Arial" w:cs="Arial" w:eastAsia="Arial" w:hAnsi="Arial"/>
-          <w:b w:val="0"/>
-          <w:bCs w:val="0"/>
-          <w:i w:val="0"/>
-          <w:iCs w:val="0"/>
-          <w:smallCaps w:val="0"/>
-          <w:strike w:val="0"/>
-          <w:color w:val="000000"/>
-          <w:sz w:val="22"/>
-          <w:szCs w:val="22"/>
-          <w:u w:val="none"/>
-          <w:shd w:fill="auto" w:val="clear"/>
-          <w:vertAlign w:val="baseline"/>
-          <w:rtl w:val="0"/>
-        </w:rPr>
-        <w:t xml:space="preserve">Implementarlo directo</w:t>
-      </w:r>
-    </w:p>
-  </w:comment>
-  <w:comment w:author="MIHAEL JHIRE CRISTOBAL ROJAS" w:id="6" w:date="2026-05-14T21:21:02Z">
-    <w:p>
-      <w:pPr>
-        <w:keepNext w:val="0"/>
-        <w:keepLines w:val="0"/>
-        <w:pageBreakBefore w:val="0"/>
-        <w:widowControl w:val="0"/>
-        <w:pBdr>
-          <w:top w:space="0" w:sz="0" w:val="nil"/>
-          <w:left w:space="0" w:sz="0" w:val="nil"/>
-          <w:bottom w:space="0" w:sz="0" w:val="nil"/>
-          <w:right w:space="0" w:sz="0" w:val="nil"/>
-          <w:between w:space="0" w:sz="0" w:val="nil"/>
-        </w:pBdr>
-        <w:shd w:fill="auto" w:val="clear"/>
-        <w:spacing w:after="0" w:before="0" w:line="240" w:lineRule="auto"/>
-        <w:ind w:left="0" w:right="0" w:firstLine="0"/>
-        <w:jc w:val="left"/>
-        <w:rPr>
-          <w:rFonts w:ascii="Arial" w:cs="Arial" w:eastAsia="Arial" w:hAnsi="Arial"/>
-          <w:b w:val="0"/>
-          <w:bCs w:val="0"/>
-          <w:i w:val="0"/>
-          <w:iCs w:val="0"/>
-          <w:smallCaps w:val="0"/>
-          <w:strike w:val="0"/>
-          <w:color w:val="000000"/>
-          <w:sz w:val="22"/>
-          <w:szCs w:val="22"/>
-          <w:u w:val="none"/>
-          <w:shd w:fill="auto" w:val="clear"/>
-          <w:vertAlign w:val="baseline"/>
-        </w:rPr>
-      </w:pPr>
-      <w:r>
-        <w:rPr>
-          <w:rFonts w:ascii="Arial" w:cs="Arial" w:eastAsia="Arial" w:hAnsi="Arial"/>
-          <w:b w:val="0"/>
-          <w:bCs w:val="0"/>
-          <w:i w:val="0"/>
-          <w:iCs w:val="0"/>
-          <w:smallCaps w:val="0"/>
-          <w:strike w:val="0"/>
-          <w:color w:val="000000"/>
-          <w:sz w:val="22"/>
-          <w:szCs w:val="22"/>
-          <w:u w:val="none"/>
-          <w:shd w:fill="auto" w:val="clear"/>
-          <w:vertAlign w:val="baseline"/>
-          <w:rtl w:val="0"/>
-        </w:rPr>
-        <w:t xml:space="preserve">Implementarlo directo</w:t>
-      </w:r>
-    </w:p>
-  </w:comment>
-  <w:comment w:author="MIHAEL JHIRE CRISTOBAL ROJAS" w:id="7" w:date="2026-05-14T21:21:02Z">
-    <w:p>
-      <w:pPr>
-        <w:keepNext w:val="0"/>
-        <w:keepLines w:val="0"/>
-        <w:pageBreakBefore w:val="0"/>
-        <w:widowControl w:val="0"/>
-        <w:pBdr>
-          <w:top w:space="0" w:sz="0" w:val="nil"/>
-          <w:left w:space="0" w:sz="0" w:val="nil"/>
-          <w:bottom w:space="0" w:sz="0" w:val="nil"/>
-          <w:right w:space="0" w:sz="0" w:val="nil"/>
-          <w:between w:space="0" w:sz="0" w:val="nil"/>
-        </w:pBdr>
-        <w:shd w:fill="auto" w:val="clear"/>
-        <w:spacing w:after="0" w:before="0" w:line="240" w:lineRule="auto"/>
-        <w:ind w:left="0" w:right="0" w:firstLine="0"/>
-        <w:jc w:val="left"/>
-        <w:rPr>
-          <w:rFonts w:ascii="Arial" w:cs="Arial" w:eastAsia="Arial" w:hAnsi="Arial"/>
-          <w:b w:val="0"/>
-          <w:bCs w:val="0"/>
-          <w:i w:val="0"/>
-          <w:iCs w:val="0"/>
-          <w:smallCaps w:val="0"/>
-          <w:strike w:val="0"/>
-          <w:color w:val="000000"/>
-          <w:sz w:val="22"/>
-          <w:szCs w:val="22"/>
-          <w:u w:val="none"/>
-          <w:shd w:fill="auto" w:val="clear"/>
-          <w:vertAlign w:val="baseline"/>
-        </w:rPr>
-      </w:pPr>
-      <w:r>
-        <w:rPr>
-          <w:rFonts w:ascii="Arial" w:cs="Arial" w:eastAsia="Arial" w:hAnsi="Arial"/>
-          <w:b w:val="0"/>
-          <w:bCs w:val="0"/>
-          <w:i w:val="0"/>
-          <w:iCs w:val="0"/>
-          <w:smallCaps w:val="0"/>
-          <w:strike w:val="0"/>
-          <w:color w:val="000000"/>
-          <w:sz w:val="22"/>
-          <w:szCs w:val="22"/>
-          <w:u w:val="none"/>
-          <w:shd w:fill="auto" w:val="clear"/>
-          <w:vertAlign w:val="baseline"/>
-          <w:rtl w:val="0"/>
-        </w:rPr>
-        <w:t xml:space="preserve">Implementarlo directo</w:t>
-      </w:r>
-    </w:p>
-  </w:comment>
-  <w:comment w:author="ANDRE IVAN MELENDEZ CAVA" w:id="0" w:date="2026-05-14T21:17:52Z">
-    <w:p>
-      <w:pPr>
-        <w:keepNext w:val="0"/>
-        <w:keepLines w:val="0"/>
-        <w:pageBreakBefore w:val="0"/>
-        <w:widowControl w:val="0"/>
-        <w:pBdr>
-          <w:top w:space="0" w:sz="0" w:val="nil"/>
-          <w:left w:space="0" w:sz="0" w:val="nil"/>
-          <w:bottom w:space="0" w:sz="0" w:val="nil"/>
-          <w:right w:space="0" w:sz="0" w:val="nil"/>
-          <w:between w:space="0" w:sz="0" w:val="nil"/>
-        </w:pBdr>
-        <w:shd w:fill="auto" w:val="clear"/>
-        <w:spacing w:after="0" w:before="0" w:line="240" w:lineRule="auto"/>
-        <w:ind w:left="0" w:right="0" w:firstLine="0"/>
-        <w:jc w:val="left"/>
-        <w:rPr>
-          <w:rFonts w:ascii="Arial" w:cs="Arial" w:eastAsia="Arial" w:hAnsi="Arial"/>
-          <w:b w:val="0"/>
-          <w:bCs w:val="0"/>
-          <w:i w:val="0"/>
-          <w:iCs w:val="0"/>
-          <w:smallCaps w:val="0"/>
-          <w:strike w:val="0"/>
-          <w:color w:val="000000"/>
-          <w:sz w:val="22"/>
-          <w:szCs w:val="22"/>
-          <w:u w:val="none"/>
-          <w:shd w:fill="auto" w:val="clear"/>
-          <w:vertAlign w:val="baseline"/>
-        </w:rPr>
-      </w:pPr>
-      <w:r>
-        <w:rPr>
-          <w:rFonts w:ascii="Arial" w:cs="Arial" w:eastAsia="Arial" w:hAnsi="Arial"/>
-          <w:b w:val="0"/>
-          <w:bCs w:val="0"/>
-          <w:i w:val="0"/>
-          <w:iCs w:val="0"/>
-          <w:smallCaps w:val="0"/>
-          <w:strike w:val="0"/>
-          <w:color w:val="000000"/>
-          <w:sz w:val="22"/>
-          <w:szCs w:val="22"/>
-          <w:u w:val="none"/>
-          <w:shd w:fill="auto" w:val="clear"/>
-          <w:vertAlign w:val="baseline"/>
-          <w:rtl w:val="0"/>
-        </w:rPr>
-        <w:t xml:space="preserve">directora de la unidad de investigación</w:t>
-      </w:r>
-    </w:p>
-  </w:comment>
-</w:comments>
-</file>
-
-<file path=word/commentsExtended.xml><?xml version="1.0" encoding="utf-8"?>
-<w15:commentsEx xmlns:mc="http://schemas.openxmlformats.org/markup-compatibility/2006" xmlns:o="urn:schemas-microsoft-com:office:office" xmlns:r="http://schemas.openxmlformats.org/officeDocument/2006/relationships" xmlns:m="http://schemas.openxmlformats.org/officeDocument/2006/math" xmlns:v="urn:schemas-microsoft-com:vml" xmlns:wp="http://schemas.openxmlformats.org/drawingml/2006/wordprocessingDrawing" xmlns:w10="urn:schemas-microsoft-com:office:word" xmlns:w="http://schemas.openxmlformats.org/wordprocessingml/2006/main" xmlns:wne="http://schemas.microsoft.com/office/word/2006/wordml" xmlns:sl="http://schemas.openxmlformats.org/schemaLibrary/2006/main" xmlns:a="http://schemas.openxmlformats.org/drawingml/2006/main" xmlns:pic="http://schemas.openxmlformats.org/drawingml/2006/picture" xmlns:c="http://schemas.openxmlformats.org/drawingml/2006/chart" xmlns:lc="http://schemas.openxmlformats.org/drawingml/2006/lockedCanvas" xmlns:dgm="http://schemas.openxmlformats.org/drawingml/2006/diagram" xmlns:wps="http://schemas.microsoft.com/office/word/2010/wordprocessingShape" xmlns:wpg="http://schemas.microsoft.com/office/word/2010/wordprocessingGroup" xmlns:w14="http://schemas.microsoft.com/office/word/2010/wordml" xmlns:w15="http://schemas.microsoft.com/office/word/2012/wordml" xmlns:w16="http://schemas.microsoft.com/office/word/2018/wordml" xmlns:w16cex="http://schemas.microsoft.com/office/word/2018/wordml/cex" xmlns:w16cid="http://schemas.microsoft.com/office/word/2016/wordml/cid" xmlns="http://schemas.microsoft.com/office/tasks/2019/documenttasks" xmlns:cr="http://schemas.microsoft.com/office/comments/2020/reactions">
-  <w15:commentEx w15:paraId="00000261" w15:done="0"/>
-  <w15:commentEx w15:paraId="00000262" w15:done="0"/>
-  <w15:commentEx w15:paraId="00000263" w15:done="0"/>
-  <w15:commentEx w15:paraId="00000264" w15:done="0"/>
-  <w15:commentEx w15:paraId="00000265" w15:done="0"/>
-  <w15:commentEx w15:paraId="00000266" w15:done="0"/>
-  <w15:commentEx w15:paraId="00000267" w15:done="0"/>
-  <w15:commentEx w15:paraId="00000268" w15:done="0"/>
-</w15:commentsEx>
 </file>
 
 <file path=word/numbering.xml><?xml version="1.0" encoding="utf-8"?>
@@ -25223,7 +28755,7 @@
 
 <file path=customXML/item1.xml><?xml version="1.0" encoding="utf-8"?>
 <go:gDocsCustomXmlDataStorage xmlns:go="http://customooxmlschemas.google.com/" xmlns:r="http://schemas.openxmlformats.org/officeDocument/2006/relationships" uri="GoogleDocsCustomDataVersion2">
-  <go:docsCustomData xmlns:go="http://customooxmlschemas.google.com/" roundtripDataSignature="AMtx7mhWBsxefAKtZpWaYUPhqqtEMRWPSA==">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</go:docsCustomData>
+  <go:docsCustomData xmlns:go="http://customooxmlschemas.google.com/" roundtripDataSignature="AMtx7mgoMmmJlaPRZ7h27PmOqgJuiYYPHA==">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</go:docsCustomData>
 </go:gDocsCustomXmlDataStorage>
 </file>
 
